--- a/doc/guide/user/UserGuide.docx
+++ b/doc/guide/user/UserGuide.docx
@@ -7,7 +7,7 @@
         <w:pStyle w:val="Heading1"/>
         <w:jc w:val="center"/>
       </w:pPr>
-      <w:bookmarkStart w:id="0" w:name="_Toc166231151"/>
+      <w:bookmarkStart w:id="0" w:name="_Toc166318604"/>
       <w:proofErr w:type="spellStart"/>
       <w:r>
         <w:t>OAAppStore</w:t>
@@ -75,7 +75,7 @@
           <w:r>
             <w:fldChar w:fldCharType="separate"/>
           </w:r>
-          <w:hyperlink w:anchor="_Toc166231151" w:history="1">
+          <w:hyperlink w:anchor="_Toc166318604" w:history="1">
             <w:r>
               <w:rPr>
                 <w:rStyle w:val="Hyperlink"/>
@@ -102,7 +102,7 @@
                 <w:noProof/>
                 <w:webHidden/>
               </w:rPr>
-              <w:instrText xml:space="preserve"> PAGEREF _Toc166231151 \h </w:instrText>
+              <w:instrText xml:space="preserve"> PAGEREF _Toc166318604 \h </w:instrText>
             </w:r>
             <w:r>
               <w:rPr>
@@ -144,7 +144,7 @@
               <w:noProof/>
             </w:rPr>
           </w:pPr>
-          <w:hyperlink w:anchor="_Toc166231152" w:history="1">
+          <w:hyperlink w:anchor="_Toc166318605" w:history="1">
             <w:r>
               <w:rPr>
                 <w:rStyle w:val="Hyperlink"/>
@@ -171,7 +171,7 @@
                 <w:noProof/>
                 <w:webHidden/>
               </w:rPr>
-              <w:instrText xml:space="preserve"> PAGEREF _Toc166231152 \h </w:instrText>
+              <w:instrText xml:space="preserve"> PAGEREF _Toc166318605 \h </w:instrText>
             </w:r>
             <w:r>
               <w:rPr>
@@ -213,7 +213,7 @@
               <w:noProof/>
             </w:rPr>
           </w:pPr>
-          <w:hyperlink w:anchor="_Toc166231153" w:history="1">
+          <w:hyperlink w:anchor="_Toc166318606" w:history="1">
             <w:r>
               <w:rPr>
                 <w:rStyle w:val="Hyperlink"/>
@@ -240,7 +240,7 @@
                 <w:noProof/>
                 <w:webHidden/>
               </w:rPr>
-              <w:instrText xml:space="preserve"> PAGEREF _Toc166231153 \h </w:instrText>
+              <w:instrText xml:space="preserve"> PAGEREF _Toc166318606 \h </w:instrText>
             </w:r>
             <w:r>
               <w:rPr>
@@ -282,7 +282,7 @@
               <w:noProof/>
             </w:rPr>
           </w:pPr>
-          <w:hyperlink w:anchor="_Toc166231154" w:history="1">
+          <w:hyperlink w:anchor="_Toc166318607" w:history="1">
             <w:r>
               <w:rPr>
                 <w:rStyle w:val="Hyperlink"/>
@@ -309,7 +309,7 @@
                 <w:noProof/>
                 <w:webHidden/>
               </w:rPr>
-              <w:instrText xml:space="preserve"> PAGEREF _Toc166231154 \h </w:instrText>
+              <w:instrText xml:space="preserve"> PAGEREF _Toc166318607 \h </w:instrText>
             </w:r>
             <w:r>
               <w:rPr>
@@ -351,7 +351,7 @@
               <w:noProof/>
             </w:rPr>
           </w:pPr>
-          <w:hyperlink w:anchor="_Toc166231155" w:history="1">
+          <w:hyperlink w:anchor="_Toc166318608" w:history="1">
             <w:r>
               <w:rPr>
                 <w:rStyle w:val="Hyperlink"/>
@@ -378,7 +378,7 @@
                 <w:noProof/>
                 <w:webHidden/>
               </w:rPr>
-              <w:instrText xml:space="preserve"> PAGEREF _Toc166231155 \h </w:instrText>
+              <w:instrText xml:space="preserve"> PAGEREF _Toc166318608 \h </w:instrText>
             </w:r>
             <w:r>
               <w:rPr>
@@ -420,7 +420,7 @@
               <w:noProof/>
             </w:rPr>
           </w:pPr>
-          <w:hyperlink w:anchor="_Toc166231156" w:history="1">
+          <w:hyperlink w:anchor="_Toc166318609" w:history="1">
             <w:r>
               <w:rPr>
                 <w:rStyle w:val="Hyperlink"/>
@@ -447,7 +447,7 @@
                 <w:noProof/>
                 <w:webHidden/>
               </w:rPr>
-              <w:instrText xml:space="preserve"> PAGEREF _Toc166231156 \h </w:instrText>
+              <w:instrText xml:space="preserve"> PAGEREF _Toc166318609 \h </w:instrText>
             </w:r>
             <w:r>
               <w:rPr>
@@ -489,7 +489,7 @@
               <w:noProof/>
             </w:rPr>
           </w:pPr>
-          <w:hyperlink w:anchor="_Toc166231157" w:history="1">
+          <w:hyperlink w:anchor="_Toc166318610" w:history="1">
             <w:r>
               <w:rPr>
                 <w:rStyle w:val="Hyperlink"/>
@@ -516,7 +516,7 @@
                 <w:noProof/>
                 <w:webHidden/>
               </w:rPr>
-              <w:instrText xml:space="preserve"> PAGEREF _Toc166231157 \h </w:instrText>
+              <w:instrText xml:space="preserve"> PAGEREF _Toc166318610 \h </w:instrText>
             </w:r>
             <w:r>
               <w:rPr>
@@ -558,7 +558,7 @@
               <w:noProof/>
             </w:rPr>
           </w:pPr>
-          <w:hyperlink w:anchor="_Toc166231158" w:history="1">
+          <w:hyperlink w:anchor="_Toc166318611" w:history="1">
             <w:r>
               <w:rPr>
                 <w:rStyle w:val="Hyperlink"/>
@@ -585,7 +585,7 @@
                 <w:noProof/>
                 <w:webHidden/>
               </w:rPr>
-              <w:instrText xml:space="preserve"> PAGEREF _Toc166231158 \h </w:instrText>
+              <w:instrText xml:space="preserve"> PAGEREF _Toc166318611 \h </w:instrText>
             </w:r>
             <w:r>
               <w:rPr>
@@ -627,7 +627,7 @@
               <w:noProof/>
             </w:rPr>
           </w:pPr>
-          <w:hyperlink w:anchor="_Toc166231159" w:history="1">
+          <w:hyperlink w:anchor="_Toc166318612" w:history="1">
             <w:r>
               <w:rPr>
                 <w:rStyle w:val="Hyperlink"/>
@@ -654,7 +654,7 @@
                 <w:noProof/>
                 <w:webHidden/>
               </w:rPr>
-              <w:instrText xml:space="preserve"> PAGEREF _Toc166231159 \h </w:instrText>
+              <w:instrText xml:space="preserve"> PAGEREF _Toc166318612 \h </w:instrText>
             </w:r>
             <w:r>
               <w:rPr>
@@ -696,7 +696,7 @@
               <w:noProof/>
             </w:rPr>
           </w:pPr>
-          <w:hyperlink w:anchor="_Toc166231160" w:history="1">
+          <w:hyperlink w:anchor="_Toc166318613" w:history="1">
             <w:r>
               <w:rPr>
                 <w:rStyle w:val="Hyperlink"/>
@@ -723,7 +723,7 @@
                 <w:noProof/>
                 <w:webHidden/>
               </w:rPr>
-              <w:instrText xml:space="preserve"> PAGEREF _Toc166231160 \h </w:instrText>
+              <w:instrText xml:space="preserve"> PAGEREF _Toc166318613 \h </w:instrText>
             </w:r>
             <w:r>
               <w:rPr>
@@ -765,7 +765,7 @@
               <w:noProof/>
             </w:rPr>
           </w:pPr>
-          <w:hyperlink w:anchor="_Toc166231161" w:history="1">
+          <w:hyperlink w:anchor="_Toc166318614" w:history="1">
             <w:r>
               <w:rPr>
                 <w:rStyle w:val="Hyperlink"/>
@@ -792,7 +792,7 @@
                 <w:noProof/>
                 <w:webHidden/>
               </w:rPr>
-              <w:instrText xml:space="preserve"> PAGEREF _Toc166231161 \h </w:instrText>
+              <w:instrText xml:space="preserve"> PAGEREF _Toc166318614 \h </w:instrText>
             </w:r>
             <w:r>
               <w:rPr>
@@ -834,7 +834,7 @@
               <w:noProof/>
             </w:rPr>
           </w:pPr>
-          <w:hyperlink w:anchor="_Toc166231162" w:history="1">
+          <w:hyperlink w:anchor="_Toc166318615" w:history="1">
             <w:r>
               <w:rPr>
                 <w:rStyle w:val="Hyperlink"/>
@@ -861,7 +861,7 @@
                 <w:noProof/>
                 <w:webHidden/>
               </w:rPr>
-              <w:instrText xml:space="preserve"> PAGEREF _Toc166231162 \h </w:instrText>
+              <w:instrText xml:space="preserve"> PAGEREF _Toc166318615 \h </w:instrText>
             </w:r>
             <w:r>
               <w:rPr>
@@ -881,7 +881,7 @@
                 <w:noProof/>
                 <w:webHidden/>
               </w:rPr>
-              <w:t>19</w:t>
+              <w:t>20</w:t>
             </w:r>
             <w:r>
               <w:rPr>
@@ -903,7 +903,7 @@
               <w:noProof/>
             </w:rPr>
           </w:pPr>
-          <w:hyperlink w:anchor="_Toc166231163" w:history="1">
+          <w:hyperlink w:anchor="_Toc166318616" w:history="1">
             <w:r>
               <w:rPr>
                 <w:rStyle w:val="Hyperlink"/>
@@ -930,7 +930,7 @@
                 <w:noProof/>
                 <w:webHidden/>
               </w:rPr>
-              <w:instrText xml:space="preserve"> PAGEREF _Toc166231163 \h </w:instrText>
+              <w:instrText xml:space="preserve"> PAGEREF _Toc166318616 \h </w:instrText>
             </w:r>
             <w:r>
               <w:rPr>
@@ -972,7 +972,7 @@
               <w:noProof/>
             </w:rPr>
           </w:pPr>
-          <w:hyperlink w:anchor="_Toc166231164" w:history="1">
+          <w:hyperlink w:anchor="_Toc166318617" w:history="1">
             <w:r>
               <w:rPr>
                 <w:rStyle w:val="Hyperlink"/>
@@ -999,7 +999,7 @@
                 <w:noProof/>
                 <w:webHidden/>
               </w:rPr>
-              <w:instrText xml:space="preserve"> PAGEREF _Toc166231164 \h </w:instrText>
+              <w:instrText xml:space="preserve"> PAGEREF _Toc166318617 \h </w:instrText>
             </w:r>
             <w:r>
               <w:rPr>
@@ -1041,7 +1041,7 @@
               <w:noProof/>
             </w:rPr>
           </w:pPr>
-          <w:hyperlink w:anchor="_Toc166231165" w:history="1">
+          <w:hyperlink w:anchor="_Toc166318618" w:history="1">
             <w:r>
               <w:rPr>
                 <w:rStyle w:val="Hyperlink"/>
@@ -1068,7 +1068,7 @@
                 <w:noProof/>
                 <w:webHidden/>
               </w:rPr>
-              <w:instrText xml:space="preserve"> PAGEREF _Toc166231165 \h </w:instrText>
+              <w:instrText xml:space="preserve"> PAGEREF _Toc166318618 \h </w:instrText>
             </w:r>
             <w:r>
               <w:rPr>
@@ -1110,7 +1110,7 @@
               <w:noProof/>
             </w:rPr>
           </w:pPr>
-          <w:hyperlink w:anchor="_Toc166231166" w:history="1">
+          <w:hyperlink w:anchor="_Toc166318619" w:history="1">
             <w:r>
               <w:rPr>
                 <w:rStyle w:val="Hyperlink"/>
@@ -1137,7 +1137,7 @@
                 <w:noProof/>
                 <w:webHidden/>
               </w:rPr>
-              <w:instrText xml:space="preserve"> PAGEREF _Toc166231166 \h </w:instrText>
+              <w:instrText xml:space="preserve"> PAGEREF _Toc166318619 \h </w:instrText>
             </w:r>
             <w:r>
               <w:rPr>
@@ -1157,7 +1157,14 @@
                 <w:noProof/>
                 <w:webHidden/>
               </w:rPr>
-              <w:t>29</w:t>
+              <w:t>2</w:t>
+            </w:r>
+            <w:r>
+              <w:rPr>
+                <w:noProof/>
+                <w:webHidden/>
+              </w:rPr>
+              <w:t>9</w:t>
             </w:r>
             <w:r>
               <w:rPr>
@@ -1170,7 +1177,7 @@
         </w:p>
         <w:p>
           <w:pPr>
-            <w:pStyle w:val="TOC2"/>
+            <w:pStyle w:val="TOC3"/>
             <w:tabs>
               <w:tab w:val="right" w:leader="dot" w:pos="9350"/>
             </w:tabs>
@@ -1179,7 +1186,7 @@
               <w:noProof/>
             </w:rPr>
           </w:pPr>
-          <w:hyperlink w:anchor="_Toc166231167" w:history="1">
+          <w:hyperlink w:anchor="_Toc166318620" w:history="1">
             <w:r>
               <w:rPr>
                 <w:rStyle w:val="Hyperlink"/>
@@ -1206,7 +1213,7 @@
                 <w:noProof/>
                 <w:webHidden/>
               </w:rPr>
-              <w:instrText xml:space="preserve"> PAGEREF _Toc166231167 \h </w:instrText>
+              <w:instrText xml:space="preserve"> PAGEREF _Toc166318620 \h </w:instrText>
             </w:r>
             <w:r>
               <w:rPr>
@@ -1226,14 +1233,7 @@
                 <w:noProof/>
                 <w:webHidden/>
               </w:rPr>
-              <w:t>3</w:t>
-            </w:r>
-            <w:r>
-              <w:rPr>
-                <w:noProof/>
-                <w:webHidden/>
-              </w:rPr>
-              <w:t>0</w:t>
+              <w:t>30</w:t>
             </w:r>
             <w:r>
               <w:rPr>
@@ -1246,7 +1246,7 @@
         </w:p>
         <w:p>
           <w:pPr>
-            <w:pStyle w:val="TOC2"/>
+            <w:pStyle w:val="TOC3"/>
             <w:tabs>
               <w:tab w:val="right" w:leader="dot" w:pos="9350"/>
             </w:tabs>
@@ -1255,7 +1255,7 @@
               <w:noProof/>
             </w:rPr>
           </w:pPr>
-          <w:hyperlink w:anchor="_Toc166231168" w:history="1">
+          <w:hyperlink w:anchor="_Toc166318621" w:history="1">
             <w:r>
               <w:rPr>
                 <w:rStyle w:val="Hyperlink"/>
@@ -1282,7 +1282,7 @@
                 <w:noProof/>
                 <w:webHidden/>
               </w:rPr>
-              <w:instrText xml:space="preserve"> PAGEREF _Toc166231168 \h </w:instrText>
+              <w:instrText xml:space="preserve"> PAGEREF _Toc166318621 \h </w:instrText>
             </w:r>
             <w:r>
               <w:rPr>
@@ -1302,7 +1302,7 @@
                 <w:noProof/>
                 <w:webHidden/>
               </w:rPr>
-              <w:t>36</w:t>
+              <w:t>37</w:t>
             </w:r>
             <w:r>
               <w:rPr>
@@ -1315,7 +1315,7 @@
         </w:p>
         <w:p>
           <w:pPr>
-            <w:pStyle w:val="TOC2"/>
+            <w:pStyle w:val="TOC3"/>
             <w:tabs>
               <w:tab w:val="right" w:leader="dot" w:pos="9350"/>
             </w:tabs>
@@ -1324,7 +1324,7 @@
               <w:noProof/>
             </w:rPr>
           </w:pPr>
-          <w:hyperlink w:anchor="_Toc166231169" w:history="1">
+          <w:hyperlink w:anchor="_Toc166318622" w:history="1">
             <w:r>
               <w:rPr>
                 <w:rStyle w:val="Hyperlink"/>
@@ -1351,7 +1351,7 @@
                 <w:noProof/>
                 <w:webHidden/>
               </w:rPr>
-              <w:instrText xml:space="preserve"> PAGEREF _Toc166231169 \h </w:instrText>
+              <w:instrText xml:space="preserve"> PAGEREF _Toc166318622 \h </w:instrText>
             </w:r>
             <w:r>
               <w:rPr>
@@ -1651,7 +1651,7 @@
       <w:pPr>
         <w:pStyle w:val="Heading2"/>
       </w:pPr>
-      <w:bookmarkStart w:id="1" w:name="_Toc166231152"/>
+      <w:bookmarkStart w:id="1" w:name="_Toc166318605"/>
       <w:r>
         <w:lastRenderedPageBreak/>
         <w:t>Introduction</w:t>
@@ -1815,6 +1815,43 @@
       <w:pPr>
         <w:pStyle w:val="NoSpacing"/>
       </w:pPr>
+      <w:proofErr w:type="spellStart"/>
+      <w:r>
+        <w:t>OAAppStore</w:t>
+      </w:r>
+      <w:proofErr w:type="spellEnd"/>
+      <w:r>
+        <w:t xml:space="preserve"> is able to run as a server and allow other users to </w:t>
+      </w:r>
+      <w:proofErr w:type="gramStart"/>
+      <w:r>
+        <w:t>connect, and</w:t>
+      </w:r>
+      <w:proofErr w:type="gramEnd"/>
+      <w:r>
+        <w:t xml:space="preserve"> be given permissions to which Applications they are able to access.  </w:t>
+      </w:r>
+      <w:proofErr w:type="spellStart"/>
+      <w:r>
+        <w:t>OAAppStore</w:t>
+      </w:r>
+      <w:proofErr w:type="spellEnd"/>
+      <w:r>
+        <w:t xml:space="preserve"> can also be set up to create a hierarchy of </w:t>
+      </w:r>
+      <w:proofErr w:type="spellStart"/>
+      <w:r>
+        <w:t>AppStores</w:t>
+      </w:r>
+      <w:proofErr w:type="spellEnd"/>
+      <w:r>
+        <w:t xml:space="preserve"> to support larger projects and enterprises.</w:t>
+      </w:r>
+    </w:p>
+    <w:p>
+      <w:pPr>
+        <w:pStyle w:val="NoSpacing"/>
+      </w:pPr>
     </w:p>
     <w:p>
       <w:pPr>
@@ -1851,6 +1888,14 @@
       <w:r>
         <w:t>.</w:t>
       </w:r>
+      <w:r>
+        <w:t xml:space="preserve">  Please see the installation guide for more details.</w:t>
+      </w:r>
+    </w:p>
+    <w:p>
+      <w:pPr>
+        <w:pStyle w:val="NoSpacing"/>
+      </w:pPr>
     </w:p>
     <w:p>
       <w:pPr>
@@ -1870,8 +1915,13 @@
       </w:r>
       <w:proofErr w:type="gramEnd"/>
       <w:r>
-        <w:t xml:space="preserve"> and running other Applications.  </w:t>
-      </w:r>
+        <w:t xml:space="preserve"> and running other Applications. </w:t>
+      </w:r>
+    </w:p>
+    <w:p>
+      <w:pPr>
+        <w:pStyle w:val="NoSpacing"/>
+      </w:pPr>
     </w:p>
     <w:p>
       <w:proofErr w:type="spellStart"/>
@@ -1888,6 +1938,9 @@
       </w:r>
       <w:proofErr w:type="spellEnd"/>
       <w:r>
+        <w:t xml:space="preserve"> (see section for adding)</w:t>
+      </w:r>
+      <w:r>
         <w:t xml:space="preserve">, and applications created using </w:t>
       </w:r>
       <w:proofErr w:type="spellStart"/>
@@ -1912,7 +1965,7 @@
       <w:pPr>
         <w:pStyle w:val="Heading2"/>
       </w:pPr>
-      <w:bookmarkStart w:id="2" w:name="_Toc166231153"/>
+      <w:bookmarkStart w:id="2" w:name="_Toc166318606"/>
       <w:r>
         <w:t>Source code</w:t>
       </w:r>
@@ -2029,7 +2082,7 @@
           <w:rStyle w:val="Heading2Char"/>
         </w:rPr>
       </w:pPr>
-      <w:bookmarkStart w:id="3" w:name="_Toc166231154"/>
+      <w:bookmarkStart w:id="3" w:name="_Toc166318607"/>
       <w:r>
         <w:rPr>
           <w:rStyle w:val="Heading2Char"/>
@@ -2350,7 +2403,7 @@
       <w:pPr>
         <w:pStyle w:val="Heading2"/>
       </w:pPr>
-      <w:bookmarkStart w:id="4" w:name="_Toc166231155"/>
+      <w:bookmarkStart w:id="4" w:name="_Toc166318608"/>
       <w:r>
         <w:lastRenderedPageBreak/>
         <w:t>Program Installation location</w:t>
@@ -2580,7 +2633,7 @@
       <w:pPr>
         <w:pStyle w:val="Heading2"/>
       </w:pPr>
-      <w:bookmarkStart w:id="5" w:name="_Toc166231156"/>
+      <w:bookmarkStart w:id="5" w:name="_Toc166318609"/>
       <w:r>
         <w:t xml:space="preserve">Take a tour of </w:t>
       </w:r>
@@ -2624,7 +2677,7 @@
       <w:pPr>
         <w:pStyle w:val="Heading2"/>
       </w:pPr>
-      <w:bookmarkStart w:id="6" w:name="_Toc166231157"/>
+      <w:bookmarkStart w:id="6" w:name="_Toc166318610"/>
       <w:r>
         <w:t>Adding</w:t>
       </w:r>
@@ -2786,7 +2839,7 @@
       <w:pPr>
         <w:pStyle w:val="Heading3"/>
       </w:pPr>
-      <w:bookmarkStart w:id="7" w:name="_Toc166231158"/>
+      <w:bookmarkStart w:id="7" w:name="_Toc166318611"/>
       <w:r>
         <w:t>Create a new Application Type</w:t>
       </w:r>
@@ -3744,7 +3797,7 @@
       <w:pPr>
         <w:pStyle w:val="Heading3"/>
       </w:pPr>
-      <w:bookmarkStart w:id="8" w:name="_Toc166231159"/>
+      <w:bookmarkStart w:id="8" w:name="_Toc166318612"/>
       <w:r>
         <w:t>Give User permissions to run the new Application Type</w:t>
       </w:r>
@@ -4064,7 +4117,7 @@
       <w:pPr>
         <w:pStyle w:val="Heading3"/>
       </w:pPr>
-      <w:bookmarkStart w:id="9" w:name="_Toc166231160"/>
+      <w:bookmarkStart w:id="9" w:name="_Toc166318613"/>
       <w:r>
         <w:t>Select the Version to run.</w:t>
       </w:r>
@@ -4205,7 +4258,7 @@
       <w:pPr>
         <w:pStyle w:val="Heading3"/>
       </w:pPr>
-      <w:bookmarkStart w:id="10" w:name="_Toc166231161"/>
+      <w:bookmarkStart w:id="10" w:name="_Toc166318614"/>
       <w:r>
         <w:t xml:space="preserve">Run </w:t>
       </w:r>
@@ -4426,10 +4479,24 @@
     </w:p>
     <w:p>
       <w:pPr>
+        <w:rPr>
+          <w:rFonts w:asciiTheme="majorHAnsi" w:eastAsiaTheme="majorEastAsia" w:hAnsiTheme="majorHAnsi" w:cstheme="majorBidi"/>
+          <w:color w:val="2F5496" w:themeColor="accent1" w:themeShade="BF"/>
+          <w:sz w:val="26"/>
+          <w:szCs w:val="26"/>
+        </w:rPr>
+      </w:pPr>
+      <w:r>
+        <w:br w:type="page"/>
+      </w:r>
+    </w:p>
+    <w:p>
+      <w:pPr>
         <w:pStyle w:val="Heading2"/>
       </w:pPr>
-      <w:bookmarkStart w:id="11" w:name="_Toc166231162"/>
-      <w:r>
+      <w:bookmarkStart w:id="11" w:name="_Toc166318615"/>
+      <w:r>
+        <w:lastRenderedPageBreak/>
         <w:t xml:space="preserve">Adding </w:t>
       </w:r>
       <w:proofErr w:type="spellStart"/>
@@ -4527,10 +4594,10 @@
       </w:r>
       <w:proofErr w:type="spellEnd"/>
       <w:r>
-        <w:t xml:space="preserve"> project</w:t>
-      </w:r>
-      <w:r>
-        <w:t xml:space="preserve"> as a “template”</w:t>
+        <w:t xml:space="preserve"> projec</w:t>
+      </w:r>
+      <w:r>
+        <w:t>t</w:t>
       </w:r>
       <w:r>
         <w:t>.</w:t>
@@ -4586,7 +4653,6 @@
         <w:rPr>
           <w:noProof/>
         </w:rPr>
-        <w:lastRenderedPageBreak/>
         <w:drawing>
           <wp:inline distT="0" distB="0" distL="0" distR="0" wp14:anchorId="10CF65C5" wp14:editId="3D43A2BD">
             <wp:extent cx="5943600" cy="3330575"/>
@@ -4648,7 +4714,7 @@
       <w:pPr>
         <w:pStyle w:val="Heading3"/>
       </w:pPr>
-      <w:bookmarkStart w:id="12" w:name="_Toc166231163"/>
+      <w:bookmarkStart w:id="12" w:name="_Toc166318616"/>
       <w:r>
         <w:t>Create a new Application Type</w:t>
       </w:r>
@@ -4658,6 +4724,22 @@
       <w:pPr>
         <w:pStyle w:val="NoSpacing"/>
       </w:pPr>
+    </w:p>
+    <w:p>
+      <w:pPr>
+        <w:pStyle w:val="NoSpacing"/>
+      </w:pPr>
+      <w:r>
+        <w:t>The first step is to add a new Application Type “</w:t>
+      </w:r>
+      <w:proofErr w:type="spellStart"/>
+      <w:r>
+        <w:t>OATemplate</w:t>
+      </w:r>
+      <w:proofErr w:type="spellEnd"/>
+      <w:r>
+        <w:t>”</w:t>
+      </w:r>
     </w:p>
     <w:p>
       <w:pPr>
@@ -5039,7 +5121,16 @@
         <w:pStyle w:val="NoSpacing"/>
       </w:pPr>
       <w:r>
-        <w:t xml:space="preserve">This has now added the </w:t>
+        <w:t>T</w:t>
+      </w:r>
+      <w:r>
+        <w:t xml:space="preserve">his </w:t>
+      </w:r>
+      <w:r>
+        <w:t xml:space="preserve">has </w:t>
+      </w:r>
+      <w:r>
+        <w:t xml:space="preserve">added the </w:t>
       </w:r>
       <w:proofErr w:type="spellStart"/>
       <w:r>
@@ -5073,7 +5164,13 @@
         <w:pStyle w:val="NoSpacing"/>
       </w:pPr>
       <w:r>
-        <w:t xml:space="preserve">The next step is to get the latest version of </w:t>
+        <w:t>Now that the Application Type has been create</w:t>
+      </w:r>
+      <w:r>
+        <w:t>, t</w:t>
+      </w:r>
+      <w:r>
+        <w:t xml:space="preserve">he next step is to get the latest version of </w:t>
       </w:r>
       <w:proofErr w:type="spellStart"/>
       <w:r>
@@ -5416,7 +5513,13 @@
         <w:pStyle w:val="NoSpacing"/>
       </w:pPr>
       <w:r>
-        <w:t>Files will be downloaded and able to run the program.  Click “Ok” to close.</w:t>
+        <w:t xml:space="preserve">Files </w:t>
+      </w:r>
+      <w:r>
+        <w:t>are now</w:t>
+      </w:r>
+      <w:r>
+        <w:t xml:space="preserve"> downloaded.  Click “Ok” to close.</w:t>
       </w:r>
     </w:p>
     <w:p>
@@ -5438,11 +5541,21 @@
       <w:pPr>
         <w:pStyle w:val="Heading3"/>
       </w:pPr>
-      <w:bookmarkStart w:id="13" w:name="_Toc166231164"/>
+      <w:bookmarkStart w:id="13" w:name="_Toc166318617"/>
       <w:r>
         <w:t>Give User permissions to run the new Application Type</w:t>
       </w:r>
       <w:bookmarkEnd w:id="13"/>
+    </w:p>
+    <w:p>
+      <w:pPr>
+        <w:pStyle w:val="NoSpacing"/>
+      </w:pPr>
+    </w:p>
+    <w:p>
+      <w:pPr>
+        <w:pStyle w:val="NoSpacing"/>
+      </w:pPr>
     </w:p>
     <w:p>
       <w:pPr>
@@ -5800,7 +5913,7 @@
       <w:pPr>
         <w:pStyle w:val="Heading3"/>
       </w:pPr>
-      <w:bookmarkStart w:id="14" w:name="_Toc166231165"/>
+      <w:bookmarkStart w:id="14" w:name="_Toc166318618"/>
       <w:r>
         <w:t>Select the Version to run.</w:t>
       </w:r>
@@ -5973,7 +6086,7 @@
       <w:pPr>
         <w:pStyle w:val="Heading3"/>
       </w:pPr>
-      <w:bookmarkStart w:id="15" w:name="_Toc166231166"/>
+      <w:bookmarkStart w:id="15" w:name="_Toc166318619"/>
       <w:r>
         <w:t xml:space="preserve">Run </w:t>
       </w:r>
@@ -6106,9 +6219,9 @@
     </w:p>
     <w:p>
       <w:pPr>
-        <w:pStyle w:val="Heading2"/>
-      </w:pPr>
-      <w:bookmarkStart w:id="16" w:name="_Toc166231167"/>
+        <w:pStyle w:val="Heading3"/>
+      </w:pPr>
+      <w:bookmarkStart w:id="16" w:name="_Toc166318620"/>
       <w:r>
         <w:t>Setting up Environments</w:t>
       </w:r>
@@ -6625,33 +6738,39 @@
         <w:pStyle w:val="NoSpacing"/>
       </w:pPr>
       <w:r>
-        <w:t>Select the user of the Application (not required)</w:t>
-      </w:r>
-    </w:p>
-    <w:p>
-      <w:pPr>
-        <w:pStyle w:val="NoSpacing"/>
-      </w:pPr>
-    </w:p>
-    <w:p>
-      <w:pPr>
-        <w:pStyle w:val="NoSpacing"/>
-      </w:pPr>
-    </w:p>
-    <w:p>
-      <w:pPr>
-        <w:pStyle w:val="NoSpacing"/>
-      </w:pPr>
-    </w:p>
-    <w:p>
-      <w:pPr>
-        <w:pStyle w:val="NoSpacing"/>
-      </w:pPr>
+        <w:t>Select the user of the Application</w:t>
+      </w:r>
+      <w:r>
+        <w:t>.</w:t>
+      </w:r>
+    </w:p>
+    <w:p>
+      <w:pPr>
+        <w:pStyle w:val="NoSpacing"/>
+      </w:pPr>
+    </w:p>
+    <w:p>
+      <w:pPr>
+        <w:pStyle w:val="NoSpacing"/>
+      </w:pPr>
+    </w:p>
+    <w:p>
+      <w:pPr>
+        <w:pStyle w:val="NoSpacing"/>
+      </w:pPr>
+    </w:p>
+    <w:p>
+      <w:pPr>
+        <w:pStyle w:val="NoSpacing"/>
+      </w:pPr>
+      <w:r>
+        <w:lastRenderedPageBreak/>
+        <w:t>Add an Application to the Server.</w:t>
+      </w:r>
       <w:r>
         <w:rPr>
           <w:noProof/>
         </w:rPr>
-        <w:lastRenderedPageBreak/>
         <w:drawing>
           <wp:inline distT="0" distB="0" distL="0" distR="0" wp14:anchorId="7F66FA43" wp14:editId="4A9FF42A">
             <wp:extent cx="5943600" cy="4018280"/>
@@ -6697,17 +6816,84 @@
     <w:p>
       <w:pPr>
         <w:pStyle w:val="NoSpacing"/>
-      </w:pPr>
-    </w:p>
-    <w:p>
-      <w:pPr>
-        <w:pStyle w:val="NoSpacing"/>
-      </w:pPr>
-    </w:p>
-    <w:p>
-      <w:pPr>
-        <w:pStyle w:val="NoSpacing"/>
-      </w:pPr>
+        <w:numPr>
+          <w:ilvl w:val="0"/>
+          <w:numId w:val="14"/>
+        </w:numPr>
+      </w:pPr>
+      <w:r>
+        <w:t>Select the Applications tab</w:t>
+      </w:r>
+    </w:p>
+    <w:p>
+      <w:pPr>
+        <w:pStyle w:val="NoSpacing"/>
+        <w:numPr>
+          <w:ilvl w:val="0"/>
+          <w:numId w:val="14"/>
+        </w:numPr>
+      </w:pPr>
+      <w:r>
+        <w:t>Select “Add” button</w:t>
+      </w:r>
+    </w:p>
+    <w:p>
+      <w:pPr>
+        <w:pStyle w:val="NoSpacing"/>
+        <w:numPr>
+          <w:ilvl w:val="0"/>
+          <w:numId w:val="14"/>
+        </w:numPr>
+      </w:pPr>
+      <w:r>
+        <w:t xml:space="preserve">Choose </w:t>
+      </w:r>
+      <w:proofErr w:type="spellStart"/>
+      <w:r>
+        <w:t>OATemplate</w:t>
+      </w:r>
+      <w:proofErr w:type="spellEnd"/>
+    </w:p>
+    <w:p>
+      <w:pPr>
+        <w:pStyle w:val="NoSpacing"/>
+        <w:numPr>
+          <w:ilvl w:val="0"/>
+          <w:numId w:val="14"/>
+        </w:numPr>
+      </w:pPr>
+      <w:r>
+        <w:t xml:space="preserve">Click the “Ok” button to add the </w:t>
+      </w:r>
+      <w:proofErr w:type="spellStart"/>
+      <w:r>
+        <w:t>OATemplate</w:t>
+      </w:r>
+      <w:proofErr w:type="spellEnd"/>
+    </w:p>
+    <w:p>
+      <w:pPr>
+        <w:pStyle w:val="NoSpacing"/>
+      </w:pPr>
+    </w:p>
+    <w:p>
+      <w:pPr>
+        <w:pStyle w:val="NoSpacing"/>
+      </w:pPr>
+    </w:p>
+    <w:p>
+      <w:pPr>
+        <w:pStyle w:val="NoSpacing"/>
+        <w:rPr>
+          <w:noProof/>
+        </w:rPr>
+      </w:pPr>
+      <w:r>
+        <w:rPr>
+          <w:noProof/>
+        </w:rPr>
+        <w:t>Add additional information about OATemplate for this Server.</w:t>
+      </w:r>
     </w:p>
     <w:p>
       <w:pPr>
@@ -6758,23 +6944,62 @@
     <w:p>
       <w:pPr>
         <w:pStyle w:val="NoSpacing"/>
-      </w:pPr>
-    </w:p>
-    <w:p>
-      <w:pPr>
-        <w:pStyle w:val="NoSpacing"/>
-      </w:pPr>
-    </w:p>
-    <w:p>
-      <w:pPr>
-        <w:pStyle w:val="NoSpacing"/>
-      </w:pPr>
-    </w:p>
-    <w:p>
-      <w:pPr>
-        <w:pStyle w:val="Heading2"/>
-      </w:pPr>
-      <w:bookmarkStart w:id="17" w:name="_Toc166231168"/>
+        <w:numPr>
+          <w:ilvl w:val="0"/>
+          <w:numId w:val="15"/>
+        </w:numPr>
+      </w:pPr>
+      <w:r>
+        <w:t>Select the Server from the Environments navigation pane</w:t>
+      </w:r>
+    </w:p>
+    <w:p>
+      <w:pPr>
+        <w:pStyle w:val="NoSpacing"/>
+        <w:numPr>
+          <w:ilvl w:val="0"/>
+          <w:numId w:val="15"/>
+        </w:numPr>
+      </w:pPr>
+      <w:r>
+        <w:t>Select “</w:t>
+      </w:r>
+      <w:proofErr w:type="spellStart"/>
+      <w:r>
+        <w:t>OATemplate</w:t>
+      </w:r>
+      <w:proofErr w:type="spellEnd"/>
+      <w:r>
+        <w:t>”</w:t>
+      </w:r>
+    </w:p>
+    <w:p>
+      <w:pPr>
+        <w:pStyle w:val="NoSpacing"/>
+        <w:numPr>
+          <w:ilvl w:val="0"/>
+          <w:numId w:val="15"/>
+        </w:numPr>
+      </w:pPr>
+      <w:r>
+        <w:t>Click on the “Details” button</w:t>
+      </w:r>
+    </w:p>
+    <w:p>
+      <w:pPr>
+        <w:pStyle w:val="NoSpacing"/>
+      </w:pPr>
+    </w:p>
+    <w:p>
+      <w:pPr>
+        <w:pStyle w:val="NoSpacing"/>
+      </w:pPr>
+    </w:p>
+    <w:p>
+      <w:pPr>
+        <w:pStyle w:val="Heading3"/>
+      </w:pPr>
+      <w:bookmarkStart w:id="17" w:name="_Toc166318621"/>
       <w:r>
         <w:t xml:space="preserve">Running </w:t>
       </w:r>
@@ -6843,9 +7068,58 @@
       <w:pPr>
         <w:pStyle w:val="NoSpacing"/>
       </w:pPr>
-      <w:r>
-        <w:t>Fill out information and Run as Server</w:t>
-      </w:r>
+    </w:p>
+    <w:p>
+      <w:pPr>
+        <w:pStyle w:val="NoSpacing"/>
+        <w:numPr>
+          <w:ilvl w:val="0"/>
+          <w:numId w:val="16"/>
+        </w:numPr>
+      </w:pPr>
+      <w:r>
+        <w:t>Fill out information</w:t>
+      </w:r>
+    </w:p>
+    <w:p>
+      <w:pPr>
+        <w:pStyle w:val="NoSpacing"/>
+        <w:numPr>
+          <w:ilvl w:val="0"/>
+          <w:numId w:val="16"/>
+        </w:numPr>
+      </w:pPr>
+      <w:r>
+        <w:t>Click the “</w:t>
+      </w:r>
+      <w:r>
+        <w:t>Run</w:t>
+      </w:r>
+      <w:r>
+        <w:t xml:space="preserve">” button to run </w:t>
+      </w:r>
+      <w:proofErr w:type="spellStart"/>
+      <w:r>
+        <w:t>OATemplate</w:t>
+      </w:r>
+      <w:proofErr w:type="spellEnd"/>
+      <w:r>
+        <w:t xml:space="preserve"> as </w:t>
+      </w:r>
+      <w:r>
+        <w:t xml:space="preserve">a </w:t>
+      </w:r>
+      <w:r>
+        <w:t>Server</w:t>
+      </w:r>
+      <w:r>
+        <w:t xml:space="preserve"> Application.</w:t>
+      </w:r>
+    </w:p>
+    <w:p>
+      <w:pPr>
+        <w:pStyle w:val="NoSpacing"/>
+      </w:pPr>
     </w:p>
     <w:p>
       <w:pPr>
@@ -6912,8 +7186,48 @@
       <w:pPr>
         <w:pStyle w:val="NoSpacing"/>
       </w:pPr>
-      <w:r>
-        <w:t>Run server</w:t>
+    </w:p>
+    <w:p>
+      <w:pPr>
+        <w:pStyle w:val="NoSpacing"/>
+      </w:pPr>
+      <w:r>
+        <w:t xml:space="preserve">The display window will show </w:t>
+      </w:r>
+      <w:r>
+        <w:t>the console display area.</w:t>
+      </w:r>
+    </w:p>
+    <w:p>
+      <w:pPr>
+        <w:pStyle w:val="NoSpacing"/>
+        <w:numPr>
+          <w:ilvl w:val="0"/>
+          <w:numId w:val="17"/>
+        </w:numPr>
+      </w:pPr>
+      <w:r>
+        <w:t>This shows that the process “</w:t>
+      </w:r>
+      <w:proofErr w:type="spellStart"/>
+      <w:r>
+        <w:t>isAlive</w:t>
+      </w:r>
+      <w:proofErr w:type="spellEnd"/>
+      <w:r>
+        <w:t>” and running.</w:t>
+      </w:r>
+    </w:p>
+    <w:p>
+      <w:pPr>
+        <w:pStyle w:val="NoSpacing"/>
+        <w:numPr>
+          <w:ilvl w:val="0"/>
+          <w:numId w:val="17"/>
+        </w:numPr>
+      </w:pPr>
+      <w:r>
+        <w:t>Close this window.</w:t>
       </w:r>
     </w:p>
     <w:p>
@@ -6976,6 +7290,11 @@
       <w:pPr>
         <w:pStyle w:val="NoSpacing"/>
       </w:pPr>
+    </w:p>
+    <w:p>
+      <w:pPr>
+        <w:pStyle w:val="NoSpacing"/>
+      </w:pPr>
       <w:proofErr w:type="spellStart"/>
       <w:r>
         <w:t>OATemplate</w:t>
@@ -6989,6 +7308,70 @@
       <w:pPr>
         <w:pStyle w:val="NoSpacing"/>
       </w:pPr>
+    </w:p>
+    <w:p>
+      <w:pPr>
+        <w:pStyle w:val="NoSpacing"/>
+      </w:pPr>
+    </w:p>
+    <w:p>
+      <w:pPr>
+        <w:rPr>
+          <w:rFonts w:asciiTheme="majorHAnsi" w:eastAsiaTheme="majorEastAsia" w:hAnsiTheme="majorHAnsi" w:cstheme="majorBidi"/>
+          <w:color w:val="2F5496" w:themeColor="accent1" w:themeShade="BF"/>
+          <w:sz w:val="26"/>
+          <w:szCs w:val="26"/>
+        </w:rPr>
+      </w:pPr>
+      <w:r>
+        <w:br w:type="page"/>
+      </w:r>
+    </w:p>
+    <w:p>
+      <w:pPr>
+        <w:pStyle w:val="NoSpacing"/>
+      </w:pPr>
+    </w:p>
+    <w:p>
+      <w:pPr>
+        <w:pStyle w:val="NoSpacing"/>
+      </w:pPr>
+      <w:r>
+        <w:t>You should now see “</w:t>
+      </w:r>
+      <w:proofErr w:type="spellStart"/>
+      <w:r>
+        <w:t>OATemplate</w:t>
+      </w:r>
+      <w:proofErr w:type="spellEnd"/>
+      <w:r>
+        <w:t xml:space="preserve">” under “My Server Apps”.  </w:t>
+      </w:r>
+      <w:r>
+        <w:t xml:space="preserve">This was set up in the previous task.  </w:t>
+      </w:r>
+    </w:p>
+    <w:p>
+      <w:pPr>
+        <w:pStyle w:val="NoSpacing"/>
+      </w:pPr>
+      <w:r>
+        <w:t>If it does not show, make sure that you selected your user (de</w:t>
+      </w:r>
+      <w:r>
+        <w:t>f</w:t>
+      </w:r>
+      <w:r>
+        <w:t xml:space="preserve">ault is “admin”) for the Server that was set up in the previous task above when adding </w:t>
+      </w:r>
+      <w:proofErr w:type="spellStart"/>
+      <w:r>
+        <w:t>OATemplate</w:t>
+      </w:r>
+      <w:proofErr w:type="spellEnd"/>
+      <w:r>
+        <w:t xml:space="preserve"> as a Server application.</w:t>
+      </w:r>
     </w:p>
     <w:p>
       <w:pPr>
@@ -7008,7 +7391,6 @@
         <w:rPr>
           <w:noProof/>
         </w:rPr>
-        <w:lastRenderedPageBreak/>
         <w:drawing>
           <wp:inline distT="0" distB="0" distL="0" distR="0" wp14:anchorId="108F3F65" wp14:editId="0819EB25">
             <wp:extent cx="5943600" cy="4010025"/>
@@ -7054,37 +7436,134 @@
     <w:p>
       <w:pPr>
         <w:pStyle w:val="NoSpacing"/>
-      </w:pPr>
-    </w:p>
-    <w:p>
-      <w:pPr>
-        <w:pStyle w:val="NoSpacing"/>
-      </w:pPr>
-    </w:p>
-    <w:p>
-      <w:pPr>
-        <w:pStyle w:val="NoSpacing"/>
-      </w:pPr>
-    </w:p>
-    <w:p>
-      <w:pPr>
-        <w:pStyle w:val="NoSpacing"/>
-      </w:pPr>
-    </w:p>
-    <w:p>
-      <w:pPr>
-        <w:pStyle w:val="NoSpacing"/>
-      </w:pPr>
-    </w:p>
-    <w:p>
-      <w:pPr>
-        <w:pStyle w:val="NoSpacing"/>
-      </w:pPr>
-    </w:p>
-    <w:p>
-      <w:pPr>
-        <w:pStyle w:val="NoSpacing"/>
-      </w:pPr>
+        <w:numPr>
+          <w:ilvl w:val="0"/>
+          <w:numId w:val="18"/>
+        </w:numPr>
+      </w:pPr>
+      <w:r>
+        <w:t>Go to “My Apps”</w:t>
+      </w:r>
+    </w:p>
+    <w:p>
+      <w:pPr>
+        <w:pStyle w:val="NoSpacing"/>
+        <w:numPr>
+          <w:ilvl w:val="0"/>
+          <w:numId w:val="18"/>
+        </w:numPr>
+      </w:pPr>
+      <w:r>
+        <w:t>Verify that “</w:t>
+      </w:r>
+      <w:proofErr w:type="spellStart"/>
+      <w:r>
+        <w:t>OATemplate</w:t>
+      </w:r>
+      <w:proofErr w:type="spellEnd"/>
+      <w:r>
+        <w:t xml:space="preserve">” is showing as an </w:t>
+      </w:r>
+      <w:proofErr w:type="gramStart"/>
+      <w:r>
+        <w:t>Application</w:t>
+      </w:r>
+      <w:proofErr w:type="gramEnd"/>
+      <w:r>
+        <w:t xml:space="preserve"> running on your Server.</w:t>
+      </w:r>
+    </w:p>
+    <w:p>
+      <w:pPr>
+        <w:pStyle w:val="NoSpacing"/>
+      </w:pPr>
+      <w:r>
+        <w:t xml:space="preserve">The “Client Apps” tab will show </w:t>
+      </w:r>
+      <w:proofErr w:type="spellStart"/>
+      <w:r>
+        <w:t>OATemplate</w:t>
+      </w:r>
+      <w:proofErr w:type="spellEnd"/>
+      <w:r>
+        <w:t xml:space="preserve"> Clients that are connected (/running).</w:t>
+      </w:r>
+    </w:p>
+    <w:p>
+      <w:pPr>
+        <w:pStyle w:val="NoSpacing"/>
+      </w:pPr>
+    </w:p>
+    <w:p>
+      <w:pPr>
+        <w:pStyle w:val="NoSpacing"/>
+      </w:pPr>
+    </w:p>
+    <w:p>
+      <w:pPr>
+        <w:pStyle w:val="NoSpacing"/>
+      </w:pPr>
+    </w:p>
+    <w:p>
+      <w:pPr>
+        <w:pStyle w:val="NoSpacing"/>
+      </w:pPr>
+    </w:p>
+    <w:p>
+      <w:pPr>
+        <w:pStyle w:val="Heading3"/>
+      </w:pPr>
+      <w:bookmarkStart w:id="18" w:name="_Toc166318622"/>
+      <w:r>
+        <w:t xml:space="preserve">Running </w:t>
+      </w:r>
+      <w:proofErr w:type="spellStart"/>
+      <w:r>
+        <w:t>OATemplate</w:t>
+      </w:r>
+      <w:proofErr w:type="spellEnd"/>
+      <w:r>
+        <w:t xml:space="preserve"> as Client to connect to Server</w:t>
+      </w:r>
+      <w:bookmarkEnd w:id="18"/>
+    </w:p>
+    <w:p>
+      <w:pPr>
+        <w:pStyle w:val="NoSpacing"/>
+      </w:pPr>
+    </w:p>
+    <w:p>
+      <w:pPr>
+        <w:pStyle w:val="NoSpacing"/>
+      </w:pPr>
+      <w:r>
+        <w:t xml:space="preserve">Now that we have </w:t>
+      </w:r>
+      <w:proofErr w:type="spellStart"/>
+      <w:r>
+        <w:t>OATemplate</w:t>
+      </w:r>
+      <w:proofErr w:type="spellEnd"/>
+      <w:r>
+        <w:t xml:space="preserve"> running </w:t>
+      </w:r>
+      <w:r>
+        <w:t>on a</w:t>
+      </w:r>
+      <w:r>
+        <w:t xml:space="preserve"> Server, we will connect to it using </w:t>
+      </w:r>
+      <w:proofErr w:type="spellStart"/>
+      <w:r>
+        <w:t>OATemplate</w:t>
+      </w:r>
+      <w:proofErr w:type="spellEnd"/>
+      <w:r>
+        <w:t xml:space="preserve"> </w:t>
+      </w:r>
+      <w:r>
+        <w:t>client.</w:t>
+      </w:r>
     </w:p>
     <w:p>
       <w:pPr>
@@ -7152,28 +7631,6 @@
       <w:pPr>
         <w:pStyle w:val="NoSpacing"/>
       </w:pPr>
-    </w:p>
-    <w:p>
-      <w:pPr>
-        <w:pStyle w:val="Heading2"/>
-      </w:pPr>
-      <w:bookmarkStart w:id="18" w:name="_Toc166231169"/>
-      <w:r>
-        <w:lastRenderedPageBreak/>
-        <w:t xml:space="preserve">Running </w:t>
-      </w:r>
-      <w:proofErr w:type="spellStart"/>
-      <w:r>
-        <w:t>OATemplate</w:t>
-      </w:r>
-      <w:proofErr w:type="spellEnd"/>
-      <w:r>
-        <w:t xml:space="preserve"> as </w:t>
-      </w:r>
-      <w:r>
-        <w:t>Client to connect to Server</w:t>
-      </w:r>
-      <w:bookmarkEnd w:id="18"/>
     </w:p>
     <w:p>
       <w:pPr>
@@ -7243,17 +7700,92 @@
     <w:p>
       <w:pPr>
         <w:pStyle w:val="NoSpacing"/>
-      </w:pPr>
-    </w:p>
-    <w:p>
-      <w:pPr>
-        <w:pStyle w:val="NoSpacing"/>
-      </w:pPr>
-    </w:p>
-    <w:p>
-      <w:pPr>
-        <w:pStyle w:val="NoSpacing"/>
-      </w:pPr>
+        <w:numPr>
+          <w:ilvl w:val="0"/>
+          <w:numId w:val="19"/>
+        </w:numPr>
+      </w:pPr>
+      <w:r>
+        <w:t xml:space="preserve">From “My Client Apps”, </w:t>
+      </w:r>
+      <w:proofErr w:type="spellStart"/>
+      <w:r>
+        <w:t>clike</w:t>
+      </w:r>
+      <w:proofErr w:type="spellEnd"/>
+      <w:r>
+        <w:t xml:space="preserve"> on “Client Apps’</w:t>
+      </w:r>
+    </w:p>
+    <w:p>
+      <w:pPr>
+        <w:pStyle w:val="NoSpacing"/>
+        <w:numPr>
+          <w:ilvl w:val="0"/>
+          <w:numId w:val="19"/>
+        </w:numPr>
+      </w:pPr>
+      <w:r>
+        <w:t>Click the “Add” button to popup list.</w:t>
+      </w:r>
+    </w:p>
+    <w:p>
+      <w:pPr>
+        <w:pStyle w:val="NoSpacing"/>
+        <w:numPr>
+          <w:ilvl w:val="0"/>
+          <w:numId w:val="19"/>
+        </w:numPr>
+      </w:pPr>
+      <w:r>
+        <w:t>Select the Server application.</w:t>
+      </w:r>
+    </w:p>
+    <w:p>
+      <w:pPr>
+        <w:pStyle w:val="NoSpacing"/>
+        <w:numPr>
+          <w:ilvl w:val="0"/>
+          <w:numId w:val="19"/>
+        </w:numPr>
+      </w:pPr>
+      <w:r>
+        <w:t>Click “Ok” to add to your Client Apps</w:t>
+      </w:r>
+    </w:p>
+    <w:p>
+      <w:pPr>
+        <w:pStyle w:val="NoSpacing"/>
+      </w:pPr>
+    </w:p>
+    <w:p>
+      <w:pPr>
+        <w:pStyle w:val="NoSpacing"/>
+      </w:pPr>
+    </w:p>
+    <w:p>
+      <w:pPr>
+        <w:pStyle w:val="NoSpacing"/>
+      </w:pPr>
+    </w:p>
+    <w:p>
+      <w:pPr>
+        <w:pStyle w:val="NoSpacing"/>
+      </w:pPr>
+    </w:p>
+    <w:p>
+      <w:pPr>
+        <w:pStyle w:val="NoSpacing"/>
+        <w:rPr>
+          <w:noProof/>
+        </w:rPr>
+      </w:pPr>
+      <w:r>
+        <w:rPr>
+          <w:noProof/>
+        </w:rPr>
+        <w:t>Now we are able to run OATemplate, have it login to the Server.</w:t>
+      </w:r>
     </w:p>
     <w:p>
       <w:pPr>
@@ -7309,7 +7841,45 @@
     <w:p>
       <w:pPr>
         <w:pStyle w:val="NoSpacing"/>
-      </w:pPr>
+        <w:numPr>
+          <w:ilvl w:val="0"/>
+          <w:numId w:val="20"/>
+        </w:numPr>
+      </w:pPr>
+      <w:r>
+        <w:t>From “My Client Apps”</w:t>
+      </w:r>
+      <w:r>
+        <w:t>, choose “</w:t>
+      </w:r>
+      <w:proofErr w:type="spellStart"/>
+      <w:r>
+        <w:t>OATemplate</w:t>
+      </w:r>
+      <w:proofErr w:type="spellEnd"/>
+      <w:r>
+        <w:t>”</w:t>
+      </w:r>
+    </w:p>
+    <w:p>
+      <w:pPr>
+        <w:pStyle w:val="NoSpacing"/>
+        <w:numPr>
+          <w:ilvl w:val="0"/>
+          <w:numId w:val="20"/>
+        </w:numPr>
+      </w:pPr>
+      <w:r>
+        <w:t xml:space="preserve">Click on the “Run” button to launch </w:t>
+      </w:r>
+      <w:proofErr w:type="spellStart"/>
+      <w:r>
+        <w:t>OATemplate</w:t>
+      </w:r>
+      <w:proofErr w:type="spellEnd"/>
+      <w:r>
+        <w:t xml:space="preserve"> and display login window.</w:t>
+      </w:r>
     </w:p>
     <w:p>
       <w:pPr>
@@ -7366,6 +7936,9 @@
       <w:pPr>
         <w:pStyle w:val="NoSpacing"/>
       </w:pPr>
+      <w:r>
+        <w:t>This shows the console</w:t>
+      </w:r>
     </w:p>
     <w:p>
       <w:pPr>
@@ -7837,6 +8410,178 @@
 <file path=word/numbering.xml><?xml version="1.0" encoding="utf-8"?>
 <w:numbering xmlns:wpc="http://schemas.microsoft.com/office/word/2010/wordprocessingCanvas" xmlns:cx="http://schemas.microsoft.com/office/drawing/2014/chartex" xmlns:cx1="http://schemas.microsoft.com/office/drawing/2015/9/8/chartex" xmlns:cx2="http://schemas.microsoft.com/office/drawing/2015/10/21/chartex" xmlns:cx3="http://schemas.microsoft.com/office/drawing/2016/5/9/chartex" xmlns:cx4="http://schemas.microsoft.com/office/drawing/2016/5/10/chartex" xmlns:cx5="http://schemas.microsoft.com/office/drawing/2016/5/11/chartex" xmlns:cx6="http://schemas.microsoft.com/office/drawing/2016/5/12/chartex" xmlns:cx7="http://schemas.microsoft.com/office/drawing/2016/5/13/chartex" xmlns:cx8="http://schemas.microsoft.com/office/drawing/2016/5/14/chartex" xmlns:mc="http://schemas.openxmlformats.org/markup-compatibility/2006" xmlns:aink="http://schemas.microsoft.com/office/drawing/2016/ink" xmlns:am3d="http://schemas.microsoft.com/office/drawing/2017/model3d" xmlns:o="urn:schemas-microsoft-com:office:office" xmlns:oel="http://schemas.microsoft.com/office/2019/extlst" xmlns:r="http://schemas.openxmlformats.org/officeDocument/2006/relationships" xmlns:m="http://schemas.openxmlformats.org/officeDocument/2006/math" xmlns:v="urn:schemas-microsoft-com:vml" xmlns:wp14="http://schemas.microsoft.com/office/word/2010/wordprocessingDrawing" xmlns:wp="http://schemas.openxmlformats.org/drawingml/2006/wordprocessingDrawing" xmlns:w10="urn:schemas-microsoft-com:office:word" xmlns:w="http://schemas.openxmlformats.org/wordprocessingml/2006/main" xmlns:w14="http://schemas.microsoft.com/office/word/2010/wordml" xmlns:w15="http://schemas.microsoft.com/office/word/2012/wordml" xmlns:w16cex="http://schemas.microsoft.com/office/word/2018/wordml/cex" xmlns:w16cid="http://schemas.microsoft.com/office/word/2016/wordml/cid" xmlns:w16="http://schemas.microsoft.com/office/word/2018/wordml" xmlns:w16sdtdh="http://schemas.microsoft.com/office/word/2020/wordml/sdtdatahash" xmlns:w16se="http://schemas.microsoft.com/office/word/2015/wordml/symex" xmlns:wpg="http://schemas.microsoft.com/office/word/2010/wordprocessingGroup" xmlns:wpi="http://schemas.microsoft.com/office/word/2010/wordprocessingInk" xmlns:wne="http://schemas.microsoft.com/office/word/2006/wordml" xmlns:wps="http://schemas.microsoft.com/office/word/2010/wordprocessingShape" mc:Ignorable="w14 w15 w16se w16cid w16 w16cex w16sdtdh wp14">
   <w:abstractNum w:abstractNumId="0" w15:restartNumberingAfterBreak="0">
+    <w:nsid w:val="081C5907"/>
+    <w:multiLevelType w:val="hybridMultilevel"/>
+    <w:tmpl w:val="745A363C"/>
+    <w:lvl w:ilvl="0" w:tplc="0409000F">
+      <w:start w:val="1"/>
+      <w:numFmt w:val="decimal"/>
+      <w:lvlText w:val="%1."/>
+      <w:lvlJc w:val="left"/>
+      <w:pPr>
+        <w:ind w:left="720" w:hanging="360"/>
+      </w:pPr>
+    </w:lvl>
+    <w:lvl w:ilvl="1" w:tplc="04090019" w:tentative="1">
+      <w:start w:val="1"/>
+      <w:numFmt w:val="lowerLetter"/>
+      <w:lvlText w:val="%2."/>
+      <w:lvlJc w:val="left"/>
+      <w:pPr>
+        <w:ind w:left="1440" w:hanging="360"/>
+      </w:pPr>
+    </w:lvl>
+    <w:lvl w:ilvl="2" w:tplc="0409001B" w:tentative="1">
+      <w:start w:val="1"/>
+      <w:numFmt w:val="lowerRoman"/>
+      <w:lvlText w:val="%3."/>
+      <w:lvlJc w:val="right"/>
+      <w:pPr>
+        <w:ind w:left="2160" w:hanging="180"/>
+      </w:pPr>
+    </w:lvl>
+    <w:lvl w:ilvl="3" w:tplc="0409000F" w:tentative="1">
+      <w:start w:val="1"/>
+      <w:numFmt w:val="decimal"/>
+      <w:lvlText w:val="%4."/>
+      <w:lvlJc w:val="left"/>
+      <w:pPr>
+        <w:ind w:left="2880" w:hanging="360"/>
+      </w:pPr>
+    </w:lvl>
+    <w:lvl w:ilvl="4" w:tplc="04090019" w:tentative="1">
+      <w:start w:val="1"/>
+      <w:numFmt w:val="lowerLetter"/>
+      <w:lvlText w:val="%5."/>
+      <w:lvlJc w:val="left"/>
+      <w:pPr>
+        <w:ind w:left="3600" w:hanging="360"/>
+      </w:pPr>
+    </w:lvl>
+    <w:lvl w:ilvl="5" w:tplc="0409001B" w:tentative="1">
+      <w:start w:val="1"/>
+      <w:numFmt w:val="lowerRoman"/>
+      <w:lvlText w:val="%6."/>
+      <w:lvlJc w:val="right"/>
+      <w:pPr>
+        <w:ind w:left="4320" w:hanging="180"/>
+      </w:pPr>
+    </w:lvl>
+    <w:lvl w:ilvl="6" w:tplc="0409000F" w:tentative="1">
+      <w:start w:val="1"/>
+      <w:numFmt w:val="decimal"/>
+      <w:lvlText w:val="%7."/>
+      <w:lvlJc w:val="left"/>
+      <w:pPr>
+        <w:ind w:left="5040" w:hanging="360"/>
+      </w:pPr>
+    </w:lvl>
+    <w:lvl w:ilvl="7" w:tplc="04090019" w:tentative="1">
+      <w:start w:val="1"/>
+      <w:numFmt w:val="lowerLetter"/>
+      <w:lvlText w:val="%8."/>
+      <w:lvlJc w:val="left"/>
+      <w:pPr>
+        <w:ind w:left="5760" w:hanging="360"/>
+      </w:pPr>
+    </w:lvl>
+    <w:lvl w:ilvl="8" w:tplc="0409001B" w:tentative="1">
+      <w:start w:val="1"/>
+      <w:numFmt w:val="lowerRoman"/>
+      <w:lvlText w:val="%9."/>
+      <w:lvlJc w:val="right"/>
+      <w:pPr>
+        <w:ind w:left="6480" w:hanging="180"/>
+      </w:pPr>
+    </w:lvl>
+  </w:abstractNum>
+  <w:abstractNum w:abstractNumId="1" w15:restartNumberingAfterBreak="0">
+    <w:nsid w:val="0ADE147C"/>
+    <w:multiLevelType w:val="hybridMultilevel"/>
+    <w:tmpl w:val="0FD23740"/>
+    <w:lvl w:ilvl="0" w:tplc="0409000F">
+      <w:start w:val="1"/>
+      <w:numFmt w:val="decimal"/>
+      <w:lvlText w:val="%1."/>
+      <w:lvlJc w:val="left"/>
+      <w:pPr>
+        <w:ind w:left="720" w:hanging="360"/>
+      </w:pPr>
+    </w:lvl>
+    <w:lvl w:ilvl="1" w:tplc="04090019" w:tentative="1">
+      <w:start w:val="1"/>
+      <w:numFmt w:val="lowerLetter"/>
+      <w:lvlText w:val="%2."/>
+      <w:lvlJc w:val="left"/>
+      <w:pPr>
+        <w:ind w:left="1440" w:hanging="360"/>
+      </w:pPr>
+    </w:lvl>
+    <w:lvl w:ilvl="2" w:tplc="0409001B" w:tentative="1">
+      <w:start w:val="1"/>
+      <w:numFmt w:val="lowerRoman"/>
+      <w:lvlText w:val="%3."/>
+      <w:lvlJc w:val="right"/>
+      <w:pPr>
+        <w:ind w:left="2160" w:hanging="180"/>
+      </w:pPr>
+    </w:lvl>
+    <w:lvl w:ilvl="3" w:tplc="0409000F" w:tentative="1">
+      <w:start w:val="1"/>
+      <w:numFmt w:val="decimal"/>
+      <w:lvlText w:val="%4."/>
+      <w:lvlJc w:val="left"/>
+      <w:pPr>
+        <w:ind w:left="2880" w:hanging="360"/>
+      </w:pPr>
+    </w:lvl>
+    <w:lvl w:ilvl="4" w:tplc="04090019" w:tentative="1">
+      <w:start w:val="1"/>
+      <w:numFmt w:val="lowerLetter"/>
+      <w:lvlText w:val="%5."/>
+      <w:lvlJc w:val="left"/>
+      <w:pPr>
+        <w:ind w:left="3600" w:hanging="360"/>
+      </w:pPr>
+    </w:lvl>
+    <w:lvl w:ilvl="5" w:tplc="0409001B" w:tentative="1">
+      <w:start w:val="1"/>
+      <w:numFmt w:val="lowerRoman"/>
+      <w:lvlText w:val="%6."/>
+      <w:lvlJc w:val="right"/>
+      <w:pPr>
+        <w:ind w:left="4320" w:hanging="180"/>
+      </w:pPr>
+    </w:lvl>
+    <w:lvl w:ilvl="6" w:tplc="0409000F" w:tentative="1">
+      <w:start w:val="1"/>
+      <w:numFmt w:val="decimal"/>
+      <w:lvlText w:val="%7."/>
+      <w:lvlJc w:val="left"/>
+      <w:pPr>
+        <w:ind w:left="5040" w:hanging="360"/>
+      </w:pPr>
+    </w:lvl>
+    <w:lvl w:ilvl="7" w:tplc="04090019" w:tentative="1">
+      <w:start w:val="1"/>
+      <w:numFmt w:val="lowerLetter"/>
+      <w:lvlText w:val="%8."/>
+      <w:lvlJc w:val="left"/>
+      <w:pPr>
+        <w:ind w:left="5760" w:hanging="360"/>
+      </w:pPr>
+    </w:lvl>
+    <w:lvl w:ilvl="8" w:tplc="0409001B" w:tentative="1">
+      <w:start w:val="1"/>
+      <w:numFmt w:val="lowerRoman"/>
+      <w:lvlText w:val="%9."/>
+      <w:lvlJc w:val="right"/>
+      <w:pPr>
+        <w:ind w:left="6480" w:hanging="180"/>
+      </w:pPr>
+    </w:lvl>
+  </w:abstractNum>
+  <w:abstractNum w:abstractNumId="2" w15:restartNumberingAfterBreak="0">
     <w:nsid w:val="0CE55A4A"/>
     <w:multiLevelType w:val="hybridMultilevel"/>
     <w:tmpl w:val="14E4D750"/>
@@ -7922,7 +8667,7 @@
       </w:pPr>
     </w:lvl>
   </w:abstractNum>
-  <w:abstractNum w:abstractNumId="1" w15:restartNumberingAfterBreak="0">
+  <w:abstractNum w:abstractNumId="3" w15:restartNumberingAfterBreak="0">
     <w:nsid w:val="0E5345E7"/>
     <w:multiLevelType w:val="hybridMultilevel"/>
     <w:tmpl w:val="E272CEAA"/>
@@ -8035,7 +8780,7 @@
       </w:rPr>
     </w:lvl>
   </w:abstractNum>
-  <w:abstractNum w:abstractNumId="2" w15:restartNumberingAfterBreak="0">
+  <w:abstractNum w:abstractNumId="4" w15:restartNumberingAfterBreak="0">
     <w:nsid w:val="1F12376F"/>
     <w:multiLevelType w:val="hybridMultilevel"/>
     <w:tmpl w:val="BD3ADA94"/>
@@ -8121,7 +8866,265 @@
       </w:pPr>
     </w:lvl>
   </w:abstractNum>
-  <w:abstractNum w:abstractNumId="3" w15:restartNumberingAfterBreak="0">
+  <w:abstractNum w:abstractNumId="5" w15:restartNumberingAfterBreak="0">
+    <w:nsid w:val="1F7A490D"/>
+    <w:multiLevelType w:val="hybridMultilevel"/>
+    <w:tmpl w:val="65D4FB28"/>
+    <w:lvl w:ilvl="0" w:tplc="0409000F">
+      <w:start w:val="1"/>
+      <w:numFmt w:val="decimal"/>
+      <w:lvlText w:val="%1."/>
+      <w:lvlJc w:val="left"/>
+      <w:pPr>
+        <w:ind w:left="720" w:hanging="360"/>
+      </w:pPr>
+    </w:lvl>
+    <w:lvl w:ilvl="1" w:tplc="04090019" w:tentative="1">
+      <w:start w:val="1"/>
+      <w:numFmt w:val="lowerLetter"/>
+      <w:lvlText w:val="%2."/>
+      <w:lvlJc w:val="left"/>
+      <w:pPr>
+        <w:ind w:left="1440" w:hanging="360"/>
+      </w:pPr>
+    </w:lvl>
+    <w:lvl w:ilvl="2" w:tplc="0409001B" w:tentative="1">
+      <w:start w:val="1"/>
+      <w:numFmt w:val="lowerRoman"/>
+      <w:lvlText w:val="%3."/>
+      <w:lvlJc w:val="right"/>
+      <w:pPr>
+        <w:ind w:left="2160" w:hanging="180"/>
+      </w:pPr>
+    </w:lvl>
+    <w:lvl w:ilvl="3" w:tplc="0409000F" w:tentative="1">
+      <w:start w:val="1"/>
+      <w:numFmt w:val="decimal"/>
+      <w:lvlText w:val="%4."/>
+      <w:lvlJc w:val="left"/>
+      <w:pPr>
+        <w:ind w:left="2880" w:hanging="360"/>
+      </w:pPr>
+    </w:lvl>
+    <w:lvl w:ilvl="4" w:tplc="04090019" w:tentative="1">
+      <w:start w:val="1"/>
+      <w:numFmt w:val="lowerLetter"/>
+      <w:lvlText w:val="%5."/>
+      <w:lvlJc w:val="left"/>
+      <w:pPr>
+        <w:ind w:left="3600" w:hanging="360"/>
+      </w:pPr>
+    </w:lvl>
+    <w:lvl w:ilvl="5" w:tplc="0409001B" w:tentative="1">
+      <w:start w:val="1"/>
+      <w:numFmt w:val="lowerRoman"/>
+      <w:lvlText w:val="%6."/>
+      <w:lvlJc w:val="right"/>
+      <w:pPr>
+        <w:ind w:left="4320" w:hanging="180"/>
+      </w:pPr>
+    </w:lvl>
+    <w:lvl w:ilvl="6" w:tplc="0409000F" w:tentative="1">
+      <w:start w:val="1"/>
+      <w:numFmt w:val="decimal"/>
+      <w:lvlText w:val="%7."/>
+      <w:lvlJc w:val="left"/>
+      <w:pPr>
+        <w:ind w:left="5040" w:hanging="360"/>
+      </w:pPr>
+    </w:lvl>
+    <w:lvl w:ilvl="7" w:tplc="04090019" w:tentative="1">
+      <w:start w:val="1"/>
+      <w:numFmt w:val="lowerLetter"/>
+      <w:lvlText w:val="%8."/>
+      <w:lvlJc w:val="left"/>
+      <w:pPr>
+        <w:ind w:left="5760" w:hanging="360"/>
+      </w:pPr>
+    </w:lvl>
+    <w:lvl w:ilvl="8" w:tplc="0409001B" w:tentative="1">
+      <w:start w:val="1"/>
+      <w:numFmt w:val="lowerRoman"/>
+      <w:lvlText w:val="%9."/>
+      <w:lvlJc w:val="right"/>
+      <w:pPr>
+        <w:ind w:left="6480" w:hanging="180"/>
+      </w:pPr>
+    </w:lvl>
+  </w:abstractNum>
+  <w:abstractNum w:abstractNumId="6" w15:restartNumberingAfterBreak="0">
+    <w:nsid w:val="201F7595"/>
+    <w:multiLevelType w:val="hybridMultilevel"/>
+    <w:tmpl w:val="5074E55C"/>
+    <w:lvl w:ilvl="0" w:tplc="0409000F">
+      <w:start w:val="1"/>
+      <w:numFmt w:val="decimal"/>
+      <w:lvlText w:val="%1."/>
+      <w:lvlJc w:val="left"/>
+      <w:pPr>
+        <w:ind w:left="720" w:hanging="360"/>
+      </w:pPr>
+    </w:lvl>
+    <w:lvl w:ilvl="1" w:tplc="04090019" w:tentative="1">
+      <w:start w:val="1"/>
+      <w:numFmt w:val="lowerLetter"/>
+      <w:lvlText w:val="%2."/>
+      <w:lvlJc w:val="left"/>
+      <w:pPr>
+        <w:ind w:left="1440" w:hanging="360"/>
+      </w:pPr>
+    </w:lvl>
+    <w:lvl w:ilvl="2" w:tplc="0409001B" w:tentative="1">
+      <w:start w:val="1"/>
+      <w:numFmt w:val="lowerRoman"/>
+      <w:lvlText w:val="%3."/>
+      <w:lvlJc w:val="right"/>
+      <w:pPr>
+        <w:ind w:left="2160" w:hanging="180"/>
+      </w:pPr>
+    </w:lvl>
+    <w:lvl w:ilvl="3" w:tplc="0409000F" w:tentative="1">
+      <w:start w:val="1"/>
+      <w:numFmt w:val="decimal"/>
+      <w:lvlText w:val="%4."/>
+      <w:lvlJc w:val="left"/>
+      <w:pPr>
+        <w:ind w:left="2880" w:hanging="360"/>
+      </w:pPr>
+    </w:lvl>
+    <w:lvl w:ilvl="4" w:tplc="04090019" w:tentative="1">
+      <w:start w:val="1"/>
+      <w:numFmt w:val="lowerLetter"/>
+      <w:lvlText w:val="%5."/>
+      <w:lvlJc w:val="left"/>
+      <w:pPr>
+        <w:ind w:left="3600" w:hanging="360"/>
+      </w:pPr>
+    </w:lvl>
+    <w:lvl w:ilvl="5" w:tplc="0409001B" w:tentative="1">
+      <w:start w:val="1"/>
+      <w:numFmt w:val="lowerRoman"/>
+      <w:lvlText w:val="%6."/>
+      <w:lvlJc w:val="right"/>
+      <w:pPr>
+        <w:ind w:left="4320" w:hanging="180"/>
+      </w:pPr>
+    </w:lvl>
+    <w:lvl w:ilvl="6" w:tplc="0409000F" w:tentative="1">
+      <w:start w:val="1"/>
+      <w:numFmt w:val="decimal"/>
+      <w:lvlText w:val="%7."/>
+      <w:lvlJc w:val="left"/>
+      <w:pPr>
+        <w:ind w:left="5040" w:hanging="360"/>
+      </w:pPr>
+    </w:lvl>
+    <w:lvl w:ilvl="7" w:tplc="04090019" w:tentative="1">
+      <w:start w:val="1"/>
+      <w:numFmt w:val="lowerLetter"/>
+      <w:lvlText w:val="%8."/>
+      <w:lvlJc w:val="left"/>
+      <w:pPr>
+        <w:ind w:left="5760" w:hanging="360"/>
+      </w:pPr>
+    </w:lvl>
+    <w:lvl w:ilvl="8" w:tplc="0409001B" w:tentative="1">
+      <w:start w:val="1"/>
+      <w:numFmt w:val="lowerRoman"/>
+      <w:lvlText w:val="%9."/>
+      <w:lvlJc w:val="right"/>
+      <w:pPr>
+        <w:ind w:left="6480" w:hanging="180"/>
+      </w:pPr>
+    </w:lvl>
+  </w:abstractNum>
+  <w:abstractNum w:abstractNumId="7" w15:restartNumberingAfterBreak="0">
+    <w:nsid w:val="2518426C"/>
+    <w:multiLevelType w:val="hybridMultilevel"/>
+    <w:tmpl w:val="E7F89C9C"/>
+    <w:lvl w:ilvl="0" w:tplc="0409000F">
+      <w:start w:val="1"/>
+      <w:numFmt w:val="decimal"/>
+      <w:lvlText w:val="%1."/>
+      <w:lvlJc w:val="left"/>
+      <w:pPr>
+        <w:ind w:left="720" w:hanging="360"/>
+      </w:pPr>
+    </w:lvl>
+    <w:lvl w:ilvl="1" w:tplc="04090019" w:tentative="1">
+      <w:start w:val="1"/>
+      <w:numFmt w:val="lowerLetter"/>
+      <w:lvlText w:val="%2."/>
+      <w:lvlJc w:val="left"/>
+      <w:pPr>
+        <w:ind w:left="1440" w:hanging="360"/>
+      </w:pPr>
+    </w:lvl>
+    <w:lvl w:ilvl="2" w:tplc="0409001B" w:tentative="1">
+      <w:start w:val="1"/>
+      <w:numFmt w:val="lowerRoman"/>
+      <w:lvlText w:val="%3."/>
+      <w:lvlJc w:val="right"/>
+      <w:pPr>
+        <w:ind w:left="2160" w:hanging="180"/>
+      </w:pPr>
+    </w:lvl>
+    <w:lvl w:ilvl="3" w:tplc="0409000F" w:tentative="1">
+      <w:start w:val="1"/>
+      <w:numFmt w:val="decimal"/>
+      <w:lvlText w:val="%4."/>
+      <w:lvlJc w:val="left"/>
+      <w:pPr>
+        <w:ind w:left="2880" w:hanging="360"/>
+      </w:pPr>
+    </w:lvl>
+    <w:lvl w:ilvl="4" w:tplc="04090019" w:tentative="1">
+      <w:start w:val="1"/>
+      <w:numFmt w:val="lowerLetter"/>
+      <w:lvlText w:val="%5."/>
+      <w:lvlJc w:val="left"/>
+      <w:pPr>
+        <w:ind w:left="3600" w:hanging="360"/>
+      </w:pPr>
+    </w:lvl>
+    <w:lvl w:ilvl="5" w:tplc="0409001B" w:tentative="1">
+      <w:start w:val="1"/>
+      <w:numFmt w:val="lowerRoman"/>
+      <w:lvlText w:val="%6."/>
+      <w:lvlJc w:val="right"/>
+      <w:pPr>
+        <w:ind w:left="4320" w:hanging="180"/>
+      </w:pPr>
+    </w:lvl>
+    <w:lvl w:ilvl="6" w:tplc="0409000F" w:tentative="1">
+      <w:start w:val="1"/>
+      <w:numFmt w:val="decimal"/>
+      <w:lvlText w:val="%7."/>
+      <w:lvlJc w:val="left"/>
+      <w:pPr>
+        <w:ind w:left="5040" w:hanging="360"/>
+      </w:pPr>
+    </w:lvl>
+    <w:lvl w:ilvl="7" w:tplc="04090019" w:tentative="1">
+      <w:start w:val="1"/>
+      <w:numFmt w:val="lowerLetter"/>
+      <w:lvlText w:val="%8."/>
+      <w:lvlJc w:val="left"/>
+      <w:pPr>
+        <w:ind w:left="5760" w:hanging="360"/>
+      </w:pPr>
+    </w:lvl>
+    <w:lvl w:ilvl="8" w:tplc="0409001B" w:tentative="1">
+      <w:start w:val="1"/>
+      <w:numFmt w:val="lowerRoman"/>
+      <w:lvlText w:val="%9."/>
+      <w:lvlJc w:val="right"/>
+      <w:pPr>
+        <w:ind w:left="6480" w:hanging="180"/>
+      </w:pPr>
+    </w:lvl>
+  </w:abstractNum>
+  <w:abstractNum w:abstractNumId="8" w15:restartNumberingAfterBreak="0">
     <w:nsid w:val="349860C1"/>
     <w:multiLevelType w:val="hybridMultilevel"/>
     <w:tmpl w:val="50B00A50"/>
@@ -8234,7 +9237,7 @@
       </w:rPr>
     </w:lvl>
   </w:abstractNum>
-  <w:abstractNum w:abstractNumId="4" w15:restartNumberingAfterBreak="0">
+  <w:abstractNum w:abstractNumId="9" w15:restartNumberingAfterBreak="0">
     <w:nsid w:val="35570246"/>
     <w:multiLevelType w:val="hybridMultilevel"/>
     <w:tmpl w:val="EA0A2474"/>
@@ -8320,7 +9323,93 @@
       </w:pPr>
     </w:lvl>
   </w:abstractNum>
-  <w:abstractNum w:abstractNumId="5" w15:restartNumberingAfterBreak="0">
+  <w:abstractNum w:abstractNumId="10" w15:restartNumberingAfterBreak="0">
+    <w:nsid w:val="3EF461CB"/>
+    <w:multiLevelType w:val="hybridMultilevel"/>
+    <w:tmpl w:val="F04C4E22"/>
+    <w:lvl w:ilvl="0" w:tplc="0409000F">
+      <w:start w:val="1"/>
+      <w:numFmt w:val="decimal"/>
+      <w:lvlText w:val="%1."/>
+      <w:lvlJc w:val="left"/>
+      <w:pPr>
+        <w:ind w:left="720" w:hanging="360"/>
+      </w:pPr>
+    </w:lvl>
+    <w:lvl w:ilvl="1" w:tplc="04090019" w:tentative="1">
+      <w:start w:val="1"/>
+      <w:numFmt w:val="lowerLetter"/>
+      <w:lvlText w:val="%2."/>
+      <w:lvlJc w:val="left"/>
+      <w:pPr>
+        <w:ind w:left="1440" w:hanging="360"/>
+      </w:pPr>
+    </w:lvl>
+    <w:lvl w:ilvl="2" w:tplc="0409001B" w:tentative="1">
+      <w:start w:val="1"/>
+      <w:numFmt w:val="lowerRoman"/>
+      <w:lvlText w:val="%3."/>
+      <w:lvlJc w:val="right"/>
+      <w:pPr>
+        <w:ind w:left="2160" w:hanging="180"/>
+      </w:pPr>
+    </w:lvl>
+    <w:lvl w:ilvl="3" w:tplc="0409000F" w:tentative="1">
+      <w:start w:val="1"/>
+      <w:numFmt w:val="decimal"/>
+      <w:lvlText w:val="%4."/>
+      <w:lvlJc w:val="left"/>
+      <w:pPr>
+        <w:ind w:left="2880" w:hanging="360"/>
+      </w:pPr>
+    </w:lvl>
+    <w:lvl w:ilvl="4" w:tplc="04090019" w:tentative="1">
+      <w:start w:val="1"/>
+      <w:numFmt w:val="lowerLetter"/>
+      <w:lvlText w:val="%5."/>
+      <w:lvlJc w:val="left"/>
+      <w:pPr>
+        <w:ind w:left="3600" w:hanging="360"/>
+      </w:pPr>
+    </w:lvl>
+    <w:lvl w:ilvl="5" w:tplc="0409001B" w:tentative="1">
+      <w:start w:val="1"/>
+      <w:numFmt w:val="lowerRoman"/>
+      <w:lvlText w:val="%6."/>
+      <w:lvlJc w:val="right"/>
+      <w:pPr>
+        <w:ind w:left="4320" w:hanging="180"/>
+      </w:pPr>
+    </w:lvl>
+    <w:lvl w:ilvl="6" w:tplc="0409000F" w:tentative="1">
+      <w:start w:val="1"/>
+      <w:numFmt w:val="decimal"/>
+      <w:lvlText w:val="%7."/>
+      <w:lvlJc w:val="left"/>
+      <w:pPr>
+        <w:ind w:left="5040" w:hanging="360"/>
+      </w:pPr>
+    </w:lvl>
+    <w:lvl w:ilvl="7" w:tplc="04090019" w:tentative="1">
+      <w:start w:val="1"/>
+      <w:numFmt w:val="lowerLetter"/>
+      <w:lvlText w:val="%8."/>
+      <w:lvlJc w:val="left"/>
+      <w:pPr>
+        <w:ind w:left="5760" w:hanging="360"/>
+      </w:pPr>
+    </w:lvl>
+    <w:lvl w:ilvl="8" w:tplc="0409001B" w:tentative="1">
+      <w:start w:val="1"/>
+      <w:numFmt w:val="lowerRoman"/>
+      <w:lvlText w:val="%9."/>
+      <w:lvlJc w:val="right"/>
+      <w:pPr>
+        <w:ind w:left="6480" w:hanging="180"/>
+      </w:pPr>
+    </w:lvl>
+  </w:abstractNum>
+  <w:abstractNum w:abstractNumId="11" w15:restartNumberingAfterBreak="0">
     <w:nsid w:val="40F4102E"/>
     <w:multiLevelType w:val="hybridMultilevel"/>
     <w:tmpl w:val="BCCC5220"/>
@@ -8406,7 +9495,7 @@
       </w:pPr>
     </w:lvl>
   </w:abstractNum>
-  <w:abstractNum w:abstractNumId="6" w15:restartNumberingAfterBreak="0">
+  <w:abstractNum w:abstractNumId="12" w15:restartNumberingAfterBreak="0">
     <w:nsid w:val="43E86BE4"/>
     <w:multiLevelType w:val="hybridMultilevel"/>
     <w:tmpl w:val="9348B110"/>
@@ -8492,7 +9581,7 @@
       </w:pPr>
     </w:lvl>
   </w:abstractNum>
-  <w:abstractNum w:abstractNumId="7" w15:restartNumberingAfterBreak="0">
+  <w:abstractNum w:abstractNumId="13" w15:restartNumberingAfterBreak="0">
     <w:nsid w:val="496B5D80"/>
     <w:multiLevelType w:val="hybridMultilevel"/>
     <w:tmpl w:val="A244AC38"/>
@@ -8578,7 +9667,93 @@
       </w:pPr>
     </w:lvl>
   </w:abstractNum>
-  <w:abstractNum w:abstractNumId="8" w15:restartNumberingAfterBreak="0">
+  <w:abstractNum w:abstractNumId="14" w15:restartNumberingAfterBreak="0">
+    <w:nsid w:val="4F4C6068"/>
+    <w:multiLevelType w:val="hybridMultilevel"/>
+    <w:tmpl w:val="8B08353A"/>
+    <w:lvl w:ilvl="0" w:tplc="0409000F">
+      <w:start w:val="1"/>
+      <w:numFmt w:val="decimal"/>
+      <w:lvlText w:val="%1."/>
+      <w:lvlJc w:val="left"/>
+      <w:pPr>
+        <w:ind w:left="720" w:hanging="360"/>
+      </w:pPr>
+    </w:lvl>
+    <w:lvl w:ilvl="1" w:tplc="04090019" w:tentative="1">
+      <w:start w:val="1"/>
+      <w:numFmt w:val="lowerLetter"/>
+      <w:lvlText w:val="%2."/>
+      <w:lvlJc w:val="left"/>
+      <w:pPr>
+        <w:ind w:left="1440" w:hanging="360"/>
+      </w:pPr>
+    </w:lvl>
+    <w:lvl w:ilvl="2" w:tplc="0409001B" w:tentative="1">
+      <w:start w:val="1"/>
+      <w:numFmt w:val="lowerRoman"/>
+      <w:lvlText w:val="%3."/>
+      <w:lvlJc w:val="right"/>
+      <w:pPr>
+        <w:ind w:left="2160" w:hanging="180"/>
+      </w:pPr>
+    </w:lvl>
+    <w:lvl w:ilvl="3" w:tplc="0409000F" w:tentative="1">
+      <w:start w:val="1"/>
+      <w:numFmt w:val="decimal"/>
+      <w:lvlText w:val="%4."/>
+      <w:lvlJc w:val="left"/>
+      <w:pPr>
+        <w:ind w:left="2880" w:hanging="360"/>
+      </w:pPr>
+    </w:lvl>
+    <w:lvl w:ilvl="4" w:tplc="04090019" w:tentative="1">
+      <w:start w:val="1"/>
+      <w:numFmt w:val="lowerLetter"/>
+      <w:lvlText w:val="%5."/>
+      <w:lvlJc w:val="left"/>
+      <w:pPr>
+        <w:ind w:left="3600" w:hanging="360"/>
+      </w:pPr>
+    </w:lvl>
+    <w:lvl w:ilvl="5" w:tplc="0409001B" w:tentative="1">
+      <w:start w:val="1"/>
+      <w:numFmt w:val="lowerRoman"/>
+      <w:lvlText w:val="%6."/>
+      <w:lvlJc w:val="right"/>
+      <w:pPr>
+        <w:ind w:left="4320" w:hanging="180"/>
+      </w:pPr>
+    </w:lvl>
+    <w:lvl w:ilvl="6" w:tplc="0409000F" w:tentative="1">
+      <w:start w:val="1"/>
+      <w:numFmt w:val="decimal"/>
+      <w:lvlText w:val="%7."/>
+      <w:lvlJc w:val="left"/>
+      <w:pPr>
+        <w:ind w:left="5040" w:hanging="360"/>
+      </w:pPr>
+    </w:lvl>
+    <w:lvl w:ilvl="7" w:tplc="04090019" w:tentative="1">
+      <w:start w:val="1"/>
+      <w:numFmt w:val="lowerLetter"/>
+      <w:lvlText w:val="%8."/>
+      <w:lvlJc w:val="left"/>
+      <w:pPr>
+        <w:ind w:left="5760" w:hanging="360"/>
+      </w:pPr>
+    </w:lvl>
+    <w:lvl w:ilvl="8" w:tplc="0409001B" w:tentative="1">
+      <w:start w:val="1"/>
+      <w:numFmt w:val="lowerRoman"/>
+      <w:lvlText w:val="%9."/>
+      <w:lvlJc w:val="right"/>
+      <w:pPr>
+        <w:ind w:left="6480" w:hanging="180"/>
+      </w:pPr>
+    </w:lvl>
+  </w:abstractNum>
+  <w:abstractNum w:abstractNumId="15" w15:restartNumberingAfterBreak="0">
     <w:nsid w:val="50FC140B"/>
     <w:multiLevelType w:val="hybridMultilevel"/>
     <w:tmpl w:val="3098B88C"/>
@@ -8664,7 +9839,7 @@
       </w:pPr>
     </w:lvl>
   </w:abstractNum>
-  <w:abstractNum w:abstractNumId="9" w15:restartNumberingAfterBreak="0">
+  <w:abstractNum w:abstractNumId="16" w15:restartNumberingAfterBreak="0">
     <w:nsid w:val="5A105825"/>
     <w:multiLevelType w:val="hybridMultilevel"/>
     <w:tmpl w:val="AC12AEA2"/>
@@ -8750,7 +9925,7 @@
       </w:pPr>
     </w:lvl>
   </w:abstractNum>
-  <w:abstractNum w:abstractNumId="10" w15:restartNumberingAfterBreak="0">
+  <w:abstractNum w:abstractNumId="17" w15:restartNumberingAfterBreak="0">
     <w:nsid w:val="6B6C6C9E"/>
     <w:multiLevelType w:val="hybridMultilevel"/>
     <w:tmpl w:val="9148087C"/>
@@ -8836,7 +10011,7 @@
       </w:pPr>
     </w:lvl>
   </w:abstractNum>
-  <w:abstractNum w:abstractNumId="11" w15:restartNumberingAfterBreak="0">
+  <w:abstractNum w:abstractNumId="18" w15:restartNumberingAfterBreak="0">
     <w:nsid w:val="6ED3690F"/>
     <w:multiLevelType w:val="hybridMultilevel"/>
     <w:tmpl w:val="7A3CB038"/>
@@ -8922,7 +10097,7 @@
       </w:pPr>
     </w:lvl>
   </w:abstractNum>
-  <w:abstractNum w:abstractNumId="12" w15:restartNumberingAfterBreak="0">
+  <w:abstractNum w:abstractNumId="19" w15:restartNumberingAfterBreak="0">
     <w:nsid w:val="78441253"/>
     <w:multiLevelType w:val="hybridMultilevel"/>
     <w:tmpl w:val="7BDC13D8"/>
@@ -9009,43 +10184,64 @@
     </w:lvl>
   </w:abstractNum>
   <w:num w:numId="1" w16cid:durableId="831724537">
+    <w:abstractNumId w:val="12"/>
+  </w:num>
+  <w:num w:numId="2" w16cid:durableId="1607535879">
+    <w:abstractNumId w:val="18"/>
+  </w:num>
+  <w:num w:numId="3" w16cid:durableId="1971471786">
+    <w:abstractNumId w:val="15"/>
+  </w:num>
+  <w:num w:numId="4" w16cid:durableId="209269032">
+    <w:abstractNumId w:val="19"/>
+  </w:num>
+  <w:num w:numId="5" w16cid:durableId="2117170318">
+    <w:abstractNumId w:val="13"/>
+  </w:num>
+  <w:num w:numId="6" w16cid:durableId="1765808851">
+    <w:abstractNumId w:val="16"/>
+  </w:num>
+  <w:num w:numId="7" w16cid:durableId="1756896719">
+    <w:abstractNumId w:val="11"/>
+  </w:num>
+  <w:num w:numId="8" w16cid:durableId="314720681">
+    <w:abstractNumId w:val="9"/>
+  </w:num>
+  <w:num w:numId="9" w16cid:durableId="254943351">
+    <w:abstractNumId w:val="4"/>
+  </w:num>
+  <w:num w:numId="10" w16cid:durableId="1035733369">
+    <w:abstractNumId w:val="3"/>
+  </w:num>
+  <w:num w:numId="11" w16cid:durableId="1994598468">
+    <w:abstractNumId w:val="17"/>
+  </w:num>
+  <w:num w:numId="12" w16cid:durableId="623198757">
+    <w:abstractNumId w:val="8"/>
+  </w:num>
+  <w:num w:numId="13" w16cid:durableId="2080787083">
+    <w:abstractNumId w:val="2"/>
+  </w:num>
+  <w:num w:numId="14" w16cid:durableId="1457141463">
+    <w:abstractNumId w:val="1"/>
+  </w:num>
+  <w:num w:numId="15" w16cid:durableId="1691947966">
+    <w:abstractNumId w:val="0"/>
+  </w:num>
+  <w:num w:numId="16" w16cid:durableId="1511992080">
+    <w:abstractNumId w:val="14"/>
+  </w:num>
+  <w:num w:numId="17" w16cid:durableId="1788548218">
+    <w:abstractNumId w:val="10"/>
+  </w:num>
+  <w:num w:numId="18" w16cid:durableId="1669212186">
     <w:abstractNumId w:val="6"/>
   </w:num>
-  <w:num w:numId="2" w16cid:durableId="1607535879">
-    <w:abstractNumId w:val="11"/>
-  </w:num>
-  <w:num w:numId="3" w16cid:durableId="1971471786">
-    <w:abstractNumId w:val="8"/>
-  </w:num>
-  <w:num w:numId="4" w16cid:durableId="209269032">
-    <w:abstractNumId w:val="12"/>
-  </w:num>
-  <w:num w:numId="5" w16cid:durableId="2117170318">
+  <w:num w:numId="19" w16cid:durableId="2044281153">
     <w:abstractNumId w:val="7"/>
   </w:num>
-  <w:num w:numId="6" w16cid:durableId="1765808851">
-    <w:abstractNumId w:val="9"/>
-  </w:num>
-  <w:num w:numId="7" w16cid:durableId="1756896719">
+  <w:num w:numId="20" w16cid:durableId="1556549623">
     <w:abstractNumId w:val="5"/>
-  </w:num>
-  <w:num w:numId="8" w16cid:durableId="314720681">
-    <w:abstractNumId w:val="4"/>
-  </w:num>
-  <w:num w:numId="9" w16cid:durableId="254943351">
-    <w:abstractNumId w:val="2"/>
-  </w:num>
-  <w:num w:numId="10" w16cid:durableId="1035733369">
-    <w:abstractNumId w:val="1"/>
-  </w:num>
-  <w:num w:numId="11" w16cid:durableId="1994598468">
-    <w:abstractNumId w:val="10"/>
-  </w:num>
-  <w:num w:numId="12" w16cid:durableId="623198757">
-    <w:abstractNumId w:val="3"/>
-  </w:num>
-  <w:num w:numId="13" w16cid:durableId="2080787083">
-    <w:abstractNumId w:val="0"/>
   </w:num>
 </w:numbering>
 </file>

--- a/doc/guide/user/UserGuide.docx
+++ b/doc/guide/user/UserGuide.docx
@@ -4,25 +4,43 @@
   <w:body>
     <w:p>
       <w:pPr>
-        <w:pStyle w:val="Heading1"/>
+        <w:pStyle w:val="NoSpacing"/>
         <w:jc w:val="center"/>
-      </w:pPr>
-      <w:bookmarkStart w:id="0" w:name="_Toc166318604"/>
+        <w:rPr>
+          <w:sz w:val="36"/>
+          <w:szCs w:val="36"/>
+        </w:rPr>
+      </w:pPr>
       <w:proofErr w:type="spellStart"/>
       <w:r>
+        <w:rPr>
+          <w:sz w:val="36"/>
+          <w:szCs w:val="36"/>
+        </w:rPr>
         <w:t>OAAppStore</w:t>
       </w:r>
       <w:proofErr w:type="spellEnd"/>
       <w:r>
+        <w:rPr>
+          <w:sz w:val="36"/>
+          <w:szCs w:val="36"/>
+        </w:rPr>
         <w:t xml:space="preserve"> </w:t>
       </w:r>
       <w:r>
+        <w:rPr>
+          <w:sz w:val="36"/>
+          <w:szCs w:val="36"/>
+        </w:rPr>
         <w:t>User</w:t>
       </w:r>
       <w:r>
+        <w:rPr>
+          <w:sz w:val="36"/>
+          <w:szCs w:val="36"/>
+        </w:rPr>
         <w:t xml:space="preserve"> Guide</w:t>
       </w:r>
-      <w:bookmarkEnd w:id="0"/>
     </w:p>
     <w:p/>
     <w:sdt>
@@ -75,13 +93,13 @@
           <w:r>
             <w:fldChar w:fldCharType="separate"/>
           </w:r>
-          <w:hyperlink w:anchor="_Toc166318604" w:history="1">
+          <w:hyperlink w:anchor="_Toc166489862" w:history="1">
             <w:r>
               <w:rPr>
                 <w:rStyle w:val="Hyperlink"/>
                 <w:noProof/>
               </w:rPr>
-              <w:t>OAAppStore User Guide</w:t>
+              <w:t>Introduction</w:t>
             </w:r>
             <w:r>
               <w:rPr>
@@ -102,7 +120,7 @@
                 <w:noProof/>
                 <w:webHidden/>
               </w:rPr>
-              <w:instrText xml:space="preserve"> PAGEREF _Toc166318604 \h </w:instrText>
+              <w:instrText xml:space="preserve"> PAGEREF _Toc166489862 \h </w:instrText>
             </w:r>
             <w:r>
               <w:rPr>
@@ -122,7 +140,352 @@
                 <w:noProof/>
                 <w:webHidden/>
               </w:rPr>
-              <w:t>1</w:t>
+              <w:t>2</w:t>
+            </w:r>
+            <w:r>
+              <w:rPr>
+                <w:noProof/>
+                <w:webHidden/>
+              </w:rPr>
+              <w:fldChar w:fldCharType="end"/>
+            </w:r>
+          </w:hyperlink>
+        </w:p>
+        <w:p>
+          <w:pPr>
+            <w:pStyle w:val="TOC1"/>
+            <w:tabs>
+              <w:tab w:val="right" w:leader="dot" w:pos="9350"/>
+            </w:tabs>
+            <w:rPr>
+              <w:rFonts w:eastAsiaTheme="minorEastAsia"/>
+              <w:noProof/>
+            </w:rPr>
+          </w:pPr>
+          <w:hyperlink w:anchor="_Toc166489863" w:history="1">
+            <w:r>
+              <w:rPr>
+                <w:rStyle w:val="Hyperlink"/>
+                <w:noProof/>
+              </w:rPr>
+              <w:t>Source code</w:t>
+            </w:r>
+            <w:r>
+              <w:rPr>
+                <w:noProof/>
+                <w:webHidden/>
+              </w:rPr>
+              <w:tab/>
+            </w:r>
+            <w:r>
+              <w:rPr>
+                <w:noProof/>
+                <w:webHidden/>
+              </w:rPr>
+              <w:fldChar w:fldCharType="begin"/>
+            </w:r>
+            <w:r>
+              <w:rPr>
+                <w:noProof/>
+                <w:webHidden/>
+              </w:rPr>
+              <w:instrText xml:space="preserve"> PAGEREF _Toc166489863 \h </w:instrText>
+            </w:r>
+            <w:r>
+              <w:rPr>
+                <w:noProof/>
+                <w:webHidden/>
+              </w:rPr>
+            </w:r>
+            <w:r>
+              <w:rPr>
+                <w:noProof/>
+                <w:webHidden/>
+              </w:rPr>
+              <w:fldChar w:fldCharType="separate"/>
+            </w:r>
+            <w:r>
+              <w:rPr>
+                <w:noProof/>
+                <w:webHidden/>
+              </w:rPr>
+              <w:t>2</w:t>
+            </w:r>
+            <w:r>
+              <w:rPr>
+                <w:noProof/>
+                <w:webHidden/>
+              </w:rPr>
+              <w:fldChar w:fldCharType="end"/>
+            </w:r>
+          </w:hyperlink>
+        </w:p>
+        <w:p>
+          <w:pPr>
+            <w:pStyle w:val="TOC1"/>
+            <w:tabs>
+              <w:tab w:val="right" w:leader="dot" w:pos="9350"/>
+            </w:tabs>
+            <w:rPr>
+              <w:rFonts w:eastAsiaTheme="minorEastAsia"/>
+              <w:noProof/>
+            </w:rPr>
+          </w:pPr>
+          <w:hyperlink w:anchor="_Toc166489864" w:history="1">
+            <w:r>
+              <w:rPr>
+                <w:rStyle w:val="Hyperlink"/>
+                <w:noProof/>
+              </w:rPr>
+              <w:t>Installation</w:t>
+            </w:r>
+            <w:r>
+              <w:rPr>
+                <w:noProof/>
+                <w:webHidden/>
+              </w:rPr>
+              <w:tab/>
+            </w:r>
+            <w:r>
+              <w:rPr>
+                <w:noProof/>
+                <w:webHidden/>
+              </w:rPr>
+              <w:fldChar w:fldCharType="begin"/>
+            </w:r>
+            <w:r>
+              <w:rPr>
+                <w:noProof/>
+                <w:webHidden/>
+              </w:rPr>
+              <w:instrText xml:space="preserve"> PAGEREF _Toc166489864 \h </w:instrText>
+            </w:r>
+            <w:r>
+              <w:rPr>
+                <w:noProof/>
+                <w:webHidden/>
+              </w:rPr>
+            </w:r>
+            <w:r>
+              <w:rPr>
+                <w:noProof/>
+                <w:webHidden/>
+              </w:rPr>
+              <w:fldChar w:fldCharType="separate"/>
+            </w:r>
+            <w:r>
+              <w:rPr>
+                <w:noProof/>
+                <w:webHidden/>
+              </w:rPr>
+              <w:t>3</w:t>
+            </w:r>
+            <w:r>
+              <w:rPr>
+                <w:noProof/>
+                <w:webHidden/>
+              </w:rPr>
+              <w:fldChar w:fldCharType="end"/>
+            </w:r>
+          </w:hyperlink>
+        </w:p>
+        <w:p>
+          <w:pPr>
+            <w:pStyle w:val="TOC1"/>
+            <w:tabs>
+              <w:tab w:val="right" w:leader="dot" w:pos="9350"/>
+            </w:tabs>
+            <w:rPr>
+              <w:rFonts w:eastAsiaTheme="minorEastAsia"/>
+              <w:noProof/>
+            </w:rPr>
+          </w:pPr>
+          <w:hyperlink w:anchor="_Toc166489865" w:history="1">
+            <w:r>
+              <w:rPr>
+                <w:rStyle w:val="Hyperlink"/>
+                <w:noProof/>
+              </w:rPr>
+              <w:t>Running from Windows</w:t>
+            </w:r>
+            <w:r>
+              <w:rPr>
+                <w:noProof/>
+                <w:webHidden/>
+              </w:rPr>
+              <w:tab/>
+            </w:r>
+            <w:r>
+              <w:rPr>
+                <w:noProof/>
+                <w:webHidden/>
+              </w:rPr>
+              <w:fldChar w:fldCharType="begin"/>
+            </w:r>
+            <w:r>
+              <w:rPr>
+                <w:noProof/>
+                <w:webHidden/>
+              </w:rPr>
+              <w:instrText xml:space="preserve"> PAGEREF _Toc166489865 \h </w:instrText>
+            </w:r>
+            <w:r>
+              <w:rPr>
+                <w:noProof/>
+                <w:webHidden/>
+              </w:rPr>
+            </w:r>
+            <w:r>
+              <w:rPr>
+                <w:noProof/>
+                <w:webHidden/>
+              </w:rPr>
+              <w:fldChar w:fldCharType="separate"/>
+            </w:r>
+            <w:r>
+              <w:rPr>
+                <w:noProof/>
+                <w:webHidden/>
+              </w:rPr>
+              <w:t>3</w:t>
+            </w:r>
+            <w:r>
+              <w:rPr>
+                <w:noProof/>
+                <w:webHidden/>
+              </w:rPr>
+              <w:fldChar w:fldCharType="end"/>
+            </w:r>
+          </w:hyperlink>
+        </w:p>
+        <w:p>
+          <w:pPr>
+            <w:pStyle w:val="TOC1"/>
+            <w:tabs>
+              <w:tab w:val="right" w:leader="dot" w:pos="9350"/>
+            </w:tabs>
+            <w:rPr>
+              <w:rFonts w:eastAsiaTheme="minorEastAsia"/>
+              <w:noProof/>
+            </w:rPr>
+          </w:pPr>
+          <w:hyperlink w:anchor="_Toc166489866" w:history="1">
+            <w:r>
+              <w:rPr>
+                <w:rStyle w:val="Hyperlink"/>
+                <w:noProof/>
+              </w:rPr>
+              <w:t>Program Installation location</w:t>
+            </w:r>
+            <w:r>
+              <w:rPr>
+                <w:noProof/>
+                <w:webHidden/>
+              </w:rPr>
+              <w:tab/>
+            </w:r>
+            <w:r>
+              <w:rPr>
+                <w:noProof/>
+                <w:webHidden/>
+              </w:rPr>
+              <w:fldChar w:fldCharType="begin"/>
+            </w:r>
+            <w:r>
+              <w:rPr>
+                <w:noProof/>
+                <w:webHidden/>
+              </w:rPr>
+              <w:instrText xml:space="preserve"> PAGEREF _Toc166489866 \h </w:instrText>
+            </w:r>
+            <w:r>
+              <w:rPr>
+                <w:noProof/>
+                <w:webHidden/>
+              </w:rPr>
+            </w:r>
+            <w:r>
+              <w:rPr>
+                <w:noProof/>
+                <w:webHidden/>
+              </w:rPr>
+              <w:fldChar w:fldCharType="separate"/>
+            </w:r>
+            <w:r>
+              <w:rPr>
+                <w:noProof/>
+                <w:webHidden/>
+              </w:rPr>
+              <w:t>6</w:t>
+            </w:r>
+            <w:r>
+              <w:rPr>
+                <w:noProof/>
+                <w:webHidden/>
+              </w:rPr>
+              <w:fldChar w:fldCharType="end"/>
+            </w:r>
+          </w:hyperlink>
+        </w:p>
+        <w:p>
+          <w:pPr>
+            <w:pStyle w:val="TOC1"/>
+            <w:tabs>
+              <w:tab w:val="right" w:leader="dot" w:pos="9350"/>
+            </w:tabs>
+            <w:rPr>
+              <w:rFonts w:eastAsiaTheme="minorEastAsia"/>
+              <w:noProof/>
+            </w:rPr>
+          </w:pPr>
+          <w:hyperlink w:anchor="_Toc166489867" w:history="1">
+            <w:r>
+              <w:rPr>
+                <w:rStyle w:val="Hyperlink"/>
+                <w:noProof/>
+              </w:rPr>
+              <w:t>Adding OABuilder to the OAAppStore</w:t>
+            </w:r>
+            <w:r>
+              <w:rPr>
+                <w:noProof/>
+                <w:webHidden/>
+              </w:rPr>
+              <w:tab/>
+            </w:r>
+            <w:r>
+              <w:rPr>
+                <w:noProof/>
+                <w:webHidden/>
+              </w:rPr>
+              <w:fldChar w:fldCharType="begin"/>
+            </w:r>
+            <w:r>
+              <w:rPr>
+                <w:noProof/>
+                <w:webHidden/>
+              </w:rPr>
+              <w:instrText xml:space="preserve"> PAGEREF _Toc166489867 \h </w:instrText>
+            </w:r>
+            <w:r>
+              <w:rPr>
+                <w:noProof/>
+                <w:webHidden/>
+              </w:rPr>
+            </w:r>
+            <w:r>
+              <w:rPr>
+                <w:noProof/>
+                <w:webHidden/>
+              </w:rPr>
+              <w:fldChar w:fldCharType="separate"/>
+            </w:r>
+            <w:r>
+              <w:rPr>
+                <w:noProof/>
+                <w:webHidden/>
+              </w:rPr>
+              <w:t>8</w:t>
             </w:r>
             <w:r>
               <w:rPr>
@@ -144,13 +507,13 @@
               <w:noProof/>
             </w:rPr>
           </w:pPr>
-          <w:hyperlink w:anchor="_Toc166318605" w:history="1">
+          <w:hyperlink w:anchor="_Toc166489868" w:history="1">
             <w:r>
               <w:rPr>
                 <w:rStyle w:val="Hyperlink"/>
                 <w:noProof/>
               </w:rPr>
-              <w:t>Introduction</w:t>
+              <w:t>Create a new Application Type</w:t>
             </w:r>
             <w:r>
               <w:rPr>
@@ -171,7 +534,7 @@
                 <w:noProof/>
                 <w:webHidden/>
               </w:rPr>
-              <w:instrText xml:space="preserve"> PAGEREF _Toc166318605 \h </w:instrText>
+              <w:instrText xml:space="preserve"> PAGEREF _Toc166489868 \h </w:instrText>
             </w:r>
             <w:r>
               <w:rPr>
@@ -191,7 +554,7 @@
                 <w:noProof/>
                 <w:webHidden/>
               </w:rPr>
-              <w:t>2</w:t>
+              <w:t>8</w:t>
             </w:r>
             <w:r>
               <w:rPr>
@@ -213,13 +576,13 @@
               <w:noProof/>
             </w:rPr>
           </w:pPr>
-          <w:hyperlink w:anchor="_Toc166318606" w:history="1">
+          <w:hyperlink w:anchor="_Toc166489869" w:history="1">
             <w:r>
               <w:rPr>
                 <w:rStyle w:val="Hyperlink"/>
                 <w:noProof/>
               </w:rPr>
-              <w:t>Source code</w:t>
+              <w:t>Give User permissions to run the new Application Type</w:t>
             </w:r>
             <w:r>
               <w:rPr>
@@ -240,7 +603,7 @@
                 <w:noProof/>
                 <w:webHidden/>
               </w:rPr>
-              <w:instrText xml:space="preserve"> PAGEREF _Toc166318606 \h </w:instrText>
+              <w:instrText xml:space="preserve"> PAGEREF _Toc166489869 \h </w:instrText>
             </w:r>
             <w:r>
               <w:rPr>
@@ -260,7 +623,7 @@
                 <w:noProof/>
                 <w:webHidden/>
               </w:rPr>
-              <w:t>2</w:t>
+              <w:t>15</w:t>
             </w:r>
             <w:r>
               <w:rPr>
@@ -282,13 +645,13 @@
               <w:noProof/>
             </w:rPr>
           </w:pPr>
-          <w:hyperlink w:anchor="_Toc166318607" w:history="1">
+          <w:hyperlink w:anchor="_Toc166489870" w:history="1">
             <w:r>
               <w:rPr>
                 <w:rStyle w:val="Hyperlink"/>
                 <w:noProof/>
               </w:rPr>
-              <w:t>Running OAAppStore from Windows</w:t>
+              <w:t>Select the Version to run.</w:t>
             </w:r>
             <w:r>
               <w:rPr>
@@ -309,7 +672,7 @@
                 <w:noProof/>
                 <w:webHidden/>
               </w:rPr>
-              <w:instrText xml:space="preserve"> PAGEREF _Toc166318607 \h </w:instrText>
+              <w:instrText xml:space="preserve"> PAGEREF _Toc166489870 \h </w:instrText>
             </w:r>
             <w:r>
               <w:rPr>
@@ -329,7 +692,7 @@
                 <w:noProof/>
                 <w:webHidden/>
               </w:rPr>
-              <w:t>2</w:t>
+              <w:t>17</w:t>
             </w:r>
             <w:r>
               <w:rPr>
@@ -351,13 +714,13 @@
               <w:noProof/>
             </w:rPr>
           </w:pPr>
-          <w:hyperlink w:anchor="_Toc166318608" w:history="1">
+          <w:hyperlink w:anchor="_Toc166489871" w:history="1">
             <w:r>
               <w:rPr>
                 <w:rStyle w:val="Hyperlink"/>
                 <w:noProof/>
               </w:rPr>
-              <w:t>Program Installation location</w:t>
+              <w:t>Run OABuilder</w:t>
             </w:r>
             <w:r>
               <w:rPr>
@@ -378,7 +741,7 @@
                 <w:noProof/>
                 <w:webHidden/>
               </w:rPr>
-              <w:instrText xml:space="preserve"> PAGEREF _Toc166318608 \h </w:instrText>
+              <w:instrText xml:space="preserve"> PAGEREF _Toc166489871 \h </w:instrText>
             </w:r>
             <w:r>
               <w:rPr>
@@ -398,7 +761,76 @@
                 <w:noProof/>
                 <w:webHidden/>
               </w:rPr>
-              <w:t>6</w:t>
+              <w:t>18</w:t>
+            </w:r>
+            <w:r>
+              <w:rPr>
+                <w:noProof/>
+                <w:webHidden/>
+              </w:rPr>
+              <w:fldChar w:fldCharType="end"/>
+            </w:r>
+          </w:hyperlink>
+        </w:p>
+        <w:p>
+          <w:pPr>
+            <w:pStyle w:val="TOC1"/>
+            <w:tabs>
+              <w:tab w:val="right" w:leader="dot" w:pos="9350"/>
+            </w:tabs>
+            <w:rPr>
+              <w:rFonts w:eastAsiaTheme="minorEastAsia"/>
+              <w:noProof/>
+            </w:rPr>
+          </w:pPr>
+          <w:hyperlink w:anchor="_Toc166489872" w:history="1">
+            <w:r>
+              <w:rPr>
+                <w:rStyle w:val="Hyperlink"/>
+                <w:noProof/>
+              </w:rPr>
+              <w:t>Adding OATemplate to the OAAppStore</w:t>
+            </w:r>
+            <w:r>
+              <w:rPr>
+                <w:noProof/>
+                <w:webHidden/>
+              </w:rPr>
+              <w:tab/>
+            </w:r>
+            <w:r>
+              <w:rPr>
+                <w:noProof/>
+                <w:webHidden/>
+              </w:rPr>
+              <w:fldChar w:fldCharType="begin"/>
+            </w:r>
+            <w:r>
+              <w:rPr>
+                <w:noProof/>
+                <w:webHidden/>
+              </w:rPr>
+              <w:instrText xml:space="preserve"> PAGEREF _Toc166489872 \h </w:instrText>
+            </w:r>
+            <w:r>
+              <w:rPr>
+                <w:noProof/>
+                <w:webHidden/>
+              </w:rPr>
+            </w:r>
+            <w:r>
+              <w:rPr>
+                <w:noProof/>
+                <w:webHidden/>
+              </w:rPr>
+              <w:fldChar w:fldCharType="separate"/>
+            </w:r>
+            <w:r>
+              <w:rPr>
+                <w:noProof/>
+                <w:webHidden/>
+              </w:rPr>
+              <w:t>20</w:t>
             </w:r>
             <w:r>
               <w:rPr>
@@ -420,13 +852,13 @@
               <w:noProof/>
             </w:rPr>
           </w:pPr>
-          <w:hyperlink w:anchor="_Toc166318609" w:history="1">
+          <w:hyperlink w:anchor="_Toc166489873" w:history="1">
             <w:r>
               <w:rPr>
                 <w:rStyle w:val="Hyperlink"/>
                 <w:noProof/>
               </w:rPr>
-              <w:t>Take a tour of OAAppStore</w:t>
+              <w:t>Create a new Application Type</w:t>
             </w:r>
             <w:r>
               <w:rPr>
@@ -447,7 +879,7 @@
                 <w:noProof/>
                 <w:webHidden/>
               </w:rPr>
-              <w:instrText xml:space="preserve"> PAGEREF _Toc166318609 \h </w:instrText>
+              <w:instrText xml:space="preserve"> PAGEREF _Toc166489873 \h </w:instrText>
             </w:r>
             <w:r>
               <w:rPr>
@@ -467,7 +899,7 @@
                 <w:noProof/>
                 <w:webHidden/>
               </w:rPr>
-              <w:t>7</w:t>
+              <w:t>21</w:t>
             </w:r>
             <w:r>
               <w:rPr>
@@ -489,13 +921,13 @@
               <w:noProof/>
             </w:rPr>
           </w:pPr>
-          <w:hyperlink w:anchor="_Toc166318610" w:history="1">
+          <w:hyperlink w:anchor="_Toc166489874" w:history="1">
             <w:r>
               <w:rPr>
                 <w:rStyle w:val="Hyperlink"/>
                 <w:noProof/>
               </w:rPr>
-              <w:t>Adding OABuilder to the OAAppStore</w:t>
+              <w:t>Give User permissions to run the new Application Type</w:t>
             </w:r>
             <w:r>
               <w:rPr>
@@ -516,7 +948,7 @@
                 <w:noProof/>
                 <w:webHidden/>
               </w:rPr>
-              <w:instrText xml:space="preserve"> PAGEREF _Toc166318610 \h </w:instrText>
+              <w:instrText xml:space="preserve"> PAGEREF _Toc166489874 \h </w:instrText>
             </w:r>
             <w:r>
               <w:rPr>
@@ -536,7 +968,559 @@
                 <w:noProof/>
                 <w:webHidden/>
               </w:rPr>
-              <w:t>8</w:t>
+              <w:t>27</w:t>
+            </w:r>
+            <w:r>
+              <w:rPr>
+                <w:noProof/>
+                <w:webHidden/>
+              </w:rPr>
+              <w:fldChar w:fldCharType="end"/>
+            </w:r>
+          </w:hyperlink>
+        </w:p>
+        <w:p>
+          <w:pPr>
+            <w:pStyle w:val="TOC2"/>
+            <w:tabs>
+              <w:tab w:val="right" w:leader="dot" w:pos="9350"/>
+            </w:tabs>
+            <w:rPr>
+              <w:rFonts w:eastAsiaTheme="minorEastAsia"/>
+              <w:noProof/>
+            </w:rPr>
+          </w:pPr>
+          <w:hyperlink w:anchor="_Toc166489875" w:history="1">
+            <w:r>
+              <w:rPr>
+                <w:rStyle w:val="Hyperlink"/>
+                <w:noProof/>
+              </w:rPr>
+              <w:t>Select the Version to run.</w:t>
+            </w:r>
+            <w:r>
+              <w:rPr>
+                <w:noProof/>
+                <w:webHidden/>
+              </w:rPr>
+              <w:tab/>
+            </w:r>
+            <w:r>
+              <w:rPr>
+                <w:noProof/>
+                <w:webHidden/>
+              </w:rPr>
+              <w:fldChar w:fldCharType="begin"/>
+            </w:r>
+            <w:r>
+              <w:rPr>
+                <w:noProof/>
+                <w:webHidden/>
+              </w:rPr>
+              <w:instrText xml:space="preserve"> PAGEREF _Toc166489875 \h </w:instrText>
+            </w:r>
+            <w:r>
+              <w:rPr>
+                <w:noProof/>
+                <w:webHidden/>
+              </w:rPr>
+            </w:r>
+            <w:r>
+              <w:rPr>
+                <w:noProof/>
+                <w:webHidden/>
+              </w:rPr>
+              <w:fldChar w:fldCharType="separate"/>
+            </w:r>
+            <w:r>
+              <w:rPr>
+                <w:noProof/>
+                <w:webHidden/>
+              </w:rPr>
+              <w:t>29</w:t>
+            </w:r>
+            <w:r>
+              <w:rPr>
+                <w:noProof/>
+                <w:webHidden/>
+              </w:rPr>
+              <w:fldChar w:fldCharType="end"/>
+            </w:r>
+          </w:hyperlink>
+        </w:p>
+        <w:p>
+          <w:pPr>
+            <w:pStyle w:val="TOC2"/>
+            <w:tabs>
+              <w:tab w:val="right" w:leader="dot" w:pos="9350"/>
+            </w:tabs>
+            <w:rPr>
+              <w:rFonts w:eastAsiaTheme="minorEastAsia"/>
+              <w:noProof/>
+            </w:rPr>
+          </w:pPr>
+          <w:hyperlink w:anchor="_Toc166489876" w:history="1">
+            <w:r>
+              <w:rPr>
+                <w:rStyle w:val="Hyperlink"/>
+                <w:noProof/>
+              </w:rPr>
+              <w:t>Run OATemplate as single user (from desktop)</w:t>
+            </w:r>
+            <w:r>
+              <w:rPr>
+                <w:noProof/>
+                <w:webHidden/>
+              </w:rPr>
+              <w:tab/>
+            </w:r>
+            <w:r>
+              <w:rPr>
+                <w:noProof/>
+                <w:webHidden/>
+              </w:rPr>
+              <w:fldChar w:fldCharType="begin"/>
+            </w:r>
+            <w:r>
+              <w:rPr>
+                <w:noProof/>
+                <w:webHidden/>
+              </w:rPr>
+              <w:instrText xml:space="preserve"> PAGEREF _Toc166489876 \h </w:instrText>
+            </w:r>
+            <w:r>
+              <w:rPr>
+                <w:noProof/>
+                <w:webHidden/>
+              </w:rPr>
+            </w:r>
+            <w:r>
+              <w:rPr>
+                <w:noProof/>
+                <w:webHidden/>
+              </w:rPr>
+              <w:fldChar w:fldCharType="separate"/>
+            </w:r>
+            <w:r>
+              <w:rPr>
+                <w:noProof/>
+                <w:webHidden/>
+              </w:rPr>
+              <w:t>30</w:t>
+            </w:r>
+            <w:r>
+              <w:rPr>
+                <w:noProof/>
+                <w:webHidden/>
+              </w:rPr>
+              <w:fldChar w:fldCharType="end"/>
+            </w:r>
+          </w:hyperlink>
+        </w:p>
+        <w:p>
+          <w:pPr>
+            <w:pStyle w:val="TOC2"/>
+            <w:tabs>
+              <w:tab w:val="right" w:leader="dot" w:pos="9350"/>
+            </w:tabs>
+            <w:rPr>
+              <w:rFonts w:eastAsiaTheme="minorEastAsia"/>
+              <w:noProof/>
+            </w:rPr>
+          </w:pPr>
+          <w:hyperlink w:anchor="_Toc166489877" w:history="1">
+            <w:r>
+              <w:rPr>
+                <w:rStyle w:val="Hyperlink"/>
+                <w:noProof/>
+              </w:rPr>
+              <w:t>Setting up Environments</w:t>
+            </w:r>
+            <w:r>
+              <w:rPr>
+                <w:noProof/>
+                <w:webHidden/>
+              </w:rPr>
+              <w:tab/>
+            </w:r>
+            <w:r>
+              <w:rPr>
+                <w:noProof/>
+                <w:webHidden/>
+              </w:rPr>
+              <w:fldChar w:fldCharType="begin"/>
+            </w:r>
+            <w:r>
+              <w:rPr>
+                <w:noProof/>
+                <w:webHidden/>
+              </w:rPr>
+              <w:instrText xml:space="preserve"> PAGEREF _Toc166489877 \h </w:instrText>
+            </w:r>
+            <w:r>
+              <w:rPr>
+                <w:noProof/>
+                <w:webHidden/>
+              </w:rPr>
+            </w:r>
+            <w:r>
+              <w:rPr>
+                <w:noProof/>
+                <w:webHidden/>
+              </w:rPr>
+              <w:fldChar w:fldCharType="separate"/>
+            </w:r>
+            <w:r>
+              <w:rPr>
+                <w:noProof/>
+                <w:webHidden/>
+              </w:rPr>
+              <w:t>30</w:t>
+            </w:r>
+            <w:r>
+              <w:rPr>
+                <w:noProof/>
+                <w:webHidden/>
+              </w:rPr>
+              <w:fldChar w:fldCharType="end"/>
+            </w:r>
+          </w:hyperlink>
+        </w:p>
+        <w:p>
+          <w:pPr>
+            <w:pStyle w:val="TOC2"/>
+            <w:tabs>
+              <w:tab w:val="right" w:leader="dot" w:pos="9350"/>
+            </w:tabs>
+            <w:rPr>
+              <w:rFonts w:eastAsiaTheme="minorEastAsia"/>
+              <w:noProof/>
+            </w:rPr>
+          </w:pPr>
+          <w:hyperlink w:anchor="_Toc166489878" w:history="1">
+            <w:r>
+              <w:rPr>
+                <w:rStyle w:val="Hyperlink"/>
+                <w:noProof/>
+              </w:rPr>
+              <w:t>Running OATemplate as Server</w:t>
+            </w:r>
+            <w:r>
+              <w:rPr>
+                <w:noProof/>
+                <w:webHidden/>
+              </w:rPr>
+              <w:tab/>
+            </w:r>
+            <w:r>
+              <w:rPr>
+                <w:noProof/>
+                <w:webHidden/>
+              </w:rPr>
+              <w:fldChar w:fldCharType="begin"/>
+            </w:r>
+            <w:r>
+              <w:rPr>
+                <w:noProof/>
+                <w:webHidden/>
+              </w:rPr>
+              <w:instrText xml:space="preserve"> PAGEREF _Toc166489878 \h </w:instrText>
+            </w:r>
+            <w:r>
+              <w:rPr>
+                <w:noProof/>
+                <w:webHidden/>
+              </w:rPr>
+            </w:r>
+            <w:r>
+              <w:rPr>
+                <w:noProof/>
+                <w:webHidden/>
+              </w:rPr>
+              <w:fldChar w:fldCharType="separate"/>
+            </w:r>
+            <w:r>
+              <w:rPr>
+                <w:noProof/>
+                <w:webHidden/>
+              </w:rPr>
+              <w:t>38</w:t>
+            </w:r>
+            <w:r>
+              <w:rPr>
+                <w:noProof/>
+                <w:webHidden/>
+              </w:rPr>
+              <w:fldChar w:fldCharType="end"/>
+            </w:r>
+          </w:hyperlink>
+        </w:p>
+        <w:p>
+          <w:pPr>
+            <w:pStyle w:val="TOC2"/>
+            <w:tabs>
+              <w:tab w:val="right" w:leader="dot" w:pos="9350"/>
+            </w:tabs>
+            <w:rPr>
+              <w:rFonts w:eastAsiaTheme="minorEastAsia"/>
+              <w:noProof/>
+            </w:rPr>
+          </w:pPr>
+          <w:hyperlink w:anchor="_Toc166489879" w:history="1">
+            <w:r>
+              <w:rPr>
+                <w:rStyle w:val="Hyperlink"/>
+                <w:noProof/>
+              </w:rPr>
+              <w:t>Running OATemplate as Client to connect to Server</w:t>
+            </w:r>
+            <w:r>
+              <w:rPr>
+                <w:noProof/>
+                <w:webHidden/>
+              </w:rPr>
+              <w:tab/>
+            </w:r>
+            <w:r>
+              <w:rPr>
+                <w:noProof/>
+                <w:webHidden/>
+              </w:rPr>
+              <w:fldChar w:fldCharType="begin"/>
+            </w:r>
+            <w:r>
+              <w:rPr>
+                <w:noProof/>
+                <w:webHidden/>
+              </w:rPr>
+              <w:instrText xml:space="preserve"> PAGEREF _Toc166489879 \h </w:instrText>
+            </w:r>
+            <w:r>
+              <w:rPr>
+                <w:noProof/>
+                <w:webHidden/>
+              </w:rPr>
+            </w:r>
+            <w:r>
+              <w:rPr>
+                <w:noProof/>
+                <w:webHidden/>
+              </w:rPr>
+              <w:fldChar w:fldCharType="separate"/>
+            </w:r>
+            <w:r>
+              <w:rPr>
+                <w:noProof/>
+                <w:webHidden/>
+              </w:rPr>
+              <w:t>41</w:t>
+            </w:r>
+            <w:r>
+              <w:rPr>
+                <w:noProof/>
+                <w:webHidden/>
+              </w:rPr>
+              <w:fldChar w:fldCharType="end"/>
+            </w:r>
+          </w:hyperlink>
+        </w:p>
+        <w:p>
+          <w:pPr>
+            <w:pStyle w:val="TOC1"/>
+            <w:tabs>
+              <w:tab w:val="right" w:leader="dot" w:pos="9350"/>
+            </w:tabs>
+            <w:rPr>
+              <w:rFonts w:eastAsiaTheme="minorEastAsia"/>
+              <w:noProof/>
+            </w:rPr>
+          </w:pPr>
+          <w:hyperlink w:anchor="_Toc166489880" w:history="1">
+            <w:r>
+              <w:rPr>
+                <w:rStyle w:val="Hyperlink"/>
+                <w:noProof/>
+              </w:rPr>
+              <w:t>Take a tour</w:t>
+            </w:r>
+            <w:r>
+              <w:rPr>
+                <w:noProof/>
+                <w:webHidden/>
+              </w:rPr>
+              <w:tab/>
+            </w:r>
+            <w:r>
+              <w:rPr>
+                <w:noProof/>
+                <w:webHidden/>
+              </w:rPr>
+              <w:fldChar w:fldCharType="begin"/>
+            </w:r>
+            <w:r>
+              <w:rPr>
+                <w:noProof/>
+                <w:webHidden/>
+              </w:rPr>
+              <w:instrText xml:space="preserve"> PAGEREF _Toc166489880 \h </w:instrText>
+            </w:r>
+            <w:r>
+              <w:rPr>
+                <w:noProof/>
+                <w:webHidden/>
+              </w:rPr>
+            </w:r>
+            <w:r>
+              <w:rPr>
+                <w:noProof/>
+                <w:webHidden/>
+              </w:rPr>
+              <w:fldChar w:fldCharType="separate"/>
+            </w:r>
+            <w:r>
+              <w:rPr>
+                <w:noProof/>
+                <w:webHidden/>
+              </w:rPr>
+              <w:t>46</w:t>
+            </w:r>
+            <w:r>
+              <w:rPr>
+                <w:noProof/>
+                <w:webHidden/>
+              </w:rPr>
+              <w:fldChar w:fldCharType="end"/>
+            </w:r>
+          </w:hyperlink>
+        </w:p>
+        <w:p>
+          <w:pPr>
+            <w:pStyle w:val="TOC2"/>
+            <w:tabs>
+              <w:tab w:val="right" w:leader="dot" w:pos="9350"/>
+            </w:tabs>
+            <w:rPr>
+              <w:rFonts w:eastAsiaTheme="minorEastAsia"/>
+              <w:noProof/>
+            </w:rPr>
+          </w:pPr>
+          <w:hyperlink w:anchor="_Toc166489881" w:history="1">
+            <w:r>
+              <w:rPr>
+                <w:rStyle w:val="Hyperlink"/>
+                <w:noProof/>
+              </w:rPr>
+              <w:t>My Applications</w:t>
+            </w:r>
+            <w:r>
+              <w:rPr>
+                <w:noProof/>
+                <w:webHidden/>
+              </w:rPr>
+              <w:tab/>
+            </w:r>
+            <w:r>
+              <w:rPr>
+                <w:noProof/>
+                <w:webHidden/>
+              </w:rPr>
+              <w:fldChar w:fldCharType="begin"/>
+            </w:r>
+            <w:r>
+              <w:rPr>
+                <w:noProof/>
+                <w:webHidden/>
+              </w:rPr>
+              <w:instrText xml:space="preserve"> PAGEREF _Toc166489881 \h </w:instrText>
+            </w:r>
+            <w:r>
+              <w:rPr>
+                <w:noProof/>
+                <w:webHidden/>
+              </w:rPr>
+            </w:r>
+            <w:r>
+              <w:rPr>
+                <w:noProof/>
+                <w:webHidden/>
+              </w:rPr>
+              <w:fldChar w:fldCharType="separate"/>
+            </w:r>
+            <w:r>
+              <w:rPr>
+                <w:noProof/>
+                <w:webHidden/>
+              </w:rPr>
+              <w:t>47</w:t>
+            </w:r>
+            <w:r>
+              <w:rPr>
+                <w:noProof/>
+                <w:webHidden/>
+              </w:rPr>
+              <w:fldChar w:fldCharType="end"/>
+            </w:r>
+          </w:hyperlink>
+        </w:p>
+        <w:p>
+          <w:pPr>
+            <w:pStyle w:val="TOC2"/>
+            <w:tabs>
+              <w:tab w:val="right" w:leader="dot" w:pos="9350"/>
+            </w:tabs>
+            <w:rPr>
+              <w:rFonts w:eastAsiaTheme="minorEastAsia"/>
+              <w:noProof/>
+            </w:rPr>
+          </w:pPr>
+          <w:hyperlink w:anchor="_Toc166489882" w:history="1">
+            <w:r>
+              <w:rPr>
+                <w:rStyle w:val="Hyperlink"/>
+                <w:noProof/>
+              </w:rPr>
+              <w:t>My Apps that are Single User</w:t>
+            </w:r>
+            <w:r>
+              <w:rPr>
+                <w:noProof/>
+                <w:webHidden/>
+              </w:rPr>
+              <w:tab/>
+            </w:r>
+            <w:r>
+              <w:rPr>
+                <w:noProof/>
+                <w:webHidden/>
+              </w:rPr>
+              <w:fldChar w:fldCharType="begin"/>
+            </w:r>
+            <w:r>
+              <w:rPr>
+                <w:noProof/>
+                <w:webHidden/>
+              </w:rPr>
+              <w:instrText xml:space="preserve"> PAGEREF _Toc166489882 \h </w:instrText>
+            </w:r>
+            <w:r>
+              <w:rPr>
+                <w:noProof/>
+                <w:webHidden/>
+              </w:rPr>
+            </w:r>
+            <w:r>
+              <w:rPr>
+                <w:noProof/>
+                <w:webHidden/>
+              </w:rPr>
+              <w:fldChar w:fldCharType="separate"/>
+            </w:r>
+            <w:r>
+              <w:rPr>
+                <w:noProof/>
+                <w:webHidden/>
+              </w:rPr>
+              <w:t>48</w:t>
             </w:r>
             <w:r>
               <w:rPr>
@@ -558,13 +1542,13 @@
               <w:noProof/>
             </w:rPr>
           </w:pPr>
-          <w:hyperlink w:anchor="_Toc166318611" w:history="1">
+          <w:hyperlink w:anchor="_Toc166489883" w:history="1">
             <w:r>
               <w:rPr>
                 <w:rStyle w:val="Hyperlink"/>
                 <w:noProof/>
               </w:rPr>
-              <w:t>Create a new Application Type</w:t>
+              <w:t>Launching an Application</w:t>
             </w:r>
             <w:r>
               <w:rPr>
@@ -585,7 +1569,7 @@
                 <w:noProof/>
                 <w:webHidden/>
               </w:rPr>
-              <w:instrText xml:space="preserve"> PAGEREF _Toc166318611 \h </w:instrText>
+              <w:instrText xml:space="preserve"> PAGEREF _Toc166489883 \h </w:instrText>
             </w:r>
             <w:r>
               <w:rPr>
@@ -605,7 +1589,214 @@
                 <w:noProof/>
                 <w:webHidden/>
               </w:rPr>
-              <w:t>8</w:t>
+              <w:t>49</w:t>
+            </w:r>
+            <w:r>
+              <w:rPr>
+                <w:noProof/>
+                <w:webHidden/>
+              </w:rPr>
+              <w:fldChar w:fldCharType="end"/>
+            </w:r>
+          </w:hyperlink>
+        </w:p>
+        <w:p>
+          <w:pPr>
+            <w:pStyle w:val="TOC2"/>
+            <w:tabs>
+              <w:tab w:val="right" w:leader="dot" w:pos="9350"/>
+            </w:tabs>
+            <w:rPr>
+              <w:rFonts w:eastAsiaTheme="minorEastAsia"/>
+              <w:noProof/>
+            </w:rPr>
+          </w:pPr>
+          <w:hyperlink w:anchor="_Toc166489884" w:history="1">
+            <w:r>
+              <w:rPr>
+                <w:rStyle w:val="Hyperlink"/>
+                <w:noProof/>
+              </w:rPr>
+              <w:t>My Apps that run as a Server (multi-user)</w:t>
+            </w:r>
+            <w:r>
+              <w:rPr>
+                <w:noProof/>
+                <w:webHidden/>
+              </w:rPr>
+              <w:tab/>
+            </w:r>
+            <w:r>
+              <w:rPr>
+                <w:noProof/>
+                <w:webHidden/>
+              </w:rPr>
+              <w:fldChar w:fldCharType="begin"/>
+            </w:r>
+            <w:r>
+              <w:rPr>
+                <w:noProof/>
+                <w:webHidden/>
+              </w:rPr>
+              <w:instrText xml:space="preserve"> PAGEREF _Toc166489884 \h </w:instrText>
+            </w:r>
+            <w:r>
+              <w:rPr>
+                <w:noProof/>
+                <w:webHidden/>
+              </w:rPr>
+            </w:r>
+            <w:r>
+              <w:rPr>
+                <w:noProof/>
+                <w:webHidden/>
+              </w:rPr>
+              <w:fldChar w:fldCharType="separate"/>
+            </w:r>
+            <w:r>
+              <w:rPr>
+                <w:noProof/>
+                <w:webHidden/>
+              </w:rPr>
+              <w:t>52</w:t>
+            </w:r>
+            <w:r>
+              <w:rPr>
+                <w:noProof/>
+                <w:webHidden/>
+              </w:rPr>
+              <w:fldChar w:fldCharType="end"/>
+            </w:r>
+          </w:hyperlink>
+        </w:p>
+        <w:p>
+          <w:pPr>
+            <w:pStyle w:val="TOC2"/>
+            <w:tabs>
+              <w:tab w:val="right" w:leader="dot" w:pos="9350"/>
+            </w:tabs>
+            <w:rPr>
+              <w:rFonts w:eastAsiaTheme="minorEastAsia"/>
+              <w:noProof/>
+            </w:rPr>
+          </w:pPr>
+          <w:hyperlink w:anchor="_Toc166489885" w:history="1">
+            <w:r>
+              <w:rPr>
+                <w:rStyle w:val="Hyperlink"/>
+                <w:noProof/>
+              </w:rPr>
+              <w:t>My Apps that run as a Client (connect to a Server)</w:t>
+            </w:r>
+            <w:r>
+              <w:rPr>
+                <w:noProof/>
+                <w:webHidden/>
+              </w:rPr>
+              <w:tab/>
+            </w:r>
+            <w:r>
+              <w:rPr>
+                <w:noProof/>
+                <w:webHidden/>
+              </w:rPr>
+              <w:fldChar w:fldCharType="begin"/>
+            </w:r>
+            <w:r>
+              <w:rPr>
+                <w:noProof/>
+                <w:webHidden/>
+              </w:rPr>
+              <w:instrText xml:space="preserve"> PAGEREF _Toc166489885 \h </w:instrText>
+            </w:r>
+            <w:r>
+              <w:rPr>
+                <w:noProof/>
+                <w:webHidden/>
+              </w:rPr>
+            </w:r>
+            <w:r>
+              <w:rPr>
+                <w:noProof/>
+                <w:webHidden/>
+              </w:rPr>
+              <w:fldChar w:fldCharType="separate"/>
+            </w:r>
+            <w:r>
+              <w:rPr>
+                <w:noProof/>
+                <w:webHidden/>
+              </w:rPr>
+              <w:t>53</w:t>
+            </w:r>
+            <w:r>
+              <w:rPr>
+                <w:noProof/>
+                <w:webHidden/>
+              </w:rPr>
+              <w:fldChar w:fldCharType="end"/>
+            </w:r>
+          </w:hyperlink>
+        </w:p>
+        <w:p>
+          <w:pPr>
+            <w:pStyle w:val="TOC2"/>
+            <w:tabs>
+              <w:tab w:val="right" w:leader="dot" w:pos="9350"/>
+            </w:tabs>
+            <w:rPr>
+              <w:rFonts w:eastAsiaTheme="minorEastAsia"/>
+              <w:noProof/>
+            </w:rPr>
+          </w:pPr>
+          <w:hyperlink w:anchor="_Toc166489886" w:history="1">
+            <w:r>
+              <w:rPr>
+                <w:rStyle w:val="Hyperlink"/>
+                <w:noProof/>
+              </w:rPr>
+              <w:t>Application Environments</w:t>
+            </w:r>
+            <w:r>
+              <w:rPr>
+                <w:noProof/>
+                <w:webHidden/>
+              </w:rPr>
+              <w:tab/>
+            </w:r>
+            <w:r>
+              <w:rPr>
+                <w:noProof/>
+                <w:webHidden/>
+              </w:rPr>
+              <w:fldChar w:fldCharType="begin"/>
+            </w:r>
+            <w:r>
+              <w:rPr>
+                <w:noProof/>
+                <w:webHidden/>
+              </w:rPr>
+              <w:instrText xml:space="preserve"> PAGEREF _Toc166489886 \h </w:instrText>
+            </w:r>
+            <w:r>
+              <w:rPr>
+                <w:noProof/>
+                <w:webHidden/>
+              </w:rPr>
+            </w:r>
+            <w:r>
+              <w:rPr>
+                <w:noProof/>
+                <w:webHidden/>
+              </w:rPr>
+              <w:fldChar w:fldCharType="separate"/>
+            </w:r>
+            <w:r>
+              <w:rPr>
+                <w:noProof/>
+                <w:webHidden/>
+              </w:rPr>
+              <w:t>53</w:t>
             </w:r>
             <w:r>
               <w:rPr>
@@ -627,13 +1818,13 @@
               <w:noProof/>
             </w:rPr>
           </w:pPr>
-          <w:hyperlink w:anchor="_Toc166318612" w:history="1">
+          <w:hyperlink w:anchor="_Toc166489887" w:history="1">
             <w:r>
               <w:rPr>
                 <w:rStyle w:val="Hyperlink"/>
                 <w:noProof/>
               </w:rPr>
-              <w:t>Give User permissions to run the new Application Type</w:t>
+              <w:t>Setting up an Environment</w:t>
             </w:r>
             <w:r>
               <w:rPr>
@@ -654,7 +1845,7 @@
                 <w:noProof/>
                 <w:webHidden/>
               </w:rPr>
-              <w:instrText xml:space="preserve"> PAGEREF _Toc166318612 \h </w:instrText>
+              <w:instrText xml:space="preserve"> PAGEREF _Toc166489887 \h </w:instrText>
             </w:r>
             <w:r>
               <w:rPr>
@@ -674,7 +1865,76 @@
                 <w:noProof/>
                 <w:webHidden/>
               </w:rPr>
-              <w:t>14</w:t>
+              <w:t>55</w:t>
+            </w:r>
+            <w:r>
+              <w:rPr>
+                <w:noProof/>
+                <w:webHidden/>
+              </w:rPr>
+              <w:fldChar w:fldCharType="end"/>
+            </w:r>
+          </w:hyperlink>
+        </w:p>
+        <w:p>
+          <w:pPr>
+            <w:pStyle w:val="TOC2"/>
+            <w:tabs>
+              <w:tab w:val="right" w:leader="dot" w:pos="9350"/>
+            </w:tabs>
+            <w:rPr>
+              <w:rFonts w:eastAsiaTheme="minorEastAsia"/>
+              <w:noProof/>
+            </w:rPr>
+          </w:pPr>
+          <w:hyperlink w:anchor="_Toc166489888" w:history="1">
+            <w:r>
+              <w:rPr>
+                <w:rStyle w:val="Hyperlink"/>
+                <w:noProof/>
+              </w:rPr>
+              <w:t>Application Types</w:t>
+            </w:r>
+            <w:r>
+              <w:rPr>
+                <w:noProof/>
+                <w:webHidden/>
+              </w:rPr>
+              <w:tab/>
+            </w:r>
+            <w:r>
+              <w:rPr>
+                <w:noProof/>
+                <w:webHidden/>
+              </w:rPr>
+              <w:fldChar w:fldCharType="begin"/>
+            </w:r>
+            <w:r>
+              <w:rPr>
+                <w:noProof/>
+                <w:webHidden/>
+              </w:rPr>
+              <w:instrText xml:space="preserve"> PAGEREF _Toc166489888 \h </w:instrText>
+            </w:r>
+            <w:r>
+              <w:rPr>
+                <w:noProof/>
+                <w:webHidden/>
+              </w:rPr>
+            </w:r>
+            <w:r>
+              <w:rPr>
+                <w:noProof/>
+                <w:webHidden/>
+              </w:rPr>
+              <w:fldChar w:fldCharType="separate"/>
+            </w:r>
+            <w:r>
+              <w:rPr>
+                <w:noProof/>
+                <w:webHidden/>
+              </w:rPr>
+              <w:t>57</w:t>
             </w:r>
             <w:r>
               <w:rPr>
@@ -696,13 +1956,13 @@
               <w:noProof/>
             </w:rPr>
           </w:pPr>
-          <w:hyperlink w:anchor="_Toc166318613" w:history="1">
+          <w:hyperlink w:anchor="_Toc166489889" w:history="1">
             <w:r>
               <w:rPr>
                 <w:rStyle w:val="Hyperlink"/>
                 <w:noProof/>
               </w:rPr>
-              <w:t>Select the Version to run.</w:t>
+              <w:t>Check for new versions</w:t>
             </w:r>
             <w:r>
               <w:rPr>
@@ -723,7 +1983,7 @@
                 <w:noProof/>
                 <w:webHidden/>
               </w:rPr>
-              <w:instrText xml:space="preserve"> PAGEREF _Toc166318613 \h </w:instrText>
+              <w:instrText xml:space="preserve"> PAGEREF _Toc166489889 \h </w:instrText>
             </w:r>
             <w:r>
               <w:rPr>
@@ -743,76 +2003,7 @@
                 <w:noProof/>
                 <w:webHidden/>
               </w:rPr>
-              <w:t>16</w:t>
-            </w:r>
-            <w:r>
-              <w:rPr>
-                <w:noProof/>
-                <w:webHidden/>
-              </w:rPr>
-              <w:fldChar w:fldCharType="end"/>
-            </w:r>
-          </w:hyperlink>
-        </w:p>
-        <w:p>
-          <w:pPr>
-            <w:pStyle w:val="TOC3"/>
-            <w:tabs>
-              <w:tab w:val="right" w:leader="dot" w:pos="9350"/>
-            </w:tabs>
-            <w:rPr>
-              <w:rFonts w:eastAsiaTheme="minorEastAsia"/>
-              <w:noProof/>
-            </w:rPr>
-          </w:pPr>
-          <w:hyperlink w:anchor="_Toc166318614" w:history="1">
-            <w:r>
-              <w:rPr>
-                <w:rStyle w:val="Hyperlink"/>
-                <w:noProof/>
-              </w:rPr>
-              <w:t>Run OABuilder</w:t>
-            </w:r>
-            <w:r>
-              <w:rPr>
-                <w:noProof/>
-                <w:webHidden/>
-              </w:rPr>
-              <w:tab/>
-            </w:r>
-            <w:r>
-              <w:rPr>
-                <w:noProof/>
-                <w:webHidden/>
-              </w:rPr>
-              <w:fldChar w:fldCharType="begin"/>
-            </w:r>
-            <w:r>
-              <w:rPr>
-                <w:noProof/>
-                <w:webHidden/>
-              </w:rPr>
-              <w:instrText xml:space="preserve"> PAGEREF _Toc166318614 \h </w:instrText>
-            </w:r>
-            <w:r>
-              <w:rPr>
-                <w:noProof/>
-                <w:webHidden/>
-              </w:rPr>
-            </w:r>
-            <w:r>
-              <w:rPr>
-                <w:noProof/>
-                <w:webHidden/>
-              </w:rPr>
-              <w:fldChar w:fldCharType="separate"/>
-            </w:r>
-            <w:r>
-              <w:rPr>
-                <w:noProof/>
-                <w:webHidden/>
-              </w:rPr>
-              <w:t>17</w:t>
+              <w:t>60</w:t>
             </w:r>
             <w:r>
               <w:rPr>
@@ -834,13 +2025,13 @@
               <w:noProof/>
             </w:rPr>
           </w:pPr>
-          <w:hyperlink w:anchor="_Toc166318615" w:history="1">
+          <w:hyperlink w:anchor="_Toc166489890" w:history="1">
             <w:r>
               <w:rPr>
                 <w:rStyle w:val="Hyperlink"/>
                 <w:noProof/>
               </w:rPr>
-              <w:t>Adding OATemplate to the OAAppStore</w:t>
+              <w:t>Admin</w:t>
             </w:r>
             <w:r>
               <w:rPr>
@@ -861,7 +2052,7 @@
                 <w:noProof/>
                 <w:webHidden/>
               </w:rPr>
-              <w:instrText xml:space="preserve"> PAGEREF _Toc166318615 \h </w:instrText>
+              <w:instrText xml:space="preserve"> PAGEREF _Toc166489890 \h </w:instrText>
             </w:r>
             <w:r>
               <w:rPr>
@@ -881,497 +2072,7 @@
                 <w:noProof/>
                 <w:webHidden/>
               </w:rPr>
-              <w:t>20</w:t>
-            </w:r>
-            <w:r>
-              <w:rPr>
-                <w:noProof/>
-                <w:webHidden/>
-              </w:rPr>
-              <w:fldChar w:fldCharType="end"/>
-            </w:r>
-          </w:hyperlink>
-        </w:p>
-        <w:p>
-          <w:pPr>
-            <w:pStyle w:val="TOC3"/>
-            <w:tabs>
-              <w:tab w:val="right" w:leader="dot" w:pos="9350"/>
-            </w:tabs>
-            <w:rPr>
-              <w:rFonts w:eastAsiaTheme="minorEastAsia"/>
-              <w:noProof/>
-            </w:rPr>
-          </w:pPr>
-          <w:hyperlink w:anchor="_Toc166318616" w:history="1">
-            <w:r>
-              <w:rPr>
-                <w:rStyle w:val="Hyperlink"/>
-                <w:noProof/>
-              </w:rPr>
-              <w:t>Create a new Application Type</w:t>
-            </w:r>
-            <w:r>
-              <w:rPr>
-                <w:noProof/>
-                <w:webHidden/>
-              </w:rPr>
-              <w:tab/>
-            </w:r>
-            <w:r>
-              <w:rPr>
-                <w:noProof/>
-                <w:webHidden/>
-              </w:rPr>
-              <w:fldChar w:fldCharType="begin"/>
-            </w:r>
-            <w:r>
-              <w:rPr>
-                <w:noProof/>
-                <w:webHidden/>
-              </w:rPr>
-              <w:instrText xml:space="preserve"> PAGEREF _Toc166318616 \h </w:instrText>
-            </w:r>
-            <w:r>
-              <w:rPr>
-                <w:noProof/>
-                <w:webHidden/>
-              </w:rPr>
-            </w:r>
-            <w:r>
-              <w:rPr>
-                <w:noProof/>
-                <w:webHidden/>
-              </w:rPr>
-              <w:fldChar w:fldCharType="separate"/>
-            </w:r>
-            <w:r>
-              <w:rPr>
-                <w:noProof/>
-                <w:webHidden/>
-              </w:rPr>
-              <w:t>20</w:t>
-            </w:r>
-            <w:r>
-              <w:rPr>
-                <w:noProof/>
-                <w:webHidden/>
-              </w:rPr>
-              <w:fldChar w:fldCharType="end"/>
-            </w:r>
-          </w:hyperlink>
-        </w:p>
-        <w:p>
-          <w:pPr>
-            <w:pStyle w:val="TOC3"/>
-            <w:tabs>
-              <w:tab w:val="right" w:leader="dot" w:pos="9350"/>
-            </w:tabs>
-            <w:rPr>
-              <w:rFonts w:eastAsiaTheme="minorEastAsia"/>
-              <w:noProof/>
-            </w:rPr>
-          </w:pPr>
-          <w:hyperlink w:anchor="_Toc166318617" w:history="1">
-            <w:r>
-              <w:rPr>
-                <w:rStyle w:val="Hyperlink"/>
-                <w:noProof/>
-              </w:rPr>
-              <w:t>Give User permissions to run the new Application Type</w:t>
-            </w:r>
-            <w:r>
-              <w:rPr>
-                <w:noProof/>
-                <w:webHidden/>
-              </w:rPr>
-              <w:tab/>
-            </w:r>
-            <w:r>
-              <w:rPr>
-                <w:noProof/>
-                <w:webHidden/>
-              </w:rPr>
-              <w:fldChar w:fldCharType="begin"/>
-            </w:r>
-            <w:r>
-              <w:rPr>
-                <w:noProof/>
-                <w:webHidden/>
-              </w:rPr>
-              <w:instrText xml:space="preserve"> PAGEREF _Toc166318617 \h </w:instrText>
-            </w:r>
-            <w:r>
-              <w:rPr>
-                <w:noProof/>
-                <w:webHidden/>
-              </w:rPr>
-            </w:r>
-            <w:r>
-              <w:rPr>
-                <w:noProof/>
-                <w:webHidden/>
-              </w:rPr>
-              <w:fldChar w:fldCharType="separate"/>
-            </w:r>
-            <w:r>
-              <w:rPr>
-                <w:noProof/>
-                <w:webHidden/>
-              </w:rPr>
-              <w:t>26</w:t>
-            </w:r>
-            <w:r>
-              <w:rPr>
-                <w:noProof/>
-                <w:webHidden/>
-              </w:rPr>
-              <w:fldChar w:fldCharType="end"/>
-            </w:r>
-          </w:hyperlink>
-        </w:p>
-        <w:p>
-          <w:pPr>
-            <w:pStyle w:val="TOC3"/>
-            <w:tabs>
-              <w:tab w:val="right" w:leader="dot" w:pos="9350"/>
-            </w:tabs>
-            <w:rPr>
-              <w:rFonts w:eastAsiaTheme="minorEastAsia"/>
-              <w:noProof/>
-            </w:rPr>
-          </w:pPr>
-          <w:hyperlink w:anchor="_Toc166318618" w:history="1">
-            <w:r>
-              <w:rPr>
-                <w:rStyle w:val="Hyperlink"/>
-                <w:noProof/>
-              </w:rPr>
-              <w:t>Select the Version to run.</w:t>
-            </w:r>
-            <w:r>
-              <w:rPr>
-                <w:noProof/>
-                <w:webHidden/>
-              </w:rPr>
-              <w:tab/>
-            </w:r>
-            <w:r>
-              <w:rPr>
-                <w:noProof/>
-                <w:webHidden/>
-              </w:rPr>
-              <w:fldChar w:fldCharType="begin"/>
-            </w:r>
-            <w:r>
-              <w:rPr>
-                <w:noProof/>
-                <w:webHidden/>
-              </w:rPr>
-              <w:instrText xml:space="preserve"> PAGEREF _Toc166318618 \h </w:instrText>
-            </w:r>
-            <w:r>
-              <w:rPr>
-                <w:noProof/>
-                <w:webHidden/>
-              </w:rPr>
-            </w:r>
-            <w:r>
-              <w:rPr>
-                <w:noProof/>
-                <w:webHidden/>
-              </w:rPr>
-              <w:fldChar w:fldCharType="separate"/>
-            </w:r>
-            <w:r>
-              <w:rPr>
-                <w:noProof/>
-                <w:webHidden/>
-              </w:rPr>
-              <w:t>28</w:t>
-            </w:r>
-            <w:r>
-              <w:rPr>
-                <w:noProof/>
-                <w:webHidden/>
-              </w:rPr>
-              <w:fldChar w:fldCharType="end"/>
-            </w:r>
-          </w:hyperlink>
-        </w:p>
-        <w:p>
-          <w:pPr>
-            <w:pStyle w:val="TOC3"/>
-            <w:tabs>
-              <w:tab w:val="right" w:leader="dot" w:pos="9350"/>
-            </w:tabs>
-            <w:rPr>
-              <w:rFonts w:eastAsiaTheme="minorEastAsia"/>
-              <w:noProof/>
-            </w:rPr>
-          </w:pPr>
-          <w:hyperlink w:anchor="_Toc166318619" w:history="1">
-            <w:r>
-              <w:rPr>
-                <w:rStyle w:val="Hyperlink"/>
-                <w:noProof/>
-              </w:rPr>
-              <w:t>Run OATemplate as single user (from desktop)</w:t>
-            </w:r>
-            <w:r>
-              <w:rPr>
-                <w:noProof/>
-                <w:webHidden/>
-              </w:rPr>
-              <w:tab/>
-            </w:r>
-            <w:r>
-              <w:rPr>
-                <w:noProof/>
-                <w:webHidden/>
-              </w:rPr>
-              <w:fldChar w:fldCharType="begin"/>
-            </w:r>
-            <w:r>
-              <w:rPr>
-                <w:noProof/>
-                <w:webHidden/>
-              </w:rPr>
-              <w:instrText xml:space="preserve"> PAGEREF _Toc166318619 \h </w:instrText>
-            </w:r>
-            <w:r>
-              <w:rPr>
-                <w:noProof/>
-                <w:webHidden/>
-              </w:rPr>
-            </w:r>
-            <w:r>
-              <w:rPr>
-                <w:noProof/>
-                <w:webHidden/>
-              </w:rPr>
-              <w:fldChar w:fldCharType="separate"/>
-            </w:r>
-            <w:r>
-              <w:rPr>
-                <w:noProof/>
-                <w:webHidden/>
-              </w:rPr>
-              <w:t>2</w:t>
-            </w:r>
-            <w:r>
-              <w:rPr>
-                <w:noProof/>
-                <w:webHidden/>
-              </w:rPr>
-              <w:t>9</w:t>
-            </w:r>
-            <w:r>
-              <w:rPr>
-                <w:noProof/>
-                <w:webHidden/>
-              </w:rPr>
-              <w:fldChar w:fldCharType="end"/>
-            </w:r>
-          </w:hyperlink>
-        </w:p>
-        <w:p>
-          <w:pPr>
-            <w:pStyle w:val="TOC3"/>
-            <w:tabs>
-              <w:tab w:val="right" w:leader="dot" w:pos="9350"/>
-            </w:tabs>
-            <w:rPr>
-              <w:rFonts w:eastAsiaTheme="minorEastAsia"/>
-              <w:noProof/>
-            </w:rPr>
-          </w:pPr>
-          <w:hyperlink w:anchor="_Toc166318620" w:history="1">
-            <w:r>
-              <w:rPr>
-                <w:rStyle w:val="Hyperlink"/>
-                <w:noProof/>
-              </w:rPr>
-              <w:t>Setting up Environments</w:t>
-            </w:r>
-            <w:r>
-              <w:rPr>
-                <w:noProof/>
-                <w:webHidden/>
-              </w:rPr>
-              <w:tab/>
-            </w:r>
-            <w:r>
-              <w:rPr>
-                <w:noProof/>
-                <w:webHidden/>
-              </w:rPr>
-              <w:fldChar w:fldCharType="begin"/>
-            </w:r>
-            <w:r>
-              <w:rPr>
-                <w:noProof/>
-                <w:webHidden/>
-              </w:rPr>
-              <w:instrText xml:space="preserve"> PAGEREF _Toc166318620 \h </w:instrText>
-            </w:r>
-            <w:r>
-              <w:rPr>
-                <w:noProof/>
-                <w:webHidden/>
-              </w:rPr>
-            </w:r>
-            <w:r>
-              <w:rPr>
-                <w:noProof/>
-                <w:webHidden/>
-              </w:rPr>
-              <w:fldChar w:fldCharType="separate"/>
-            </w:r>
-            <w:r>
-              <w:rPr>
-                <w:noProof/>
-                <w:webHidden/>
-              </w:rPr>
-              <w:t>30</w:t>
-            </w:r>
-            <w:r>
-              <w:rPr>
-                <w:noProof/>
-                <w:webHidden/>
-              </w:rPr>
-              <w:fldChar w:fldCharType="end"/>
-            </w:r>
-          </w:hyperlink>
-        </w:p>
-        <w:p>
-          <w:pPr>
-            <w:pStyle w:val="TOC3"/>
-            <w:tabs>
-              <w:tab w:val="right" w:leader="dot" w:pos="9350"/>
-            </w:tabs>
-            <w:rPr>
-              <w:rFonts w:eastAsiaTheme="minorEastAsia"/>
-              <w:noProof/>
-            </w:rPr>
-          </w:pPr>
-          <w:hyperlink w:anchor="_Toc166318621" w:history="1">
-            <w:r>
-              <w:rPr>
-                <w:rStyle w:val="Hyperlink"/>
-                <w:noProof/>
-              </w:rPr>
-              <w:t>Running OATemplate as Server</w:t>
-            </w:r>
-            <w:r>
-              <w:rPr>
-                <w:noProof/>
-                <w:webHidden/>
-              </w:rPr>
-              <w:tab/>
-            </w:r>
-            <w:r>
-              <w:rPr>
-                <w:noProof/>
-                <w:webHidden/>
-              </w:rPr>
-              <w:fldChar w:fldCharType="begin"/>
-            </w:r>
-            <w:r>
-              <w:rPr>
-                <w:noProof/>
-                <w:webHidden/>
-              </w:rPr>
-              <w:instrText xml:space="preserve"> PAGEREF _Toc166318621 \h </w:instrText>
-            </w:r>
-            <w:r>
-              <w:rPr>
-                <w:noProof/>
-                <w:webHidden/>
-              </w:rPr>
-            </w:r>
-            <w:r>
-              <w:rPr>
-                <w:noProof/>
-                <w:webHidden/>
-              </w:rPr>
-              <w:fldChar w:fldCharType="separate"/>
-            </w:r>
-            <w:r>
-              <w:rPr>
-                <w:noProof/>
-                <w:webHidden/>
-              </w:rPr>
-              <w:t>37</w:t>
-            </w:r>
-            <w:r>
-              <w:rPr>
-                <w:noProof/>
-                <w:webHidden/>
-              </w:rPr>
-              <w:fldChar w:fldCharType="end"/>
-            </w:r>
-          </w:hyperlink>
-        </w:p>
-        <w:p>
-          <w:pPr>
-            <w:pStyle w:val="TOC3"/>
-            <w:tabs>
-              <w:tab w:val="right" w:leader="dot" w:pos="9350"/>
-            </w:tabs>
-            <w:rPr>
-              <w:rFonts w:eastAsiaTheme="minorEastAsia"/>
-              <w:noProof/>
-            </w:rPr>
-          </w:pPr>
-          <w:hyperlink w:anchor="_Toc166318622" w:history="1">
-            <w:r>
-              <w:rPr>
-                <w:rStyle w:val="Hyperlink"/>
-                <w:noProof/>
-              </w:rPr>
-              <w:t>Running OATemplate as Client to connect to Server</w:t>
-            </w:r>
-            <w:r>
-              <w:rPr>
-                <w:noProof/>
-                <w:webHidden/>
-              </w:rPr>
-              <w:tab/>
-            </w:r>
-            <w:r>
-              <w:rPr>
-                <w:noProof/>
-                <w:webHidden/>
-              </w:rPr>
-              <w:fldChar w:fldCharType="begin"/>
-            </w:r>
-            <w:r>
-              <w:rPr>
-                <w:noProof/>
-                <w:webHidden/>
-              </w:rPr>
-              <w:instrText xml:space="preserve"> PAGEREF _Toc166318622 \h </w:instrText>
-            </w:r>
-            <w:r>
-              <w:rPr>
-                <w:noProof/>
-                <w:webHidden/>
-              </w:rPr>
-            </w:r>
-            <w:r>
-              <w:rPr>
-                <w:noProof/>
-                <w:webHidden/>
-              </w:rPr>
-              <w:fldChar w:fldCharType="separate"/>
-            </w:r>
-            <w:r>
-              <w:rPr>
-                <w:noProof/>
-                <w:webHidden/>
-              </w:rPr>
-              <w:t>41</w:t>
+              <w:t>64</w:t>
             </w:r>
             <w:r>
               <w:rPr>
@@ -1389,6 +2090,7 @@
               <w:bCs/>
               <w:noProof/>
             </w:rPr>
+            <w:lastRenderedPageBreak/>
             <w:fldChar w:fldCharType="end"/>
           </w:r>
         </w:p>
@@ -1402,15 +2104,16 @@
         <w:tblLook w:val="04A0" w:firstRow="1" w:lastRow="0" w:firstColumn="1" w:lastColumn="0" w:noHBand="0" w:noVBand="1"/>
       </w:tblPr>
       <w:tblGrid>
-        <w:gridCol w:w="2337"/>
-        <w:gridCol w:w="2337"/>
-        <w:gridCol w:w="2338"/>
-        <w:gridCol w:w="2338"/>
+        <w:gridCol w:w="1858"/>
+        <w:gridCol w:w="1731"/>
+        <w:gridCol w:w="2029"/>
+        <w:gridCol w:w="1872"/>
+        <w:gridCol w:w="1860"/>
       </w:tblGrid>
       <w:tr>
         <w:tc>
           <w:tcPr>
-            <w:tcW w:w="2337" w:type="dxa"/>
+            <w:tcW w:w="1858" w:type="dxa"/>
           </w:tcPr>
           <w:p>
             <w:pPr>
@@ -1430,7 +2133,7 @@
         </w:tc>
         <w:tc>
           <w:tcPr>
-            <w:tcW w:w="2337" w:type="dxa"/>
+            <w:tcW w:w="1731" w:type="dxa"/>
           </w:tcPr>
           <w:p>
             <w:pPr>
@@ -1444,13 +2147,13 @@
                 <w:b/>
                 <w:bCs/>
               </w:rPr>
-              <w:t>Description</w:t>
+              <w:t>Version</w:t>
             </w:r>
           </w:p>
         </w:tc>
         <w:tc>
           <w:tcPr>
-            <w:tcW w:w="2338" w:type="dxa"/>
+            <w:tcW w:w="2029" w:type="dxa"/>
           </w:tcPr>
           <w:p>
             <w:pPr>
@@ -1464,13 +2167,33 @@
                 <w:b/>
                 <w:bCs/>
               </w:rPr>
-              <w:t>User</w:t>
+              <w:t>Description</w:t>
             </w:r>
           </w:p>
         </w:tc>
         <w:tc>
           <w:tcPr>
-            <w:tcW w:w="2338" w:type="dxa"/>
+            <w:tcW w:w="1872" w:type="dxa"/>
+          </w:tcPr>
+          <w:p>
+            <w:pPr>
+              <w:rPr>
+                <w:b/>
+                <w:bCs/>
+              </w:rPr>
+            </w:pPr>
+            <w:r>
+              <w:rPr>
+                <w:b/>
+                <w:bCs/>
+              </w:rPr>
+              <w:t>User</w:t>
+            </w:r>
+          </w:p>
+        </w:tc>
+        <w:tc>
+          <w:tcPr>
+            <w:tcW w:w="1860" w:type="dxa"/>
           </w:tcPr>
           <w:p>
             <w:pPr>
@@ -1492,7 +2215,7 @@
       <w:tr>
         <w:tc>
           <w:tcPr>
-            <w:tcW w:w="2337" w:type="dxa"/>
+            <w:tcW w:w="1858" w:type="dxa"/>
           </w:tcPr>
           <w:p>
             <w:r>
@@ -1502,27 +2225,37 @@
         </w:tc>
         <w:tc>
           <w:tcPr>
-            <w:tcW w:w="2337" w:type="dxa"/>
+            <w:tcW w:w="1731" w:type="dxa"/>
           </w:tcPr>
           <w:p>
             <w:r>
-              <w:t>Initial Document</w:t>
+              <w:t>1.0.x</w:t>
             </w:r>
           </w:p>
         </w:tc>
         <w:tc>
           <w:tcPr>
-            <w:tcW w:w="2338" w:type="dxa"/>
+            <w:tcW w:w="2029" w:type="dxa"/>
           </w:tcPr>
           <w:p>
             <w:r>
-              <w:t>Vince Via</w:t>
+              <w:t>Initial Document</w:t>
             </w:r>
           </w:p>
         </w:tc>
         <w:tc>
           <w:tcPr>
-            <w:tcW w:w="2338" w:type="dxa"/>
+            <w:tcW w:w="1872" w:type="dxa"/>
+          </w:tcPr>
+          <w:p>
+            <w:r>
+              <w:t>Vince Via</w:t>
+            </w:r>
+          </w:p>
+        </w:tc>
+        <w:tc>
+          <w:tcPr>
+            <w:tcW w:w="1860" w:type="dxa"/>
           </w:tcPr>
           <w:p/>
         </w:tc>
@@ -1530,25 +2263,31 @@
       <w:tr>
         <w:tc>
           <w:tcPr>
-            <w:tcW w:w="2337" w:type="dxa"/>
+            <w:tcW w:w="1858" w:type="dxa"/>
           </w:tcPr>
           <w:p/>
         </w:tc>
         <w:tc>
           <w:tcPr>
-            <w:tcW w:w="2337" w:type="dxa"/>
+            <w:tcW w:w="1731" w:type="dxa"/>
           </w:tcPr>
           <w:p/>
         </w:tc>
         <w:tc>
           <w:tcPr>
-            <w:tcW w:w="2338" w:type="dxa"/>
+            <w:tcW w:w="2029" w:type="dxa"/>
           </w:tcPr>
           <w:p/>
         </w:tc>
         <w:tc>
           <w:tcPr>
-            <w:tcW w:w="2338" w:type="dxa"/>
+            <w:tcW w:w="1872" w:type="dxa"/>
+          </w:tcPr>
+          <w:p/>
+        </w:tc>
+        <w:tc>
+          <w:tcPr>
+            <w:tcW w:w="1860" w:type="dxa"/>
           </w:tcPr>
           <w:p/>
         </w:tc>
@@ -1556,25 +2295,31 @@
       <w:tr>
         <w:tc>
           <w:tcPr>
-            <w:tcW w:w="2337" w:type="dxa"/>
+            <w:tcW w:w="1858" w:type="dxa"/>
           </w:tcPr>
           <w:p/>
         </w:tc>
         <w:tc>
           <w:tcPr>
-            <w:tcW w:w="2337" w:type="dxa"/>
+            <w:tcW w:w="1731" w:type="dxa"/>
           </w:tcPr>
           <w:p/>
         </w:tc>
         <w:tc>
           <w:tcPr>
-            <w:tcW w:w="2338" w:type="dxa"/>
+            <w:tcW w:w="2029" w:type="dxa"/>
           </w:tcPr>
           <w:p/>
         </w:tc>
         <w:tc>
           <w:tcPr>
-            <w:tcW w:w="2338" w:type="dxa"/>
+            <w:tcW w:w="1872" w:type="dxa"/>
+          </w:tcPr>
+          <w:p/>
+        </w:tc>
+        <w:tc>
+          <w:tcPr>
+            <w:tcW w:w="1860" w:type="dxa"/>
           </w:tcPr>
           <w:p/>
         </w:tc>
@@ -1582,25 +2327,31 @@
       <w:tr>
         <w:tc>
           <w:tcPr>
-            <w:tcW w:w="2337" w:type="dxa"/>
+            <w:tcW w:w="1858" w:type="dxa"/>
           </w:tcPr>
           <w:p/>
         </w:tc>
         <w:tc>
           <w:tcPr>
-            <w:tcW w:w="2337" w:type="dxa"/>
+            <w:tcW w:w="1731" w:type="dxa"/>
           </w:tcPr>
           <w:p/>
         </w:tc>
         <w:tc>
           <w:tcPr>
-            <w:tcW w:w="2338" w:type="dxa"/>
+            <w:tcW w:w="2029" w:type="dxa"/>
           </w:tcPr>
           <w:p/>
         </w:tc>
         <w:tc>
           <w:tcPr>
-            <w:tcW w:w="2338" w:type="dxa"/>
+            <w:tcW w:w="1872" w:type="dxa"/>
+          </w:tcPr>
+          <w:p/>
+        </w:tc>
+        <w:tc>
+          <w:tcPr>
+            <w:tcW w:w="1860" w:type="dxa"/>
           </w:tcPr>
           <w:p/>
         </w:tc>
@@ -1608,25 +2359,31 @@
       <w:tr>
         <w:tc>
           <w:tcPr>
-            <w:tcW w:w="2337" w:type="dxa"/>
+            <w:tcW w:w="1858" w:type="dxa"/>
           </w:tcPr>
           <w:p/>
         </w:tc>
         <w:tc>
           <w:tcPr>
-            <w:tcW w:w="2337" w:type="dxa"/>
+            <w:tcW w:w="1731" w:type="dxa"/>
           </w:tcPr>
           <w:p/>
         </w:tc>
         <w:tc>
           <w:tcPr>
-            <w:tcW w:w="2338" w:type="dxa"/>
+            <w:tcW w:w="2029" w:type="dxa"/>
           </w:tcPr>
           <w:p/>
         </w:tc>
         <w:tc>
           <w:tcPr>
-            <w:tcW w:w="2338" w:type="dxa"/>
+            <w:tcW w:w="1872" w:type="dxa"/>
+          </w:tcPr>
+          <w:p/>
+        </w:tc>
+        <w:tc>
+          <w:tcPr>
+            <w:tcW w:w="1860" w:type="dxa"/>
           </w:tcPr>
           <w:p/>
         </w:tc>
@@ -1649,41 +2406,71 @@
     </w:p>
     <w:p>
       <w:pPr>
-        <w:pStyle w:val="Heading2"/>
-      </w:pPr>
-      <w:bookmarkStart w:id="1" w:name="_Toc166318605"/>
-      <w:r>
-        <w:lastRenderedPageBreak/>
+        <w:pStyle w:val="Heading1"/>
+      </w:pPr>
+      <w:bookmarkStart w:id="0" w:name="_Toc166489862"/>
+      <w:r>
         <w:t>Introduction</w:t>
       </w:r>
-      <w:bookmarkEnd w:id="1"/>
-    </w:p>
-    <w:p>
-      <w:pPr>
-        <w:pStyle w:val="NoSpacing"/>
-      </w:pPr>
-    </w:p>
-    <w:p>
-      <w:pPr>
-        <w:pStyle w:val="NoSpacing"/>
-      </w:pPr>
-      <w:r>
-        <w:t xml:space="preserve">This document </w:t>
-      </w:r>
-      <w:r>
-        <w:t xml:space="preserve">is the User Guide for the </w:t>
-      </w:r>
+      <w:bookmarkEnd w:id="0"/>
+    </w:p>
+    <w:p>
+      <w:pPr>
+        <w:pStyle w:val="NoSpacing"/>
+      </w:pPr>
+    </w:p>
+    <w:p>
+      <w:pPr>
+        <w:pStyle w:val="NoSpacing"/>
+      </w:pPr>
       <w:proofErr w:type="spellStart"/>
       <w:r>
         <w:t>OAAppStore</w:t>
       </w:r>
       <w:proofErr w:type="spellEnd"/>
       <w:r>
+        <w:t xml:space="preserve"> is an “</w:t>
+      </w:r>
+      <w:r>
+        <w:rPr>
+          <w:i/>
+          <w:iCs/>
+        </w:rPr>
+        <w:t>Object Automation</w:t>
+      </w:r>
+      <w:r>
+        <w:t xml:space="preserve">” </w:t>
+      </w:r>
+      <w:r>
+        <w:t>software application</w:t>
+      </w:r>
+      <w:r>
+        <w:t xml:space="preserve"> developed by </w:t>
+      </w:r>
+      <w:proofErr w:type="spellStart"/>
+      <w:r>
+        <w:t>ViaOA</w:t>
+      </w:r>
+      <w:proofErr w:type="spellEnd"/>
+      <w:r>
+        <w:t xml:space="preserve">, used to </w:t>
+      </w:r>
+      <w:proofErr w:type="gramStart"/>
+      <w:r>
+        <w:t>install</w:t>
+      </w:r>
+      <w:proofErr w:type="gramEnd"/>
+      <w:r>
+        <w:t xml:space="preserve"> and run applications created using </w:t>
+      </w:r>
+      <w:proofErr w:type="spellStart"/>
+      <w:r>
+        <w:t>OABuilder</w:t>
+      </w:r>
+      <w:proofErr w:type="spellEnd"/>
+      <w:r>
         <w:t>.</w:t>
       </w:r>
-      <w:r>
-        <w:t xml:space="preserve">  </w:t>
-      </w:r>
     </w:p>
     <w:p>
       <w:pPr>
@@ -1700,14 +2487,71 @@
       </w:r>
       <w:proofErr w:type="spellEnd"/>
       <w:r>
-        <w:t xml:space="preserve"> is an “Object Automation” tool developed by </w:t>
-      </w:r>
+        <w:t xml:space="preserve"> is an application that allows users to add Applications that can be managed by the AppStore.  This allows for running applications in multiple environments.  Applications can be </w:t>
+      </w:r>
+      <w:proofErr w:type="gramStart"/>
+      <w:r>
+        <w:t>ran</w:t>
+      </w:r>
+      <w:proofErr w:type="gramEnd"/>
+      <w:r>
+        <w:t xml:space="preserve"> as Server, Client, Single.</w:t>
+      </w:r>
+    </w:p>
+    <w:p>
+      <w:pPr>
+        <w:pStyle w:val="NoSpacing"/>
+      </w:pPr>
+    </w:p>
+    <w:p>
+      <w:pPr>
+        <w:pStyle w:val="NoSpacing"/>
+      </w:pPr>
       <w:proofErr w:type="spellStart"/>
       <w:r>
-        <w:t>ViaOA</w:t>
+        <w:t>OAAppStore</w:t>
       </w:r>
       <w:proofErr w:type="spellEnd"/>
       <w:r>
+        <w:t xml:space="preserve"> allows running other </w:t>
+      </w:r>
+      <w:proofErr w:type="spellStart"/>
+      <w:r>
+        <w:t>OAAppStores</w:t>
+      </w:r>
+      <w:proofErr w:type="spellEnd"/>
+      <w:r>
+        <w:t xml:space="preserve"> as a server, so that other computers can connect.  For example, an </w:t>
+      </w:r>
+      <w:proofErr w:type="spellStart"/>
+      <w:r>
+        <w:t>OAAppStore</w:t>
+      </w:r>
+      <w:proofErr w:type="spellEnd"/>
+      <w:r>
+        <w:t xml:space="preserve"> </w:t>
+      </w:r>
+      <w:r>
+        <w:t>can be ran on a server in a company’s “</w:t>
+      </w:r>
+      <w:r>
+        <w:t>d</w:t>
+      </w:r>
+      <w:r>
+        <w:t>ev” environment</w:t>
+      </w:r>
+      <w:r>
+        <w:t xml:space="preserve"> that has </w:t>
+      </w:r>
+      <w:proofErr w:type="gramStart"/>
+      <w:r>
+        <w:t>all of</w:t>
+      </w:r>
+      <w:proofErr w:type="gramEnd"/>
+      <w:r>
+        <w:t xml:space="preserve"> the servers and applications in that environment</w:t>
+      </w:r>
+      <w:r>
         <w:t>.</w:t>
       </w:r>
     </w:p>
@@ -1720,13 +2564,11 @@
       <w:pPr>
         <w:pStyle w:val="NoSpacing"/>
       </w:pPr>
-      <w:proofErr w:type="spellStart"/>
-      <w:r>
-        <w:t>OAAppStore</w:t>
-      </w:r>
-      <w:proofErr w:type="spellEnd"/>
-      <w:r>
-        <w:t xml:space="preserve"> is an application that allows users to add Applications that can be managed by the AppStore.  This allows for running applications in multiple environments with different versions.  Applications can be </w:t>
+      <w:r>
+        <w:t xml:space="preserve">OA Applications </w:t>
+      </w:r>
+      <w:r>
+        <w:t xml:space="preserve">can be </w:t>
       </w:r>
       <w:proofErr w:type="gramStart"/>
       <w:r>
@@ -1734,20 +2576,10 @@
       </w:r>
       <w:proofErr w:type="gramEnd"/>
       <w:r>
-        <w:t xml:space="preserve"> as Server, Client, Single.  A Client application will connect to a Server.</w:t>
-      </w:r>
-    </w:p>
-    <w:p>
-      <w:pPr>
-        <w:pStyle w:val="NoSpacing"/>
-      </w:pPr>
-    </w:p>
-    <w:p>
-      <w:pPr>
-        <w:pStyle w:val="NoSpacing"/>
-      </w:pPr>
-      <w:r>
-        <w:t>OA Applications are created to allow for running in the following 3+ modes.</w:t>
+        <w:t xml:space="preserve"> </w:t>
+      </w:r>
+      <w:r>
+        <w:t>in the following 3+ modes.</w:t>
       </w:r>
     </w:p>
     <w:p>
@@ -1815,181 +2647,103 @@
       <w:pPr>
         <w:pStyle w:val="NoSpacing"/>
       </w:pPr>
+    </w:p>
+    <w:p>
       <w:proofErr w:type="spellStart"/>
       <w:r>
+        <w:t>OABuilder</w:t>
+      </w:r>
+      <w:proofErr w:type="spellEnd"/>
+      <w:r>
+        <w:t xml:space="preserve"> can be installed and ran from </w:t>
+      </w:r>
+      <w:proofErr w:type="spellStart"/>
+      <w:r>
         <w:t>OAAppStore</w:t>
       </w:r>
       <w:proofErr w:type="spellEnd"/>
       <w:r>
-        <w:t xml:space="preserve"> is able to run as a server and allow other users to </w:t>
-      </w:r>
-      <w:proofErr w:type="gramStart"/>
-      <w:r>
-        <w:t>connect, and</w:t>
-      </w:r>
-      <w:proofErr w:type="gramEnd"/>
-      <w:r>
-        <w:t xml:space="preserve"> be given permissions to which Applications they are able to access.  </w:t>
+        <w:t xml:space="preserve"> (see section for adding</w:t>
+      </w:r>
+      <w:r>
+        <w:t xml:space="preserve"> </w:t>
       </w:r>
       <w:proofErr w:type="spellStart"/>
       <w:r>
+        <w:t>OABuilder</w:t>
+      </w:r>
+      <w:proofErr w:type="spellEnd"/>
+      <w:r>
+        <w:t>)</w:t>
+      </w:r>
+      <w:r>
+        <w:t xml:space="preserve">, and </w:t>
+      </w:r>
+      <w:r>
+        <w:t xml:space="preserve">any </w:t>
+      </w:r>
+      <w:r>
+        <w:t xml:space="preserve">application created using </w:t>
+      </w:r>
+      <w:proofErr w:type="spellStart"/>
+      <w:r>
+        <w:t>OABuilder</w:t>
+      </w:r>
+      <w:proofErr w:type="spellEnd"/>
+      <w:r>
+        <w:t xml:space="preserve"> </w:t>
+      </w:r>
+      <w:r>
+        <w:t xml:space="preserve">can be added to the </w:t>
+      </w:r>
+      <w:proofErr w:type="spellStart"/>
+      <w:r>
         <w:t>OAAppStore</w:t>
       </w:r>
       <w:proofErr w:type="spellEnd"/>
       <w:r>
-        <w:t xml:space="preserve"> can also be set up to create a hierarchy of </w:t>
-      </w:r>
+        <w:t>.</w:t>
+      </w:r>
+      <w:r>
+        <w:t xml:space="preserve">  Any custom Java programs can also be included.</w:t>
+      </w:r>
+    </w:p>
+    <w:p/>
+    <w:p>
+      <w:pPr>
+        <w:pStyle w:val="Heading1"/>
+      </w:pPr>
+      <w:bookmarkStart w:id="1" w:name="_Toc166489863"/>
+      <w:r>
+        <w:t>Source code</w:t>
+      </w:r>
+      <w:bookmarkEnd w:id="1"/>
+    </w:p>
+    <w:p>
+      <w:pPr>
+        <w:pStyle w:val="NoSpacing"/>
+      </w:pPr>
+    </w:p>
+    <w:p>
+      <w:pPr>
+        <w:pStyle w:val="NoSpacing"/>
+      </w:pPr>
       <w:proofErr w:type="spellStart"/>
       <w:r>
-        <w:t>AppStores</w:t>
+        <w:t>OAAppStore</w:t>
       </w:r>
       <w:proofErr w:type="spellEnd"/>
       <w:r>
-        <w:t xml:space="preserve"> to support larger projects and enterprises.</w:t>
-      </w:r>
-    </w:p>
-    <w:p>
-      <w:pPr>
-        <w:pStyle w:val="NoSpacing"/>
-      </w:pPr>
-    </w:p>
-    <w:p>
-      <w:pPr>
-        <w:pStyle w:val="NoSpacing"/>
-      </w:pPr>
-      <w:r>
-        <w:t xml:space="preserve">The installation </w:t>
-      </w:r>
-      <w:r>
-        <w:t xml:space="preserve">for </w:t>
-      </w:r>
-      <w:proofErr w:type="spellStart"/>
-      <w:r>
-        <w:t>OAAppStore</w:t>
-      </w:r>
-      <w:proofErr w:type="spellEnd"/>
+        <w:t xml:space="preserve"> is open source and is stored on GitHub.  It is </w:t>
+      </w:r>
+      <w:r>
+        <w:t xml:space="preserve">located </w:t>
+      </w:r>
+      <w:r>
+        <w:t>under</w:t>
+      </w:r>
       <w:r>
         <w:t xml:space="preserve"> </w:t>
-      </w:r>
-      <w:r>
-        <w:t xml:space="preserve">was created using Java </w:t>
-      </w:r>
-      <w:proofErr w:type="spellStart"/>
-      <w:r>
-        <w:t>jpackage</w:t>
-      </w:r>
-      <w:proofErr w:type="spellEnd"/>
-      <w:r>
-        <w:t xml:space="preserve"> and </w:t>
-      </w:r>
-      <w:r>
-        <w:t>includes Java version 21</w:t>
-      </w:r>
-      <w:r>
-        <w:t>.</w:t>
-      </w:r>
-      <w:r>
-        <w:t xml:space="preserve">  Please see the installation guide for more details.</w:t>
-      </w:r>
-    </w:p>
-    <w:p>
-      <w:pPr>
-        <w:pStyle w:val="NoSpacing"/>
-      </w:pPr>
-    </w:p>
-    <w:p>
-      <w:pPr>
-        <w:pStyle w:val="NoSpacing"/>
-      </w:pPr>
-      <w:proofErr w:type="spellStart"/>
-      <w:r>
-        <w:t>OAAppStore</w:t>
-      </w:r>
-      <w:proofErr w:type="spellEnd"/>
-      <w:r>
-        <w:t xml:space="preserve"> allows installing, </w:t>
-      </w:r>
-      <w:proofErr w:type="gramStart"/>
-      <w:r>
-        <w:t>managing</w:t>
-      </w:r>
-      <w:proofErr w:type="gramEnd"/>
-      <w:r>
-        <w:t xml:space="preserve"> and running other Applications. </w:t>
-      </w:r>
-    </w:p>
-    <w:p>
-      <w:pPr>
-        <w:pStyle w:val="NoSpacing"/>
-      </w:pPr>
-    </w:p>
-    <w:p>
-      <w:proofErr w:type="spellStart"/>
-      <w:r>
-        <w:t>OABuilder</w:t>
-      </w:r>
-      <w:proofErr w:type="spellEnd"/>
-      <w:r>
-        <w:t xml:space="preserve"> can be installed and ran from </w:t>
-      </w:r>
-      <w:proofErr w:type="spellStart"/>
-      <w:r>
-        <w:t>OAAppStore</w:t>
-      </w:r>
-      <w:proofErr w:type="spellEnd"/>
-      <w:r>
-        <w:t xml:space="preserve"> (see section for adding)</w:t>
-      </w:r>
-      <w:r>
-        <w:t xml:space="preserve">, and applications created using </w:t>
-      </w:r>
-      <w:proofErr w:type="spellStart"/>
-      <w:r>
-        <w:t>OABuilder</w:t>
-      </w:r>
-      <w:proofErr w:type="spellEnd"/>
-      <w:r>
-        <w:t xml:space="preserve"> will be able to be used from </w:t>
-      </w:r>
-      <w:proofErr w:type="spellStart"/>
-      <w:r>
-        <w:t>OAAppStore</w:t>
-      </w:r>
-      <w:proofErr w:type="spellEnd"/>
-      <w:r>
-        <w:t>.</w:t>
-      </w:r>
-    </w:p>
-    <w:p/>
-    <w:p>
-      <w:pPr>
-        <w:pStyle w:val="Heading2"/>
-      </w:pPr>
-      <w:bookmarkStart w:id="2" w:name="_Toc166318606"/>
-      <w:r>
-        <w:t>Source code</w:t>
-      </w:r>
-      <w:bookmarkEnd w:id="2"/>
-    </w:p>
-    <w:p>
-      <w:pPr>
-        <w:pStyle w:val="NoSpacing"/>
-      </w:pPr>
-    </w:p>
-    <w:p>
-      <w:pPr>
-        <w:pStyle w:val="NoSpacing"/>
-      </w:pPr>
-      <w:proofErr w:type="spellStart"/>
-      <w:r>
-        <w:t>OAAppStore</w:t>
-      </w:r>
-      <w:proofErr w:type="spellEnd"/>
-      <w:r>
-        <w:t xml:space="preserve"> is open source and is stored on GitHub.  It is </w:t>
-      </w:r>
-      <w:r>
-        <w:t xml:space="preserve">located at </w:t>
       </w:r>
       <w:proofErr w:type="spellStart"/>
       <w:r>
@@ -2026,90 +2780,123 @@
       <w:pPr>
         <w:pStyle w:val="NoSpacing"/>
       </w:pPr>
-      <w:r>
-        <w:t>Application</w:t>
-      </w:r>
-      <w:r>
-        <w:t>s</w:t>
-      </w:r>
-      <w:r>
-        <w:t xml:space="preserve"> that have been made available</w:t>
-      </w:r>
-      <w:r>
-        <w:t xml:space="preserve"> to the AppStore</w:t>
-      </w:r>
-      <w:r>
-        <w:t xml:space="preserve"> are stored in the “</w:t>
-      </w:r>
-      <w:proofErr w:type="spellStart"/>
-      <w:r>
-        <w:t>oaappstore</w:t>
-      </w:r>
-      <w:proofErr w:type="spellEnd"/>
-      <w:r>
-        <w:t>-run” project.</w:t>
-      </w:r>
-    </w:p>
-    <w:p>
-      <w:pPr>
-        <w:pStyle w:val="NoSpacing"/>
-      </w:pPr>
-      <w:r>
-        <w:t xml:space="preserve">See </w:t>
-      </w:r>
-      <w:proofErr w:type="spellStart"/>
-      <w:r>
-        <w:t>github</w:t>
-      </w:r>
-      <w:proofErr w:type="spellEnd"/>
-      <w:r>
-        <w:t xml:space="preserve"> for more information.</w:t>
-      </w:r>
-    </w:p>
-    <w:p>
-      <w:pPr>
-        <w:pStyle w:val="NoSpacing"/>
-      </w:pPr>
-    </w:p>
-    <w:p>
-      <w:pPr>
-        <w:pStyle w:val="NoSpacing"/>
-      </w:pPr>
-    </w:p>
-    <w:p>
-      <w:pPr>
+    </w:p>
+    <w:p>
+      <w:pPr>
+        <w:pStyle w:val="Heading1"/>
         <w:rPr>
           <w:rStyle w:val="Heading2Char"/>
+          <w:sz w:val="32"/>
+          <w:szCs w:val="32"/>
         </w:rPr>
       </w:pPr>
-      <w:bookmarkStart w:id="3" w:name="_Toc166318607"/>
+      <w:bookmarkStart w:id="2" w:name="_Toc166489864"/>
       <w:r>
         <w:rPr>
           <w:rStyle w:val="Heading2Char"/>
+          <w:sz w:val="32"/>
+          <w:szCs w:val="32"/>
         </w:rPr>
-        <w:t xml:space="preserve">Running </w:t>
+        <w:lastRenderedPageBreak/>
+        <w:t>Installation</w:t>
+      </w:r>
+      <w:bookmarkEnd w:id="2"/>
+    </w:p>
+    <w:p>
+      <w:pPr>
+        <w:pStyle w:val="NoSpacing"/>
+      </w:pPr>
+    </w:p>
+    <w:p>
+      <w:pPr>
+        <w:pStyle w:val="NoSpacing"/>
+      </w:pPr>
+      <w:r>
+        <w:t xml:space="preserve">The installation for </w:t>
       </w:r>
       <w:proofErr w:type="spellStart"/>
       <w:r>
+        <w:t>OAAppStore</w:t>
+      </w:r>
+      <w:proofErr w:type="spellEnd"/>
+      <w:r>
+        <w:t xml:space="preserve"> was created using Java </w:t>
+      </w:r>
+      <w:proofErr w:type="spellStart"/>
+      <w:r>
+        <w:t>jpackage</w:t>
+      </w:r>
+      <w:proofErr w:type="spellEnd"/>
+      <w:r>
+        <w:t xml:space="preserve"> and includes Java version 21.  Please see the </w:t>
+      </w:r>
+      <w:proofErr w:type="spellStart"/>
+      <w:r>
+        <w:t>OAAppStore</w:t>
+      </w:r>
+      <w:proofErr w:type="spellEnd"/>
+      <w:r>
+        <w:t xml:space="preserve"> Installation Guide for more details.</w:t>
+      </w:r>
+    </w:p>
+    <w:p>
+      <w:pPr>
+        <w:pStyle w:val="NoSpacing"/>
+      </w:pPr>
+    </w:p>
+    <w:p>
+      <w:pPr>
+        <w:pStyle w:val="NoSpacing"/>
+      </w:pPr>
+    </w:p>
+    <w:p>
+      <w:pPr>
+        <w:pStyle w:val="Heading1"/>
         <w:rPr>
           <w:rStyle w:val="Heading2Char"/>
+          <w:sz w:val="32"/>
+          <w:szCs w:val="32"/>
         </w:rPr>
-        <w:t>OAAppStore</w:t>
-      </w:r>
-      <w:proofErr w:type="spellEnd"/>
+      </w:pPr>
+      <w:bookmarkStart w:id="3" w:name="_Toc166489865"/>
       <w:r>
         <w:rPr>
           <w:rStyle w:val="Heading2Char"/>
+          <w:sz w:val="32"/>
+          <w:szCs w:val="32"/>
         </w:rPr>
-        <w:t xml:space="preserve"> from Windows</w:t>
+        <w:t>Running from Windows</w:t>
       </w:r>
       <w:bookmarkEnd w:id="3"/>
     </w:p>
-    <w:p/>
-    <w:p>
-      <w:r>
-        <w:t xml:space="preserve">1:  Select Windows “Start” button, 2:  </w:t>
-      </w:r>
+    <w:p>
+      <w:pPr>
+        <w:pStyle w:val="NoSpacing"/>
+      </w:pPr>
+    </w:p>
+    <w:p>
+      <w:pPr>
+        <w:pStyle w:val="NoSpacing"/>
+        <w:numPr>
+          <w:ilvl w:val="0"/>
+          <w:numId w:val="36"/>
+        </w:numPr>
+      </w:pPr>
+      <w:r>
+        <w:t>S</w:t>
+      </w:r>
+      <w:r>
+        <w:t>elect Windows “Start” button</w:t>
+      </w:r>
+    </w:p>
+    <w:p>
+      <w:pPr>
+        <w:pStyle w:val="NoSpacing"/>
+        <w:numPr>
+          <w:ilvl w:val="0"/>
+          <w:numId w:val="36"/>
+        </w:numPr>
+      </w:pPr>
       <w:r>
         <w:t>type</w:t>
       </w:r>
@@ -2122,10 +2909,19 @@
       </w:r>
       <w:proofErr w:type="spellEnd"/>
       <w:r>
-        <w:t xml:space="preserve">”, 3: </w:t>
-      </w:r>
-      <w:r>
-        <w:t xml:space="preserve"> click</w:t>
+        <w:t>”</w:t>
+      </w:r>
+    </w:p>
+    <w:p>
+      <w:pPr>
+        <w:pStyle w:val="NoSpacing"/>
+        <w:numPr>
+          <w:ilvl w:val="0"/>
+          <w:numId w:val="36"/>
+        </w:numPr>
+      </w:pPr>
+      <w:r>
+        <w:t>click</w:t>
       </w:r>
       <w:r>
         <w:t xml:space="preserve"> App.</w:t>
@@ -2136,7 +2932,6 @@
         <w:rPr>
           <w:noProof/>
         </w:rPr>
-        <w:lastRenderedPageBreak/>
         <w:drawing>
           <wp:inline distT="0" distB="0" distL="0" distR="0" wp14:anchorId="3DEE42BE" wp14:editId="63F370E2">
             <wp:extent cx="5943600" cy="4711700"/>
@@ -2220,14 +3015,16 @@
         <w:lastRenderedPageBreak/>
         <w:t>Application will run.</w:t>
       </w:r>
+    </w:p>
+    <w:p>
       <w:r>
         <w:rPr>
           <w:noProof/>
         </w:rPr>
         <w:drawing>
-          <wp:inline distT="0" distB="0" distL="0" distR="0" wp14:anchorId="4B867D92" wp14:editId="55EFE9E2">
-            <wp:extent cx="5943600" cy="3346450"/>
-            <wp:effectExtent l="133350" t="114300" r="133350" b="158750"/>
+          <wp:inline distT="0" distB="0" distL="0" distR="0" wp14:anchorId="4B867D92" wp14:editId="3C8FCA50">
+            <wp:extent cx="4316112" cy="2430118"/>
+            <wp:effectExtent l="152400" t="114300" r="122555" b="161290"/>
             <wp:docPr id="12" name="Picture 12" descr="A screenshot of a computer&#10;&#10;Description automatically generated"/>
             <wp:cNvGraphicFramePr>
               <a:graphicFrameLocks xmlns:a="http://schemas.openxmlformats.org/drawingml/2006/main" noChangeAspect="1"/>
@@ -2254,7 +3051,7 @@
                   <pic:spPr>
                     <a:xfrm>
                       <a:off x="0" y="0"/>
-                      <a:ext cx="5943600" cy="3346450"/>
+                      <a:ext cx="4337269" cy="2442030"/>
                     </a:xfrm>
                     <a:prstGeom prst="rect">
                       <a:avLst/>
@@ -2301,8 +3098,6 @@
       <w:r>
         <w:br w:type="page"/>
       </w:r>
-    </w:p>
-    <w:p>
       <w:r>
         <w:lastRenderedPageBreak/>
         <w:t>Choose menu “Help” and then “About” to see version and release information.</w:t>
@@ -2401,9 +3196,9 @@
     </w:p>
     <w:p>
       <w:pPr>
-        <w:pStyle w:val="Heading2"/>
-      </w:pPr>
-      <w:bookmarkStart w:id="4" w:name="_Toc166318608"/>
+        <w:pStyle w:val="Heading1"/>
+      </w:pPr>
+      <w:bookmarkStart w:id="4" w:name="_Toc166489866"/>
       <w:r>
         <w:lastRenderedPageBreak/>
         <w:t>Program Installation location</w:t>
@@ -2520,7 +3315,27 @@
     <w:p/>
     <w:p>
       <w:r>
-        <w:t>All Apps will be stored under the “</w:t>
+        <w:t xml:space="preserve">All </w:t>
+      </w:r>
+      <w:r>
+        <w:t xml:space="preserve">of the </w:t>
+      </w:r>
+      <w:proofErr w:type="spellStart"/>
+      <w:r>
+        <w:t>OAAppStore</w:t>
+      </w:r>
+      <w:proofErr w:type="spellEnd"/>
+      <w:r>
+        <w:t xml:space="preserve"> “</w:t>
+      </w:r>
+      <w:r>
+        <w:t>Apps</w:t>
+      </w:r>
+      <w:r>
+        <w:t>”</w:t>
+      </w:r>
+      <w:r>
+        <w:t xml:space="preserve"> will be stored under the “</w:t>
       </w:r>
       <w:proofErr w:type="spellStart"/>
       <w:proofErr w:type="gramStart"/>
@@ -2631,11 +3446,45 @@
     <w:p/>
     <w:p>
       <w:pPr>
-        <w:pStyle w:val="Heading2"/>
-      </w:pPr>
-      <w:bookmarkStart w:id="5" w:name="_Toc166318609"/>
-      <w:r>
-        <w:t xml:space="preserve">Take a tour of </w:t>
+        <w:rPr>
+          <w:rFonts w:asciiTheme="majorHAnsi" w:eastAsiaTheme="majorEastAsia" w:hAnsiTheme="majorHAnsi" w:cstheme="majorBidi"/>
+          <w:color w:val="2F5496" w:themeColor="accent1" w:themeShade="BF"/>
+          <w:sz w:val="26"/>
+          <w:szCs w:val="26"/>
+        </w:rPr>
+      </w:pPr>
+      <w:r>
+        <w:br w:type="page"/>
+      </w:r>
+    </w:p>
+    <w:p>
+      <w:pPr>
+        <w:pStyle w:val="Heading1"/>
+      </w:pPr>
+      <w:bookmarkStart w:id="5" w:name="_Toc166489867"/>
+      <w:r>
+        <w:lastRenderedPageBreak/>
+        <w:t>Adding</w:t>
+      </w:r>
+      <w:r>
+        <w:t xml:space="preserve"> </w:t>
+      </w:r>
+      <w:proofErr w:type="spellStart"/>
+      <w:r>
+        <w:t>OABuilder</w:t>
+      </w:r>
+      <w:proofErr w:type="spellEnd"/>
+      <w:r>
+        <w:t xml:space="preserve"> </w:t>
+      </w:r>
+      <w:r>
+        <w:t>to</w:t>
+      </w:r>
+      <w:r>
+        <w:t xml:space="preserve"> the</w:t>
+      </w:r>
+      <w:r>
+        <w:t xml:space="preserve"> </w:t>
       </w:r>
       <w:proofErr w:type="spellStart"/>
       <w:r>
@@ -2643,70 +3492,11 @@
       </w:r>
       <w:bookmarkEnd w:id="5"/>
       <w:proofErr w:type="spellEnd"/>
-      <w:r>
-        <w:t xml:space="preserve"> </w:t>
-      </w:r>
-    </w:p>
-    <w:p/>
-    <w:p/>
-    <w:p/>
-    <w:p>
-      <w:pPr>
-        <w:rPr>
-          <w:sz w:val="56"/>
-          <w:szCs w:val="56"/>
-        </w:rPr>
-      </w:pPr>
-      <w:r>
-        <w:rPr>
-          <w:sz w:val="56"/>
-          <w:szCs w:val="56"/>
-          <w:highlight w:val="yellow"/>
-        </w:rPr>
-        <w:t>&lt; Under Construction &gt;</w:t>
-      </w:r>
-    </w:p>
-    <w:p/>
-    <w:p/>
-    <w:p/>
-    <w:p/>
-    <w:p/>
-    <w:p/>
-    <w:p/>
-    <w:p>
-      <w:pPr>
-        <w:pStyle w:val="Heading2"/>
-      </w:pPr>
-      <w:bookmarkStart w:id="6" w:name="_Toc166318610"/>
-      <w:r>
-        <w:t>Adding</w:t>
-      </w:r>
-      <w:r>
-        <w:t xml:space="preserve"> </w:t>
-      </w:r>
-      <w:proofErr w:type="spellStart"/>
-      <w:r>
-        <w:t>OABuilder</w:t>
-      </w:r>
-      <w:proofErr w:type="spellEnd"/>
-      <w:r>
-        <w:t xml:space="preserve"> </w:t>
-      </w:r>
-      <w:r>
-        <w:t>to</w:t>
-      </w:r>
-      <w:r>
-        <w:t xml:space="preserve"> the</w:t>
-      </w:r>
-      <w:r>
-        <w:t xml:space="preserve"> </w:t>
-      </w:r>
-      <w:proofErr w:type="spellStart"/>
-      <w:r>
-        <w:t>OAAppStore</w:t>
-      </w:r>
-      <w:bookmarkEnd w:id="6"/>
-      <w:proofErr w:type="spellEnd"/>
+    </w:p>
+    <w:p>
+      <w:pPr>
+        <w:pStyle w:val="NoSpacing"/>
+      </w:pPr>
     </w:p>
     <w:p>
       <w:pPr>
@@ -2837,18 +3627,34 @@
     </w:p>
     <w:p>
       <w:pPr>
-        <w:pStyle w:val="Heading3"/>
-      </w:pPr>
-      <w:bookmarkStart w:id="7" w:name="_Toc166318611"/>
+        <w:pStyle w:val="Heading2"/>
+      </w:pPr>
+      <w:bookmarkStart w:id="6" w:name="_Toc166489868"/>
       <w:r>
         <w:t>Create a new Application Type</w:t>
       </w:r>
-      <w:bookmarkEnd w:id="7"/>
-    </w:p>
-    <w:p>
-      <w:pPr>
-        <w:pStyle w:val="NoSpacing"/>
-      </w:pPr>
+      <w:bookmarkEnd w:id="6"/>
+    </w:p>
+    <w:p>
+      <w:pPr>
+        <w:pStyle w:val="NoSpacing"/>
+      </w:pPr>
+    </w:p>
+    <w:p>
+      <w:pPr>
+        <w:pStyle w:val="NoSpacing"/>
+      </w:pPr>
+      <w:r>
+        <w:t xml:space="preserve">To add a new Application to </w:t>
+      </w:r>
+      <w:proofErr w:type="spellStart"/>
+      <w:r>
+        <w:t>OAAppStore</w:t>
+      </w:r>
+      <w:proofErr w:type="spellEnd"/>
+      <w:r>
+        <w:t>, you create an “Application Type”.</w:t>
+      </w:r>
     </w:p>
     <w:p>
       <w:pPr>
@@ -2964,21 +3770,24 @@
         </w:numPr>
       </w:pPr>
       <w:r>
-        <w:t>Click “New” button.</w:t>
-      </w:r>
-    </w:p>
-    <w:p>
-      <w:pPr>
-        <w:pStyle w:val="NoSpacing"/>
-      </w:pPr>
-    </w:p>
-    <w:p>
-      <w:pPr>
-        <w:pStyle w:val="NoSpacing"/>
-      </w:pPr>
-      <w:r>
-        <w:t>Follow the following images for adding a new application.</w:t>
-      </w:r>
+        <w:t xml:space="preserve">Click “New” </w:t>
+      </w:r>
+      <w:proofErr w:type="gramStart"/>
+      <w:r>
+        <w:t>button</w:t>
+      </w:r>
+      <w:r>
+        <w:t>, and</w:t>
+      </w:r>
+      <w:proofErr w:type="gramEnd"/>
+      <w:r>
+        <w:t xml:space="preserve"> follow the wizard.</w:t>
+      </w:r>
+    </w:p>
+    <w:p>
+      <w:pPr>
+        <w:pStyle w:val="NoSpacing"/>
+      </w:pPr>
     </w:p>
     <w:p>
       <w:pPr>
@@ -3316,7 +4125,10 @@
         <w:pStyle w:val="NoSpacing"/>
       </w:pPr>
       <w:r>
-        <w:t xml:space="preserve">This has now added the </w:t>
+        <w:t>T</w:t>
+      </w:r>
+      <w:r>
+        <w:t xml:space="preserve">he </w:t>
       </w:r>
       <w:proofErr w:type="spellStart"/>
       <w:r>
@@ -3324,7 +4136,10 @@
       </w:r>
       <w:proofErr w:type="spellEnd"/>
       <w:r>
-        <w:t xml:space="preserve"> application.</w:t>
+        <w:t xml:space="preserve"> application</w:t>
+      </w:r>
+      <w:r>
+        <w:t xml:space="preserve"> is now added.</w:t>
       </w:r>
     </w:p>
     <w:p>
@@ -3357,6 +4172,11 @@
       <w:r>
         <w:t>.</w:t>
       </w:r>
+    </w:p>
+    <w:p>
+      <w:pPr>
+        <w:pStyle w:val="NoSpacing"/>
+      </w:pPr>
     </w:p>
     <w:p>
       <w:pPr>
@@ -3438,53 +4258,9 @@
         <w:pStyle w:val="NoSpacing"/>
       </w:pPr>
       <w:r>
-        <w:t xml:space="preserve">Click “Check for New Version” </w:t>
-      </w:r>
-    </w:p>
-    <w:p>
-      <w:pPr>
-        <w:pStyle w:val="NoSpacing"/>
-      </w:pPr>
-    </w:p>
-    <w:p>
-      <w:pPr>
-        <w:pStyle w:val="NoSpacing"/>
-      </w:pPr>
-    </w:p>
-    <w:p>
-      <w:pPr>
-        <w:pStyle w:val="NoSpacing"/>
-      </w:pPr>
-    </w:p>
-    <w:p>
-      <w:pPr>
-        <w:pStyle w:val="NoSpacing"/>
-      </w:pPr>
-    </w:p>
-    <w:p>
-      <w:pPr>
-        <w:pStyle w:val="NoSpacing"/>
-      </w:pPr>
-    </w:p>
-    <w:p>
-      <w:pPr>
-        <w:pStyle w:val="NoSpacing"/>
-      </w:pPr>
-    </w:p>
-    <w:p>
-      <w:pPr>
-        <w:pStyle w:val="NoSpacing"/>
-      </w:pPr>
-    </w:p>
-    <w:p>
-      <w:pPr>
-        <w:pStyle w:val="NoSpacing"/>
-      </w:pPr>
-    </w:p>
-    <w:p>
-      <w:pPr>
-        <w:pStyle w:val="NoSpacing"/>
-      </w:pPr>
+        <w:lastRenderedPageBreak/>
+        <w:t>Click “Check for New Version”</w:t>
+      </w:r>
     </w:p>
     <w:p>
       <w:pPr>
@@ -3795,13 +4571,27 @@
     </w:p>
     <w:p>
       <w:pPr>
-        <w:pStyle w:val="Heading3"/>
-      </w:pPr>
-      <w:bookmarkStart w:id="8" w:name="_Toc166318612"/>
-      <w:r>
+        <w:rPr>
+          <w:rFonts w:asciiTheme="majorHAnsi" w:eastAsiaTheme="majorEastAsia" w:hAnsiTheme="majorHAnsi" w:cstheme="majorBidi"/>
+          <w:color w:val="2F5496" w:themeColor="accent1" w:themeShade="BF"/>
+          <w:sz w:val="26"/>
+          <w:szCs w:val="26"/>
+        </w:rPr>
+      </w:pPr>
+      <w:r>
+        <w:br w:type="page"/>
+      </w:r>
+    </w:p>
+    <w:p>
+      <w:pPr>
+        <w:pStyle w:val="Heading2"/>
+      </w:pPr>
+      <w:bookmarkStart w:id="7" w:name="_Toc166489869"/>
+      <w:r>
+        <w:lastRenderedPageBreak/>
         <w:t>Give User permissions to run the new Application Type</w:t>
       </w:r>
-      <w:bookmarkEnd w:id="8"/>
+      <w:bookmarkEnd w:id="7"/>
     </w:p>
     <w:p>
       <w:pPr>
@@ -3816,7 +4606,6 @@
         <w:rPr>
           <w:noProof/>
         </w:rPr>
-        <w:lastRenderedPageBreak/>
         <w:drawing>
           <wp:inline distT="0" distB="0" distL="0" distR="0" wp14:anchorId="05F715F0" wp14:editId="6F17676B">
             <wp:extent cx="5943600" cy="3976370"/>
@@ -4115,13 +4904,27 @@
     </w:p>
     <w:p>
       <w:pPr>
-        <w:pStyle w:val="Heading3"/>
-      </w:pPr>
-      <w:bookmarkStart w:id="9" w:name="_Toc166318613"/>
-      <w:r>
+        <w:rPr>
+          <w:rFonts w:asciiTheme="majorHAnsi" w:eastAsiaTheme="majorEastAsia" w:hAnsiTheme="majorHAnsi" w:cstheme="majorBidi"/>
+          <w:color w:val="2F5496" w:themeColor="accent1" w:themeShade="BF"/>
+          <w:sz w:val="26"/>
+          <w:szCs w:val="26"/>
+        </w:rPr>
+      </w:pPr>
+      <w:r>
+        <w:br w:type="page"/>
+      </w:r>
+    </w:p>
+    <w:p>
+      <w:pPr>
+        <w:pStyle w:val="Heading2"/>
+      </w:pPr>
+      <w:bookmarkStart w:id="8" w:name="_Toc166489870"/>
+      <w:r>
+        <w:lastRenderedPageBreak/>
         <w:t>Select the Version to run.</w:t>
       </w:r>
-      <w:bookmarkEnd w:id="9"/>
+      <w:bookmarkEnd w:id="8"/>
     </w:p>
     <w:p>
       <w:pPr>
@@ -4136,7 +4939,6 @@
         <w:rPr>
           <w:noProof/>
         </w:rPr>
-        <w:lastRenderedPageBreak/>
         <w:drawing>
           <wp:inline distT="0" distB="0" distL="0" distR="0" wp14:anchorId="33F1F448" wp14:editId="62DEAC9C">
             <wp:extent cx="5943600" cy="3957955"/>
@@ -4256,20 +5058,33 @@
     </w:p>
     <w:p>
       <w:pPr>
-        <w:pStyle w:val="Heading3"/>
-      </w:pPr>
-      <w:bookmarkStart w:id="10" w:name="_Toc166318614"/>
-      <w:r>
+        <w:rPr>
+          <w:rFonts w:asciiTheme="majorHAnsi" w:eastAsiaTheme="majorEastAsia" w:hAnsiTheme="majorHAnsi" w:cstheme="majorBidi"/>
+          <w:color w:val="2F5496" w:themeColor="accent1" w:themeShade="BF"/>
+          <w:sz w:val="26"/>
+          <w:szCs w:val="26"/>
+        </w:rPr>
+      </w:pPr>
+      <w:r>
+        <w:br w:type="page"/>
+      </w:r>
+    </w:p>
+    <w:p>
+      <w:pPr>
+        <w:pStyle w:val="Heading2"/>
+      </w:pPr>
+      <w:bookmarkStart w:id="9" w:name="_Toc166489871"/>
+      <w:r>
+        <w:lastRenderedPageBreak/>
         <w:t xml:space="preserve">Run </w:t>
       </w:r>
       <w:proofErr w:type="spellStart"/>
       <w:r>
         <w:t>OABuilder</w:t>
       </w:r>
-      <w:bookmarkEnd w:id="10"/>
+      <w:bookmarkEnd w:id="9"/>
       <w:proofErr w:type="spellEnd"/>
     </w:p>
-    <w:p/>
     <w:p>
       <w:pPr>
         <w:pStyle w:val="NoSpacing"/>
@@ -4283,7 +5098,6 @@
         <w:rPr>
           <w:noProof/>
         </w:rPr>
-        <w:lastRenderedPageBreak/>
         <w:drawing>
           <wp:inline distT="0" distB="0" distL="0" distR="0" wp14:anchorId="615207B5" wp14:editId="3F17A107">
             <wp:extent cx="5943600" cy="3980180"/>
@@ -4492,9 +5306,9 @@
     </w:p>
     <w:p>
       <w:pPr>
-        <w:pStyle w:val="Heading2"/>
-      </w:pPr>
-      <w:bookmarkStart w:id="11" w:name="_Toc166318615"/>
+        <w:pStyle w:val="Heading1"/>
+      </w:pPr>
+      <w:bookmarkStart w:id="10" w:name="_Toc166489872"/>
       <w:r>
         <w:lastRenderedPageBreak/>
         <w:t xml:space="preserve">Adding </w:t>
@@ -4511,7 +5325,7 @@
       <w:r>
         <w:t>OAAppStore</w:t>
       </w:r>
-      <w:bookmarkEnd w:id="11"/>
+      <w:bookmarkEnd w:id="10"/>
       <w:proofErr w:type="spellEnd"/>
     </w:p>
     <w:p>
@@ -4702,23 +5516,27 @@
     </w:p>
     <w:p>
       <w:pPr>
-        <w:pStyle w:val="NoSpacing"/>
-      </w:pPr>
-    </w:p>
-    <w:p>
-      <w:pPr>
-        <w:pStyle w:val="NoSpacing"/>
-      </w:pPr>
-    </w:p>
-    <w:p>
-      <w:pPr>
-        <w:pStyle w:val="Heading3"/>
-      </w:pPr>
-      <w:bookmarkStart w:id="12" w:name="_Toc166318616"/>
-      <w:r>
+        <w:rPr>
+          <w:rFonts w:asciiTheme="majorHAnsi" w:eastAsiaTheme="majorEastAsia" w:hAnsiTheme="majorHAnsi" w:cstheme="majorBidi"/>
+          <w:color w:val="2F5496" w:themeColor="accent1" w:themeShade="BF"/>
+          <w:sz w:val="26"/>
+          <w:szCs w:val="26"/>
+        </w:rPr>
+      </w:pPr>
+      <w:r>
+        <w:br w:type="page"/>
+      </w:r>
+    </w:p>
+    <w:p>
+      <w:pPr>
+        <w:pStyle w:val="Heading2"/>
+      </w:pPr>
+      <w:bookmarkStart w:id="11" w:name="_Toc166489873"/>
+      <w:r>
+        <w:lastRenderedPageBreak/>
         <w:t>Create a new Application Type</w:t>
       </w:r>
-      <w:bookmarkEnd w:id="12"/>
+      <w:bookmarkEnd w:id="11"/>
     </w:p>
     <w:p>
       <w:pPr>
@@ -4740,6 +5558,11 @@
       <w:r>
         <w:t>”</w:t>
       </w:r>
+    </w:p>
+    <w:p>
+      <w:pPr>
+        <w:pStyle w:val="NoSpacing"/>
+      </w:pPr>
     </w:p>
     <w:p>
       <w:pPr>
@@ -4749,7 +5572,6 @@
         <w:rPr>
           <w:noProof/>
         </w:rPr>
-        <w:lastRenderedPageBreak/>
         <w:drawing>
           <wp:inline distT="0" distB="0" distL="0" distR="0" wp14:anchorId="5A8E03A1" wp14:editId="152E154D">
             <wp:extent cx="5943600" cy="3970020"/>
@@ -4880,25 +5702,11 @@
       <w:pPr>
         <w:pStyle w:val="NoSpacing"/>
       </w:pPr>
-    </w:p>
-    <w:p>
-      <w:pPr>
-        <w:pStyle w:val="NoSpacing"/>
-      </w:pPr>
-    </w:p>
-    <w:p>
-      <w:pPr>
-        <w:pStyle w:val="NoSpacing"/>
-      </w:pPr>
-    </w:p>
-    <w:p>
-      <w:pPr>
-        <w:pStyle w:val="NoSpacing"/>
-      </w:pPr>
       <w:r>
         <w:rPr>
           <w:noProof/>
         </w:rPr>
+        <w:lastRenderedPageBreak/>
         <w:drawing>
           <wp:inline distT="0" distB="0" distL="0" distR="0" wp14:anchorId="27DE051A" wp14:editId="0B766CEC">
             <wp:extent cx="4066667" cy="2219048"/>
@@ -5053,6 +5861,7 @@
         <w:rPr>
           <w:noProof/>
         </w:rPr>
+        <w:lastRenderedPageBreak/>
         <w:drawing>
           <wp:inline distT="0" distB="0" distL="0" distR="0" wp14:anchorId="32AB14F7" wp14:editId="68501A86">
             <wp:extent cx="4066667" cy="2219048"/>
@@ -5124,13 +5933,7 @@
         <w:t>T</w:t>
       </w:r>
       <w:r>
-        <w:t xml:space="preserve">his </w:t>
-      </w:r>
-      <w:r>
-        <w:t xml:space="preserve">has </w:t>
-      </w:r>
-      <w:r>
-        <w:t xml:space="preserve">added the </w:t>
+        <w:t xml:space="preserve">he </w:t>
       </w:r>
       <w:proofErr w:type="spellStart"/>
       <w:r>
@@ -5141,33 +5944,31 @@
       </w:r>
       <w:proofErr w:type="spellEnd"/>
       <w:r>
-        <w:t xml:space="preserve"> application.</w:t>
-      </w:r>
-    </w:p>
-    <w:p>
-      <w:pPr>
-        <w:pStyle w:val="NoSpacing"/>
-      </w:pPr>
-    </w:p>
-    <w:p>
-      <w:pPr>
-        <w:pStyle w:val="NoSpacing"/>
-      </w:pPr>
-    </w:p>
-    <w:p>
-      <w:pPr>
-        <w:pStyle w:val="NoSpacing"/>
-      </w:pPr>
-    </w:p>
-    <w:p>
-      <w:pPr>
-        <w:pStyle w:val="NoSpacing"/>
-      </w:pPr>
-      <w:r>
-        <w:t>Now that the Application Type has been create</w:t>
-      </w:r>
-      <w:r>
-        <w:t>, t</w:t>
+        <w:t xml:space="preserve"> application</w:t>
+      </w:r>
+      <w:r>
+        <w:t xml:space="preserve"> is now added</w:t>
+      </w:r>
+      <w:r>
+        <w:t>.</w:t>
+      </w:r>
+    </w:p>
+    <w:p>
+      <w:pPr>
+        <w:pStyle w:val="NoSpacing"/>
+      </w:pPr>
+    </w:p>
+    <w:p>
+      <w:pPr>
+        <w:pStyle w:val="NoSpacing"/>
+      </w:pPr>
+    </w:p>
+    <w:p>
+      <w:pPr>
+        <w:pStyle w:val="NoSpacing"/>
+      </w:pPr>
+      <w:r>
+        <w:t>Now that the Application Type has been create, t</w:t>
       </w:r>
       <w:r>
         <w:t xml:space="preserve">he next step is to get the latest version of </w:t>
@@ -5183,6 +5984,11 @@
       <w:r>
         <w:t>.</w:t>
       </w:r>
+    </w:p>
+    <w:p>
+      <w:pPr>
+        <w:pStyle w:val="NoSpacing"/>
+      </w:pPr>
     </w:p>
     <w:p>
       <w:pPr>
@@ -5192,7 +5998,6 @@
         <w:rPr>
           <w:noProof/>
         </w:rPr>
-        <w:lastRenderedPageBreak/>
         <w:drawing>
           <wp:inline distT="0" distB="0" distL="0" distR="0" wp14:anchorId="2B370EE5" wp14:editId="6D287303">
             <wp:extent cx="5943600" cy="3980180"/>
@@ -5234,49 +6039,14 @@
       <w:pPr>
         <w:pStyle w:val="NoSpacing"/>
       </w:pPr>
+    </w:p>
+    <w:p>
+      <w:pPr>
+        <w:pStyle w:val="NoSpacing"/>
+      </w:pPr>
       <w:r>
         <w:t xml:space="preserve">Click “Check for New Version” </w:t>
       </w:r>
-    </w:p>
-    <w:p>
-      <w:pPr>
-        <w:pStyle w:val="NoSpacing"/>
-      </w:pPr>
-    </w:p>
-    <w:p>
-      <w:pPr>
-        <w:pStyle w:val="NoSpacing"/>
-      </w:pPr>
-    </w:p>
-    <w:p>
-      <w:pPr>
-        <w:pStyle w:val="NoSpacing"/>
-      </w:pPr>
-    </w:p>
-    <w:p>
-      <w:pPr>
-        <w:pStyle w:val="NoSpacing"/>
-      </w:pPr>
-    </w:p>
-    <w:p>
-      <w:pPr>
-        <w:pStyle w:val="NoSpacing"/>
-      </w:pPr>
-    </w:p>
-    <w:p>
-      <w:pPr>
-        <w:pStyle w:val="NoSpacing"/>
-      </w:pPr>
-    </w:p>
-    <w:p>
-      <w:pPr>
-        <w:pStyle w:val="NoSpacing"/>
-      </w:pPr>
-    </w:p>
-    <w:p>
-      <w:pPr>
-        <w:pStyle w:val="NoSpacing"/>
-      </w:pPr>
     </w:p>
     <w:p>
       <w:pPr>
@@ -5338,6 +6108,11 @@
       <w:pPr>
         <w:pStyle w:val="NoSpacing"/>
       </w:pPr>
+    </w:p>
+    <w:p>
+      <w:pPr>
+        <w:pStyle w:val="NoSpacing"/>
+      </w:pPr>
       <w:r>
         <w:t>Information for the latest Version will be retrieved.</w:t>
       </w:r>
@@ -5353,8 +6128,16 @@
       </w:pPr>
     </w:p>
     <w:p>
-      <w:pPr>
-        <w:pStyle w:val="NoSpacing"/>
+      <w:r>
+        <w:br w:type="page"/>
+      </w:r>
+    </w:p>
+    <w:p>
+      <w:pPr>
+        <w:pStyle w:val="NoSpacing"/>
+        <w:rPr>
+          <w:noProof/>
+        </w:rPr>
       </w:pPr>
       <w:r>
         <w:lastRenderedPageBreak/>
@@ -5366,6 +6149,19 @@
         </w:rPr>
         <w:t xml:space="preserve"> </w:t>
       </w:r>
+    </w:p>
+    <w:p>
+      <w:pPr>
+        <w:pStyle w:val="NoSpacing"/>
+        <w:rPr>
+          <w:noProof/>
+        </w:rPr>
+      </w:pPr>
+    </w:p>
+    <w:p>
+      <w:pPr>
+        <w:pStyle w:val="NoSpacing"/>
+      </w:pPr>
       <w:r>
         <w:rPr>
           <w:noProof/>
@@ -5539,23 +6335,27 @@
     </w:p>
     <w:p>
       <w:pPr>
-        <w:pStyle w:val="Heading3"/>
-      </w:pPr>
-      <w:bookmarkStart w:id="13" w:name="_Toc166318617"/>
-      <w:r>
+        <w:rPr>
+          <w:rFonts w:asciiTheme="majorHAnsi" w:eastAsiaTheme="majorEastAsia" w:hAnsiTheme="majorHAnsi" w:cstheme="majorBidi"/>
+          <w:color w:val="2F5496" w:themeColor="accent1" w:themeShade="BF"/>
+          <w:sz w:val="26"/>
+          <w:szCs w:val="26"/>
+        </w:rPr>
+      </w:pPr>
+      <w:r>
+        <w:br w:type="page"/>
+      </w:r>
+    </w:p>
+    <w:p>
+      <w:pPr>
+        <w:pStyle w:val="Heading2"/>
+      </w:pPr>
+      <w:bookmarkStart w:id="12" w:name="_Toc166489874"/>
+      <w:r>
+        <w:lastRenderedPageBreak/>
         <w:t>Give User permissions to run the new Application Type</w:t>
       </w:r>
-      <w:bookmarkEnd w:id="13"/>
-    </w:p>
-    <w:p>
-      <w:pPr>
-        <w:pStyle w:val="NoSpacing"/>
-      </w:pPr>
-    </w:p>
-    <w:p>
-      <w:pPr>
-        <w:pStyle w:val="NoSpacing"/>
-      </w:pPr>
+      <w:bookmarkEnd w:id="12"/>
     </w:p>
     <w:p>
       <w:pPr>
@@ -5570,7 +6370,6 @@
         <w:rPr>
           <w:noProof/>
         </w:rPr>
-        <w:lastRenderedPageBreak/>
         <w:drawing>
           <wp:inline distT="0" distB="0" distL="0" distR="0" wp14:anchorId="21D12ADC" wp14:editId="7ECB020C">
             <wp:extent cx="5943600" cy="3992245"/>
@@ -5735,35 +6534,16 @@
       </w:pPr>
     </w:p>
     <w:p>
-      <w:pPr>
-        <w:pStyle w:val="NoSpacing"/>
-      </w:pPr>
-    </w:p>
-    <w:p>
-      <w:pPr>
-        <w:pStyle w:val="NoSpacing"/>
-      </w:pPr>
-    </w:p>
-    <w:p>
-      <w:pPr>
-        <w:pStyle w:val="NoSpacing"/>
-      </w:pPr>
-    </w:p>
-    <w:p>
-      <w:pPr>
-        <w:pStyle w:val="NoSpacing"/>
-      </w:pPr>
-    </w:p>
-    <w:p>
-      <w:pPr>
-        <w:pStyle w:val="NoSpacing"/>
-      </w:pPr>
-    </w:p>
-    <w:p>
-      <w:pPr>
-        <w:pStyle w:val="NoSpacing"/>
-      </w:pPr>
-      <w:r>
+      <w:r>
+        <w:br w:type="page"/>
+      </w:r>
+    </w:p>
+    <w:p>
+      <w:pPr>
+        <w:pStyle w:val="NoSpacing"/>
+      </w:pPr>
+      <w:r>
+        <w:lastRenderedPageBreak/>
         <w:t xml:space="preserve">The next step is to add </w:t>
       </w:r>
       <w:proofErr w:type="spellStart"/>
@@ -5774,6 +6554,11 @@
       <w:r>
         <w:t xml:space="preserve"> to “My Apps”</w:t>
       </w:r>
+    </w:p>
+    <w:p>
+      <w:pPr>
+        <w:pStyle w:val="NoSpacing"/>
+      </w:pPr>
     </w:p>
     <w:p>
       <w:pPr>
@@ -5783,7 +6568,6 @@
         <w:rPr>
           <w:noProof/>
         </w:rPr>
-        <w:lastRenderedPageBreak/>
         <w:drawing>
           <wp:inline distT="0" distB="0" distL="0" distR="0" wp14:anchorId="3884D9D3" wp14:editId="17D3B8F0">
             <wp:extent cx="5943600" cy="3971925"/>
@@ -5906,18 +6690,27 @@
     </w:p>
     <w:p>
       <w:pPr>
-        <w:pStyle w:val="NoSpacing"/>
-      </w:pPr>
-    </w:p>
-    <w:p>
-      <w:pPr>
-        <w:pStyle w:val="Heading3"/>
-      </w:pPr>
-      <w:bookmarkStart w:id="14" w:name="_Toc166318618"/>
-      <w:r>
+        <w:rPr>
+          <w:rFonts w:asciiTheme="majorHAnsi" w:eastAsiaTheme="majorEastAsia" w:hAnsiTheme="majorHAnsi" w:cstheme="majorBidi"/>
+          <w:color w:val="2F5496" w:themeColor="accent1" w:themeShade="BF"/>
+          <w:sz w:val="26"/>
+          <w:szCs w:val="26"/>
+        </w:rPr>
+      </w:pPr>
+      <w:r>
+        <w:br w:type="page"/>
+      </w:r>
+    </w:p>
+    <w:p>
+      <w:pPr>
+        <w:pStyle w:val="Heading2"/>
+      </w:pPr>
+      <w:bookmarkStart w:id="13" w:name="_Toc166489875"/>
+      <w:r>
+        <w:lastRenderedPageBreak/>
         <w:t>Select the Version to run.</w:t>
       </w:r>
-      <w:bookmarkEnd w:id="14"/>
+      <w:bookmarkEnd w:id="13"/>
     </w:p>
     <w:p>
       <w:pPr>
@@ -5932,7 +6725,6 @@
         <w:rPr>
           <w:noProof/>
         </w:rPr>
-        <w:lastRenderedPageBreak/>
         <w:drawing>
           <wp:inline distT="0" distB="0" distL="0" distR="0" wp14:anchorId="3B2BD7F0" wp14:editId="37BC49F1">
             <wp:extent cx="5943600" cy="4013835"/>
@@ -6054,56 +6846,36 @@
     </w:p>
     <w:p>
       <w:pPr>
-        <w:pStyle w:val="NoSpacing"/>
-      </w:pPr>
-    </w:p>
-    <w:p>
-      <w:pPr>
-        <w:pStyle w:val="NoSpacing"/>
-      </w:pPr>
-    </w:p>
-    <w:p>
-      <w:pPr>
-        <w:pStyle w:val="NoSpacing"/>
-      </w:pPr>
-    </w:p>
-    <w:p>
-      <w:pPr>
-        <w:pStyle w:val="NoSpacing"/>
-      </w:pPr>
-    </w:p>
-    <w:p>
-      <w:pPr>
-        <w:pStyle w:val="NoSpacing"/>
-      </w:pPr>
-    </w:p>
-    <w:p>
-      <w:pPr>
-        <w:pStyle w:val="NoSpacing"/>
-      </w:pPr>
-    </w:p>
-    <w:p>
-      <w:pPr>
-        <w:pStyle w:val="Heading3"/>
-      </w:pPr>
-      <w:bookmarkStart w:id="15" w:name="_Toc166318619"/>
-      <w:r>
+        <w:rPr>
+          <w:rFonts w:asciiTheme="majorHAnsi" w:eastAsiaTheme="majorEastAsia" w:hAnsiTheme="majorHAnsi" w:cstheme="majorBidi"/>
+          <w:color w:val="2F5496" w:themeColor="accent1" w:themeShade="BF"/>
+          <w:sz w:val="26"/>
+          <w:szCs w:val="26"/>
+        </w:rPr>
+      </w:pPr>
+      <w:r>
+        <w:br w:type="page"/>
+      </w:r>
+    </w:p>
+    <w:p>
+      <w:pPr>
+        <w:pStyle w:val="Heading2"/>
+      </w:pPr>
+      <w:bookmarkStart w:id="14" w:name="_Toc166489876"/>
+      <w:r>
+        <w:lastRenderedPageBreak/>
         <w:t xml:space="preserve">Run </w:t>
       </w:r>
       <w:proofErr w:type="spellStart"/>
       <w:r>
-        <w:t>OA</w:t>
-      </w:r>
-      <w:r>
-        <w:t>Template</w:t>
+        <w:t>OATemplate</w:t>
       </w:r>
       <w:proofErr w:type="spellEnd"/>
       <w:r>
         <w:t xml:space="preserve"> as single user (from desktop)</w:t>
       </w:r>
-      <w:bookmarkEnd w:id="15"/>
-    </w:p>
-    <w:p/>
+      <w:bookmarkEnd w:id="14"/>
+    </w:p>
     <w:p>
       <w:pPr>
         <w:pStyle w:val="NoSpacing"/>
@@ -6117,7 +6889,6 @@
         <w:rPr>
           <w:noProof/>
         </w:rPr>
-        <w:lastRenderedPageBreak/>
         <w:drawing>
           <wp:inline distT="0" distB="0" distL="0" distR="0" wp14:anchorId="2C7BAF40" wp14:editId="294CE838">
             <wp:extent cx="5943600" cy="4010025"/>
@@ -6214,18 +6985,13 @@
     </w:p>
     <w:p>
       <w:pPr>
-        <w:pStyle w:val="NoSpacing"/>
-      </w:pPr>
-    </w:p>
-    <w:p>
-      <w:pPr>
-        <w:pStyle w:val="Heading3"/>
-      </w:pPr>
-      <w:bookmarkStart w:id="16" w:name="_Toc166318620"/>
+        <w:pStyle w:val="Heading2"/>
+      </w:pPr>
+      <w:bookmarkStart w:id="15" w:name="_Toc166489877"/>
       <w:r>
         <w:t>Setting up Environments</w:t>
       </w:r>
-      <w:bookmarkEnd w:id="16"/>
+      <w:bookmarkEnd w:id="15"/>
     </w:p>
     <w:p>
       <w:pPr>
@@ -6755,9 +7521,9 @@
       </w:pPr>
     </w:p>
     <w:p>
-      <w:pPr>
-        <w:pStyle w:val="NoSpacing"/>
-      </w:pPr>
+      <w:r>
+        <w:br w:type="page"/>
+      </w:r>
     </w:p>
     <w:p>
       <w:pPr>
@@ -6767,6 +7533,16 @@
         <w:lastRenderedPageBreak/>
         <w:t>Add an Application to the Server.</w:t>
       </w:r>
+    </w:p>
+    <w:p>
+      <w:pPr>
+        <w:pStyle w:val="NoSpacing"/>
+      </w:pPr>
+    </w:p>
+    <w:p>
+      <w:pPr>
+        <w:pStyle w:val="NoSpacing"/>
+      </w:pPr>
       <w:r>
         <w:rPr>
           <w:noProof/>
@@ -6997,10 +7773,24 @@
     </w:p>
     <w:p>
       <w:pPr>
-        <w:pStyle w:val="Heading3"/>
-      </w:pPr>
-      <w:bookmarkStart w:id="17" w:name="_Toc166318621"/>
-      <w:r>
+        <w:rPr>
+          <w:rFonts w:asciiTheme="majorHAnsi" w:eastAsiaTheme="majorEastAsia" w:hAnsiTheme="majorHAnsi" w:cstheme="majorBidi"/>
+          <w:color w:val="2F5496" w:themeColor="accent1" w:themeShade="BF"/>
+          <w:sz w:val="26"/>
+          <w:szCs w:val="26"/>
+        </w:rPr>
+      </w:pPr>
+      <w:r>
+        <w:br w:type="page"/>
+      </w:r>
+    </w:p>
+    <w:p>
+      <w:pPr>
+        <w:pStyle w:val="Heading2"/>
+      </w:pPr>
+      <w:bookmarkStart w:id="16" w:name="_Toc166489878"/>
+      <w:r>
+        <w:lastRenderedPageBreak/>
         <w:t xml:space="preserve">Running </w:t>
       </w:r>
       <w:proofErr w:type="spellStart"/>
@@ -7011,7 +7801,7 @@
       <w:r>
         <w:t xml:space="preserve"> as Server</w:t>
       </w:r>
-      <w:bookmarkEnd w:id="17"/>
+      <w:bookmarkEnd w:id="16"/>
     </w:p>
     <w:p>
       <w:pPr>
@@ -7026,7 +7816,6 @@
         <w:rPr>
           <w:noProof/>
         </w:rPr>
-        <w:lastRenderedPageBreak/>
         <w:drawing>
           <wp:inline distT="0" distB="0" distL="0" distR="0" wp14:anchorId="65E10F93" wp14:editId="191DCDA9">
             <wp:extent cx="5943600" cy="4010025"/>
@@ -7125,6 +7914,38 @@
       <w:pPr>
         <w:pStyle w:val="NoSpacing"/>
       </w:pPr>
+      <w:r>
+        <w:t xml:space="preserve">The “Client Port” will be used when running </w:t>
+      </w:r>
+      <w:proofErr w:type="spellStart"/>
+      <w:r>
+        <w:t>OATemplate</w:t>
+      </w:r>
+      <w:proofErr w:type="spellEnd"/>
+      <w:r>
+        <w:t xml:space="preserve"> as Client and connecting to </w:t>
+      </w:r>
+      <w:proofErr w:type="spellStart"/>
+      <w:r>
+        <w:t>OATemplate</w:t>
+      </w:r>
+      <w:proofErr w:type="spellEnd"/>
+      <w:r>
+        <w:t xml:space="preserve"> Server.</w:t>
+      </w:r>
+    </w:p>
+    <w:p>
+      <w:pPr>
+        <w:pStyle w:val="NoSpacing"/>
+      </w:pPr>
+    </w:p>
+    <w:p>
+      <w:pPr>
+        <w:pStyle w:val="NoSpacing"/>
+      </w:pPr>
+      <w:r>
+        <w:t>The http/https ports will be where REST API, Swagger, webservices, Web APP are available.</w:t>
+      </w:r>
     </w:p>
     <w:p>
       <w:pPr>
@@ -7295,11 +8116,9 @@
       <w:pPr>
         <w:pStyle w:val="NoSpacing"/>
       </w:pPr>
-      <w:proofErr w:type="spellStart"/>
-      <w:r>
-        <w:t>OATemplate</w:t>
-      </w:r>
-      <w:proofErr w:type="spellEnd"/>
+      <w:r>
+        <w:t>Template</w:t>
+      </w:r>
       <w:r>
         <w:t xml:space="preserve"> is now running as a Server</w:t>
       </w:r>
@@ -7372,11 +8191,6 @@
       <w:r>
         <w:t xml:space="preserve"> as a Server application.</w:t>
       </w:r>
-    </w:p>
-    <w:p>
-      <w:pPr>
-        <w:pStyle w:val="NoSpacing"/>
-      </w:pPr>
     </w:p>
     <w:p>
       <w:pPr>
@@ -7477,6 +8291,11 @@
       <w:pPr>
         <w:pStyle w:val="NoSpacing"/>
       </w:pPr>
+    </w:p>
+    <w:p>
+      <w:pPr>
+        <w:pStyle w:val="NoSpacing"/>
+      </w:pPr>
       <w:r>
         <w:t xml:space="preserve">The “Client Apps” tab will show </w:t>
       </w:r>
@@ -7506,14 +8325,9 @@
     </w:p>
     <w:p>
       <w:pPr>
-        <w:pStyle w:val="NoSpacing"/>
-      </w:pPr>
-    </w:p>
-    <w:p>
-      <w:pPr>
-        <w:pStyle w:val="Heading3"/>
-      </w:pPr>
-      <w:bookmarkStart w:id="18" w:name="_Toc166318622"/>
+        <w:pStyle w:val="Heading2"/>
+      </w:pPr>
+      <w:bookmarkStart w:id="17" w:name="_Toc166489879"/>
       <w:r>
         <w:t xml:space="preserve">Running </w:t>
       </w:r>
@@ -7525,7 +8339,7 @@
       <w:r>
         <w:t xml:space="preserve"> as Client to connect to Server</w:t>
       </w:r>
-      <w:bookmarkEnd w:id="18"/>
+      <w:bookmarkEnd w:id="17"/>
     </w:p>
     <w:p>
       <w:pPr>
@@ -7545,13 +8359,7 @@
       </w:r>
       <w:proofErr w:type="spellEnd"/>
       <w:r>
-        <w:t xml:space="preserve"> running </w:t>
-      </w:r>
-      <w:r>
-        <w:t>on a</w:t>
-      </w:r>
-      <w:r>
-        <w:t xml:space="preserve"> Server, we will connect to it using </w:t>
+        <w:t xml:space="preserve"> running on a Server, we will connect to it using </w:t>
       </w:r>
       <w:proofErr w:type="spellStart"/>
       <w:r>
@@ -7559,78 +8367,8 @@
       </w:r>
       <w:proofErr w:type="spellEnd"/>
       <w:r>
-        <w:t xml:space="preserve"> </w:t>
-      </w:r>
-      <w:r>
-        <w:t>client.</w:t>
-      </w:r>
-    </w:p>
-    <w:p>
-      <w:pPr>
-        <w:pStyle w:val="NoSpacing"/>
-      </w:pPr>
-    </w:p>
-    <w:p>
-      <w:pPr>
-        <w:pStyle w:val="NoSpacing"/>
-      </w:pPr>
-    </w:p>
-    <w:p>
-      <w:pPr>
-        <w:pStyle w:val="NoSpacing"/>
-      </w:pPr>
-    </w:p>
-    <w:p>
-      <w:pPr>
-        <w:pStyle w:val="NoSpacing"/>
-      </w:pPr>
-    </w:p>
-    <w:p>
-      <w:pPr>
-        <w:pStyle w:val="NoSpacing"/>
-      </w:pPr>
-    </w:p>
-    <w:p>
-      <w:pPr>
-        <w:pStyle w:val="NoSpacing"/>
-      </w:pPr>
-    </w:p>
-    <w:p>
-      <w:pPr>
-        <w:pStyle w:val="NoSpacing"/>
-      </w:pPr>
-    </w:p>
-    <w:p>
-      <w:pPr>
-        <w:pStyle w:val="NoSpacing"/>
-      </w:pPr>
-    </w:p>
-    <w:p/>
-    <w:p/>
-    <w:p>
-      <w:pPr>
-        <w:pStyle w:val="NoSpacing"/>
-      </w:pPr>
-    </w:p>
-    <w:p>
-      <w:pPr>
-        <w:pStyle w:val="NoSpacing"/>
-      </w:pPr>
-    </w:p>
-    <w:p>
-      <w:pPr>
-        <w:pStyle w:val="NoSpacing"/>
-      </w:pPr>
-    </w:p>
-    <w:p>
-      <w:pPr>
-        <w:pStyle w:val="NoSpacing"/>
-      </w:pPr>
-    </w:p>
-    <w:p>
-      <w:pPr>
-        <w:pStyle w:val="NoSpacing"/>
-      </w:pPr>
+        <w:t xml:space="preserve"> client.</w:t>
+      </w:r>
     </w:p>
     <w:p>
       <w:pPr>
@@ -7655,6 +8393,7 @@
         <w:rPr>
           <w:noProof/>
         </w:rPr>
+        <w:lastRenderedPageBreak/>
         <w:drawing>
           <wp:inline distT="0" distB="0" distL="0" distR="0" wp14:anchorId="2ABC73F0" wp14:editId="36214261">
             <wp:extent cx="5943600" cy="3980180"/>
@@ -7706,15 +8445,13 @@
         </w:numPr>
       </w:pPr>
       <w:r>
-        <w:t xml:space="preserve">From “My Client Apps”, </w:t>
-      </w:r>
-      <w:proofErr w:type="spellStart"/>
-      <w:r>
-        <w:t>clike</w:t>
-      </w:r>
-      <w:proofErr w:type="spellEnd"/>
-      <w:r>
-        <w:t xml:space="preserve"> on “Client Apps’</w:t>
+        <w:t>From “My Client Apps”, cli</w:t>
+      </w:r>
+      <w:r>
+        <w:t>c</w:t>
+      </w:r>
+      <w:r>
+        <w:t>k on “Client Apps’</w:t>
       </w:r>
     </w:p>
     <w:p>
@@ -7757,35 +8494,6 @@
       <w:pPr>
         <w:pStyle w:val="NoSpacing"/>
       </w:pPr>
-    </w:p>
-    <w:p>
-      <w:pPr>
-        <w:pStyle w:val="NoSpacing"/>
-      </w:pPr>
-    </w:p>
-    <w:p>
-      <w:pPr>
-        <w:pStyle w:val="NoSpacing"/>
-      </w:pPr>
-    </w:p>
-    <w:p>
-      <w:pPr>
-        <w:pStyle w:val="NoSpacing"/>
-      </w:pPr>
-    </w:p>
-    <w:p>
-      <w:pPr>
-        <w:pStyle w:val="NoSpacing"/>
-        <w:rPr>
-          <w:noProof/>
-        </w:rPr>
-      </w:pPr>
-      <w:r>
-        <w:rPr>
-          <w:noProof/>
-        </w:rPr>
-        <w:t>Now we are able to run OATemplate, have it login to the Server.</w:t>
-      </w:r>
     </w:p>
     <w:p>
       <w:pPr>
@@ -7952,18 +8660,45 @@
     </w:p>
     <w:p>
       <w:pPr>
-        <w:pStyle w:val="NoSpacing"/>
-      </w:pPr>
-    </w:p>
-    <w:p>
-      <w:pPr>
-        <w:pStyle w:val="NoSpacing"/>
+        <w:rPr>
+          <w:noProof/>
+        </w:rPr>
+      </w:pPr>
+      <w:r>
+        <w:rPr>
+          <w:noProof/>
+        </w:rPr>
+        <w:br w:type="page"/>
+      </w:r>
+    </w:p>
+    <w:p>
+      <w:pPr>
+        <w:pStyle w:val="NoSpacing"/>
+        <w:rPr>
+          <w:noProof/>
+        </w:rPr>
       </w:pPr>
       <w:r>
         <w:rPr>
           <w:noProof/>
         </w:rPr>
         <w:lastRenderedPageBreak/>
+        <w:t>Login to the Server.</w:t>
+      </w:r>
+    </w:p>
+    <w:p>
+      <w:pPr>
+        <w:pStyle w:val="NoSpacing"/>
+      </w:pPr>
+    </w:p>
+    <w:p>
+      <w:pPr>
+        <w:pStyle w:val="NoSpacing"/>
+      </w:pPr>
+      <w:r>
+        <w:rPr>
+          <w:noProof/>
+        </w:rPr>
         <w:drawing>
           <wp:inline distT="0" distB="0" distL="0" distR="0" wp14:anchorId="3A736C91" wp14:editId="7918BBAE">
             <wp:extent cx="3123809" cy="4371429"/>
@@ -8024,6 +8759,7 @@
         <w:rPr>
           <w:noProof/>
         </w:rPr>
+        <w:lastRenderedPageBreak/>
         <w:drawing>
           <wp:inline distT="0" distB="0" distL="0" distR="0" wp14:anchorId="5C3A5CDD" wp14:editId="35DEA258">
             <wp:extent cx="4442791" cy="3019294"/>
@@ -8125,7 +8861,2864 @@
       <w:pPr>
         <w:pStyle w:val="NoSpacing"/>
       </w:pPr>
-    </w:p>
+      <w:r>
+        <w:t xml:space="preserve"> This shows the Windows taskbar, where the </w:t>
+      </w:r>
+      <w:proofErr w:type="spellStart"/>
+      <w:r>
+        <w:t>OAAppStore</w:t>
+      </w:r>
+      <w:proofErr w:type="spellEnd"/>
+      <w:r>
+        <w:t xml:space="preserve"> icon then shows all Apps that are running.</w:t>
+      </w:r>
+    </w:p>
+    <w:p>
+      <w:pPr>
+        <w:pStyle w:val="NoSpacing"/>
+      </w:pPr>
+    </w:p>
+    <w:p>
+      <w:pPr>
+        <w:pStyle w:val="NoSpacing"/>
+      </w:pPr>
+    </w:p>
+    <w:p>
+      <w:pPr>
+        <w:pStyle w:val="NoSpacing"/>
+      </w:pPr>
+    </w:p>
+    <w:p>
+      <w:pPr>
+        <w:pStyle w:val="Heading1"/>
+      </w:pPr>
+      <w:bookmarkStart w:id="18" w:name="_Toc166489880"/>
+      <w:r>
+        <w:t>Take a tour</w:t>
+      </w:r>
+      <w:bookmarkEnd w:id="18"/>
+      <w:r>
+        <w:t xml:space="preserve"> </w:t>
+      </w:r>
+    </w:p>
+    <w:p>
+      <w:pPr>
+        <w:pStyle w:val="NoSpacing"/>
+      </w:pPr>
+    </w:p>
+    <w:p>
+      <w:pPr>
+        <w:pStyle w:val="NoSpacing"/>
+      </w:pPr>
+      <w:r>
+        <w:t xml:space="preserve">This tour will explain the concepts and features of the </w:t>
+      </w:r>
+      <w:proofErr w:type="spellStart"/>
+      <w:r>
+        <w:t>OAAppStore</w:t>
+      </w:r>
+      <w:proofErr w:type="spellEnd"/>
+      <w:r>
+        <w:t>.</w:t>
+      </w:r>
+    </w:p>
+    <w:p>
+      <w:pPr>
+        <w:pStyle w:val="NoSpacing"/>
+      </w:pPr>
+    </w:p>
+    <w:p>
+      <w:pPr>
+        <w:pStyle w:val="NoSpacing"/>
+      </w:pPr>
+      <w:proofErr w:type="spellStart"/>
+      <w:r>
+        <w:t>OAAppStore</w:t>
+      </w:r>
+      <w:proofErr w:type="spellEnd"/>
+      <w:r>
+        <w:t xml:space="preserve"> was created to allow users to be able to run Java applications without needing to do separate installations.   From the AppStore, users are able to run and connect to applications running on other </w:t>
+      </w:r>
+      <w:proofErr w:type="gramStart"/>
+      <w:r>
+        <w:t>servers, and</w:t>
+      </w:r>
+      <w:proofErr w:type="gramEnd"/>
+      <w:r>
+        <w:t xml:space="preserve"> set up a hierarchy of environments and servers.</w:t>
+      </w:r>
+    </w:p>
+    <w:p>
+      <w:pPr>
+        <w:pStyle w:val="NoSpacing"/>
+      </w:pPr>
+    </w:p>
+    <w:p>
+      <w:pPr>
+        <w:pStyle w:val="NoSpacing"/>
+      </w:pPr>
+      <w:r>
+        <w:t xml:space="preserve">Follow the “Installation Guide” to install </w:t>
+      </w:r>
+      <w:proofErr w:type="spellStart"/>
+      <w:r>
+        <w:t>OAAppStore</w:t>
+      </w:r>
+      <w:proofErr w:type="spellEnd"/>
+      <w:r>
+        <w:t>.</w:t>
+      </w:r>
+    </w:p>
+    <w:p>
+      <w:pPr>
+        <w:pStyle w:val="NoSpacing"/>
+      </w:pPr>
+    </w:p>
+    <w:p>
+      <w:pPr>
+        <w:pStyle w:val="NoSpacing"/>
+      </w:pPr>
+      <w:r>
+        <w:t xml:space="preserve">Follow the instructions in this guide to add the </w:t>
+      </w:r>
+      <w:proofErr w:type="spellStart"/>
+      <w:r>
+        <w:t>OABuilder</w:t>
+      </w:r>
+      <w:proofErr w:type="spellEnd"/>
+      <w:r>
+        <w:t xml:space="preserve"> and </w:t>
+      </w:r>
+      <w:proofErr w:type="spellStart"/>
+      <w:r>
+        <w:t>OATemplate</w:t>
+      </w:r>
+      <w:proofErr w:type="spellEnd"/>
+      <w:r>
+        <w:t xml:space="preserve"> applications to </w:t>
+      </w:r>
+      <w:proofErr w:type="spellStart"/>
+      <w:r>
+        <w:t>OAAppStore</w:t>
+      </w:r>
+      <w:proofErr w:type="spellEnd"/>
+      <w:r>
+        <w:t>.</w:t>
+      </w:r>
+    </w:p>
+    <w:p>
+      <w:pPr>
+        <w:pStyle w:val="NoSpacing"/>
+      </w:pPr>
+    </w:p>
+    <w:p>
+      <w:pPr>
+        <w:pStyle w:val="NoSpacing"/>
+      </w:pPr>
+      <w:r>
+        <w:t xml:space="preserve">Run </w:t>
+      </w:r>
+      <w:proofErr w:type="spellStart"/>
+      <w:r>
+        <w:t>OAAppStore</w:t>
+      </w:r>
+      <w:proofErr w:type="spellEnd"/>
+      <w:r>
+        <w:t xml:space="preserve"> to display the desktop application UI.</w:t>
+      </w:r>
+    </w:p>
+    <w:p>
+      <w:pPr>
+        <w:pStyle w:val="NoSpacing"/>
+      </w:pPr>
+    </w:p>
+    <w:p>
+      <w:pPr>
+        <w:pStyle w:val="NoSpacing"/>
+      </w:pPr>
+      <w:r>
+        <w:rPr>
+          <w:noProof/>
+        </w:rPr>
+        <w:drawing>
+          <wp:inline distT="0" distB="0" distL="0" distR="0" wp14:anchorId="5015DC2B" wp14:editId="2601593B">
+            <wp:extent cx="3419061" cy="2281200"/>
+            <wp:effectExtent l="0" t="0" r="0" b="5080"/>
+            <wp:docPr id="481" name="Picture 481" descr="A screenshot of a computer&#10;&#10;Description automatically generated"/>
+            <wp:cNvGraphicFramePr>
+              <a:graphicFrameLocks xmlns:a="http://schemas.openxmlformats.org/drawingml/2006/main" noChangeAspect="1"/>
+            </wp:cNvGraphicFramePr>
+            <a:graphic xmlns:a="http://schemas.openxmlformats.org/drawingml/2006/main">
+              <a:graphicData uri="http://schemas.openxmlformats.org/drawingml/2006/picture">
+                <pic:pic xmlns:pic="http://schemas.openxmlformats.org/drawingml/2006/picture">
+                  <pic:nvPicPr>
+                    <pic:cNvPr id="481" name="Picture 481" descr="A screenshot of a computer&#10;&#10;Description automatically generated"/>
+                    <pic:cNvPicPr/>
+                  </pic:nvPicPr>
+                  <pic:blipFill>
+                    <a:blip r:embed="rId56"/>
+                    <a:stretch>
+                      <a:fillRect/>
+                    </a:stretch>
+                  </pic:blipFill>
+                  <pic:spPr>
+                    <a:xfrm>
+                      <a:off x="0" y="0"/>
+                      <a:ext cx="3433738" cy="2290992"/>
+                    </a:xfrm>
+                    <a:prstGeom prst="rect">
+                      <a:avLst/>
+                    </a:prstGeom>
+                  </pic:spPr>
+                </pic:pic>
+              </a:graphicData>
+            </a:graphic>
+          </wp:inline>
+        </w:drawing>
+      </w:r>
+    </w:p>
+    <w:p>
+      <w:pPr>
+        <w:pStyle w:val="NoSpacing"/>
+      </w:pPr>
+      <w:r>
+        <w:t>Startup window.</w:t>
+      </w:r>
+    </w:p>
+    <w:p>
+      <w:pPr>
+        <w:pStyle w:val="NoSpacing"/>
+      </w:pPr>
+    </w:p>
+    <w:p>
+      <w:pPr>
+        <w:pStyle w:val="NoSpacing"/>
+      </w:pPr>
+    </w:p>
+    <w:p>
+      <w:pPr>
+        <w:pStyle w:val="Heading2"/>
+      </w:pPr>
+      <w:bookmarkStart w:id="19" w:name="_Toc166489881"/>
+      <w:r>
+        <w:t xml:space="preserve">My </w:t>
+      </w:r>
+      <w:proofErr w:type="gramStart"/>
+      <w:r>
+        <w:t>Applications</w:t>
+      </w:r>
+      <w:bookmarkEnd w:id="19"/>
+      <w:proofErr w:type="gramEnd"/>
+    </w:p>
+    <w:p/>
+    <w:p>
+      <w:pPr>
+        <w:pStyle w:val="NoSpacing"/>
+      </w:pPr>
+      <w:r>
+        <w:rPr>
+          <w:noProof/>
+        </w:rPr>
+        <w:drawing>
+          <wp:inline distT="0" distB="0" distL="0" distR="0" wp14:anchorId="07D35046" wp14:editId="69A0DB40">
+            <wp:extent cx="5943600" cy="3965575"/>
+            <wp:effectExtent l="0" t="0" r="0" b="0"/>
+            <wp:docPr id="482" name="Picture 482" descr="A screenshot of a computer&#10;&#10;Description automatically generated"/>
+            <wp:cNvGraphicFramePr>
+              <a:graphicFrameLocks xmlns:a="http://schemas.openxmlformats.org/drawingml/2006/main" noChangeAspect="1"/>
+            </wp:cNvGraphicFramePr>
+            <a:graphic xmlns:a="http://schemas.openxmlformats.org/drawingml/2006/main">
+              <a:graphicData uri="http://schemas.openxmlformats.org/drawingml/2006/picture">
+                <pic:pic xmlns:pic="http://schemas.openxmlformats.org/drawingml/2006/picture">
+                  <pic:nvPicPr>
+                    <pic:cNvPr id="482" name="Picture 482" descr="A screenshot of a computer&#10;&#10;Description automatically generated"/>
+                    <pic:cNvPicPr/>
+                  </pic:nvPicPr>
+                  <pic:blipFill>
+                    <a:blip r:embed="rId57"/>
+                    <a:stretch>
+                      <a:fillRect/>
+                    </a:stretch>
+                  </pic:blipFill>
+                  <pic:spPr>
+                    <a:xfrm>
+                      <a:off x="0" y="0"/>
+                      <a:ext cx="5943600" cy="3965575"/>
+                    </a:xfrm>
+                    <a:prstGeom prst="rect">
+                      <a:avLst/>
+                    </a:prstGeom>
+                  </pic:spPr>
+                </pic:pic>
+              </a:graphicData>
+            </a:graphic>
+          </wp:inline>
+        </w:drawing>
+      </w:r>
+    </w:p>
+    <w:p>
+      <w:pPr>
+        <w:pStyle w:val="NoSpacing"/>
+      </w:pPr>
+    </w:p>
+    <w:p>
+      <w:pPr>
+        <w:pStyle w:val="NoSpacing"/>
+      </w:pPr>
+      <w:r>
+        <w:t>This window shows “My Apps”, that include:</w:t>
+      </w:r>
+    </w:p>
+    <w:p>
+      <w:pPr>
+        <w:pStyle w:val="NoSpacing"/>
+        <w:numPr>
+          <w:ilvl w:val="0"/>
+          <w:numId w:val="21"/>
+        </w:numPr>
+      </w:pPr>
+      <w:r>
+        <w:lastRenderedPageBreak/>
+        <w:t>My Apps toolbar button</w:t>
+      </w:r>
+    </w:p>
+    <w:p>
+      <w:pPr>
+        <w:pStyle w:val="NoSpacing"/>
+        <w:numPr>
+          <w:ilvl w:val="0"/>
+          <w:numId w:val="21"/>
+        </w:numPr>
+      </w:pPr>
+      <w:r>
+        <w:t>My Single User Apps – which run on my computer.</w:t>
+      </w:r>
+    </w:p>
+    <w:p>
+      <w:pPr>
+        <w:pStyle w:val="NoSpacing"/>
+        <w:numPr>
+          <w:ilvl w:val="0"/>
+          <w:numId w:val="21"/>
+        </w:numPr>
+      </w:pPr>
+      <w:r>
+        <w:t xml:space="preserve">My Server Apps – apps that allow for other computers (/user) to connect to an App on my computer that is running </w:t>
+      </w:r>
+      <w:r>
+        <w:t>as a</w:t>
+      </w:r>
+      <w:r>
+        <w:t xml:space="preserve"> server</w:t>
+      </w:r>
+      <w:r>
+        <w:t xml:space="preserve"> app</w:t>
+      </w:r>
+      <w:r>
+        <w:t>.</w:t>
+      </w:r>
+    </w:p>
+    <w:p>
+      <w:pPr>
+        <w:pStyle w:val="NoSpacing"/>
+        <w:numPr>
+          <w:ilvl w:val="0"/>
+          <w:numId w:val="21"/>
+        </w:numPr>
+      </w:pPr>
+      <w:r>
+        <w:t>My Client Apps – server applications that I can connect to.</w:t>
+      </w:r>
+    </w:p>
+    <w:p>
+      <w:pPr>
+        <w:pStyle w:val="NoSpacing"/>
+      </w:pPr>
+    </w:p>
+    <w:p>
+      <w:pPr>
+        <w:pStyle w:val="NoSpacing"/>
+      </w:pPr>
+    </w:p>
+    <w:p>
+      <w:pPr>
+        <w:pStyle w:val="Heading2"/>
+      </w:pPr>
+      <w:bookmarkStart w:id="20" w:name="_Toc166489882"/>
+      <w:r>
+        <w:t>My Apps that are Single User</w:t>
+      </w:r>
+      <w:bookmarkEnd w:id="20"/>
+    </w:p>
+    <w:p>
+      <w:pPr>
+        <w:pStyle w:val="NoSpacing"/>
+      </w:pPr>
+    </w:p>
+    <w:p>
+      <w:pPr>
+        <w:pStyle w:val="NoSpacing"/>
+      </w:pPr>
+      <w:r>
+        <w:rPr>
+          <w:noProof/>
+        </w:rPr>
+        <w:drawing>
+          <wp:inline distT="0" distB="0" distL="0" distR="0" wp14:anchorId="36CF7F59" wp14:editId="709A89DF">
+            <wp:extent cx="5943600" cy="3965575"/>
+            <wp:effectExtent l="0" t="0" r="0" b="0"/>
+            <wp:docPr id="483" name="Picture 483" descr="A screenshot of a computer&#10;&#10;Description automatically generated"/>
+            <wp:cNvGraphicFramePr>
+              <a:graphicFrameLocks xmlns:a="http://schemas.openxmlformats.org/drawingml/2006/main" noChangeAspect="1"/>
+            </wp:cNvGraphicFramePr>
+            <a:graphic xmlns:a="http://schemas.openxmlformats.org/drawingml/2006/main">
+              <a:graphicData uri="http://schemas.openxmlformats.org/drawingml/2006/picture">
+                <pic:pic xmlns:pic="http://schemas.openxmlformats.org/drawingml/2006/picture">
+                  <pic:nvPicPr>
+                    <pic:cNvPr id="483" name="Picture 483" descr="A screenshot of a computer&#10;&#10;Description automatically generated"/>
+                    <pic:cNvPicPr/>
+                  </pic:nvPicPr>
+                  <pic:blipFill>
+                    <a:blip r:embed="rId58"/>
+                    <a:stretch>
+                      <a:fillRect/>
+                    </a:stretch>
+                  </pic:blipFill>
+                  <pic:spPr>
+                    <a:xfrm>
+                      <a:off x="0" y="0"/>
+                      <a:ext cx="5943600" cy="3965575"/>
+                    </a:xfrm>
+                    <a:prstGeom prst="rect">
+                      <a:avLst/>
+                    </a:prstGeom>
+                  </pic:spPr>
+                </pic:pic>
+              </a:graphicData>
+            </a:graphic>
+          </wp:inline>
+        </w:drawing>
+      </w:r>
+    </w:p>
+    <w:p>
+      <w:pPr>
+        <w:pStyle w:val="NoSpacing"/>
+      </w:pPr>
+    </w:p>
+    <w:p>
+      <w:pPr>
+        <w:pStyle w:val="NoSpacing"/>
+      </w:pPr>
+      <w:r>
+        <w:t xml:space="preserve">This window shows “My Single User Apps” that have been added.  </w:t>
+      </w:r>
+    </w:p>
+    <w:p>
+      <w:pPr>
+        <w:pStyle w:val="NoSpacing"/>
+      </w:pPr>
+      <w:r>
+        <w:t>See later: “App Types”, and “Admin” to install and give permissions to a user to access installed apps.</w:t>
+      </w:r>
+    </w:p>
+    <w:p>
+      <w:pPr>
+        <w:pStyle w:val="NoSpacing"/>
+      </w:pPr>
+    </w:p>
+    <w:p>
+      <w:pPr>
+        <w:pStyle w:val="NoSpacing"/>
+        <w:numPr>
+          <w:ilvl w:val="0"/>
+          <w:numId w:val="22"/>
+        </w:numPr>
+      </w:pPr>
+      <w:r>
+        <w:t>Installed</w:t>
+      </w:r>
+      <w:r>
+        <w:t xml:space="preserve"> application</w:t>
+      </w:r>
+      <w:r>
+        <w:t>s</w:t>
+      </w:r>
+      <w:r>
+        <w:t xml:space="preserve"> “</w:t>
+      </w:r>
+      <w:proofErr w:type="spellStart"/>
+      <w:r>
+        <w:t>OABuilder</w:t>
+      </w:r>
+      <w:proofErr w:type="spellEnd"/>
+      <w:r>
+        <w:t xml:space="preserve">”, and </w:t>
+      </w:r>
+      <w:proofErr w:type="spellStart"/>
+      <w:r>
+        <w:t>OATemplate</w:t>
+      </w:r>
+      <w:proofErr w:type="spellEnd"/>
+      <w:r>
+        <w:t>.</w:t>
+      </w:r>
+    </w:p>
+    <w:p>
+      <w:pPr>
+        <w:pStyle w:val="NoSpacing"/>
+        <w:numPr>
+          <w:ilvl w:val="0"/>
+          <w:numId w:val="22"/>
+        </w:numPr>
+      </w:pPr>
+      <w:r>
+        <w:t>Click “Listing” to see listing.</w:t>
+      </w:r>
+    </w:p>
+    <w:p>
+      <w:pPr>
+        <w:pStyle w:val="NoSpacing"/>
+        <w:numPr>
+          <w:ilvl w:val="0"/>
+          <w:numId w:val="22"/>
+        </w:numPr>
+      </w:pPr>
+      <w:r>
+        <w:t>Use the “Add” button to add another “Single App”</w:t>
+      </w:r>
+    </w:p>
+    <w:p>
+      <w:pPr>
+        <w:pStyle w:val="NoSpacing"/>
+      </w:pPr>
+    </w:p>
+    <w:p>
+      <w:pPr>
+        <w:pStyle w:val="NoSpacing"/>
+      </w:pPr>
+    </w:p>
+    <w:p>
+      <w:pPr>
+        <w:rPr>
+          <w:rFonts w:asciiTheme="majorHAnsi" w:eastAsiaTheme="majorEastAsia" w:hAnsiTheme="majorHAnsi" w:cstheme="majorBidi"/>
+          <w:color w:val="1F3763" w:themeColor="accent1" w:themeShade="7F"/>
+          <w:sz w:val="24"/>
+          <w:szCs w:val="24"/>
+        </w:rPr>
+      </w:pPr>
+      <w:r>
+        <w:br w:type="page"/>
+      </w:r>
+    </w:p>
+    <w:p>
+      <w:pPr>
+        <w:pStyle w:val="Heading3"/>
+      </w:pPr>
+      <w:bookmarkStart w:id="21" w:name="_Toc166489883"/>
+      <w:r>
+        <w:lastRenderedPageBreak/>
+        <w:t xml:space="preserve">Launching an </w:t>
+      </w:r>
+      <w:proofErr w:type="gramStart"/>
+      <w:r>
+        <w:t>Application</w:t>
+      </w:r>
+      <w:bookmarkEnd w:id="21"/>
+      <w:proofErr w:type="gramEnd"/>
+    </w:p>
+    <w:p>
+      <w:pPr>
+        <w:pStyle w:val="NoSpacing"/>
+      </w:pPr>
+    </w:p>
+    <w:p>
+      <w:pPr>
+        <w:pStyle w:val="NoSpacing"/>
+      </w:pPr>
+      <w:r>
+        <w:rPr>
+          <w:noProof/>
+        </w:rPr>
+        <w:drawing>
+          <wp:inline distT="0" distB="0" distL="0" distR="0" wp14:anchorId="24F7669D" wp14:editId="5D0B3C30">
+            <wp:extent cx="5943600" cy="3965575"/>
+            <wp:effectExtent l="0" t="0" r="0" b="0"/>
+            <wp:docPr id="484" name="Picture 484" descr="A screenshot of a computer&#10;&#10;Description automatically generated"/>
+            <wp:cNvGraphicFramePr>
+              <a:graphicFrameLocks xmlns:a="http://schemas.openxmlformats.org/drawingml/2006/main" noChangeAspect="1"/>
+            </wp:cNvGraphicFramePr>
+            <a:graphic xmlns:a="http://schemas.openxmlformats.org/drawingml/2006/main">
+              <a:graphicData uri="http://schemas.openxmlformats.org/drawingml/2006/picture">
+                <pic:pic xmlns:pic="http://schemas.openxmlformats.org/drawingml/2006/picture">
+                  <pic:nvPicPr>
+                    <pic:cNvPr id="484" name="Picture 484" descr="A screenshot of a computer&#10;&#10;Description automatically generated"/>
+                    <pic:cNvPicPr/>
+                  </pic:nvPicPr>
+                  <pic:blipFill>
+                    <a:blip r:embed="rId59"/>
+                    <a:stretch>
+                      <a:fillRect/>
+                    </a:stretch>
+                  </pic:blipFill>
+                  <pic:spPr>
+                    <a:xfrm>
+                      <a:off x="0" y="0"/>
+                      <a:ext cx="5943600" cy="3965575"/>
+                    </a:xfrm>
+                    <a:prstGeom prst="rect">
+                      <a:avLst/>
+                    </a:prstGeom>
+                  </pic:spPr>
+                </pic:pic>
+              </a:graphicData>
+            </a:graphic>
+          </wp:inline>
+        </w:drawing>
+      </w:r>
+    </w:p>
+    <w:p>
+      <w:pPr>
+        <w:pStyle w:val="NoSpacing"/>
+      </w:pPr>
+    </w:p>
+    <w:p>
+      <w:pPr>
+        <w:pStyle w:val="NoSpacing"/>
+        <w:numPr>
+          <w:ilvl w:val="0"/>
+          <w:numId w:val="23"/>
+        </w:numPr>
+      </w:pPr>
+      <w:r>
+        <w:t>Run command on toolbar</w:t>
+      </w:r>
+    </w:p>
+    <w:p>
+      <w:pPr>
+        <w:pStyle w:val="NoSpacing"/>
+        <w:numPr>
+          <w:ilvl w:val="0"/>
+          <w:numId w:val="23"/>
+        </w:numPr>
+      </w:pPr>
+      <w:r>
+        <w:t>The popup processing dialog will display the start console messages.</w:t>
+      </w:r>
+    </w:p>
+    <w:p>
+      <w:pPr>
+        <w:pStyle w:val="NoSpacing"/>
+        <w:numPr>
+          <w:ilvl w:val="0"/>
+          <w:numId w:val="23"/>
+        </w:numPr>
+      </w:pPr>
+      <w:r>
+        <w:t>Close this window.</w:t>
+      </w:r>
+    </w:p>
+    <w:p>
+      <w:pPr>
+        <w:pStyle w:val="NoSpacing"/>
+        <w:numPr>
+          <w:ilvl w:val="0"/>
+          <w:numId w:val="23"/>
+        </w:numPr>
+      </w:pPr>
+      <w:r>
+        <w:t>Click to view the running App’s process</w:t>
+      </w:r>
+    </w:p>
+    <w:p>
+      <w:pPr>
+        <w:pStyle w:val="NoSpacing"/>
+      </w:pPr>
+    </w:p>
+    <w:p>
+      <w:pPr>
+        <w:pStyle w:val="NoSpacing"/>
+      </w:pPr>
+    </w:p>
+    <w:p>
+      <w:pPr>
+        <w:pStyle w:val="NoSpacing"/>
+      </w:pPr>
+      <w:r>
+        <w:rPr>
+          <w:noProof/>
+        </w:rPr>
+        <w:lastRenderedPageBreak/>
+        <w:drawing>
+          <wp:inline distT="0" distB="0" distL="0" distR="0" wp14:anchorId="3A33CC80" wp14:editId="43BDB1D6">
+            <wp:extent cx="5943600" cy="3965575"/>
+            <wp:effectExtent l="0" t="0" r="0" b="0"/>
+            <wp:docPr id="485" name="Picture 485" descr="A screenshot of a computer&#10;&#10;Description automatically generated"/>
+            <wp:cNvGraphicFramePr>
+              <a:graphicFrameLocks xmlns:a="http://schemas.openxmlformats.org/drawingml/2006/main" noChangeAspect="1"/>
+            </wp:cNvGraphicFramePr>
+            <a:graphic xmlns:a="http://schemas.openxmlformats.org/drawingml/2006/main">
+              <a:graphicData uri="http://schemas.openxmlformats.org/drawingml/2006/picture">
+                <pic:pic xmlns:pic="http://schemas.openxmlformats.org/drawingml/2006/picture">
+                  <pic:nvPicPr>
+                    <pic:cNvPr id="485" name="Picture 485" descr="A screenshot of a computer&#10;&#10;Description automatically generated"/>
+                    <pic:cNvPicPr/>
+                  </pic:nvPicPr>
+                  <pic:blipFill>
+                    <a:blip r:embed="rId60"/>
+                    <a:stretch>
+                      <a:fillRect/>
+                    </a:stretch>
+                  </pic:blipFill>
+                  <pic:spPr>
+                    <a:xfrm>
+                      <a:off x="0" y="0"/>
+                      <a:ext cx="5943600" cy="3965575"/>
+                    </a:xfrm>
+                    <a:prstGeom prst="rect">
+                      <a:avLst/>
+                    </a:prstGeom>
+                  </pic:spPr>
+                </pic:pic>
+              </a:graphicData>
+            </a:graphic>
+          </wp:inline>
+        </w:drawing>
+      </w:r>
+    </w:p>
+    <w:p>
+      <w:pPr>
+        <w:pStyle w:val="NoSpacing"/>
+      </w:pPr>
+    </w:p>
+    <w:p>
+      <w:pPr>
+        <w:pStyle w:val="NoSpacing"/>
+      </w:pPr>
+      <w:r>
+        <w:t>This shows:</w:t>
+      </w:r>
+    </w:p>
+    <w:p>
+      <w:pPr>
+        <w:pStyle w:val="NoSpacing"/>
+        <w:numPr>
+          <w:ilvl w:val="0"/>
+          <w:numId w:val="24"/>
+        </w:numPr>
+      </w:pPr>
+      <w:r>
+        <w:t>Information about the running application.</w:t>
+      </w:r>
+    </w:p>
+    <w:p>
+      <w:pPr>
+        <w:pStyle w:val="NoSpacing"/>
+        <w:numPr>
+          <w:ilvl w:val="0"/>
+          <w:numId w:val="24"/>
+        </w:numPr>
+      </w:pPr>
+      <w:r>
+        <w:t>Use the “Stop Application” to force the application to be stopped.</w:t>
+      </w:r>
+    </w:p>
+    <w:p>
+      <w:pPr>
+        <w:pStyle w:val="NoSpacing"/>
+      </w:pPr>
+    </w:p>
+    <w:p>
+      <w:pPr>
+        <w:pStyle w:val="NoSpacing"/>
+      </w:pPr>
+    </w:p>
+    <w:p>
+      <w:pPr>
+        <w:pStyle w:val="NoSpacing"/>
+      </w:pPr>
+    </w:p>
+    <w:p>
+      <w:pPr>
+        <w:pStyle w:val="NoSpacing"/>
+      </w:pPr>
+      <w:r>
+        <w:rPr>
+          <w:noProof/>
+        </w:rPr>
+        <w:lastRenderedPageBreak/>
+        <w:drawing>
+          <wp:inline distT="0" distB="0" distL="0" distR="0" wp14:anchorId="185AC17B" wp14:editId="747C202F">
+            <wp:extent cx="5943600" cy="4379595"/>
+            <wp:effectExtent l="0" t="0" r="0" b="1905"/>
+            <wp:docPr id="487" name="Picture 487" descr="A screenshot of a computer&#10;&#10;Description automatically generated"/>
+            <wp:cNvGraphicFramePr>
+              <a:graphicFrameLocks xmlns:a="http://schemas.openxmlformats.org/drawingml/2006/main" noChangeAspect="1"/>
+            </wp:cNvGraphicFramePr>
+            <a:graphic xmlns:a="http://schemas.openxmlformats.org/drawingml/2006/main">
+              <a:graphicData uri="http://schemas.openxmlformats.org/drawingml/2006/picture">
+                <pic:pic xmlns:pic="http://schemas.openxmlformats.org/drawingml/2006/picture">
+                  <pic:nvPicPr>
+                    <pic:cNvPr id="487" name="Picture 487" descr="A screenshot of a computer&#10;&#10;Description automatically generated"/>
+                    <pic:cNvPicPr/>
+                  </pic:nvPicPr>
+                  <pic:blipFill>
+                    <a:blip r:embed="rId61"/>
+                    <a:stretch>
+                      <a:fillRect/>
+                    </a:stretch>
+                  </pic:blipFill>
+                  <pic:spPr>
+                    <a:xfrm>
+                      <a:off x="0" y="0"/>
+                      <a:ext cx="5943600" cy="4379595"/>
+                    </a:xfrm>
+                    <a:prstGeom prst="rect">
+                      <a:avLst/>
+                    </a:prstGeom>
+                  </pic:spPr>
+                </pic:pic>
+              </a:graphicData>
+            </a:graphic>
+          </wp:inline>
+        </w:drawing>
+      </w:r>
+    </w:p>
+    <w:p>
+      <w:pPr>
+        <w:pStyle w:val="NoSpacing"/>
+      </w:pPr>
+    </w:p>
+    <w:p>
+      <w:pPr>
+        <w:pStyle w:val="NoSpacing"/>
+      </w:pPr>
+      <w:r>
+        <w:t>This shows the configuration settings for starting the application.</w:t>
+      </w:r>
+    </w:p>
+    <w:p>
+      <w:pPr>
+        <w:pStyle w:val="NoSpacing"/>
+      </w:pPr>
+    </w:p>
+    <w:p>
+      <w:pPr>
+        <w:pStyle w:val="NoSpacing"/>
+        <w:numPr>
+          <w:ilvl w:val="0"/>
+          <w:numId w:val="25"/>
+        </w:numPr>
+      </w:pPr>
+      <w:r>
+        <w:t xml:space="preserve">Java </w:t>
+      </w:r>
+      <w:proofErr w:type="spellStart"/>
+      <w:r>
+        <w:t>classpath</w:t>
+      </w:r>
+      <w:proofErr w:type="spellEnd"/>
+      <w:r>
+        <w:t>: Java jar files (/libraries) used by the program.  Each are loaded in the installation folder, under the “</w:t>
+      </w:r>
+      <w:proofErr w:type="spellStart"/>
+      <w:r>
+        <w:t>jarstore</w:t>
+      </w:r>
+      <w:proofErr w:type="spellEnd"/>
+      <w:r>
+        <w:t>” directory.</w:t>
+      </w:r>
+    </w:p>
+    <w:p>
+      <w:pPr>
+        <w:pStyle w:val="NoSpacing"/>
+        <w:numPr>
+          <w:ilvl w:val="0"/>
+          <w:numId w:val="25"/>
+        </w:numPr>
+      </w:pPr>
+      <w:r>
+        <w:t>Main class:  is the Java class with the “main” method that starts the application.</w:t>
+      </w:r>
+    </w:p>
+    <w:p>
+      <w:pPr>
+        <w:pStyle w:val="NoSpacing"/>
+        <w:numPr>
+          <w:ilvl w:val="0"/>
+          <w:numId w:val="25"/>
+        </w:numPr>
+      </w:pPr>
+      <w:r>
+        <w:t>Java command line options</w:t>
+      </w:r>
+    </w:p>
+    <w:p>
+      <w:pPr>
+        <w:pStyle w:val="NoSpacing"/>
+        <w:numPr>
+          <w:ilvl w:val="0"/>
+          <w:numId w:val="25"/>
+        </w:numPr>
+      </w:pPr>
+      <w:r>
+        <w:t>Argument for how to start the application:  single, server, client, etc.</w:t>
+      </w:r>
+    </w:p>
+    <w:p>
+      <w:pPr>
+        <w:pStyle w:val="NoSpacing"/>
+        <w:numPr>
+          <w:ilvl w:val="0"/>
+          <w:numId w:val="25"/>
+        </w:numPr>
+      </w:pPr>
+      <w:r>
+        <w:t xml:space="preserve">Root directory for application to use, from the </w:t>
+      </w:r>
+      <w:proofErr w:type="spellStart"/>
+      <w:r>
+        <w:t>OAAppStore’s</w:t>
+      </w:r>
+      <w:proofErr w:type="spellEnd"/>
+      <w:r>
+        <w:t xml:space="preserve"> installation directory.</w:t>
+      </w:r>
+    </w:p>
+    <w:p>
+      <w:pPr>
+        <w:pStyle w:val="NoSpacing"/>
+        <w:numPr>
+          <w:ilvl w:val="0"/>
+          <w:numId w:val="25"/>
+        </w:numPr>
+      </w:pPr>
+      <w:r>
+        <w:t>Other arguments sent to application.</w:t>
+      </w:r>
+    </w:p>
+    <w:p>
+      <w:pPr>
+        <w:pStyle w:val="NoSpacing"/>
+      </w:pPr>
+    </w:p>
+    <w:p>
+      <w:pPr>
+        <w:pStyle w:val="NoSpacing"/>
+      </w:pPr>
+    </w:p>
+    <w:p>
+      <w:pPr>
+        <w:pStyle w:val="NoSpacing"/>
+      </w:pPr>
+    </w:p>
+    <w:p>
+      <w:pPr>
+        <w:rPr>
+          <w:rFonts w:asciiTheme="majorHAnsi" w:eastAsiaTheme="majorEastAsia" w:hAnsiTheme="majorHAnsi" w:cstheme="majorBidi"/>
+          <w:color w:val="2F5496" w:themeColor="accent1" w:themeShade="BF"/>
+          <w:sz w:val="26"/>
+          <w:szCs w:val="26"/>
+        </w:rPr>
+      </w:pPr>
+      <w:r>
+        <w:br w:type="page"/>
+      </w:r>
+    </w:p>
+    <w:p>
+      <w:pPr>
+        <w:pStyle w:val="Heading2"/>
+      </w:pPr>
+      <w:bookmarkStart w:id="22" w:name="_Toc166489884"/>
+      <w:r>
+        <w:lastRenderedPageBreak/>
+        <w:t>My Apps that run as a Server (multi-user)</w:t>
+      </w:r>
+      <w:bookmarkEnd w:id="22"/>
+    </w:p>
+    <w:p>
+      <w:pPr>
+        <w:pStyle w:val="NoSpacing"/>
+      </w:pPr>
+    </w:p>
+    <w:p>
+      <w:pPr>
+        <w:pStyle w:val="NoSpacing"/>
+      </w:pPr>
+      <w:r>
+        <w:rPr>
+          <w:noProof/>
+        </w:rPr>
+        <w:drawing>
+          <wp:inline distT="0" distB="0" distL="0" distR="0" wp14:anchorId="5CEF9B38" wp14:editId="1CD2D369">
+            <wp:extent cx="5943600" cy="3965575"/>
+            <wp:effectExtent l="0" t="0" r="0" b="0"/>
+            <wp:docPr id="488" name="Picture 488" descr="A screenshot of a computer&#10;&#10;Description automatically generated"/>
+            <wp:cNvGraphicFramePr>
+              <a:graphicFrameLocks xmlns:a="http://schemas.openxmlformats.org/drawingml/2006/main" noChangeAspect="1"/>
+            </wp:cNvGraphicFramePr>
+            <a:graphic xmlns:a="http://schemas.openxmlformats.org/drawingml/2006/main">
+              <a:graphicData uri="http://schemas.openxmlformats.org/drawingml/2006/picture">
+                <pic:pic xmlns:pic="http://schemas.openxmlformats.org/drawingml/2006/picture">
+                  <pic:nvPicPr>
+                    <pic:cNvPr id="488" name="Picture 488" descr="A screenshot of a computer&#10;&#10;Description automatically generated"/>
+                    <pic:cNvPicPr/>
+                  </pic:nvPicPr>
+                  <pic:blipFill>
+                    <a:blip r:embed="rId62"/>
+                    <a:stretch>
+                      <a:fillRect/>
+                    </a:stretch>
+                  </pic:blipFill>
+                  <pic:spPr>
+                    <a:xfrm>
+                      <a:off x="0" y="0"/>
+                      <a:ext cx="5943600" cy="3965575"/>
+                    </a:xfrm>
+                    <a:prstGeom prst="rect">
+                      <a:avLst/>
+                    </a:prstGeom>
+                  </pic:spPr>
+                </pic:pic>
+              </a:graphicData>
+            </a:graphic>
+          </wp:inline>
+        </w:drawing>
+      </w:r>
+    </w:p>
+    <w:p>
+      <w:pPr>
+        <w:pStyle w:val="NoSpacing"/>
+      </w:pPr>
+    </w:p>
+    <w:p>
+      <w:pPr>
+        <w:pStyle w:val="NoSpacing"/>
+        <w:numPr>
+          <w:ilvl w:val="0"/>
+          <w:numId w:val="26"/>
+        </w:numPr>
+      </w:pPr>
+      <w:r>
+        <w:t xml:space="preserve">List of “My” applications that run as a server.  See: installing and running </w:t>
+      </w:r>
+      <w:proofErr w:type="spellStart"/>
+      <w:r>
+        <w:t>OATemplate</w:t>
+      </w:r>
+      <w:proofErr w:type="spellEnd"/>
+      <w:r>
+        <w:t xml:space="preserve"> as a server.</w:t>
+      </w:r>
+    </w:p>
+    <w:p>
+      <w:pPr>
+        <w:pStyle w:val="NoSpacing"/>
+        <w:numPr>
+          <w:ilvl w:val="0"/>
+          <w:numId w:val="26"/>
+        </w:numPr>
+      </w:pPr>
+      <w:r>
+        <w:t>Information as the application.</w:t>
+      </w:r>
+    </w:p>
+    <w:p>
+      <w:pPr>
+        <w:pStyle w:val="NoSpacing"/>
+        <w:numPr>
+          <w:ilvl w:val="0"/>
+          <w:numId w:val="26"/>
+        </w:numPr>
+      </w:pPr>
+      <w:r>
+        <w:t xml:space="preserve">Socket port number </w:t>
+      </w:r>
+      <w:proofErr w:type="gramStart"/>
+      <w:r>
+        <w:t>that clients</w:t>
+      </w:r>
+      <w:proofErr w:type="gramEnd"/>
+      <w:r>
+        <w:t xml:space="preserve"> will use to connect to the server.</w:t>
+      </w:r>
+    </w:p>
+    <w:p>
+      <w:pPr>
+        <w:pStyle w:val="NoSpacing"/>
+        <w:numPr>
+          <w:ilvl w:val="0"/>
+          <w:numId w:val="26"/>
+        </w:numPr>
+      </w:pPr>
+      <w:r>
+        <w:t>Http, Https ports used to connect to Server’s REST API, webservices and web pages.</w:t>
+      </w:r>
+    </w:p>
+    <w:p>
+      <w:pPr>
+        <w:pStyle w:val="NoSpacing"/>
+        <w:numPr>
+          <w:ilvl w:val="0"/>
+          <w:numId w:val="26"/>
+        </w:numPr>
+      </w:pPr>
+      <w:r>
+        <w:t>Version of the application to run.</w:t>
+      </w:r>
+    </w:p>
+    <w:p>
+      <w:pPr>
+        <w:pStyle w:val="NoSpacing"/>
+      </w:pPr>
+    </w:p>
+    <w:p>
+      <w:pPr>
+        <w:pStyle w:val="NoSpacing"/>
+      </w:pPr>
+    </w:p>
+    <w:p>
+      <w:pPr>
+        <w:rPr>
+          <w:rFonts w:asciiTheme="majorHAnsi" w:eastAsiaTheme="majorEastAsia" w:hAnsiTheme="majorHAnsi" w:cstheme="majorBidi"/>
+          <w:color w:val="2F5496" w:themeColor="accent1" w:themeShade="BF"/>
+          <w:sz w:val="26"/>
+          <w:szCs w:val="26"/>
+        </w:rPr>
+      </w:pPr>
+      <w:r>
+        <w:br w:type="page"/>
+      </w:r>
+    </w:p>
+    <w:p>
+      <w:pPr>
+        <w:pStyle w:val="Heading2"/>
+      </w:pPr>
+      <w:bookmarkStart w:id="23" w:name="_Toc166489885"/>
+      <w:r>
+        <w:lastRenderedPageBreak/>
+        <w:t xml:space="preserve">My Apps that run as a </w:t>
+      </w:r>
+      <w:proofErr w:type="gramStart"/>
+      <w:r>
+        <w:t>Client</w:t>
+      </w:r>
+      <w:proofErr w:type="gramEnd"/>
+      <w:r>
+        <w:t xml:space="preserve"> </w:t>
+      </w:r>
+      <w:r>
+        <w:t>(</w:t>
+      </w:r>
+      <w:r>
+        <w:t>connect to a Server</w:t>
+      </w:r>
+      <w:r>
+        <w:t>)</w:t>
+      </w:r>
+      <w:bookmarkEnd w:id="23"/>
+    </w:p>
+    <w:p>
+      <w:pPr>
+        <w:pStyle w:val="NoSpacing"/>
+      </w:pPr>
+    </w:p>
+    <w:p>
+      <w:pPr>
+        <w:pStyle w:val="NoSpacing"/>
+      </w:pPr>
+      <w:r>
+        <w:rPr>
+          <w:noProof/>
+        </w:rPr>
+        <w:drawing>
+          <wp:inline distT="0" distB="0" distL="0" distR="0" wp14:anchorId="481BBEE6" wp14:editId="4ADA2F4E">
+            <wp:extent cx="5943600" cy="3965575"/>
+            <wp:effectExtent l="0" t="0" r="0" b="0"/>
+            <wp:docPr id="491" name="Picture 491" descr="A screenshot of a computer&#10;&#10;Description automatically generated"/>
+            <wp:cNvGraphicFramePr>
+              <a:graphicFrameLocks xmlns:a="http://schemas.openxmlformats.org/drawingml/2006/main" noChangeAspect="1"/>
+            </wp:cNvGraphicFramePr>
+            <a:graphic xmlns:a="http://schemas.openxmlformats.org/drawingml/2006/main">
+              <a:graphicData uri="http://schemas.openxmlformats.org/drawingml/2006/picture">
+                <pic:pic xmlns:pic="http://schemas.openxmlformats.org/drawingml/2006/picture">
+                  <pic:nvPicPr>
+                    <pic:cNvPr id="491" name="Picture 491" descr="A screenshot of a computer&#10;&#10;Description automatically generated"/>
+                    <pic:cNvPicPr/>
+                  </pic:nvPicPr>
+                  <pic:blipFill>
+                    <a:blip r:embed="rId63"/>
+                    <a:stretch>
+                      <a:fillRect/>
+                    </a:stretch>
+                  </pic:blipFill>
+                  <pic:spPr>
+                    <a:xfrm>
+                      <a:off x="0" y="0"/>
+                      <a:ext cx="5943600" cy="3965575"/>
+                    </a:xfrm>
+                    <a:prstGeom prst="rect">
+                      <a:avLst/>
+                    </a:prstGeom>
+                  </pic:spPr>
+                </pic:pic>
+              </a:graphicData>
+            </a:graphic>
+          </wp:inline>
+        </w:drawing>
+      </w:r>
+    </w:p>
+    <w:p>
+      <w:pPr>
+        <w:pStyle w:val="NoSpacing"/>
+      </w:pPr>
+    </w:p>
+    <w:p>
+      <w:pPr>
+        <w:pStyle w:val="NoSpacing"/>
+        <w:numPr>
+          <w:ilvl w:val="0"/>
+          <w:numId w:val="27"/>
+        </w:numPr>
+      </w:pPr>
+      <w:r>
+        <w:t>Client application list</w:t>
+      </w:r>
+    </w:p>
+    <w:p>
+      <w:pPr>
+        <w:pStyle w:val="NoSpacing"/>
+        <w:numPr>
+          <w:ilvl w:val="0"/>
+          <w:numId w:val="27"/>
+        </w:numPr>
+      </w:pPr>
+      <w:r>
+        <w:t>Select application</w:t>
+      </w:r>
+    </w:p>
+    <w:p>
+      <w:pPr>
+        <w:pStyle w:val="NoSpacing"/>
+        <w:numPr>
+          <w:ilvl w:val="0"/>
+          <w:numId w:val="27"/>
+        </w:numPr>
+      </w:pPr>
+      <w:r>
+        <w:t>Give this application a name</w:t>
+      </w:r>
+    </w:p>
+    <w:p>
+      <w:pPr>
+        <w:pStyle w:val="NoSpacing"/>
+        <w:numPr>
+          <w:ilvl w:val="0"/>
+          <w:numId w:val="27"/>
+        </w:numPr>
+      </w:pPr>
+      <w:r>
+        <w:t>Server application information</w:t>
+      </w:r>
+    </w:p>
+    <w:p>
+      <w:pPr>
+        <w:pStyle w:val="NoSpacing"/>
+      </w:pPr>
+    </w:p>
+    <w:p>
+      <w:pPr>
+        <w:pStyle w:val="NoSpacing"/>
+      </w:pPr>
+    </w:p>
+    <w:p>
+      <w:pPr>
+        <w:pStyle w:val="NoSpacing"/>
+      </w:pPr>
+    </w:p>
+    <w:p>
+      <w:pPr>
+        <w:pStyle w:val="Heading2"/>
+      </w:pPr>
+      <w:bookmarkStart w:id="24" w:name="_Toc166489886"/>
+      <w:r>
+        <w:t>Application Environments</w:t>
+      </w:r>
+      <w:bookmarkEnd w:id="24"/>
+    </w:p>
+    <w:p>
+      <w:pPr>
+        <w:pStyle w:val="NoSpacing"/>
+      </w:pPr>
+    </w:p>
+    <w:p>
+      <w:pPr>
+        <w:pStyle w:val="NoSpacing"/>
+      </w:pPr>
+      <w:r>
+        <w:t xml:space="preserve">App Environments </w:t>
+      </w:r>
+      <w:r>
+        <w:t>are</w:t>
+      </w:r>
+      <w:r>
+        <w:t xml:space="preserve"> used to set up multiple environments that have server</w:t>
+      </w:r>
+      <w:r>
+        <w:t>s with</w:t>
+      </w:r>
+      <w:r>
+        <w:t xml:space="preserve"> applications available.</w:t>
+      </w:r>
+    </w:p>
+    <w:p>
+      <w:pPr>
+        <w:pStyle w:val="NoSpacing"/>
+      </w:pPr>
+    </w:p>
+    <w:p>
+      <w:pPr>
+        <w:pStyle w:val="NoSpacing"/>
+      </w:pPr>
+      <w:r>
+        <w:t>This allows for</w:t>
+      </w:r>
+      <w:r>
+        <w:t xml:space="preserve"> </w:t>
+      </w:r>
+      <w:r>
+        <w:t xml:space="preserve">creating an </w:t>
+      </w:r>
+      <w:proofErr w:type="spellStart"/>
+      <w:r>
+        <w:t>OAAppStore</w:t>
+      </w:r>
+      <w:proofErr w:type="spellEnd"/>
+      <w:r>
+        <w:t xml:space="preserve"> as a server app, config</w:t>
+      </w:r>
+      <w:r>
+        <w:t>uring the</w:t>
+      </w:r>
+      <w:r>
+        <w:t xml:space="preserve"> environments</w:t>
+      </w:r>
+      <w:r>
+        <w:t>,</w:t>
+      </w:r>
+      <w:r>
+        <w:t xml:space="preserve"> and then </w:t>
+      </w:r>
+      <w:r>
+        <w:t>allow</w:t>
+      </w:r>
+      <w:r>
+        <w:t xml:space="preserve"> user</w:t>
+      </w:r>
+      <w:r>
+        <w:t xml:space="preserve"> local</w:t>
+      </w:r>
+      <w:r>
+        <w:t xml:space="preserve"> </w:t>
+      </w:r>
+      <w:proofErr w:type="spellStart"/>
+      <w:r>
+        <w:t>OAAppStore</w:t>
+      </w:r>
+      <w:r>
+        <w:t>s</w:t>
+      </w:r>
+      <w:proofErr w:type="spellEnd"/>
+      <w:r>
+        <w:t xml:space="preserve"> to</w:t>
+      </w:r>
+      <w:r>
+        <w:t xml:space="preserve"> connect to it as a client.</w:t>
+      </w:r>
+    </w:p>
+    <w:p>
+      <w:pPr>
+        <w:pStyle w:val="NoSpacing"/>
+      </w:pPr>
+      <w:r>
+        <w:t xml:space="preserve">See: “creating a multi-user </w:t>
+      </w:r>
+      <w:proofErr w:type="spellStart"/>
+      <w:r>
+        <w:t>OAAppStore</w:t>
+      </w:r>
+      <w:proofErr w:type="spellEnd"/>
+      <w:r>
+        <w:t>’</w:t>
+      </w:r>
+    </w:p>
+    <w:p>
+      <w:pPr>
+        <w:pStyle w:val="NoSpacing"/>
+      </w:pPr>
+    </w:p>
+    <w:p>
+      <w:pPr>
+        <w:pStyle w:val="NoSpacing"/>
+      </w:pPr>
+      <w:r>
+        <w:rPr>
+          <w:noProof/>
+        </w:rPr>
+        <w:lastRenderedPageBreak/>
+        <w:drawing>
+          <wp:inline distT="0" distB="0" distL="0" distR="0" wp14:anchorId="17728DC2" wp14:editId="48A984E9">
+            <wp:extent cx="5943600" cy="3965575"/>
+            <wp:effectExtent l="0" t="0" r="0" b="0"/>
+            <wp:docPr id="492" name="Picture 492" descr="A screenshot of a computer&#10;&#10;Description automatically generated"/>
+            <wp:cNvGraphicFramePr>
+              <a:graphicFrameLocks xmlns:a="http://schemas.openxmlformats.org/drawingml/2006/main" noChangeAspect="1"/>
+            </wp:cNvGraphicFramePr>
+            <a:graphic xmlns:a="http://schemas.openxmlformats.org/drawingml/2006/main">
+              <a:graphicData uri="http://schemas.openxmlformats.org/drawingml/2006/picture">
+                <pic:pic xmlns:pic="http://schemas.openxmlformats.org/drawingml/2006/picture">
+                  <pic:nvPicPr>
+                    <pic:cNvPr id="492" name="Picture 492" descr="A screenshot of a computer&#10;&#10;Description automatically generated"/>
+                    <pic:cNvPicPr/>
+                  </pic:nvPicPr>
+                  <pic:blipFill>
+                    <a:blip r:embed="rId64"/>
+                    <a:stretch>
+                      <a:fillRect/>
+                    </a:stretch>
+                  </pic:blipFill>
+                  <pic:spPr>
+                    <a:xfrm>
+                      <a:off x="0" y="0"/>
+                      <a:ext cx="5943600" cy="3965575"/>
+                    </a:xfrm>
+                    <a:prstGeom prst="rect">
+                      <a:avLst/>
+                    </a:prstGeom>
+                  </pic:spPr>
+                </pic:pic>
+              </a:graphicData>
+            </a:graphic>
+          </wp:inline>
+        </w:drawing>
+      </w:r>
+    </w:p>
+    <w:p>
+      <w:pPr>
+        <w:pStyle w:val="NoSpacing"/>
+      </w:pPr>
+    </w:p>
+    <w:p>
+      <w:pPr>
+        <w:pStyle w:val="NoSpacing"/>
+        <w:numPr>
+          <w:ilvl w:val="0"/>
+          <w:numId w:val="28"/>
+        </w:numPr>
+      </w:pPr>
+      <w:r>
+        <w:t>Select “</w:t>
+      </w:r>
+      <w:proofErr w:type="spellStart"/>
+      <w:r>
+        <w:t>Envs</w:t>
+      </w:r>
+      <w:proofErr w:type="spellEnd"/>
+      <w:r>
+        <w:t>” toolbar button.</w:t>
+      </w:r>
+    </w:p>
+    <w:p>
+      <w:pPr>
+        <w:pStyle w:val="NoSpacing"/>
+        <w:numPr>
+          <w:ilvl w:val="0"/>
+          <w:numId w:val="28"/>
+        </w:numPr>
+      </w:pPr>
+      <w:r>
+        <w:t xml:space="preserve">List of </w:t>
+      </w:r>
+      <w:r>
+        <w:t>environments</w:t>
+      </w:r>
+    </w:p>
+    <w:p>
+      <w:pPr>
+        <w:pStyle w:val="NoSpacing"/>
+        <w:numPr>
+          <w:ilvl w:val="0"/>
+          <w:numId w:val="28"/>
+        </w:numPr>
+      </w:pPr>
+      <w:r>
+        <w:t>Listing</w:t>
+      </w:r>
+      <w:r>
+        <w:t xml:space="preserve"> panel</w:t>
+      </w:r>
+    </w:p>
+    <w:p>
+      <w:pPr>
+        <w:pStyle w:val="NoSpacing"/>
+      </w:pPr>
+    </w:p>
+    <w:p>
+      <w:pPr>
+        <w:pStyle w:val="NoSpacing"/>
+      </w:pPr>
+    </w:p>
+    <w:p>
+      <w:pPr>
+        <w:rPr>
+          <w:rStyle w:val="Heading3Char"/>
+        </w:rPr>
+      </w:pPr>
+      <w:r>
+        <w:rPr>
+          <w:rStyle w:val="Heading3Char"/>
+        </w:rPr>
+        <w:br w:type="page"/>
+      </w:r>
+    </w:p>
+    <w:p>
+      <w:pPr>
+        <w:pStyle w:val="NoSpacing"/>
+        <w:rPr>
+          <w:rStyle w:val="Heading3Char"/>
+        </w:rPr>
+      </w:pPr>
+      <w:bookmarkStart w:id="25" w:name="_Toc166489887"/>
+      <w:r>
+        <w:rPr>
+          <w:rStyle w:val="Heading3Char"/>
+        </w:rPr>
+        <w:lastRenderedPageBreak/>
+        <w:t>Setting up an Environment</w:t>
+      </w:r>
+      <w:bookmarkEnd w:id="25"/>
+    </w:p>
+    <w:p>
+      <w:pPr>
+        <w:pStyle w:val="NoSpacing"/>
+        <w:rPr>
+          <w:rStyle w:val="Heading3Char"/>
+        </w:rPr>
+      </w:pPr>
+    </w:p>
+    <w:p>
+      <w:pPr>
+        <w:pStyle w:val="NoSpacing"/>
+      </w:pPr>
+      <w:r>
+        <w:rPr>
+          <w:noProof/>
+        </w:rPr>
+        <w:drawing>
+          <wp:inline distT="0" distB="0" distL="0" distR="0" wp14:anchorId="41EACB55" wp14:editId="373F8ADF">
+            <wp:extent cx="5943600" cy="3938905"/>
+            <wp:effectExtent l="0" t="0" r="0" b="4445"/>
+            <wp:docPr id="493" name="Picture 493" descr="A screenshot of a computer&#10;&#10;Description automatically generated"/>
+            <wp:cNvGraphicFramePr>
+              <a:graphicFrameLocks xmlns:a="http://schemas.openxmlformats.org/drawingml/2006/main" noChangeAspect="1"/>
+            </wp:cNvGraphicFramePr>
+            <a:graphic xmlns:a="http://schemas.openxmlformats.org/drawingml/2006/main">
+              <a:graphicData uri="http://schemas.openxmlformats.org/drawingml/2006/picture">
+                <pic:pic xmlns:pic="http://schemas.openxmlformats.org/drawingml/2006/picture">
+                  <pic:nvPicPr>
+                    <pic:cNvPr id="493" name="Picture 493" descr="A screenshot of a computer&#10;&#10;Description automatically generated"/>
+                    <pic:cNvPicPr/>
+                  </pic:nvPicPr>
+                  <pic:blipFill>
+                    <a:blip r:embed="rId65"/>
+                    <a:stretch>
+                      <a:fillRect/>
+                    </a:stretch>
+                  </pic:blipFill>
+                  <pic:spPr>
+                    <a:xfrm>
+                      <a:off x="0" y="0"/>
+                      <a:ext cx="5943600" cy="3938905"/>
+                    </a:xfrm>
+                    <a:prstGeom prst="rect">
+                      <a:avLst/>
+                    </a:prstGeom>
+                  </pic:spPr>
+                </pic:pic>
+              </a:graphicData>
+            </a:graphic>
+          </wp:inline>
+        </w:drawing>
+      </w:r>
+    </w:p>
+    <w:p>
+      <w:pPr>
+        <w:pStyle w:val="NoSpacing"/>
+      </w:pPr>
+    </w:p>
+    <w:p>
+      <w:pPr>
+        <w:pStyle w:val="NoSpacing"/>
+      </w:pPr>
+      <w:r>
+        <w:t>Select an existing or use the “New” button on the toolbar.</w:t>
+      </w:r>
+    </w:p>
+    <w:p>
+      <w:pPr>
+        <w:pStyle w:val="NoSpacing"/>
+      </w:pPr>
+      <w:r>
+        <w:t>Enter a name</w:t>
+      </w:r>
+    </w:p>
+    <w:p>
+      <w:pPr>
+        <w:pStyle w:val="NoSpacing"/>
+      </w:pPr>
+      <w:r>
+        <w:t>Choose type of environment</w:t>
+      </w:r>
+    </w:p>
+    <w:p>
+      <w:pPr>
+        <w:pStyle w:val="NoSpacing"/>
+      </w:pPr>
+    </w:p>
+    <w:p>
+      <w:pPr>
+        <w:pStyle w:val="NoSpacing"/>
+      </w:pPr>
+      <w:r>
+        <w:t xml:space="preserve">The </w:t>
+      </w:r>
+      <w:r>
+        <w:t xml:space="preserve">environment </w:t>
+      </w:r>
+      <w:r>
+        <w:t xml:space="preserve">type “User” is when you </w:t>
+      </w:r>
+      <w:r>
+        <w:t xml:space="preserve">would like </w:t>
+      </w:r>
+      <w:r>
+        <w:t>to have user</w:t>
+      </w:r>
+      <w:r>
+        <w:t xml:space="preserve"> computers</w:t>
+      </w:r>
+      <w:r>
+        <w:t xml:space="preserve"> (ex: developers) as a grouping.</w:t>
+      </w:r>
+    </w:p>
+    <w:p>
+      <w:pPr>
+        <w:pStyle w:val="NoSpacing"/>
+      </w:pPr>
+    </w:p>
+    <w:p>
+      <w:pPr>
+        <w:pStyle w:val="NoSpacing"/>
+      </w:pPr>
+    </w:p>
+    <w:p>
+      <w:pPr>
+        <w:pStyle w:val="NoSpacing"/>
+      </w:pPr>
+    </w:p>
+    <w:p>
+      <w:pPr>
+        <w:pStyle w:val="NoSpacing"/>
+      </w:pPr>
+    </w:p>
+    <w:p>
+      <w:pPr>
+        <w:pStyle w:val="NoSpacing"/>
+      </w:pPr>
+    </w:p>
+    <w:p>
+      <w:pPr>
+        <w:pStyle w:val="NoSpacing"/>
+      </w:pPr>
+      <w:r>
+        <w:rPr>
+          <w:noProof/>
+        </w:rPr>
+        <w:lastRenderedPageBreak/>
+        <w:drawing>
+          <wp:inline distT="0" distB="0" distL="0" distR="0" wp14:anchorId="63185CE7" wp14:editId="09B6B896">
+            <wp:extent cx="5943600" cy="3965575"/>
+            <wp:effectExtent l="0" t="0" r="0" b="0"/>
+            <wp:docPr id="494" name="Picture 494" descr="A screenshot of a computer&#10;&#10;Description automatically generated"/>
+            <wp:cNvGraphicFramePr>
+              <a:graphicFrameLocks xmlns:a="http://schemas.openxmlformats.org/drawingml/2006/main" noChangeAspect="1"/>
+            </wp:cNvGraphicFramePr>
+            <a:graphic xmlns:a="http://schemas.openxmlformats.org/drawingml/2006/main">
+              <a:graphicData uri="http://schemas.openxmlformats.org/drawingml/2006/picture">
+                <pic:pic xmlns:pic="http://schemas.openxmlformats.org/drawingml/2006/picture">
+                  <pic:nvPicPr>
+                    <pic:cNvPr id="494" name="Picture 494" descr="A screenshot of a computer&#10;&#10;Description automatically generated"/>
+                    <pic:cNvPicPr/>
+                  </pic:nvPicPr>
+                  <pic:blipFill>
+                    <a:blip r:embed="rId66"/>
+                    <a:stretch>
+                      <a:fillRect/>
+                    </a:stretch>
+                  </pic:blipFill>
+                  <pic:spPr>
+                    <a:xfrm>
+                      <a:off x="0" y="0"/>
+                      <a:ext cx="5943600" cy="3965575"/>
+                    </a:xfrm>
+                    <a:prstGeom prst="rect">
+                      <a:avLst/>
+                    </a:prstGeom>
+                  </pic:spPr>
+                </pic:pic>
+              </a:graphicData>
+            </a:graphic>
+          </wp:inline>
+        </w:drawing>
+      </w:r>
+    </w:p>
+    <w:p>
+      <w:pPr>
+        <w:pStyle w:val="NoSpacing"/>
+      </w:pPr>
+    </w:p>
+    <w:p>
+      <w:pPr>
+        <w:pStyle w:val="NoSpacing"/>
+        <w:numPr>
+          <w:ilvl w:val="0"/>
+          <w:numId w:val="29"/>
+        </w:numPr>
+      </w:pPr>
+      <w:r>
+        <w:t>Select Server from environment</w:t>
+      </w:r>
+    </w:p>
+    <w:p>
+      <w:pPr>
+        <w:pStyle w:val="NoSpacing"/>
+        <w:numPr>
+          <w:ilvl w:val="0"/>
+          <w:numId w:val="29"/>
+        </w:numPr>
+      </w:pPr>
+      <w:r>
+        <w:t>Fill out Server information</w:t>
+      </w:r>
+    </w:p>
+    <w:p>
+      <w:pPr>
+        <w:pStyle w:val="NoSpacing"/>
+        <w:numPr>
+          <w:ilvl w:val="0"/>
+          <w:numId w:val="29"/>
+        </w:numPr>
+      </w:pPr>
+      <w:r>
+        <w:t xml:space="preserve">If this is a </w:t>
+      </w:r>
+      <w:proofErr w:type="gramStart"/>
+      <w:r>
+        <w:t>User’s</w:t>
+      </w:r>
+      <w:proofErr w:type="gramEnd"/>
+      <w:r>
+        <w:t xml:space="preserve"> computer, then select App user name from dropdown list.</w:t>
+      </w:r>
+    </w:p>
+    <w:p>
+      <w:pPr>
+        <w:pStyle w:val="NoSpacing"/>
+      </w:pPr>
+    </w:p>
+    <w:p>
+      <w:pPr>
+        <w:pStyle w:val="NoSpacing"/>
+      </w:pPr>
+    </w:p>
+    <w:p>
+      <w:pPr>
+        <w:pStyle w:val="NoSpacing"/>
+      </w:pPr>
+    </w:p>
+    <w:p>
+      <w:pPr>
+        <w:pStyle w:val="NoSpacing"/>
+      </w:pPr>
+    </w:p>
+    <w:p>
+      <w:pPr>
+        <w:pStyle w:val="NoSpacing"/>
+      </w:pPr>
+      <w:r>
+        <w:rPr>
+          <w:noProof/>
+        </w:rPr>
+        <w:lastRenderedPageBreak/>
+        <w:drawing>
+          <wp:inline distT="0" distB="0" distL="0" distR="0" wp14:anchorId="7243E3AD" wp14:editId="5A2D4FA5">
+            <wp:extent cx="5943600" cy="3955415"/>
+            <wp:effectExtent l="0" t="0" r="0" b="6985"/>
+            <wp:docPr id="496" name="Picture 496" descr="A screenshot of a computer&#10;&#10;Description automatically generated"/>
+            <wp:cNvGraphicFramePr>
+              <a:graphicFrameLocks xmlns:a="http://schemas.openxmlformats.org/drawingml/2006/main" noChangeAspect="1"/>
+            </wp:cNvGraphicFramePr>
+            <a:graphic xmlns:a="http://schemas.openxmlformats.org/drawingml/2006/main">
+              <a:graphicData uri="http://schemas.openxmlformats.org/drawingml/2006/picture">
+                <pic:pic xmlns:pic="http://schemas.openxmlformats.org/drawingml/2006/picture">
+                  <pic:nvPicPr>
+                    <pic:cNvPr id="496" name="Picture 496" descr="A screenshot of a computer&#10;&#10;Description automatically generated"/>
+                    <pic:cNvPicPr/>
+                  </pic:nvPicPr>
+                  <pic:blipFill>
+                    <a:blip r:embed="rId67"/>
+                    <a:stretch>
+                      <a:fillRect/>
+                    </a:stretch>
+                  </pic:blipFill>
+                  <pic:spPr>
+                    <a:xfrm>
+                      <a:off x="0" y="0"/>
+                      <a:ext cx="5943600" cy="3955415"/>
+                    </a:xfrm>
+                    <a:prstGeom prst="rect">
+                      <a:avLst/>
+                    </a:prstGeom>
+                  </pic:spPr>
+                </pic:pic>
+              </a:graphicData>
+            </a:graphic>
+          </wp:inline>
+        </w:drawing>
+      </w:r>
+    </w:p>
+    <w:p>
+      <w:pPr>
+        <w:pStyle w:val="NoSpacing"/>
+      </w:pPr>
+    </w:p>
+    <w:p>
+      <w:pPr>
+        <w:pStyle w:val="NoSpacing"/>
+      </w:pPr>
+      <w:r>
+        <w:t xml:space="preserve">To </w:t>
+      </w:r>
+      <w:r>
+        <w:t xml:space="preserve">edit </w:t>
+      </w:r>
+      <w:r>
+        <w:t>or add Applications for a Server</w:t>
+      </w:r>
+    </w:p>
+    <w:p>
+      <w:pPr>
+        <w:pStyle w:val="NoSpacing"/>
+        <w:numPr>
+          <w:ilvl w:val="0"/>
+          <w:numId w:val="30"/>
+        </w:numPr>
+      </w:pPr>
+      <w:r>
+        <w:t xml:space="preserve">Expand Environment to get </w:t>
+      </w:r>
+      <w:proofErr w:type="gramStart"/>
+      <w:r>
+        <w:t>server, or</w:t>
+      </w:r>
+      <w:proofErr w:type="gramEnd"/>
+      <w:r>
+        <w:t xml:space="preserve"> select “New” Server on </w:t>
+      </w:r>
+      <w:r>
+        <w:t xml:space="preserve">north panel </w:t>
+      </w:r>
+      <w:r>
+        <w:t>toolbar.</w:t>
+      </w:r>
+    </w:p>
+    <w:p>
+      <w:pPr>
+        <w:pStyle w:val="NoSpacing"/>
+        <w:numPr>
+          <w:ilvl w:val="0"/>
+          <w:numId w:val="30"/>
+        </w:numPr>
+      </w:pPr>
+      <w:r>
+        <w:t>Select “Applications” tab.</w:t>
+      </w:r>
+    </w:p>
+    <w:p>
+      <w:pPr>
+        <w:pStyle w:val="NoSpacing"/>
+        <w:numPr>
+          <w:ilvl w:val="0"/>
+          <w:numId w:val="30"/>
+        </w:numPr>
+      </w:pPr>
+      <w:r>
+        <w:t xml:space="preserve">Select “Add” button to add an </w:t>
+      </w:r>
+      <w:proofErr w:type="gramStart"/>
+      <w:r>
+        <w:t>Application</w:t>
+      </w:r>
+      <w:proofErr w:type="gramEnd"/>
+      <w:r>
+        <w:t>.</w:t>
+      </w:r>
+    </w:p>
+    <w:p>
+      <w:pPr>
+        <w:pStyle w:val="NoSpacing"/>
+        <w:numPr>
+          <w:ilvl w:val="0"/>
+          <w:numId w:val="30"/>
+        </w:numPr>
+      </w:pPr>
+      <w:r>
+        <w:t>Select App to add</w:t>
+      </w:r>
+    </w:p>
+    <w:p>
+      <w:pPr>
+        <w:pStyle w:val="NoSpacing"/>
+        <w:numPr>
+          <w:ilvl w:val="0"/>
+          <w:numId w:val="30"/>
+        </w:numPr>
+      </w:pPr>
+      <w:r>
+        <w:t>Click “Ok”</w:t>
+      </w:r>
+    </w:p>
+    <w:p>
+      <w:pPr>
+        <w:pStyle w:val="NoSpacing"/>
+        <w:numPr>
+          <w:ilvl w:val="0"/>
+          <w:numId w:val="30"/>
+        </w:numPr>
+      </w:pPr>
+      <w:r>
+        <w:t>Click the “Run” button to Run as Server.</w:t>
+      </w:r>
+    </w:p>
+    <w:p>
+      <w:pPr>
+        <w:pStyle w:val="NoSpacing"/>
+      </w:pPr>
+    </w:p>
+    <w:p>
+      <w:pPr>
+        <w:pStyle w:val="NoSpacing"/>
+      </w:pPr>
+    </w:p>
+    <w:p>
+      <w:pPr>
+        <w:pStyle w:val="NoSpacing"/>
+      </w:pPr>
+    </w:p>
+    <w:p>
+      <w:pPr>
+        <w:pStyle w:val="NoSpacing"/>
+      </w:pPr>
+    </w:p>
+    <w:p>
+      <w:pPr>
+        <w:pStyle w:val="Heading2"/>
+      </w:pPr>
+      <w:bookmarkStart w:id="26" w:name="_Toc166489888"/>
+      <w:r>
+        <w:t>Application Types</w:t>
+      </w:r>
+      <w:bookmarkEnd w:id="26"/>
+    </w:p>
+    <w:p>
+      <w:pPr>
+        <w:pStyle w:val="NoSpacing"/>
+      </w:pPr>
+    </w:p>
+    <w:p>
+      <w:pPr>
+        <w:pStyle w:val="NoSpacing"/>
+      </w:pPr>
+      <w:r>
+        <w:t xml:space="preserve">Application Types are used to define Apps that are added to the </w:t>
+      </w:r>
+      <w:proofErr w:type="spellStart"/>
+      <w:r>
+        <w:t>OAAppStore</w:t>
+      </w:r>
+      <w:proofErr w:type="spellEnd"/>
+      <w:r>
+        <w:t>.</w:t>
+      </w:r>
+    </w:p>
+    <w:p>
+      <w:pPr>
+        <w:pStyle w:val="NoSpacing"/>
+      </w:pPr>
+      <w:r>
+        <w:rPr>
+          <w:noProof/>
+        </w:rPr>
+        <w:lastRenderedPageBreak/>
+        <w:drawing>
+          <wp:inline distT="0" distB="0" distL="0" distR="0" wp14:anchorId="0BDFB829" wp14:editId="72ECE2CD">
+            <wp:extent cx="5943600" cy="3965575"/>
+            <wp:effectExtent l="0" t="0" r="0" b="0"/>
+            <wp:docPr id="497" name="Picture 497" descr="A screenshot of a computer&#10;&#10;Description automatically generated"/>
+            <wp:cNvGraphicFramePr>
+              <a:graphicFrameLocks xmlns:a="http://schemas.openxmlformats.org/drawingml/2006/main" noChangeAspect="1"/>
+            </wp:cNvGraphicFramePr>
+            <a:graphic xmlns:a="http://schemas.openxmlformats.org/drawingml/2006/main">
+              <a:graphicData uri="http://schemas.openxmlformats.org/drawingml/2006/picture">
+                <pic:pic xmlns:pic="http://schemas.openxmlformats.org/drawingml/2006/picture">
+                  <pic:nvPicPr>
+                    <pic:cNvPr id="497" name="Picture 497" descr="A screenshot of a computer&#10;&#10;Description automatically generated"/>
+                    <pic:cNvPicPr/>
+                  </pic:nvPicPr>
+                  <pic:blipFill>
+                    <a:blip r:embed="rId68"/>
+                    <a:stretch>
+                      <a:fillRect/>
+                    </a:stretch>
+                  </pic:blipFill>
+                  <pic:spPr>
+                    <a:xfrm>
+                      <a:off x="0" y="0"/>
+                      <a:ext cx="5943600" cy="3965575"/>
+                    </a:xfrm>
+                    <a:prstGeom prst="rect">
+                      <a:avLst/>
+                    </a:prstGeom>
+                  </pic:spPr>
+                </pic:pic>
+              </a:graphicData>
+            </a:graphic>
+          </wp:inline>
+        </w:drawing>
+      </w:r>
+    </w:p>
+    <w:p>
+      <w:pPr>
+        <w:pStyle w:val="NoSpacing"/>
+      </w:pPr>
+    </w:p>
+    <w:p>
+      <w:pPr>
+        <w:pStyle w:val="NoSpacing"/>
+        <w:numPr>
+          <w:ilvl w:val="0"/>
+          <w:numId w:val="31"/>
+        </w:numPr>
+      </w:pPr>
+      <w:r>
+        <w:t>Click the “App Types” main toolbar button</w:t>
+      </w:r>
+    </w:p>
+    <w:p>
+      <w:pPr>
+        <w:pStyle w:val="NoSpacing"/>
+        <w:numPr>
+          <w:ilvl w:val="0"/>
+          <w:numId w:val="31"/>
+        </w:numPr>
+      </w:pPr>
+      <w:r>
+        <w:t>Side bar shows list</w:t>
+      </w:r>
+    </w:p>
+    <w:p>
+      <w:pPr>
+        <w:pStyle w:val="NoSpacing"/>
+        <w:numPr>
+          <w:ilvl w:val="0"/>
+          <w:numId w:val="31"/>
+        </w:numPr>
+      </w:pPr>
+      <w:r>
+        <w:t>Listing details</w:t>
+      </w:r>
+    </w:p>
+    <w:p>
+      <w:pPr>
+        <w:pStyle w:val="NoSpacing"/>
+      </w:pPr>
+    </w:p>
+    <w:p>
+      <w:pPr>
+        <w:pStyle w:val="NoSpacing"/>
+      </w:pPr>
+    </w:p>
+    <w:p>
+      <w:pPr>
+        <w:pStyle w:val="NoSpacing"/>
+      </w:pPr>
+    </w:p>
+    <w:p>
+      <w:pPr>
+        <w:pStyle w:val="NoSpacing"/>
+      </w:pPr>
+    </w:p>
+    <w:p>
+      <w:pPr>
+        <w:pStyle w:val="NoSpacing"/>
+      </w:pPr>
+      <w:r>
+        <w:rPr>
+          <w:noProof/>
+        </w:rPr>
+        <w:lastRenderedPageBreak/>
+        <w:drawing>
+          <wp:inline distT="0" distB="0" distL="0" distR="0" wp14:anchorId="4325A9C2" wp14:editId="39721B4E">
+            <wp:extent cx="5943600" cy="3965575"/>
+            <wp:effectExtent l="0" t="0" r="0" b="0"/>
+            <wp:docPr id="498" name="Picture 498" descr="A screenshot of a computer&#10;&#10;Description automatically generated"/>
+            <wp:cNvGraphicFramePr>
+              <a:graphicFrameLocks xmlns:a="http://schemas.openxmlformats.org/drawingml/2006/main" noChangeAspect="1"/>
+            </wp:cNvGraphicFramePr>
+            <a:graphic xmlns:a="http://schemas.openxmlformats.org/drawingml/2006/main">
+              <a:graphicData uri="http://schemas.openxmlformats.org/drawingml/2006/picture">
+                <pic:pic xmlns:pic="http://schemas.openxmlformats.org/drawingml/2006/picture">
+                  <pic:nvPicPr>
+                    <pic:cNvPr id="498" name="Picture 498" descr="A screenshot of a computer&#10;&#10;Description automatically generated"/>
+                    <pic:cNvPicPr/>
+                  </pic:nvPicPr>
+                  <pic:blipFill>
+                    <a:blip r:embed="rId69"/>
+                    <a:stretch>
+                      <a:fillRect/>
+                    </a:stretch>
+                  </pic:blipFill>
+                  <pic:spPr>
+                    <a:xfrm>
+                      <a:off x="0" y="0"/>
+                      <a:ext cx="5943600" cy="3965575"/>
+                    </a:xfrm>
+                    <a:prstGeom prst="rect">
+                      <a:avLst/>
+                    </a:prstGeom>
+                  </pic:spPr>
+                </pic:pic>
+              </a:graphicData>
+            </a:graphic>
+          </wp:inline>
+        </w:drawing>
+      </w:r>
+    </w:p>
+    <w:p>
+      <w:pPr>
+        <w:pStyle w:val="NoSpacing"/>
+      </w:pPr>
+    </w:p>
+    <w:p>
+      <w:pPr>
+        <w:pStyle w:val="NoSpacing"/>
+      </w:pPr>
+      <w:r>
+        <w:t>Set up a new Type of Application.</w:t>
+      </w:r>
+    </w:p>
+    <w:p>
+      <w:pPr>
+        <w:pStyle w:val="NoSpacing"/>
+      </w:pPr>
+    </w:p>
+    <w:p>
+      <w:pPr>
+        <w:pStyle w:val="NoSpacing"/>
+      </w:pPr>
+    </w:p>
+    <w:p>
+      <w:pPr>
+        <w:rPr>
+          <w:rFonts w:asciiTheme="majorHAnsi" w:eastAsiaTheme="majorEastAsia" w:hAnsiTheme="majorHAnsi" w:cstheme="majorBidi"/>
+          <w:color w:val="1F3763" w:themeColor="accent1" w:themeShade="7F"/>
+          <w:sz w:val="24"/>
+          <w:szCs w:val="24"/>
+        </w:rPr>
+      </w:pPr>
+      <w:r>
+        <w:br w:type="page"/>
+      </w:r>
+    </w:p>
+    <w:p>
+      <w:pPr>
+        <w:pStyle w:val="Heading3"/>
+      </w:pPr>
+      <w:bookmarkStart w:id="27" w:name="_Toc166489889"/>
+      <w:r>
+        <w:lastRenderedPageBreak/>
+        <w:t>Check for new versions</w:t>
+      </w:r>
+      <w:bookmarkEnd w:id="27"/>
+    </w:p>
+    <w:p>
+      <w:pPr>
+        <w:pStyle w:val="NoSpacing"/>
+      </w:pPr>
+    </w:p>
+    <w:p>
+      <w:pPr>
+        <w:pStyle w:val="NoSpacing"/>
+      </w:pPr>
+      <w:r>
+        <w:rPr>
+          <w:noProof/>
+        </w:rPr>
+        <w:drawing>
+          <wp:inline distT="0" distB="0" distL="0" distR="0" wp14:anchorId="4ABFDE29" wp14:editId="680D7984">
+            <wp:extent cx="5943600" cy="3965575"/>
+            <wp:effectExtent l="0" t="0" r="0" b="0"/>
+            <wp:docPr id="499" name="Picture 499"/>
+            <wp:cNvGraphicFramePr>
+              <a:graphicFrameLocks xmlns:a="http://schemas.openxmlformats.org/drawingml/2006/main" noChangeAspect="1"/>
+            </wp:cNvGraphicFramePr>
+            <a:graphic xmlns:a="http://schemas.openxmlformats.org/drawingml/2006/main">
+              <a:graphicData uri="http://schemas.openxmlformats.org/drawingml/2006/picture">
+                <pic:pic xmlns:pic="http://schemas.openxmlformats.org/drawingml/2006/picture">
+                  <pic:nvPicPr>
+                    <pic:cNvPr id="1" name=""/>
+                    <pic:cNvPicPr/>
+                  </pic:nvPicPr>
+                  <pic:blipFill>
+                    <a:blip r:embed="rId70"/>
+                    <a:stretch>
+                      <a:fillRect/>
+                    </a:stretch>
+                  </pic:blipFill>
+                  <pic:spPr>
+                    <a:xfrm>
+                      <a:off x="0" y="0"/>
+                      <a:ext cx="5943600" cy="3965575"/>
+                    </a:xfrm>
+                    <a:prstGeom prst="rect">
+                      <a:avLst/>
+                    </a:prstGeom>
+                  </pic:spPr>
+                </pic:pic>
+              </a:graphicData>
+            </a:graphic>
+          </wp:inline>
+        </w:drawing>
+      </w:r>
+    </w:p>
+    <w:p>
+      <w:pPr>
+        <w:pStyle w:val="NoSpacing"/>
+      </w:pPr>
+    </w:p>
+    <w:p>
+      <w:pPr>
+        <w:pStyle w:val="NoSpacing"/>
+      </w:pPr>
+    </w:p>
+    <w:p>
+      <w:pPr>
+        <w:pStyle w:val="NoSpacing"/>
+        <w:numPr>
+          <w:ilvl w:val="0"/>
+          <w:numId w:val="32"/>
+        </w:numPr>
+      </w:pPr>
+      <w:r>
+        <w:t>Select the “Versions” tab.</w:t>
+      </w:r>
+    </w:p>
+    <w:p>
+      <w:pPr>
+        <w:pStyle w:val="NoSpacing"/>
+        <w:numPr>
+          <w:ilvl w:val="0"/>
+          <w:numId w:val="32"/>
+        </w:numPr>
+      </w:pPr>
+      <w:r>
+        <w:t>List of versions available.</w:t>
+      </w:r>
+    </w:p>
+    <w:p>
+      <w:pPr>
+        <w:pStyle w:val="NoSpacing"/>
+        <w:numPr>
+          <w:ilvl w:val="0"/>
+          <w:numId w:val="32"/>
+        </w:numPr>
+      </w:pPr>
+      <w:r>
+        <w:t xml:space="preserve">Click “Check </w:t>
+      </w:r>
+      <w:proofErr w:type="gramStart"/>
+      <w:r>
+        <w:t>For</w:t>
+      </w:r>
+      <w:proofErr w:type="gramEnd"/>
+      <w:r>
+        <w:t xml:space="preserve"> New Versions” to find if there is a new version available.</w:t>
+      </w:r>
+    </w:p>
+    <w:p>
+      <w:pPr>
+        <w:pStyle w:val="NoSpacing"/>
+      </w:pPr>
+    </w:p>
+    <w:p>
+      <w:pPr>
+        <w:pStyle w:val="NoSpacing"/>
+      </w:pPr>
+    </w:p>
+    <w:p>
+      <w:pPr>
+        <w:pStyle w:val="NoSpacing"/>
+      </w:pPr>
+      <w:r>
+        <w:rPr>
+          <w:noProof/>
+        </w:rPr>
+        <w:lastRenderedPageBreak/>
+        <w:drawing>
+          <wp:inline distT="0" distB="0" distL="0" distR="0" wp14:anchorId="710C6DEC" wp14:editId="09923A78">
+            <wp:extent cx="5943600" cy="3965575"/>
+            <wp:effectExtent l="0" t="0" r="0" b="0"/>
+            <wp:docPr id="500" name="Picture 500" descr="A screenshot of a computer&#10;&#10;Description automatically generated"/>
+            <wp:cNvGraphicFramePr>
+              <a:graphicFrameLocks xmlns:a="http://schemas.openxmlformats.org/drawingml/2006/main" noChangeAspect="1"/>
+            </wp:cNvGraphicFramePr>
+            <a:graphic xmlns:a="http://schemas.openxmlformats.org/drawingml/2006/main">
+              <a:graphicData uri="http://schemas.openxmlformats.org/drawingml/2006/picture">
+                <pic:pic xmlns:pic="http://schemas.openxmlformats.org/drawingml/2006/picture">
+                  <pic:nvPicPr>
+                    <pic:cNvPr id="500" name="Picture 500" descr="A screenshot of a computer&#10;&#10;Description automatically generated"/>
+                    <pic:cNvPicPr/>
+                  </pic:nvPicPr>
+                  <pic:blipFill>
+                    <a:blip r:embed="rId71"/>
+                    <a:stretch>
+                      <a:fillRect/>
+                    </a:stretch>
+                  </pic:blipFill>
+                  <pic:spPr>
+                    <a:xfrm>
+                      <a:off x="0" y="0"/>
+                      <a:ext cx="5943600" cy="3965575"/>
+                    </a:xfrm>
+                    <a:prstGeom prst="rect">
+                      <a:avLst/>
+                    </a:prstGeom>
+                  </pic:spPr>
+                </pic:pic>
+              </a:graphicData>
+            </a:graphic>
+          </wp:inline>
+        </w:drawing>
+      </w:r>
+    </w:p>
+    <w:p>
+      <w:pPr>
+        <w:pStyle w:val="NoSpacing"/>
+      </w:pPr>
+    </w:p>
+    <w:p>
+      <w:pPr>
+        <w:pStyle w:val="NoSpacing"/>
+        <w:numPr>
+          <w:ilvl w:val="0"/>
+          <w:numId w:val="33"/>
+        </w:numPr>
+      </w:pPr>
+      <w:r>
+        <w:t>Click “Check for new Version”</w:t>
+      </w:r>
+    </w:p>
+    <w:p>
+      <w:pPr>
+        <w:pStyle w:val="NoSpacing"/>
+        <w:numPr>
+          <w:ilvl w:val="0"/>
+          <w:numId w:val="33"/>
+        </w:numPr>
+      </w:pPr>
+      <w:r>
+        <w:t>Popup will show results.</w:t>
+      </w:r>
+    </w:p>
+    <w:p>
+      <w:pPr>
+        <w:pStyle w:val="NoSpacing"/>
+        <w:numPr>
+          <w:ilvl w:val="0"/>
+          <w:numId w:val="33"/>
+        </w:numPr>
+      </w:pPr>
+      <w:r>
+        <w:t>Close window.</w:t>
+      </w:r>
+    </w:p>
+    <w:p>
+      <w:r>
+        <w:br w:type="page"/>
+      </w:r>
+    </w:p>
+    <w:p>
+      <w:pPr>
+        <w:pStyle w:val="NoSpacing"/>
+      </w:pPr>
+      <w:r>
+        <w:lastRenderedPageBreak/>
+        <w:t>Download version.</w:t>
+      </w:r>
+    </w:p>
+    <w:p>
+      <w:pPr>
+        <w:pStyle w:val="NoSpacing"/>
+      </w:pPr>
+      <w:r>
+        <w:rPr>
+          <w:noProof/>
+        </w:rPr>
+        <w:drawing>
+          <wp:inline distT="0" distB="0" distL="0" distR="0" wp14:anchorId="6C3F4EDC" wp14:editId="50A1AB1D">
+            <wp:extent cx="5943600" cy="3965575"/>
+            <wp:effectExtent l="0" t="0" r="0" b="0"/>
+            <wp:docPr id="501" name="Picture 501" descr="A screenshot of a computer&#10;&#10;Description automatically generated"/>
+            <wp:cNvGraphicFramePr>
+              <a:graphicFrameLocks xmlns:a="http://schemas.openxmlformats.org/drawingml/2006/main" noChangeAspect="1"/>
+            </wp:cNvGraphicFramePr>
+            <a:graphic xmlns:a="http://schemas.openxmlformats.org/drawingml/2006/main">
+              <a:graphicData uri="http://schemas.openxmlformats.org/drawingml/2006/picture">
+                <pic:pic xmlns:pic="http://schemas.openxmlformats.org/drawingml/2006/picture">
+                  <pic:nvPicPr>
+                    <pic:cNvPr id="501" name="Picture 501" descr="A screenshot of a computer&#10;&#10;Description automatically generated"/>
+                    <pic:cNvPicPr/>
+                  </pic:nvPicPr>
+                  <pic:blipFill>
+                    <a:blip r:embed="rId72"/>
+                    <a:stretch>
+                      <a:fillRect/>
+                    </a:stretch>
+                  </pic:blipFill>
+                  <pic:spPr>
+                    <a:xfrm>
+                      <a:off x="0" y="0"/>
+                      <a:ext cx="5943600" cy="3965575"/>
+                    </a:xfrm>
+                    <a:prstGeom prst="rect">
+                      <a:avLst/>
+                    </a:prstGeom>
+                  </pic:spPr>
+                </pic:pic>
+              </a:graphicData>
+            </a:graphic>
+          </wp:inline>
+        </w:drawing>
+      </w:r>
+    </w:p>
+    <w:p>
+      <w:pPr>
+        <w:pStyle w:val="NoSpacing"/>
+      </w:pPr>
+    </w:p>
+    <w:p>
+      <w:pPr>
+        <w:pStyle w:val="NoSpacing"/>
+        <w:numPr>
+          <w:ilvl w:val="0"/>
+          <w:numId w:val="34"/>
+        </w:numPr>
+      </w:pPr>
+      <w:r>
+        <w:t>Click “Download Files”</w:t>
+      </w:r>
+    </w:p>
+    <w:p>
+      <w:pPr>
+        <w:pStyle w:val="NoSpacing"/>
+        <w:numPr>
+          <w:ilvl w:val="0"/>
+          <w:numId w:val="34"/>
+        </w:numPr>
+      </w:pPr>
+      <w:r>
+        <w:t>Console will display activity.</w:t>
+      </w:r>
+    </w:p>
+    <w:p>
+      <w:pPr>
+        <w:pStyle w:val="NoSpacing"/>
+        <w:numPr>
+          <w:ilvl w:val="0"/>
+          <w:numId w:val="34"/>
+        </w:numPr>
+      </w:pPr>
+      <w:r>
+        <w:t>Confirmation</w:t>
+      </w:r>
+    </w:p>
+    <w:p>
+      <w:pPr>
+        <w:pStyle w:val="NoSpacing"/>
+        <w:numPr>
+          <w:ilvl w:val="0"/>
+          <w:numId w:val="34"/>
+        </w:numPr>
+      </w:pPr>
+      <w:r>
+        <w:t>Close window</w:t>
+      </w:r>
+    </w:p>
+    <w:p>
+      <w:pPr>
+        <w:pStyle w:val="NoSpacing"/>
+      </w:pPr>
+    </w:p>
+    <w:p>
+      <w:pPr>
+        <w:pStyle w:val="NoSpacing"/>
+      </w:pPr>
+    </w:p>
+    <w:p>
+      <w:r>
+        <w:br w:type="page"/>
+      </w:r>
+    </w:p>
+    <w:p>
+      <w:pPr>
+        <w:pStyle w:val="NoSpacing"/>
+      </w:pPr>
+      <w:r>
+        <w:lastRenderedPageBreak/>
+        <w:t>“My App Types” sidebar</w:t>
+      </w:r>
+      <w:r>
+        <w:t>.</w:t>
+      </w:r>
+    </w:p>
+    <w:p>
+      <w:pPr>
+        <w:pStyle w:val="NoSpacing"/>
+      </w:pPr>
+    </w:p>
+    <w:p>
+      <w:pPr>
+        <w:pStyle w:val="NoSpacing"/>
+      </w:pPr>
+      <w:r>
+        <w:rPr>
+          <w:noProof/>
+        </w:rPr>
+        <w:drawing>
+          <wp:inline distT="0" distB="0" distL="0" distR="0" wp14:anchorId="1D976863" wp14:editId="32EDF589">
+            <wp:extent cx="5943600" cy="3974465"/>
+            <wp:effectExtent l="0" t="0" r="0" b="6985"/>
+            <wp:docPr id="502" name="Picture 502" descr="A screenshot of a computer&#10;&#10;Description automatically generated"/>
+            <wp:cNvGraphicFramePr>
+              <a:graphicFrameLocks xmlns:a="http://schemas.openxmlformats.org/drawingml/2006/main" noChangeAspect="1"/>
+            </wp:cNvGraphicFramePr>
+            <a:graphic xmlns:a="http://schemas.openxmlformats.org/drawingml/2006/main">
+              <a:graphicData uri="http://schemas.openxmlformats.org/drawingml/2006/picture">
+                <pic:pic xmlns:pic="http://schemas.openxmlformats.org/drawingml/2006/picture">
+                  <pic:nvPicPr>
+                    <pic:cNvPr id="502" name="Picture 502" descr="A screenshot of a computer&#10;&#10;Description automatically generated"/>
+                    <pic:cNvPicPr/>
+                  </pic:nvPicPr>
+                  <pic:blipFill>
+                    <a:blip r:embed="rId73"/>
+                    <a:stretch>
+                      <a:fillRect/>
+                    </a:stretch>
+                  </pic:blipFill>
+                  <pic:spPr>
+                    <a:xfrm>
+                      <a:off x="0" y="0"/>
+                      <a:ext cx="5943600" cy="3974465"/>
+                    </a:xfrm>
+                    <a:prstGeom prst="rect">
+                      <a:avLst/>
+                    </a:prstGeom>
+                  </pic:spPr>
+                </pic:pic>
+              </a:graphicData>
+            </a:graphic>
+          </wp:inline>
+        </w:drawing>
+      </w:r>
+    </w:p>
+    <w:p>
+      <w:pPr>
+        <w:pStyle w:val="NoSpacing"/>
+      </w:pPr>
+    </w:p>
+    <w:p>
+      <w:pPr>
+        <w:pStyle w:val="NoSpacing"/>
+      </w:pPr>
+      <w:r>
+        <w:t>This will list the App Types for the current user.</w:t>
+      </w:r>
+    </w:p>
+    <w:p>
+      <w:pPr>
+        <w:pStyle w:val="NoSpacing"/>
+      </w:pPr>
+      <w:r>
+        <w:t>See “admin”, where Users are assigned Application Types.</w:t>
+      </w:r>
+    </w:p>
+    <w:p>
+      <w:pPr>
+        <w:pStyle w:val="NoSpacing"/>
+      </w:pPr>
+    </w:p>
+    <w:p>
+      <w:r>
+        <w:br w:type="page"/>
+      </w:r>
+    </w:p>
+    <w:p>
+      <w:pPr>
+        <w:pStyle w:val="NoSpacing"/>
+      </w:pPr>
+    </w:p>
+    <w:p>
+      <w:pPr>
+        <w:pStyle w:val="Heading2"/>
+      </w:pPr>
+      <w:bookmarkStart w:id="28" w:name="_Toc166489890"/>
+      <w:r>
+        <w:t>Admin</w:t>
+      </w:r>
+      <w:bookmarkEnd w:id="28"/>
+    </w:p>
+    <w:p>
+      <w:pPr>
+        <w:pStyle w:val="NoSpacing"/>
+      </w:pPr>
+    </w:p>
+    <w:p>
+      <w:pPr>
+        <w:pStyle w:val="NoSpacing"/>
+      </w:pPr>
+      <w:r>
+        <w:t>Add Applications for a User to use.</w:t>
+      </w:r>
+    </w:p>
+    <w:p>
+      <w:pPr>
+        <w:pStyle w:val="NoSpacing"/>
+      </w:pPr>
+      <w:r>
+        <w:rPr>
+          <w:noProof/>
+        </w:rPr>
+        <w:drawing>
+          <wp:inline distT="0" distB="0" distL="0" distR="0" wp14:anchorId="1B706BC0" wp14:editId="5D4AA26A">
+            <wp:extent cx="5943600" cy="3977640"/>
+            <wp:effectExtent l="0" t="0" r="0" b="3810"/>
+            <wp:docPr id="503" name="Picture 503" descr="A screenshot of a computer&#10;&#10;Description automatically generated"/>
+            <wp:cNvGraphicFramePr>
+              <a:graphicFrameLocks xmlns:a="http://schemas.openxmlformats.org/drawingml/2006/main" noChangeAspect="1"/>
+            </wp:cNvGraphicFramePr>
+            <a:graphic xmlns:a="http://schemas.openxmlformats.org/drawingml/2006/main">
+              <a:graphicData uri="http://schemas.openxmlformats.org/drawingml/2006/picture">
+                <pic:pic xmlns:pic="http://schemas.openxmlformats.org/drawingml/2006/picture">
+                  <pic:nvPicPr>
+                    <pic:cNvPr id="503" name="Picture 503" descr="A screenshot of a computer&#10;&#10;Description automatically generated"/>
+                    <pic:cNvPicPr/>
+                  </pic:nvPicPr>
+                  <pic:blipFill>
+                    <a:blip r:embed="rId74"/>
+                    <a:stretch>
+                      <a:fillRect/>
+                    </a:stretch>
+                  </pic:blipFill>
+                  <pic:spPr>
+                    <a:xfrm>
+                      <a:off x="0" y="0"/>
+                      <a:ext cx="5943600" cy="3977640"/>
+                    </a:xfrm>
+                    <a:prstGeom prst="rect">
+                      <a:avLst/>
+                    </a:prstGeom>
+                  </pic:spPr>
+                </pic:pic>
+              </a:graphicData>
+            </a:graphic>
+          </wp:inline>
+        </w:drawing>
+      </w:r>
+    </w:p>
+    <w:p>
+      <w:pPr>
+        <w:pStyle w:val="NoSpacing"/>
+      </w:pPr>
+    </w:p>
+    <w:p>
+      <w:pPr>
+        <w:pStyle w:val="NoSpacing"/>
+        <w:numPr>
+          <w:ilvl w:val="0"/>
+          <w:numId w:val="35"/>
+        </w:numPr>
+      </w:pPr>
+      <w:r>
+        <w:t>Select “Admin” main toolbar.</w:t>
+      </w:r>
+    </w:p>
+    <w:p>
+      <w:pPr>
+        <w:pStyle w:val="NoSpacing"/>
+        <w:numPr>
+          <w:ilvl w:val="0"/>
+          <w:numId w:val="35"/>
+        </w:numPr>
+      </w:pPr>
+      <w:r>
+        <w:t>Select User or create a “New” one.</w:t>
+      </w:r>
+    </w:p>
+    <w:p>
+      <w:pPr>
+        <w:pStyle w:val="NoSpacing"/>
+        <w:numPr>
+          <w:ilvl w:val="0"/>
+          <w:numId w:val="35"/>
+        </w:numPr>
+      </w:pPr>
+      <w:r>
+        <w:t>Click Applicate Types tab to view list of Apps for this user.</w:t>
+      </w:r>
+    </w:p>
+    <w:p>
+      <w:pPr>
+        <w:pStyle w:val="NoSpacing"/>
+        <w:numPr>
+          <w:ilvl w:val="0"/>
+          <w:numId w:val="35"/>
+        </w:numPr>
+      </w:pPr>
+      <w:r>
+        <w:t>Use the “Add” button to select from popup list.</w:t>
+      </w:r>
+    </w:p>
+    <w:p>
+      <w:pPr>
+        <w:pStyle w:val="NoSpacing"/>
+        <w:numPr>
+          <w:ilvl w:val="0"/>
+          <w:numId w:val="35"/>
+        </w:numPr>
+      </w:pPr>
+      <w:r>
+        <w:t>Click “Ok” to close</w:t>
+      </w:r>
+    </w:p>
+    <w:p>
+      <w:pPr>
+        <w:pStyle w:val="NoSpacing"/>
+      </w:pPr>
+    </w:p>
+    <w:p>
+      <w:pPr>
+        <w:pStyle w:val="NoSpacing"/>
+      </w:pPr>
+    </w:p>
+    <w:p>
+      <w:pPr>
+        <w:pStyle w:val="NoSpacing"/>
+      </w:pPr>
+    </w:p>
+    <w:p>
+      <w:pPr>
+        <w:pStyle w:val="NoSpacing"/>
+      </w:pPr>
+    </w:p>
+    <w:p>
+      <w:pPr>
+        <w:pStyle w:val="NoSpacing"/>
+      </w:pPr>
+    </w:p>
+    <w:p>
+      <w:pPr>
+        <w:pStyle w:val="NoSpacing"/>
+      </w:pPr>
+    </w:p>
+    <w:p>
+      <w:pPr>
+        <w:pStyle w:val="NoSpacing"/>
+      </w:pPr>
+    </w:p>
+    <w:p>
+      <w:pPr>
+        <w:pStyle w:val="NoSpacing"/>
+      </w:pPr>
+    </w:p>
+    <w:p>
+      <w:pPr>
+        <w:pStyle w:val="NoSpacing"/>
+      </w:pPr>
+    </w:p>
+    <w:p>
+      <w:pPr>
+        <w:pStyle w:val="NoSpacing"/>
+      </w:pPr>
+    </w:p>
+    <w:p>
+      <w:pPr>
+        <w:pStyle w:val="NoSpacing"/>
+      </w:pPr>
+    </w:p>
+    <w:p>
+      <w:pPr>
+        <w:pStyle w:val="NoSpacing"/>
+      </w:pPr>
+    </w:p>
+    <w:p>
+      <w:pPr>
+        <w:pStyle w:val="NoSpacing"/>
+      </w:pPr>
+    </w:p>
+    <w:p>
+      <w:pPr>
+        <w:pStyle w:val="NoSpacing"/>
+      </w:pPr>
+    </w:p>
+    <w:p>
+      <w:pPr>
+        <w:pStyle w:val="NoSpacing"/>
+      </w:pPr>
+    </w:p>
+    <w:p>
+      <w:pPr>
+        <w:pStyle w:val="NoSpacing"/>
+      </w:pPr>
+    </w:p>
+    <w:p>
+      <w:pPr>
+        <w:pStyle w:val="NoSpacing"/>
+      </w:pPr>
+    </w:p>
+    <w:p>
+      <w:pPr>
+        <w:pStyle w:val="NoSpacing"/>
+      </w:pPr>
+    </w:p>
+    <w:p>
+      <w:pPr>
+        <w:pStyle w:val="NoSpacing"/>
+      </w:pPr>
+    </w:p>
+    <w:p/>
+    <w:p/>
+    <w:p/>
+    <w:p/>
     <w:p>
       <w:pPr>
         <w:pStyle w:val="NoSpacing"/>
@@ -8147,8 +11740,8 @@
       </w:pPr>
     </w:p>
     <w:sectPr>
-      <w:headerReference w:type="default" r:id="rId56"/>
-      <w:footerReference w:type="default" r:id="rId57"/>
+      <w:headerReference w:type="default" r:id="rId75"/>
+      <w:footerReference w:type="default" r:id="rId76"/>
       <w:pgSz w:w="12240" w:h="15840"/>
       <w:pgMar w:top="1440" w:right="1440" w:bottom="1440" w:left="1440" w:header="720" w:footer="720" w:gutter="0"/>
       <w:cols w:space="720"/>
@@ -8410,6 +12003,178 @@
 <file path=word/numbering.xml><?xml version="1.0" encoding="utf-8"?>
 <w:numbering xmlns:wpc="http://schemas.microsoft.com/office/word/2010/wordprocessingCanvas" xmlns:cx="http://schemas.microsoft.com/office/drawing/2014/chartex" xmlns:cx1="http://schemas.microsoft.com/office/drawing/2015/9/8/chartex" xmlns:cx2="http://schemas.microsoft.com/office/drawing/2015/10/21/chartex" xmlns:cx3="http://schemas.microsoft.com/office/drawing/2016/5/9/chartex" xmlns:cx4="http://schemas.microsoft.com/office/drawing/2016/5/10/chartex" xmlns:cx5="http://schemas.microsoft.com/office/drawing/2016/5/11/chartex" xmlns:cx6="http://schemas.microsoft.com/office/drawing/2016/5/12/chartex" xmlns:cx7="http://schemas.microsoft.com/office/drawing/2016/5/13/chartex" xmlns:cx8="http://schemas.microsoft.com/office/drawing/2016/5/14/chartex" xmlns:mc="http://schemas.openxmlformats.org/markup-compatibility/2006" xmlns:aink="http://schemas.microsoft.com/office/drawing/2016/ink" xmlns:am3d="http://schemas.microsoft.com/office/drawing/2017/model3d" xmlns:o="urn:schemas-microsoft-com:office:office" xmlns:oel="http://schemas.microsoft.com/office/2019/extlst" xmlns:r="http://schemas.openxmlformats.org/officeDocument/2006/relationships" xmlns:m="http://schemas.openxmlformats.org/officeDocument/2006/math" xmlns:v="urn:schemas-microsoft-com:vml" xmlns:wp14="http://schemas.microsoft.com/office/word/2010/wordprocessingDrawing" xmlns:wp="http://schemas.openxmlformats.org/drawingml/2006/wordprocessingDrawing" xmlns:w10="urn:schemas-microsoft-com:office:word" xmlns:w="http://schemas.openxmlformats.org/wordprocessingml/2006/main" xmlns:w14="http://schemas.microsoft.com/office/word/2010/wordml" xmlns:w15="http://schemas.microsoft.com/office/word/2012/wordml" xmlns:w16cex="http://schemas.microsoft.com/office/word/2018/wordml/cex" xmlns:w16cid="http://schemas.microsoft.com/office/word/2016/wordml/cid" xmlns:w16="http://schemas.microsoft.com/office/word/2018/wordml" xmlns:w16sdtdh="http://schemas.microsoft.com/office/word/2020/wordml/sdtdatahash" xmlns:w16se="http://schemas.microsoft.com/office/word/2015/wordml/symex" xmlns:wpg="http://schemas.microsoft.com/office/word/2010/wordprocessingGroup" xmlns:wpi="http://schemas.microsoft.com/office/word/2010/wordprocessingInk" xmlns:wne="http://schemas.microsoft.com/office/word/2006/wordml" xmlns:wps="http://schemas.microsoft.com/office/word/2010/wordprocessingShape" mc:Ignorable="w14 w15 w16se w16cid w16 w16cex w16sdtdh wp14">
   <w:abstractNum w:abstractNumId="0" w15:restartNumberingAfterBreak="0">
+    <w:nsid w:val="00404A62"/>
+    <w:multiLevelType w:val="hybridMultilevel"/>
+    <w:tmpl w:val="BE6264C0"/>
+    <w:lvl w:ilvl="0" w:tplc="0409000F">
+      <w:start w:val="1"/>
+      <w:numFmt w:val="decimal"/>
+      <w:lvlText w:val="%1."/>
+      <w:lvlJc w:val="left"/>
+      <w:pPr>
+        <w:ind w:left="720" w:hanging="360"/>
+      </w:pPr>
+    </w:lvl>
+    <w:lvl w:ilvl="1" w:tplc="04090019" w:tentative="1">
+      <w:start w:val="1"/>
+      <w:numFmt w:val="lowerLetter"/>
+      <w:lvlText w:val="%2."/>
+      <w:lvlJc w:val="left"/>
+      <w:pPr>
+        <w:ind w:left="1440" w:hanging="360"/>
+      </w:pPr>
+    </w:lvl>
+    <w:lvl w:ilvl="2" w:tplc="0409001B" w:tentative="1">
+      <w:start w:val="1"/>
+      <w:numFmt w:val="lowerRoman"/>
+      <w:lvlText w:val="%3."/>
+      <w:lvlJc w:val="right"/>
+      <w:pPr>
+        <w:ind w:left="2160" w:hanging="180"/>
+      </w:pPr>
+    </w:lvl>
+    <w:lvl w:ilvl="3" w:tplc="0409000F" w:tentative="1">
+      <w:start w:val="1"/>
+      <w:numFmt w:val="decimal"/>
+      <w:lvlText w:val="%4."/>
+      <w:lvlJc w:val="left"/>
+      <w:pPr>
+        <w:ind w:left="2880" w:hanging="360"/>
+      </w:pPr>
+    </w:lvl>
+    <w:lvl w:ilvl="4" w:tplc="04090019" w:tentative="1">
+      <w:start w:val="1"/>
+      <w:numFmt w:val="lowerLetter"/>
+      <w:lvlText w:val="%5."/>
+      <w:lvlJc w:val="left"/>
+      <w:pPr>
+        <w:ind w:left="3600" w:hanging="360"/>
+      </w:pPr>
+    </w:lvl>
+    <w:lvl w:ilvl="5" w:tplc="0409001B" w:tentative="1">
+      <w:start w:val="1"/>
+      <w:numFmt w:val="lowerRoman"/>
+      <w:lvlText w:val="%6."/>
+      <w:lvlJc w:val="right"/>
+      <w:pPr>
+        <w:ind w:left="4320" w:hanging="180"/>
+      </w:pPr>
+    </w:lvl>
+    <w:lvl w:ilvl="6" w:tplc="0409000F" w:tentative="1">
+      <w:start w:val="1"/>
+      <w:numFmt w:val="decimal"/>
+      <w:lvlText w:val="%7."/>
+      <w:lvlJc w:val="left"/>
+      <w:pPr>
+        <w:ind w:left="5040" w:hanging="360"/>
+      </w:pPr>
+    </w:lvl>
+    <w:lvl w:ilvl="7" w:tplc="04090019" w:tentative="1">
+      <w:start w:val="1"/>
+      <w:numFmt w:val="lowerLetter"/>
+      <w:lvlText w:val="%8."/>
+      <w:lvlJc w:val="left"/>
+      <w:pPr>
+        <w:ind w:left="5760" w:hanging="360"/>
+      </w:pPr>
+    </w:lvl>
+    <w:lvl w:ilvl="8" w:tplc="0409001B" w:tentative="1">
+      <w:start w:val="1"/>
+      <w:numFmt w:val="lowerRoman"/>
+      <w:lvlText w:val="%9."/>
+      <w:lvlJc w:val="right"/>
+      <w:pPr>
+        <w:ind w:left="6480" w:hanging="180"/>
+      </w:pPr>
+    </w:lvl>
+  </w:abstractNum>
+  <w:abstractNum w:abstractNumId="1" w15:restartNumberingAfterBreak="0">
+    <w:nsid w:val="04833421"/>
+    <w:multiLevelType w:val="hybridMultilevel"/>
+    <w:tmpl w:val="0AF6BF62"/>
+    <w:lvl w:ilvl="0" w:tplc="0409000F">
+      <w:start w:val="1"/>
+      <w:numFmt w:val="decimal"/>
+      <w:lvlText w:val="%1."/>
+      <w:lvlJc w:val="left"/>
+      <w:pPr>
+        <w:ind w:left="720" w:hanging="360"/>
+      </w:pPr>
+    </w:lvl>
+    <w:lvl w:ilvl="1" w:tplc="04090019" w:tentative="1">
+      <w:start w:val="1"/>
+      <w:numFmt w:val="lowerLetter"/>
+      <w:lvlText w:val="%2."/>
+      <w:lvlJc w:val="left"/>
+      <w:pPr>
+        <w:ind w:left="1440" w:hanging="360"/>
+      </w:pPr>
+    </w:lvl>
+    <w:lvl w:ilvl="2" w:tplc="0409001B" w:tentative="1">
+      <w:start w:val="1"/>
+      <w:numFmt w:val="lowerRoman"/>
+      <w:lvlText w:val="%3."/>
+      <w:lvlJc w:val="right"/>
+      <w:pPr>
+        <w:ind w:left="2160" w:hanging="180"/>
+      </w:pPr>
+    </w:lvl>
+    <w:lvl w:ilvl="3" w:tplc="0409000F" w:tentative="1">
+      <w:start w:val="1"/>
+      <w:numFmt w:val="decimal"/>
+      <w:lvlText w:val="%4."/>
+      <w:lvlJc w:val="left"/>
+      <w:pPr>
+        <w:ind w:left="2880" w:hanging="360"/>
+      </w:pPr>
+    </w:lvl>
+    <w:lvl w:ilvl="4" w:tplc="04090019" w:tentative="1">
+      <w:start w:val="1"/>
+      <w:numFmt w:val="lowerLetter"/>
+      <w:lvlText w:val="%5."/>
+      <w:lvlJc w:val="left"/>
+      <w:pPr>
+        <w:ind w:left="3600" w:hanging="360"/>
+      </w:pPr>
+    </w:lvl>
+    <w:lvl w:ilvl="5" w:tplc="0409001B" w:tentative="1">
+      <w:start w:val="1"/>
+      <w:numFmt w:val="lowerRoman"/>
+      <w:lvlText w:val="%6."/>
+      <w:lvlJc w:val="right"/>
+      <w:pPr>
+        <w:ind w:left="4320" w:hanging="180"/>
+      </w:pPr>
+    </w:lvl>
+    <w:lvl w:ilvl="6" w:tplc="0409000F" w:tentative="1">
+      <w:start w:val="1"/>
+      <w:numFmt w:val="decimal"/>
+      <w:lvlText w:val="%7."/>
+      <w:lvlJc w:val="left"/>
+      <w:pPr>
+        <w:ind w:left="5040" w:hanging="360"/>
+      </w:pPr>
+    </w:lvl>
+    <w:lvl w:ilvl="7" w:tplc="04090019" w:tentative="1">
+      <w:start w:val="1"/>
+      <w:numFmt w:val="lowerLetter"/>
+      <w:lvlText w:val="%8."/>
+      <w:lvlJc w:val="left"/>
+      <w:pPr>
+        <w:ind w:left="5760" w:hanging="360"/>
+      </w:pPr>
+    </w:lvl>
+    <w:lvl w:ilvl="8" w:tplc="0409001B" w:tentative="1">
+      <w:start w:val="1"/>
+      <w:numFmt w:val="lowerRoman"/>
+      <w:lvlText w:val="%9."/>
+      <w:lvlJc w:val="right"/>
+      <w:pPr>
+        <w:ind w:left="6480" w:hanging="180"/>
+      </w:pPr>
+    </w:lvl>
+  </w:abstractNum>
+  <w:abstractNum w:abstractNumId="2" w15:restartNumberingAfterBreak="0">
     <w:nsid w:val="081C5907"/>
     <w:multiLevelType w:val="hybridMultilevel"/>
     <w:tmpl w:val="745A363C"/>
@@ -8495,7 +12260,7 @@
       </w:pPr>
     </w:lvl>
   </w:abstractNum>
-  <w:abstractNum w:abstractNumId="1" w15:restartNumberingAfterBreak="0">
+  <w:abstractNum w:abstractNumId="3" w15:restartNumberingAfterBreak="0">
     <w:nsid w:val="0ADE147C"/>
     <w:multiLevelType w:val="hybridMultilevel"/>
     <w:tmpl w:val="0FD23740"/>
@@ -8581,7 +12346,7 @@
       </w:pPr>
     </w:lvl>
   </w:abstractNum>
-  <w:abstractNum w:abstractNumId="2" w15:restartNumberingAfterBreak="0">
+  <w:abstractNum w:abstractNumId="4" w15:restartNumberingAfterBreak="0">
     <w:nsid w:val="0CE55A4A"/>
     <w:multiLevelType w:val="hybridMultilevel"/>
     <w:tmpl w:val="14E4D750"/>
@@ -8667,7 +12432,7 @@
       </w:pPr>
     </w:lvl>
   </w:abstractNum>
-  <w:abstractNum w:abstractNumId="3" w15:restartNumberingAfterBreak="0">
+  <w:abstractNum w:abstractNumId="5" w15:restartNumberingAfterBreak="0">
     <w:nsid w:val="0E5345E7"/>
     <w:multiLevelType w:val="hybridMultilevel"/>
     <w:tmpl w:val="E272CEAA"/>
@@ -8780,7 +12545,265 @@
       </w:rPr>
     </w:lvl>
   </w:abstractNum>
-  <w:abstractNum w:abstractNumId="4" w15:restartNumberingAfterBreak="0">
+  <w:abstractNum w:abstractNumId="6" w15:restartNumberingAfterBreak="0">
+    <w:nsid w:val="150D3F7B"/>
+    <w:multiLevelType w:val="hybridMultilevel"/>
+    <w:tmpl w:val="321A6EBE"/>
+    <w:lvl w:ilvl="0" w:tplc="0409000F">
+      <w:start w:val="1"/>
+      <w:numFmt w:val="decimal"/>
+      <w:lvlText w:val="%1."/>
+      <w:lvlJc w:val="left"/>
+      <w:pPr>
+        <w:ind w:left="720" w:hanging="360"/>
+      </w:pPr>
+    </w:lvl>
+    <w:lvl w:ilvl="1" w:tplc="04090019" w:tentative="1">
+      <w:start w:val="1"/>
+      <w:numFmt w:val="lowerLetter"/>
+      <w:lvlText w:val="%2."/>
+      <w:lvlJc w:val="left"/>
+      <w:pPr>
+        <w:ind w:left="1440" w:hanging="360"/>
+      </w:pPr>
+    </w:lvl>
+    <w:lvl w:ilvl="2" w:tplc="0409001B" w:tentative="1">
+      <w:start w:val="1"/>
+      <w:numFmt w:val="lowerRoman"/>
+      <w:lvlText w:val="%3."/>
+      <w:lvlJc w:val="right"/>
+      <w:pPr>
+        <w:ind w:left="2160" w:hanging="180"/>
+      </w:pPr>
+    </w:lvl>
+    <w:lvl w:ilvl="3" w:tplc="0409000F" w:tentative="1">
+      <w:start w:val="1"/>
+      <w:numFmt w:val="decimal"/>
+      <w:lvlText w:val="%4."/>
+      <w:lvlJc w:val="left"/>
+      <w:pPr>
+        <w:ind w:left="2880" w:hanging="360"/>
+      </w:pPr>
+    </w:lvl>
+    <w:lvl w:ilvl="4" w:tplc="04090019" w:tentative="1">
+      <w:start w:val="1"/>
+      <w:numFmt w:val="lowerLetter"/>
+      <w:lvlText w:val="%5."/>
+      <w:lvlJc w:val="left"/>
+      <w:pPr>
+        <w:ind w:left="3600" w:hanging="360"/>
+      </w:pPr>
+    </w:lvl>
+    <w:lvl w:ilvl="5" w:tplc="0409001B" w:tentative="1">
+      <w:start w:val="1"/>
+      <w:numFmt w:val="lowerRoman"/>
+      <w:lvlText w:val="%6."/>
+      <w:lvlJc w:val="right"/>
+      <w:pPr>
+        <w:ind w:left="4320" w:hanging="180"/>
+      </w:pPr>
+    </w:lvl>
+    <w:lvl w:ilvl="6" w:tplc="0409000F" w:tentative="1">
+      <w:start w:val="1"/>
+      <w:numFmt w:val="decimal"/>
+      <w:lvlText w:val="%7."/>
+      <w:lvlJc w:val="left"/>
+      <w:pPr>
+        <w:ind w:left="5040" w:hanging="360"/>
+      </w:pPr>
+    </w:lvl>
+    <w:lvl w:ilvl="7" w:tplc="04090019" w:tentative="1">
+      <w:start w:val="1"/>
+      <w:numFmt w:val="lowerLetter"/>
+      <w:lvlText w:val="%8."/>
+      <w:lvlJc w:val="left"/>
+      <w:pPr>
+        <w:ind w:left="5760" w:hanging="360"/>
+      </w:pPr>
+    </w:lvl>
+    <w:lvl w:ilvl="8" w:tplc="0409001B" w:tentative="1">
+      <w:start w:val="1"/>
+      <w:numFmt w:val="lowerRoman"/>
+      <w:lvlText w:val="%9."/>
+      <w:lvlJc w:val="right"/>
+      <w:pPr>
+        <w:ind w:left="6480" w:hanging="180"/>
+      </w:pPr>
+    </w:lvl>
+  </w:abstractNum>
+  <w:abstractNum w:abstractNumId="7" w15:restartNumberingAfterBreak="0">
+    <w:nsid w:val="1537140C"/>
+    <w:multiLevelType w:val="hybridMultilevel"/>
+    <w:tmpl w:val="69FA191E"/>
+    <w:lvl w:ilvl="0" w:tplc="0409000F">
+      <w:start w:val="1"/>
+      <w:numFmt w:val="decimal"/>
+      <w:lvlText w:val="%1."/>
+      <w:lvlJc w:val="left"/>
+      <w:pPr>
+        <w:ind w:left="720" w:hanging="360"/>
+      </w:pPr>
+    </w:lvl>
+    <w:lvl w:ilvl="1" w:tplc="04090019" w:tentative="1">
+      <w:start w:val="1"/>
+      <w:numFmt w:val="lowerLetter"/>
+      <w:lvlText w:val="%2."/>
+      <w:lvlJc w:val="left"/>
+      <w:pPr>
+        <w:ind w:left="1440" w:hanging="360"/>
+      </w:pPr>
+    </w:lvl>
+    <w:lvl w:ilvl="2" w:tplc="0409001B" w:tentative="1">
+      <w:start w:val="1"/>
+      <w:numFmt w:val="lowerRoman"/>
+      <w:lvlText w:val="%3."/>
+      <w:lvlJc w:val="right"/>
+      <w:pPr>
+        <w:ind w:left="2160" w:hanging="180"/>
+      </w:pPr>
+    </w:lvl>
+    <w:lvl w:ilvl="3" w:tplc="0409000F" w:tentative="1">
+      <w:start w:val="1"/>
+      <w:numFmt w:val="decimal"/>
+      <w:lvlText w:val="%4."/>
+      <w:lvlJc w:val="left"/>
+      <w:pPr>
+        <w:ind w:left="2880" w:hanging="360"/>
+      </w:pPr>
+    </w:lvl>
+    <w:lvl w:ilvl="4" w:tplc="04090019" w:tentative="1">
+      <w:start w:val="1"/>
+      <w:numFmt w:val="lowerLetter"/>
+      <w:lvlText w:val="%5."/>
+      <w:lvlJc w:val="left"/>
+      <w:pPr>
+        <w:ind w:left="3600" w:hanging="360"/>
+      </w:pPr>
+    </w:lvl>
+    <w:lvl w:ilvl="5" w:tplc="0409001B" w:tentative="1">
+      <w:start w:val="1"/>
+      <w:numFmt w:val="lowerRoman"/>
+      <w:lvlText w:val="%6."/>
+      <w:lvlJc w:val="right"/>
+      <w:pPr>
+        <w:ind w:left="4320" w:hanging="180"/>
+      </w:pPr>
+    </w:lvl>
+    <w:lvl w:ilvl="6" w:tplc="0409000F" w:tentative="1">
+      <w:start w:val="1"/>
+      <w:numFmt w:val="decimal"/>
+      <w:lvlText w:val="%7."/>
+      <w:lvlJc w:val="left"/>
+      <w:pPr>
+        <w:ind w:left="5040" w:hanging="360"/>
+      </w:pPr>
+    </w:lvl>
+    <w:lvl w:ilvl="7" w:tplc="04090019" w:tentative="1">
+      <w:start w:val="1"/>
+      <w:numFmt w:val="lowerLetter"/>
+      <w:lvlText w:val="%8."/>
+      <w:lvlJc w:val="left"/>
+      <w:pPr>
+        <w:ind w:left="5760" w:hanging="360"/>
+      </w:pPr>
+    </w:lvl>
+    <w:lvl w:ilvl="8" w:tplc="0409001B" w:tentative="1">
+      <w:start w:val="1"/>
+      <w:numFmt w:val="lowerRoman"/>
+      <w:lvlText w:val="%9."/>
+      <w:lvlJc w:val="right"/>
+      <w:pPr>
+        <w:ind w:left="6480" w:hanging="180"/>
+      </w:pPr>
+    </w:lvl>
+  </w:abstractNum>
+  <w:abstractNum w:abstractNumId="8" w15:restartNumberingAfterBreak="0">
+    <w:nsid w:val="18D00833"/>
+    <w:multiLevelType w:val="hybridMultilevel"/>
+    <w:tmpl w:val="578898AE"/>
+    <w:lvl w:ilvl="0" w:tplc="0409000F">
+      <w:start w:val="1"/>
+      <w:numFmt w:val="decimal"/>
+      <w:lvlText w:val="%1."/>
+      <w:lvlJc w:val="left"/>
+      <w:pPr>
+        <w:ind w:left="720" w:hanging="360"/>
+      </w:pPr>
+    </w:lvl>
+    <w:lvl w:ilvl="1" w:tplc="04090019" w:tentative="1">
+      <w:start w:val="1"/>
+      <w:numFmt w:val="lowerLetter"/>
+      <w:lvlText w:val="%2."/>
+      <w:lvlJc w:val="left"/>
+      <w:pPr>
+        <w:ind w:left="1440" w:hanging="360"/>
+      </w:pPr>
+    </w:lvl>
+    <w:lvl w:ilvl="2" w:tplc="0409001B" w:tentative="1">
+      <w:start w:val="1"/>
+      <w:numFmt w:val="lowerRoman"/>
+      <w:lvlText w:val="%3."/>
+      <w:lvlJc w:val="right"/>
+      <w:pPr>
+        <w:ind w:left="2160" w:hanging="180"/>
+      </w:pPr>
+    </w:lvl>
+    <w:lvl w:ilvl="3" w:tplc="0409000F" w:tentative="1">
+      <w:start w:val="1"/>
+      <w:numFmt w:val="decimal"/>
+      <w:lvlText w:val="%4."/>
+      <w:lvlJc w:val="left"/>
+      <w:pPr>
+        <w:ind w:left="2880" w:hanging="360"/>
+      </w:pPr>
+    </w:lvl>
+    <w:lvl w:ilvl="4" w:tplc="04090019" w:tentative="1">
+      <w:start w:val="1"/>
+      <w:numFmt w:val="lowerLetter"/>
+      <w:lvlText w:val="%5."/>
+      <w:lvlJc w:val="left"/>
+      <w:pPr>
+        <w:ind w:left="3600" w:hanging="360"/>
+      </w:pPr>
+    </w:lvl>
+    <w:lvl w:ilvl="5" w:tplc="0409001B" w:tentative="1">
+      <w:start w:val="1"/>
+      <w:numFmt w:val="lowerRoman"/>
+      <w:lvlText w:val="%6."/>
+      <w:lvlJc w:val="right"/>
+      <w:pPr>
+        <w:ind w:left="4320" w:hanging="180"/>
+      </w:pPr>
+    </w:lvl>
+    <w:lvl w:ilvl="6" w:tplc="0409000F" w:tentative="1">
+      <w:start w:val="1"/>
+      <w:numFmt w:val="decimal"/>
+      <w:lvlText w:val="%7."/>
+      <w:lvlJc w:val="left"/>
+      <w:pPr>
+        <w:ind w:left="5040" w:hanging="360"/>
+      </w:pPr>
+    </w:lvl>
+    <w:lvl w:ilvl="7" w:tplc="04090019" w:tentative="1">
+      <w:start w:val="1"/>
+      <w:numFmt w:val="lowerLetter"/>
+      <w:lvlText w:val="%8."/>
+      <w:lvlJc w:val="left"/>
+      <w:pPr>
+        <w:ind w:left="5760" w:hanging="360"/>
+      </w:pPr>
+    </w:lvl>
+    <w:lvl w:ilvl="8" w:tplc="0409001B" w:tentative="1">
+      <w:start w:val="1"/>
+      <w:numFmt w:val="lowerRoman"/>
+      <w:lvlText w:val="%9."/>
+      <w:lvlJc w:val="right"/>
+      <w:pPr>
+        <w:ind w:left="6480" w:hanging="180"/>
+      </w:pPr>
+    </w:lvl>
+  </w:abstractNum>
+  <w:abstractNum w:abstractNumId="9" w15:restartNumberingAfterBreak="0">
     <w:nsid w:val="1F12376F"/>
     <w:multiLevelType w:val="hybridMultilevel"/>
     <w:tmpl w:val="BD3ADA94"/>
@@ -8866,7 +12889,93 @@
       </w:pPr>
     </w:lvl>
   </w:abstractNum>
-  <w:abstractNum w:abstractNumId="5" w15:restartNumberingAfterBreak="0">
+  <w:abstractNum w:abstractNumId="10" w15:restartNumberingAfterBreak="0">
+    <w:nsid w:val="1F2F11BC"/>
+    <w:multiLevelType w:val="hybridMultilevel"/>
+    <w:tmpl w:val="0A0CEAAA"/>
+    <w:lvl w:ilvl="0" w:tplc="0409000F">
+      <w:start w:val="1"/>
+      <w:numFmt w:val="decimal"/>
+      <w:lvlText w:val="%1."/>
+      <w:lvlJc w:val="left"/>
+      <w:pPr>
+        <w:ind w:left="720" w:hanging="360"/>
+      </w:pPr>
+    </w:lvl>
+    <w:lvl w:ilvl="1" w:tplc="04090019" w:tentative="1">
+      <w:start w:val="1"/>
+      <w:numFmt w:val="lowerLetter"/>
+      <w:lvlText w:val="%2."/>
+      <w:lvlJc w:val="left"/>
+      <w:pPr>
+        <w:ind w:left="1440" w:hanging="360"/>
+      </w:pPr>
+    </w:lvl>
+    <w:lvl w:ilvl="2" w:tplc="0409001B" w:tentative="1">
+      <w:start w:val="1"/>
+      <w:numFmt w:val="lowerRoman"/>
+      <w:lvlText w:val="%3."/>
+      <w:lvlJc w:val="right"/>
+      <w:pPr>
+        <w:ind w:left="2160" w:hanging="180"/>
+      </w:pPr>
+    </w:lvl>
+    <w:lvl w:ilvl="3" w:tplc="0409000F" w:tentative="1">
+      <w:start w:val="1"/>
+      <w:numFmt w:val="decimal"/>
+      <w:lvlText w:val="%4."/>
+      <w:lvlJc w:val="left"/>
+      <w:pPr>
+        <w:ind w:left="2880" w:hanging="360"/>
+      </w:pPr>
+    </w:lvl>
+    <w:lvl w:ilvl="4" w:tplc="04090019" w:tentative="1">
+      <w:start w:val="1"/>
+      <w:numFmt w:val="lowerLetter"/>
+      <w:lvlText w:val="%5."/>
+      <w:lvlJc w:val="left"/>
+      <w:pPr>
+        <w:ind w:left="3600" w:hanging="360"/>
+      </w:pPr>
+    </w:lvl>
+    <w:lvl w:ilvl="5" w:tplc="0409001B" w:tentative="1">
+      <w:start w:val="1"/>
+      <w:numFmt w:val="lowerRoman"/>
+      <w:lvlText w:val="%6."/>
+      <w:lvlJc w:val="right"/>
+      <w:pPr>
+        <w:ind w:left="4320" w:hanging="180"/>
+      </w:pPr>
+    </w:lvl>
+    <w:lvl w:ilvl="6" w:tplc="0409000F" w:tentative="1">
+      <w:start w:val="1"/>
+      <w:numFmt w:val="decimal"/>
+      <w:lvlText w:val="%7."/>
+      <w:lvlJc w:val="left"/>
+      <w:pPr>
+        <w:ind w:left="5040" w:hanging="360"/>
+      </w:pPr>
+    </w:lvl>
+    <w:lvl w:ilvl="7" w:tplc="04090019" w:tentative="1">
+      <w:start w:val="1"/>
+      <w:numFmt w:val="lowerLetter"/>
+      <w:lvlText w:val="%8."/>
+      <w:lvlJc w:val="left"/>
+      <w:pPr>
+        <w:ind w:left="5760" w:hanging="360"/>
+      </w:pPr>
+    </w:lvl>
+    <w:lvl w:ilvl="8" w:tplc="0409001B" w:tentative="1">
+      <w:start w:val="1"/>
+      <w:numFmt w:val="lowerRoman"/>
+      <w:lvlText w:val="%9."/>
+      <w:lvlJc w:val="right"/>
+      <w:pPr>
+        <w:ind w:left="6480" w:hanging="180"/>
+      </w:pPr>
+    </w:lvl>
+  </w:abstractNum>
+  <w:abstractNum w:abstractNumId="11" w15:restartNumberingAfterBreak="0">
     <w:nsid w:val="1F7A490D"/>
     <w:multiLevelType w:val="hybridMultilevel"/>
     <w:tmpl w:val="65D4FB28"/>
@@ -8952,7 +13061,7 @@
       </w:pPr>
     </w:lvl>
   </w:abstractNum>
-  <w:abstractNum w:abstractNumId="6" w15:restartNumberingAfterBreak="0">
+  <w:abstractNum w:abstractNumId="12" w15:restartNumberingAfterBreak="0">
     <w:nsid w:val="201F7595"/>
     <w:multiLevelType w:val="hybridMultilevel"/>
     <w:tmpl w:val="5074E55C"/>
@@ -9038,7 +13147,7 @@
       </w:pPr>
     </w:lvl>
   </w:abstractNum>
-  <w:abstractNum w:abstractNumId="7" w15:restartNumberingAfterBreak="0">
+  <w:abstractNum w:abstractNumId="13" w15:restartNumberingAfterBreak="0">
     <w:nsid w:val="2518426C"/>
     <w:multiLevelType w:val="hybridMultilevel"/>
     <w:tmpl w:val="E7F89C9C"/>
@@ -9124,7 +13233,93 @@
       </w:pPr>
     </w:lvl>
   </w:abstractNum>
-  <w:abstractNum w:abstractNumId="8" w15:restartNumberingAfterBreak="0">
+  <w:abstractNum w:abstractNumId="14" w15:restartNumberingAfterBreak="0">
+    <w:nsid w:val="2CA02866"/>
+    <w:multiLevelType w:val="hybridMultilevel"/>
+    <w:tmpl w:val="1E668AE2"/>
+    <w:lvl w:ilvl="0" w:tplc="0409000F">
+      <w:start w:val="1"/>
+      <w:numFmt w:val="decimal"/>
+      <w:lvlText w:val="%1."/>
+      <w:lvlJc w:val="left"/>
+      <w:pPr>
+        <w:ind w:left="720" w:hanging="360"/>
+      </w:pPr>
+    </w:lvl>
+    <w:lvl w:ilvl="1" w:tplc="04090019" w:tentative="1">
+      <w:start w:val="1"/>
+      <w:numFmt w:val="lowerLetter"/>
+      <w:lvlText w:val="%2."/>
+      <w:lvlJc w:val="left"/>
+      <w:pPr>
+        <w:ind w:left="1440" w:hanging="360"/>
+      </w:pPr>
+    </w:lvl>
+    <w:lvl w:ilvl="2" w:tplc="0409001B" w:tentative="1">
+      <w:start w:val="1"/>
+      <w:numFmt w:val="lowerRoman"/>
+      <w:lvlText w:val="%3."/>
+      <w:lvlJc w:val="right"/>
+      <w:pPr>
+        <w:ind w:left="2160" w:hanging="180"/>
+      </w:pPr>
+    </w:lvl>
+    <w:lvl w:ilvl="3" w:tplc="0409000F" w:tentative="1">
+      <w:start w:val="1"/>
+      <w:numFmt w:val="decimal"/>
+      <w:lvlText w:val="%4."/>
+      <w:lvlJc w:val="left"/>
+      <w:pPr>
+        <w:ind w:left="2880" w:hanging="360"/>
+      </w:pPr>
+    </w:lvl>
+    <w:lvl w:ilvl="4" w:tplc="04090019" w:tentative="1">
+      <w:start w:val="1"/>
+      <w:numFmt w:val="lowerLetter"/>
+      <w:lvlText w:val="%5."/>
+      <w:lvlJc w:val="left"/>
+      <w:pPr>
+        <w:ind w:left="3600" w:hanging="360"/>
+      </w:pPr>
+    </w:lvl>
+    <w:lvl w:ilvl="5" w:tplc="0409001B" w:tentative="1">
+      <w:start w:val="1"/>
+      <w:numFmt w:val="lowerRoman"/>
+      <w:lvlText w:val="%6."/>
+      <w:lvlJc w:val="right"/>
+      <w:pPr>
+        <w:ind w:left="4320" w:hanging="180"/>
+      </w:pPr>
+    </w:lvl>
+    <w:lvl w:ilvl="6" w:tplc="0409000F" w:tentative="1">
+      <w:start w:val="1"/>
+      <w:numFmt w:val="decimal"/>
+      <w:lvlText w:val="%7."/>
+      <w:lvlJc w:val="left"/>
+      <w:pPr>
+        <w:ind w:left="5040" w:hanging="360"/>
+      </w:pPr>
+    </w:lvl>
+    <w:lvl w:ilvl="7" w:tplc="04090019" w:tentative="1">
+      <w:start w:val="1"/>
+      <w:numFmt w:val="lowerLetter"/>
+      <w:lvlText w:val="%8."/>
+      <w:lvlJc w:val="left"/>
+      <w:pPr>
+        <w:ind w:left="5760" w:hanging="360"/>
+      </w:pPr>
+    </w:lvl>
+    <w:lvl w:ilvl="8" w:tplc="0409001B" w:tentative="1">
+      <w:start w:val="1"/>
+      <w:numFmt w:val="lowerRoman"/>
+      <w:lvlText w:val="%9."/>
+      <w:lvlJc w:val="right"/>
+      <w:pPr>
+        <w:ind w:left="6480" w:hanging="180"/>
+      </w:pPr>
+    </w:lvl>
+  </w:abstractNum>
+  <w:abstractNum w:abstractNumId="15" w15:restartNumberingAfterBreak="0">
     <w:nsid w:val="349860C1"/>
     <w:multiLevelType w:val="hybridMultilevel"/>
     <w:tmpl w:val="50B00A50"/>
@@ -9237,7 +13432,7 @@
       </w:rPr>
     </w:lvl>
   </w:abstractNum>
-  <w:abstractNum w:abstractNumId="9" w15:restartNumberingAfterBreak="0">
+  <w:abstractNum w:abstractNumId="16" w15:restartNumberingAfterBreak="0">
     <w:nsid w:val="35570246"/>
     <w:multiLevelType w:val="hybridMultilevel"/>
     <w:tmpl w:val="EA0A2474"/>
@@ -9323,7 +13518,93 @@
       </w:pPr>
     </w:lvl>
   </w:abstractNum>
-  <w:abstractNum w:abstractNumId="10" w15:restartNumberingAfterBreak="0">
+  <w:abstractNum w:abstractNumId="17" w15:restartNumberingAfterBreak="0">
+    <w:nsid w:val="36773C84"/>
+    <w:multiLevelType w:val="hybridMultilevel"/>
+    <w:tmpl w:val="A2A8B9D0"/>
+    <w:lvl w:ilvl="0" w:tplc="0409000F">
+      <w:start w:val="1"/>
+      <w:numFmt w:val="decimal"/>
+      <w:lvlText w:val="%1."/>
+      <w:lvlJc w:val="left"/>
+      <w:pPr>
+        <w:ind w:left="720" w:hanging="360"/>
+      </w:pPr>
+    </w:lvl>
+    <w:lvl w:ilvl="1" w:tplc="04090019" w:tentative="1">
+      <w:start w:val="1"/>
+      <w:numFmt w:val="lowerLetter"/>
+      <w:lvlText w:val="%2."/>
+      <w:lvlJc w:val="left"/>
+      <w:pPr>
+        <w:ind w:left="1440" w:hanging="360"/>
+      </w:pPr>
+    </w:lvl>
+    <w:lvl w:ilvl="2" w:tplc="0409001B" w:tentative="1">
+      <w:start w:val="1"/>
+      <w:numFmt w:val="lowerRoman"/>
+      <w:lvlText w:val="%3."/>
+      <w:lvlJc w:val="right"/>
+      <w:pPr>
+        <w:ind w:left="2160" w:hanging="180"/>
+      </w:pPr>
+    </w:lvl>
+    <w:lvl w:ilvl="3" w:tplc="0409000F" w:tentative="1">
+      <w:start w:val="1"/>
+      <w:numFmt w:val="decimal"/>
+      <w:lvlText w:val="%4."/>
+      <w:lvlJc w:val="left"/>
+      <w:pPr>
+        <w:ind w:left="2880" w:hanging="360"/>
+      </w:pPr>
+    </w:lvl>
+    <w:lvl w:ilvl="4" w:tplc="04090019" w:tentative="1">
+      <w:start w:val="1"/>
+      <w:numFmt w:val="lowerLetter"/>
+      <w:lvlText w:val="%5."/>
+      <w:lvlJc w:val="left"/>
+      <w:pPr>
+        <w:ind w:left="3600" w:hanging="360"/>
+      </w:pPr>
+    </w:lvl>
+    <w:lvl w:ilvl="5" w:tplc="0409001B" w:tentative="1">
+      <w:start w:val="1"/>
+      <w:numFmt w:val="lowerRoman"/>
+      <w:lvlText w:val="%6."/>
+      <w:lvlJc w:val="right"/>
+      <w:pPr>
+        <w:ind w:left="4320" w:hanging="180"/>
+      </w:pPr>
+    </w:lvl>
+    <w:lvl w:ilvl="6" w:tplc="0409000F" w:tentative="1">
+      <w:start w:val="1"/>
+      <w:numFmt w:val="decimal"/>
+      <w:lvlText w:val="%7."/>
+      <w:lvlJc w:val="left"/>
+      <w:pPr>
+        <w:ind w:left="5040" w:hanging="360"/>
+      </w:pPr>
+    </w:lvl>
+    <w:lvl w:ilvl="7" w:tplc="04090019" w:tentative="1">
+      <w:start w:val="1"/>
+      <w:numFmt w:val="lowerLetter"/>
+      <w:lvlText w:val="%8."/>
+      <w:lvlJc w:val="left"/>
+      <w:pPr>
+        <w:ind w:left="5760" w:hanging="360"/>
+      </w:pPr>
+    </w:lvl>
+    <w:lvl w:ilvl="8" w:tplc="0409001B" w:tentative="1">
+      <w:start w:val="1"/>
+      <w:numFmt w:val="lowerRoman"/>
+      <w:lvlText w:val="%9."/>
+      <w:lvlJc w:val="right"/>
+      <w:pPr>
+        <w:ind w:left="6480" w:hanging="180"/>
+      </w:pPr>
+    </w:lvl>
+  </w:abstractNum>
+  <w:abstractNum w:abstractNumId="18" w15:restartNumberingAfterBreak="0">
     <w:nsid w:val="3EF461CB"/>
     <w:multiLevelType w:val="hybridMultilevel"/>
     <w:tmpl w:val="F04C4E22"/>
@@ -9409,7 +13690,7 @@
       </w:pPr>
     </w:lvl>
   </w:abstractNum>
-  <w:abstractNum w:abstractNumId="11" w15:restartNumberingAfterBreak="0">
+  <w:abstractNum w:abstractNumId="19" w15:restartNumberingAfterBreak="0">
     <w:nsid w:val="40F4102E"/>
     <w:multiLevelType w:val="hybridMultilevel"/>
     <w:tmpl w:val="BCCC5220"/>
@@ -9495,7 +13776,7 @@
       </w:pPr>
     </w:lvl>
   </w:abstractNum>
-  <w:abstractNum w:abstractNumId="12" w15:restartNumberingAfterBreak="0">
+  <w:abstractNum w:abstractNumId="20" w15:restartNumberingAfterBreak="0">
     <w:nsid w:val="43E86BE4"/>
     <w:multiLevelType w:val="hybridMultilevel"/>
     <w:tmpl w:val="9348B110"/>
@@ -9581,7 +13862,7 @@
       </w:pPr>
     </w:lvl>
   </w:abstractNum>
-  <w:abstractNum w:abstractNumId="13" w15:restartNumberingAfterBreak="0">
+  <w:abstractNum w:abstractNumId="21" w15:restartNumberingAfterBreak="0">
     <w:nsid w:val="496B5D80"/>
     <w:multiLevelType w:val="hybridMultilevel"/>
     <w:tmpl w:val="A244AC38"/>
@@ -9667,7 +13948,93 @@
       </w:pPr>
     </w:lvl>
   </w:abstractNum>
-  <w:abstractNum w:abstractNumId="14" w15:restartNumberingAfterBreak="0">
+  <w:abstractNum w:abstractNumId="22" w15:restartNumberingAfterBreak="0">
+    <w:nsid w:val="4ED5749D"/>
+    <w:multiLevelType w:val="hybridMultilevel"/>
+    <w:tmpl w:val="1BF00ED6"/>
+    <w:lvl w:ilvl="0" w:tplc="0409000F">
+      <w:start w:val="1"/>
+      <w:numFmt w:val="decimal"/>
+      <w:lvlText w:val="%1."/>
+      <w:lvlJc w:val="left"/>
+      <w:pPr>
+        <w:ind w:left="720" w:hanging="360"/>
+      </w:pPr>
+    </w:lvl>
+    <w:lvl w:ilvl="1" w:tplc="04090019" w:tentative="1">
+      <w:start w:val="1"/>
+      <w:numFmt w:val="lowerLetter"/>
+      <w:lvlText w:val="%2."/>
+      <w:lvlJc w:val="left"/>
+      <w:pPr>
+        <w:ind w:left="1440" w:hanging="360"/>
+      </w:pPr>
+    </w:lvl>
+    <w:lvl w:ilvl="2" w:tplc="0409001B" w:tentative="1">
+      <w:start w:val="1"/>
+      <w:numFmt w:val="lowerRoman"/>
+      <w:lvlText w:val="%3."/>
+      <w:lvlJc w:val="right"/>
+      <w:pPr>
+        <w:ind w:left="2160" w:hanging="180"/>
+      </w:pPr>
+    </w:lvl>
+    <w:lvl w:ilvl="3" w:tplc="0409000F" w:tentative="1">
+      <w:start w:val="1"/>
+      <w:numFmt w:val="decimal"/>
+      <w:lvlText w:val="%4."/>
+      <w:lvlJc w:val="left"/>
+      <w:pPr>
+        <w:ind w:left="2880" w:hanging="360"/>
+      </w:pPr>
+    </w:lvl>
+    <w:lvl w:ilvl="4" w:tplc="04090019" w:tentative="1">
+      <w:start w:val="1"/>
+      <w:numFmt w:val="lowerLetter"/>
+      <w:lvlText w:val="%5."/>
+      <w:lvlJc w:val="left"/>
+      <w:pPr>
+        <w:ind w:left="3600" w:hanging="360"/>
+      </w:pPr>
+    </w:lvl>
+    <w:lvl w:ilvl="5" w:tplc="0409001B" w:tentative="1">
+      <w:start w:val="1"/>
+      <w:numFmt w:val="lowerRoman"/>
+      <w:lvlText w:val="%6."/>
+      <w:lvlJc w:val="right"/>
+      <w:pPr>
+        <w:ind w:left="4320" w:hanging="180"/>
+      </w:pPr>
+    </w:lvl>
+    <w:lvl w:ilvl="6" w:tplc="0409000F" w:tentative="1">
+      <w:start w:val="1"/>
+      <w:numFmt w:val="decimal"/>
+      <w:lvlText w:val="%7."/>
+      <w:lvlJc w:val="left"/>
+      <w:pPr>
+        <w:ind w:left="5040" w:hanging="360"/>
+      </w:pPr>
+    </w:lvl>
+    <w:lvl w:ilvl="7" w:tplc="04090019" w:tentative="1">
+      <w:start w:val="1"/>
+      <w:numFmt w:val="lowerLetter"/>
+      <w:lvlText w:val="%8."/>
+      <w:lvlJc w:val="left"/>
+      <w:pPr>
+        <w:ind w:left="5760" w:hanging="360"/>
+      </w:pPr>
+    </w:lvl>
+    <w:lvl w:ilvl="8" w:tplc="0409001B" w:tentative="1">
+      <w:start w:val="1"/>
+      <w:numFmt w:val="lowerRoman"/>
+      <w:lvlText w:val="%9."/>
+      <w:lvlJc w:val="right"/>
+      <w:pPr>
+        <w:ind w:left="6480" w:hanging="180"/>
+      </w:pPr>
+    </w:lvl>
+  </w:abstractNum>
+  <w:abstractNum w:abstractNumId="23" w15:restartNumberingAfterBreak="0">
     <w:nsid w:val="4F4C6068"/>
     <w:multiLevelType w:val="hybridMultilevel"/>
     <w:tmpl w:val="8B08353A"/>
@@ -9753,7 +14120,93 @@
       </w:pPr>
     </w:lvl>
   </w:abstractNum>
-  <w:abstractNum w:abstractNumId="15" w15:restartNumberingAfterBreak="0">
+  <w:abstractNum w:abstractNumId="24" w15:restartNumberingAfterBreak="0">
+    <w:nsid w:val="50661B7C"/>
+    <w:multiLevelType w:val="hybridMultilevel"/>
+    <w:tmpl w:val="3CBECD5C"/>
+    <w:lvl w:ilvl="0" w:tplc="0409000F">
+      <w:start w:val="1"/>
+      <w:numFmt w:val="decimal"/>
+      <w:lvlText w:val="%1."/>
+      <w:lvlJc w:val="left"/>
+      <w:pPr>
+        <w:ind w:left="720" w:hanging="360"/>
+      </w:pPr>
+    </w:lvl>
+    <w:lvl w:ilvl="1" w:tplc="04090019" w:tentative="1">
+      <w:start w:val="1"/>
+      <w:numFmt w:val="lowerLetter"/>
+      <w:lvlText w:val="%2."/>
+      <w:lvlJc w:val="left"/>
+      <w:pPr>
+        <w:ind w:left="1440" w:hanging="360"/>
+      </w:pPr>
+    </w:lvl>
+    <w:lvl w:ilvl="2" w:tplc="0409001B" w:tentative="1">
+      <w:start w:val="1"/>
+      <w:numFmt w:val="lowerRoman"/>
+      <w:lvlText w:val="%3."/>
+      <w:lvlJc w:val="right"/>
+      <w:pPr>
+        <w:ind w:left="2160" w:hanging="180"/>
+      </w:pPr>
+    </w:lvl>
+    <w:lvl w:ilvl="3" w:tplc="0409000F" w:tentative="1">
+      <w:start w:val="1"/>
+      <w:numFmt w:val="decimal"/>
+      <w:lvlText w:val="%4."/>
+      <w:lvlJc w:val="left"/>
+      <w:pPr>
+        <w:ind w:left="2880" w:hanging="360"/>
+      </w:pPr>
+    </w:lvl>
+    <w:lvl w:ilvl="4" w:tplc="04090019" w:tentative="1">
+      <w:start w:val="1"/>
+      <w:numFmt w:val="lowerLetter"/>
+      <w:lvlText w:val="%5."/>
+      <w:lvlJc w:val="left"/>
+      <w:pPr>
+        <w:ind w:left="3600" w:hanging="360"/>
+      </w:pPr>
+    </w:lvl>
+    <w:lvl w:ilvl="5" w:tplc="0409001B" w:tentative="1">
+      <w:start w:val="1"/>
+      <w:numFmt w:val="lowerRoman"/>
+      <w:lvlText w:val="%6."/>
+      <w:lvlJc w:val="right"/>
+      <w:pPr>
+        <w:ind w:left="4320" w:hanging="180"/>
+      </w:pPr>
+    </w:lvl>
+    <w:lvl w:ilvl="6" w:tplc="0409000F" w:tentative="1">
+      <w:start w:val="1"/>
+      <w:numFmt w:val="decimal"/>
+      <w:lvlText w:val="%7."/>
+      <w:lvlJc w:val="left"/>
+      <w:pPr>
+        <w:ind w:left="5040" w:hanging="360"/>
+      </w:pPr>
+    </w:lvl>
+    <w:lvl w:ilvl="7" w:tplc="04090019" w:tentative="1">
+      <w:start w:val="1"/>
+      <w:numFmt w:val="lowerLetter"/>
+      <w:lvlText w:val="%8."/>
+      <w:lvlJc w:val="left"/>
+      <w:pPr>
+        <w:ind w:left="5760" w:hanging="360"/>
+      </w:pPr>
+    </w:lvl>
+    <w:lvl w:ilvl="8" w:tplc="0409001B" w:tentative="1">
+      <w:start w:val="1"/>
+      <w:numFmt w:val="lowerRoman"/>
+      <w:lvlText w:val="%9."/>
+      <w:lvlJc w:val="right"/>
+      <w:pPr>
+        <w:ind w:left="6480" w:hanging="180"/>
+      </w:pPr>
+    </w:lvl>
+  </w:abstractNum>
+  <w:abstractNum w:abstractNumId="25" w15:restartNumberingAfterBreak="0">
     <w:nsid w:val="50FC140B"/>
     <w:multiLevelType w:val="hybridMultilevel"/>
     <w:tmpl w:val="3098B88C"/>
@@ -9839,7 +14292,93 @@
       </w:pPr>
     </w:lvl>
   </w:abstractNum>
-  <w:abstractNum w:abstractNumId="16" w15:restartNumberingAfterBreak="0">
+  <w:abstractNum w:abstractNumId="26" w15:restartNumberingAfterBreak="0">
+    <w:nsid w:val="52024D14"/>
+    <w:multiLevelType w:val="hybridMultilevel"/>
+    <w:tmpl w:val="68F03990"/>
+    <w:lvl w:ilvl="0" w:tplc="0409000F">
+      <w:start w:val="1"/>
+      <w:numFmt w:val="decimal"/>
+      <w:lvlText w:val="%1."/>
+      <w:lvlJc w:val="left"/>
+      <w:pPr>
+        <w:ind w:left="720" w:hanging="360"/>
+      </w:pPr>
+    </w:lvl>
+    <w:lvl w:ilvl="1" w:tplc="04090019" w:tentative="1">
+      <w:start w:val="1"/>
+      <w:numFmt w:val="lowerLetter"/>
+      <w:lvlText w:val="%2."/>
+      <w:lvlJc w:val="left"/>
+      <w:pPr>
+        <w:ind w:left="1440" w:hanging="360"/>
+      </w:pPr>
+    </w:lvl>
+    <w:lvl w:ilvl="2" w:tplc="0409001B" w:tentative="1">
+      <w:start w:val="1"/>
+      <w:numFmt w:val="lowerRoman"/>
+      <w:lvlText w:val="%3."/>
+      <w:lvlJc w:val="right"/>
+      <w:pPr>
+        <w:ind w:left="2160" w:hanging="180"/>
+      </w:pPr>
+    </w:lvl>
+    <w:lvl w:ilvl="3" w:tplc="0409000F" w:tentative="1">
+      <w:start w:val="1"/>
+      <w:numFmt w:val="decimal"/>
+      <w:lvlText w:val="%4."/>
+      <w:lvlJc w:val="left"/>
+      <w:pPr>
+        <w:ind w:left="2880" w:hanging="360"/>
+      </w:pPr>
+    </w:lvl>
+    <w:lvl w:ilvl="4" w:tplc="04090019" w:tentative="1">
+      <w:start w:val="1"/>
+      <w:numFmt w:val="lowerLetter"/>
+      <w:lvlText w:val="%5."/>
+      <w:lvlJc w:val="left"/>
+      <w:pPr>
+        <w:ind w:left="3600" w:hanging="360"/>
+      </w:pPr>
+    </w:lvl>
+    <w:lvl w:ilvl="5" w:tplc="0409001B" w:tentative="1">
+      <w:start w:val="1"/>
+      <w:numFmt w:val="lowerRoman"/>
+      <w:lvlText w:val="%6."/>
+      <w:lvlJc w:val="right"/>
+      <w:pPr>
+        <w:ind w:left="4320" w:hanging="180"/>
+      </w:pPr>
+    </w:lvl>
+    <w:lvl w:ilvl="6" w:tplc="0409000F" w:tentative="1">
+      <w:start w:val="1"/>
+      <w:numFmt w:val="decimal"/>
+      <w:lvlText w:val="%7."/>
+      <w:lvlJc w:val="left"/>
+      <w:pPr>
+        <w:ind w:left="5040" w:hanging="360"/>
+      </w:pPr>
+    </w:lvl>
+    <w:lvl w:ilvl="7" w:tplc="04090019" w:tentative="1">
+      <w:start w:val="1"/>
+      <w:numFmt w:val="lowerLetter"/>
+      <w:lvlText w:val="%8."/>
+      <w:lvlJc w:val="left"/>
+      <w:pPr>
+        <w:ind w:left="5760" w:hanging="360"/>
+      </w:pPr>
+    </w:lvl>
+    <w:lvl w:ilvl="8" w:tplc="0409001B" w:tentative="1">
+      <w:start w:val="1"/>
+      <w:numFmt w:val="lowerRoman"/>
+      <w:lvlText w:val="%9."/>
+      <w:lvlJc w:val="right"/>
+      <w:pPr>
+        <w:ind w:left="6480" w:hanging="180"/>
+      </w:pPr>
+    </w:lvl>
+  </w:abstractNum>
+  <w:abstractNum w:abstractNumId="27" w15:restartNumberingAfterBreak="0">
     <w:nsid w:val="5A105825"/>
     <w:multiLevelType w:val="hybridMultilevel"/>
     <w:tmpl w:val="AC12AEA2"/>
@@ -9925,7 +14464,93 @@
       </w:pPr>
     </w:lvl>
   </w:abstractNum>
-  <w:abstractNum w:abstractNumId="17" w15:restartNumberingAfterBreak="0">
+  <w:abstractNum w:abstractNumId="28" w15:restartNumberingAfterBreak="0">
+    <w:nsid w:val="62E126B5"/>
+    <w:multiLevelType w:val="hybridMultilevel"/>
+    <w:tmpl w:val="5358B760"/>
+    <w:lvl w:ilvl="0" w:tplc="0409000F">
+      <w:start w:val="1"/>
+      <w:numFmt w:val="decimal"/>
+      <w:lvlText w:val="%1."/>
+      <w:lvlJc w:val="left"/>
+      <w:pPr>
+        <w:ind w:left="720" w:hanging="360"/>
+      </w:pPr>
+    </w:lvl>
+    <w:lvl w:ilvl="1" w:tplc="04090019" w:tentative="1">
+      <w:start w:val="1"/>
+      <w:numFmt w:val="lowerLetter"/>
+      <w:lvlText w:val="%2."/>
+      <w:lvlJc w:val="left"/>
+      <w:pPr>
+        <w:ind w:left="1440" w:hanging="360"/>
+      </w:pPr>
+    </w:lvl>
+    <w:lvl w:ilvl="2" w:tplc="0409001B" w:tentative="1">
+      <w:start w:val="1"/>
+      <w:numFmt w:val="lowerRoman"/>
+      <w:lvlText w:val="%3."/>
+      <w:lvlJc w:val="right"/>
+      <w:pPr>
+        <w:ind w:left="2160" w:hanging="180"/>
+      </w:pPr>
+    </w:lvl>
+    <w:lvl w:ilvl="3" w:tplc="0409000F" w:tentative="1">
+      <w:start w:val="1"/>
+      <w:numFmt w:val="decimal"/>
+      <w:lvlText w:val="%4."/>
+      <w:lvlJc w:val="left"/>
+      <w:pPr>
+        <w:ind w:left="2880" w:hanging="360"/>
+      </w:pPr>
+    </w:lvl>
+    <w:lvl w:ilvl="4" w:tplc="04090019" w:tentative="1">
+      <w:start w:val="1"/>
+      <w:numFmt w:val="lowerLetter"/>
+      <w:lvlText w:val="%5."/>
+      <w:lvlJc w:val="left"/>
+      <w:pPr>
+        <w:ind w:left="3600" w:hanging="360"/>
+      </w:pPr>
+    </w:lvl>
+    <w:lvl w:ilvl="5" w:tplc="0409001B" w:tentative="1">
+      <w:start w:val="1"/>
+      <w:numFmt w:val="lowerRoman"/>
+      <w:lvlText w:val="%6."/>
+      <w:lvlJc w:val="right"/>
+      <w:pPr>
+        <w:ind w:left="4320" w:hanging="180"/>
+      </w:pPr>
+    </w:lvl>
+    <w:lvl w:ilvl="6" w:tplc="0409000F" w:tentative="1">
+      <w:start w:val="1"/>
+      <w:numFmt w:val="decimal"/>
+      <w:lvlText w:val="%7."/>
+      <w:lvlJc w:val="left"/>
+      <w:pPr>
+        <w:ind w:left="5040" w:hanging="360"/>
+      </w:pPr>
+    </w:lvl>
+    <w:lvl w:ilvl="7" w:tplc="04090019" w:tentative="1">
+      <w:start w:val="1"/>
+      <w:numFmt w:val="lowerLetter"/>
+      <w:lvlText w:val="%8."/>
+      <w:lvlJc w:val="left"/>
+      <w:pPr>
+        <w:ind w:left="5760" w:hanging="360"/>
+      </w:pPr>
+    </w:lvl>
+    <w:lvl w:ilvl="8" w:tplc="0409001B" w:tentative="1">
+      <w:start w:val="1"/>
+      <w:numFmt w:val="lowerRoman"/>
+      <w:lvlText w:val="%9."/>
+      <w:lvlJc w:val="right"/>
+      <w:pPr>
+        <w:ind w:left="6480" w:hanging="180"/>
+      </w:pPr>
+    </w:lvl>
+  </w:abstractNum>
+  <w:abstractNum w:abstractNumId="29" w15:restartNumberingAfterBreak="0">
     <w:nsid w:val="6B6C6C9E"/>
     <w:multiLevelType w:val="hybridMultilevel"/>
     <w:tmpl w:val="9148087C"/>
@@ -10011,7 +14636,7 @@
       </w:pPr>
     </w:lvl>
   </w:abstractNum>
-  <w:abstractNum w:abstractNumId="18" w15:restartNumberingAfterBreak="0">
+  <w:abstractNum w:abstractNumId="30" w15:restartNumberingAfterBreak="0">
     <w:nsid w:val="6ED3690F"/>
     <w:multiLevelType w:val="hybridMultilevel"/>
     <w:tmpl w:val="7A3CB038"/>
@@ -10097,7 +14722,265 @@
       </w:pPr>
     </w:lvl>
   </w:abstractNum>
-  <w:abstractNum w:abstractNumId="19" w15:restartNumberingAfterBreak="0">
+  <w:abstractNum w:abstractNumId="31" w15:restartNumberingAfterBreak="0">
+    <w:nsid w:val="72C54B1B"/>
+    <w:multiLevelType w:val="hybridMultilevel"/>
+    <w:tmpl w:val="13B42C84"/>
+    <w:lvl w:ilvl="0" w:tplc="0409000F">
+      <w:start w:val="1"/>
+      <w:numFmt w:val="decimal"/>
+      <w:lvlText w:val="%1."/>
+      <w:lvlJc w:val="left"/>
+      <w:pPr>
+        <w:ind w:left="720" w:hanging="360"/>
+      </w:pPr>
+    </w:lvl>
+    <w:lvl w:ilvl="1" w:tplc="04090019" w:tentative="1">
+      <w:start w:val="1"/>
+      <w:numFmt w:val="lowerLetter"/>
+      <w:lvlText w:val="%2."/>
+      <w:lvlJc w:val="left"/>
+      <w:pPr>
+        <w:ind w:left="1440" w:hanging="360"/>
+      </w:pPr>
+    </w:lvl>
+    <w:lvl w:ilvl="2" w:tplc="0409001B" w:tentative="1">
+      <w:start w:val="1"/>
+      <w:numFmt w:val="lowerRoman"/>
+      <w:lvlText w:val="%3."/>
+      <w:lvlJc w:val="right"/>
+      <w:pPr>
+        <w:ind w:left="2160" w:hanging="180"/>
+      </w:pPr>
+    </w:lvl>
+    <w:lvl w:ilvl="3" w:tplc="0409000F" w:tentative="1">
+      <w:start w:val="1"/>
+      <w:numFmt w:val="decimal"/>
+      <w:lvlText w:val="%4."/>
+      <w:lvlJc w:val="left"/>
+      <w:pPr>
+        <w:ind w:left="2880" w:hanging="360"/>
+      </w:pPr>
+    </w:lvl>
+    <w:lvl w:ilvl="4" w:tplc="04090019" w:tentative="1">
+      <w:start w:val="1"/>
+      <w:numFmt w:val="lowerLetter"/>
+      <w:lvlText w:val="%5."/>
+      <w:lvlJc w:val="left"/>
+      <w:pPr>
+        <w:ind w:left="3600" w:hanging="360"/>
+      </w:pPr>
+    </w:lvl>
+    <w:lvl w:ilvl="5" w:tplc="0409001B" w:tentative="1">
+      <w:start w:val="1"/>
+      <w:numFmt w:val="lowerRoman"/>
+      <w:lvlText w:val="%6."/>
+      <w:lvlJc w:val="right"/>
+      <w:pPr>
+        <w:ind w:left="4320" w:hanging="180"/>
+      </w:pPr>
+    </w:lvl>
+    <w:lvl w:ilvl="6" w:tplc="0409000F" w:tentative="1">
+      <w:start w:val="1"/>
+      <w:numFmt w:val="decimal"/>
+      <w:lvlText w:val="%7."/>
+      <w:lvlJc w:val="left"/>
+      <w:pPr>
+        <w:ind w:left="5040" w:hanging="360"/>
+      </w:pPr>
+    </w:lvl>
+    <w:lvl w:ilvl="7" w:tplc="04090019" w:tentative="1">
+      <w:start w:val="1"/>
+      <w:numFmt w:val="lowerLetter"/>
+      <w:lvlText w:val="%8."/>
+      <w:lvlJc w:val="left"/>
+      <w:pPr>
+        <w:ind w:left="5760" w:hanging="360"/>
+      </w:pPr>
+    </w:lvl>
+    <w:lvl w:ilvl="8" w:tplc="0409001B" w:tentative="1">
+      <w:start w:val="1"/>
+      <w:numFmt w:val="lowerRoman"/>
+      <w:lvlText w:val="%9."/>
+      <w:lvlJc w:val="right"/>
+      <w:pPr>
+        <w:ind w:left="6480" w:hanging="180"/>
+      </w:pPr>
+    </w:lvl>
+  </w:abstractNum>
+  <w:abstractNum w:abstractNumId="32" w15:restartNumberingAfterBreak="0">
+    <w:nsid w:val="76C95908"/>
+    <w:multiLevelType w:val="hybridMultilevel"/>
+    <w:tmpl w:val="A164192E"/>
+    <w:lvl w:ilvl="0" w:tplc="0409000F">
+      <w:start w:val="1"/>
+      <w:numFmt w:val="decimal"/>
+      <w:lvlText w:val="%1."/>
+      <w:lvlJc w:val="left"/>
+      <w:pPr>
+        <w:ind w:left="720" w:hanging="360"/>
+      </w:pPr>
+    </w:lvl>
+    <w:lvl w:ilvl="1" w:tplc="04090019" w:tentative="1">
+      <w:start w:val="1"/>
+      <w:numFmt w:val="lowerLetter"/>
+      <w:lvlText w:val="%2."/>
+      <w:lvlJc w:val="left"/>
+      <w:pPr>
+        <w:ind w:left="1440" w:hanging="360"/>
+      </w:pPr>
+    </w:lvl>
+    <w:lvl w:ilvl="2" w:tplc="0409001B" w:tentative="1">
+      <w:start w:val="1"/>
+      <w:numFmt w:val="lowerRoman"/>
+      <w:lvlText w:val="%3."/>
+      <w:lvlJc w:val="right"/>
+      <w:pPr>
+        <w:ind w:left="2160" w:hanging="180"/>
+      </w:pPr>
+    </w:lvl>
+    <w:lvl w:ilvl="3" w:tplc="0409000F" w:tentative="1">
+      <w:start w:val="1"/>
+      <w:numFmt w:val="decimal"/>
+      <w:lvlText w:val="%4."/>
+      <w:lvlJc w:val="left"/>
+      <w:pPr>
+        <w:ind w:left="2880" w:hanging="360"/>
+      </w:pPr>
+    </w:lvl>
+    <w:lvl w:ilvl="4" w:tplc="04090019" w:tentative="1">
+      <w:start w:val="1"/>
+      <w:numFmt w:val="lowerLetter"/>
+      <w:lvlText w:val="%5."/>
+      <w:lvlJc w:val="left"/>
+      <w:pPr>
+        <w:ind w:left="3600" w:hanging="360"/>
+      </w:pPr>
+    </w:lvl>
+    <w:lvl w:ilvl="5" w:tplc="0409001B" w:tentative="1">
+      <w:start w:val="1"/>
+      <w:numFmt w:val="lowerRoman"/>
+      <w:lvlText w:val="%6."/>
+      <w:lvlJc w:val="right"/>
+      <w:pPr>
+        <w:ind w:left="4320" w:hanging="180"/>
+      </w:pPr>
+    </w:lvl>
+    <w:lvl w:ilvl="6" w:tplc="0409000F" w:tentative="1">
+      <w:start w:val="1"/>
+      <w:numFmt w:val="decimal"/>
+      <w:lvlText w:val="%7."/>
+      <w:lvlJc w:val="left"/>
+      <w:pPr>
+        <w:ind w:left="5040" w:hanging="360"/>
+      </w:pPr>
+    </w:lvl>
+    <w:lvl w:ilvl="7" w:tplc="04090019" w:tentative="1">
+      <w:start w:val="1"/>
+      <w:numFmt w:val="lowerLetter"/>
+      <w:lvlText w:val="%8."/>
+      <w:lvlJc w:val="left"/>
+      <w:pPr>
+        <w:ind w:left="5760" w:hanging="360"/>
+      </w:pPr>
+    </w:lvl>
+    <w:lvl w:ilvl="8" w:tplc="0409001B" w:tentative="1">
+      <w:start w:val="1"/>
+      <w:numFmt w:val="lowerRoman"/>
+      <w:lvlText w:val="%9."/>
+      <w:lvlJc w:val="right"/>
+      <w:pPr>
+        <w:ind w:left="6480" w:hanging="180"/>
+      </w:pPr>
+    </w:lvl>
+  </w:abstractNum>
+  <w:abstractNum w:abstractNumId="33" w15:restartNumberingAfterBreak="0">
+    <w:nsid w:val="783719A8"/>
+    <w:multiLevelType w:val="hybridMultilevel"/>
+    <w:tmpl w:val="14263E22"/>
+    <w:lvl w:ilvl="0" w:tplc="0409000F">
+      <w:start w:val="1"/>
+      <w:numFmt w:val="decimal"/>
+      <w:lvlText w:val="%1."/>
+      <w:lvlJc w:val="left"/>
+      <w:pPr>
+        <w:ind w:left="720" w:hanging="360"/>
+      </w:pPr>
+    </w:lvl>
+    <w:lvl w:ilvl="1" w:tplc="04090019" w:tentative="1">
+      <w:start w:val="1"/>
+      <w:numFmt w:val="lowerLetter"/>
+      <w:lvlText w:val="%2."/>
+      <w:lvlJc w:val="left"/>
+      <w:pPr>
+        <w:ind w:left="1440" w:hanging="360"/>
+      </w:pPr>
+    </w:lvl>
+    <w:lvl w:ilvl="2" w:tplc="0409001B" w:tentative="1">
+      <w:start w:val="1"/>
+      <w:numFmt w:val="lowerRoman"/>
+      <w:lvlText w:val="%3."/>
+      <w:lvlJc w:val="right"/>
+      <w:pPr>
+        <w:ind w:left="2160" w:hanging="180"/>
+      </w:pPr>
+    </w:lvl>
+    <w:lvl w:ilvl="3" w:tplc="0409000F" w:tentative="1">
+      <w:start w:val="1"/>
+      <w:numFmt w:val="decimal"/>
+      <w:lvlText w:val="%4."/>
+      <w:lvlJc w:val="left"/>
+      <w:pPr>
+        <w:ind w:left="2880" w:hanging="360"/>
+      </w:pPr>
+    </w:lvl>
+    <w:lvl w:ilvl="4" w:tplc="04090019" w:tentative="1">
+      <w:start w:val="1"/>
+      <w:numFmt w:val="lowerLetter"/>
+      <w:lvlText w:val="%5."/>
+      <w:lvlJc w:val="left"/>
+      <w:pPr>
+        <w:ind w:left="3600" w:hanging="360"/>
+      </w:pPr>
+    </w:lvl>
+    <w:lvl w:ilvl="5" w:tplc="0409001B" w:tentative="1">
+      <w:start w:val="1"/>
+      <w:numFmt w:val="lowerRoman"/>
+      <w:lvlText w:val="%6."/>
+      <w:lvlJc w:val="right"/>
+      <w:pPr>
+        <w:ind w:left="4320" w:hanging="180"/>
+      </w:pPr>
+    </w:lvl>
+    <w:lvl w:ilvl="6" w:tplc="0409000F" w:tentative="1">
+      <w:start w:val="1"/>
+      <w:numFmt w:val="decimal"/>
+      <w:lvlText w:val="%7."/>
+      <w:lvlJc w:val="left"/>
+      <w:pPr>
+        <w:ind w:left="5040" w:hanging="360"/>
+      </w:pPr>
+    </w:lvl>
+    <w:lvl w:ilvl="7" w:tplc="04090019" w:tentative="1">
+      <w:start w:val="1"/>
+      <w:numFmt w:val="lowerLetter"/>
+      <w:lvlText w:val="%8."/>
+      <w:lvlJc w:val="left"/>
+      <w:pPr>
+        <w:ind w:left="5760" w:hanging="360"/>
+      </w:pPr>
+    </w:lvl>
+    <w:lvl w:ilvl="8" w:tplc="0409001B" w:tentative="1">
+      <w:start w:val="1"/>
+      <w:numFmt w:val="lowerRoman"/>
+      <w:lvlText w:val="%9."/>
+      <w:lvlJc w:val="right"/>
+      <w:pPr>
+        <w:ind w:left="6480" w:hanging="180"/>
+      </w:pPr>
+    </w:lvl>
+  </w:abstractNum>
+  <w:abstractNum w:abstractNumId="34" w15:restartNumberingAfterBreak="0">
     <w:nsid w:val="78441253"/>
     <w:multiLevelType w:val="hybridMultilevel"/>
     <w:tmpl w:val="7BDC13D8"/>
@@ -10183,65 +15066,199 @@
       </w:pPr>
     </w:lvl>
   </w:abstractNum>
+  <w:abstractNum w:abstractNumId="35" w15:restartNumberingAfterBreak="0">
+    <w:nsid w:val="7A2E0F8D"/>
+    <w:multiLevelType w:val="hybridMultilevel"/>
+    <w:tmpl w:val="8C68E44C"/>
+    <w:lvl w:ilvl="0" w:tplc="0409000F">
+      <w:start w:val="1"/>
+      <w:numFmt w:val="decimal"/>
+      <w:lvlText w:val="%1."/>
+      <w:lvlJc w:val="left"/>
+      <w:pPr>
+        <w:ind w:left="720" w:hanging="360"/>
+      </w:pPr>
+    </w:lvl>
+    <w:lvl w:ilvl="1" w:tplc="04090019" w:tentative="1">
+      <w:start w:val="1"/>
+      <w:numFmt w:val="lowerLetter"/>
+      <w:lvlText w:val="%2."/>
+      <w:lvlJc w:val="left"/>
+      <w:pPr>
+        <w:ind w:left="1440" w:hanging="360"/>
+      </w:pPr>
+    </w:lvl>
+    <w:lvl w:ilvl="2" w:tplc="0409001B" w:tentative="1">
+      <w:start w:val="1"/>
+      <w:numFmt w:val="lowerRoman"/>
+      <w:lvlText w:val="%3."/>
+      <w:lvlJc w:val="right"/>
+      <w:pPr>
+        <w:ind w:left="2160" w:hanging="180"/>
+      </w:pPr>
+    </w:lvl>
+    <w:lvl w:ilvl="3" w:tplc="0409000F" w:tentative="1">
+      <w:start w:val="1"/>
+      <w:numFmt w:val="decimal"/>
+      <w:lvlText w:val="%4."/>
+      <w:lvlJc w:val="left"/>
+      <w:pPr>
+        <w:ind w:left="2880" w:hanging="360"/>
+      </w:pPr>
+    </w:lvl>
+    <w:lvl w:ilvl="4" w:tplc="04090019" w:tentative="1">
+      <w:start w:val="1"/>
+      <w:numFmt w:val="lowerLetter"/>
+      <w:lvlText w:val="%5."/>
+      <w:lvlJc w:val="left"/>
+      <w:pPr>
+        <w:ind w:left="3600" w:hanging="360"/>
+      </w:pPr>
+    </w:lvl>
+    <w:lvl w:ilvl="5" w:tplc="0409001B" w:tentative="1">
+      <w:start w:val="1"/>
+      <w:numFmt w:val="lowerRoman"/>
+      <w:lvlText w:val="%6."/>
+      <w:lvlJc w:val="right"/>
+      <w:pPr>
+        <w:ind w:left="4320" w:hanging="180"/>
+      </w:pPr>
+    </w:lvl>
+    <w:lvl w:ilvl="6" w:tplc="0409000F" w:tentative="1">
+      <w:start w:val="1"/>
+      <w:numFmt w:val="decimal"/>
+      <w:lvlText w:val="%7."/>
+      <w:lvlJc w:val="left"/>
+      <w:pPr>
+        <w:ind w:left="5040" w:hanging="360"/>
+      </w:pPr>
+    </w:lvl>
+    <w:lvl w:ilvl="7" w:tplc="04090019" w:tentative="1">
+      <w:start w:val="1"/>
+      <w:numFmt w:val="lowerLetter"/>
+      <w:lvlText w:val="%8."/>
+      <w:lvlJc w:val="left"/>
+      <w:pPr>
+        <w:ind w:left="5760" w:hanging="360"/>
+      </w:pPr>
+    </w:lvl>
+    <w:lvl w:ilvl="8" w:tplc="0409001B" w:tentative="1">
+      <w:start w:val="1"/>
+      <w:numFmt w:val="lowerRoman"/>
+      <w:lvlText w:val="%9."/>
+      <w:lvlJc w:val="right"/>
+      <w:pPr>
+        <w:ind w:left="6480" w:hanging="180"/>
+      </w:pPr>
+    </w:lvl>
+  </w:abstractNum>
   <w:num w:numId="1" w16cid:durableId="831724537">
+    <w:abstractNumId w:val="20"/>
+  </w:num>
+  <w:num w:numId="2" w16cid:durableId="1607535879">
+    <w:abstractNumId w:val="30"/>
+  </w:num>
+  <w:num w:numId="3" w16cid:durableId="1971471786">
+    <w:abstractNumId w:val="25"/>
+  </w:num>
+  <w:num w:numId="4" w16cid:durableId="209269032">
+    <w:abstractNumId w:val="34"/>
+  </w:num>
+  <w:num w:numId="5" w16cid:durableId="2117170318">
+    <w:abstractNumId w:val="21"/>
+  </w:num>
+  <w:num w:numId="6" w16cid:durableId="1765808851">
+    <w:abstractNumId w:val="27"/>
+  </w:num>
+  <w:num w:numId="7" w16cid:durableId="1756896719">
+    <w:abstractNumId w:val="19"/>
+  </w:num>
+  <w:num w:numId="8" w16cid:durableId="314720681">
+    <w:abstractNumId w:val="16"/>
+  </w:num>
+  <w:num w:numId="9" w16cid:durableId="254943351">
+    <w:abstractNumId w:val="9"/>
+  </w:num>
+  <w:num w:numId="10" w16cid:durableId="1035733369">
+    <w:abstractNumId w:val="5"/>
+  </w:num>
+  <w:num w:numId="11" w16cid:durableId="1994598468">
+    <w:abstractNumId w:val="29"/>
+  </w:num>
+  <w:num w:numId="12" w16cid:durableId="623198757">
+    <w:abstractNumId w:val="15"/>
+  </w:num>
+  <w:num w:numId="13" w16cid:durableId="2080787083">
+    <w:abstractNumId w:val="4"/>
+  </w:num>
+  <w:num w:numId="14" w16cid:durableId="1457141463">
+    <w:abstractNumId w:val="3"/>
+  </w:num>
+  <w:num w:numId="15" w16cid:durableId="1691947966">
+    <w:abstractNumId w:val="2"/>
+  </w:num>
+  <w:num w:numId="16" w16cid:durableId="1511992080">
+    <w:abstractNumId w:val="23"/>
+  </w:num>
+  <w:num w:numId="17" w16cid:durableId="1788548218">
+    <w:abstractNumId w:val="18"/>
+  </w:num>
+  <w:num w:numId="18" w16cid:durableId="1669212186">
     <w:abstractNumId w:val="12"/>
   </w:num>
-  <w:num w:numId="2" w16cid:durableId="1607535879">
-    <w:abstractNumId w:val="18"/>
-  </w:num>
-  <w:num w:numId="3" w16cid:durableId="1971471786">
-    <w:abstractNumId w:val="15"/>
-  </w:num>
-  <w:num w:numId="4" w16cid:durableId="209269032">
-    <w:abstractNumId w:val="19"/>
-  </w:num>
-  <w:num w:numId="5" w16cid:durableId="2117170318">
+  <w:num w:numId="19" w16cid:durableId="2044281153">
     <w:abstractNumId w:val="13"/>
   </w:num>
-  <w:num w:numId="6" w16cid:durableId="1765808851">
-    <w:abstractNumId w:val="16"/>
-  </w:num>
-  <w:num w:numId="7" w16cid:durableId="1756896719">
+  <w:num w:numId="20" w16cid:durableId="1556549623">
     <w:abstractNumId w:val="11"/>
   </w:num>
-  <w:num w:numId="8" w16cid:durableId="314720681">
-    <w:abstractNumId w:val="9"/>
+  <w:num w:numId="21" w16cid:durableId="1860266837">
+    <w:abstractNumId w:val="35"/>
   </w:num>
-  <w:num w:numId="9" w16cid:durableId="254943351">
-    <w:abstractNumId w:val="4"/>
+  <w:num w:numId="22" w16cid:durableId="1109080581">
+    <w:abstractNumId w:val="8"/>
   </w:num>
-  <w:num w:numId="10" w16cid:durableId="1035733369">
-    <w:abstractNumId w:val="3"/>
+  <w:num w:numId="23" w16cid:durableId="1543516863">
+    <w:abstractNumId w:val="0"/>
   </w:num>
-  <w:num w:numId="11" w16cid:durableId="1994598468">
+  <w:num w:numId="24" w16cid:durableId="1013073439">
+    <w:abstractNumId w:val="26"/>
+  </w:num>
+  <w:num w:numId="25" w16cid:durableId="1613711381">
+    <w:abstractNumId w:val="6"/>
+  </w:num>
+  <w:num w:numId="26" w16cid:durableId="908344335">
+    <w:abstractNumId w:val="24"/>
+  </w:num>
+  <w:num w:numId="27" w16cid:durableId="2012947737">
+    <w:abstractNumId w:val="32"/>
+  </w:num>
+  <w:num w:numId="28" w16cid:durableId="1545603031">
+    <w:abstractNumId w:val="1"/>
+  </w:num>
+  <w:num w:numId="29" w16cid:durableId="300160021">
+    <w:abstractNumId w:val="14"/>
+  </w:num>
+  <w:num w:numId="30" w16cid:durableId="678309518">
     <w:abstractNumId w:val="17"/>
   </w:num>
-  <w:num w:numId="12" w16cid:durableId="623198757">
-    <w:abstractNumId w:val="8"/>
+  <w:num w:numId="31" w16cid:durableId="455952945">
+    <w:abstractNumId w:val="31"/>
   </w:num>
-  <w:num w:numId="13" w16cid:durableId="2080787083">
-    <w:abstractNumId w:val="2"/>
-  </w:num>
-  <w:num w:numId="14" w16cid:durableId="1457141463">
-    <w:abstractNumId w:val="1"/>
-  </w:num>
-  <w:num w:numId="15" w16cid:durableId="1691947966">
-    <w:abstractNumId w:val="0"/>
-  </w:num>
-  <w:num w:numId="16" w16cid:durableId="1511992080">
-    <w:abstractNumId w:val="14"/>
-  </w:num>
-  <w:num w:numId="17" w16cid:durableId="1788548218">
+  <w:num w:numId="32" w16cid:durableId="916326103">
     <w:abstractNumId w:val="10"/>
   </w:num>
-  <w:num w:numId="18" w16cid:durableId="1669212186">
-    <w:abstractNumId w:val="6"/>
+  <w:num w:numId="33" w16cid:durableId="1342856500">
+    <w:abstractNumId w:val="22"/>
   </w:num>
-  <w:num w:numId="19" w16cid:durableId="2044281153">
+  <w:num w:numId="34" w16cid:durableId="302010356">
     <w:abstractNumId w:val="7"/>
   </w:num>
-  <w:num w:numId="20" w16cid:durableId="1556549623">
-    <w:abstractNumId w:val="5"/>
+  <w:num w:numId="35" w16cid:durableId="834956618">
+    <w:abstractNumId w:val="33"/>
+  </w:num>
+  <w:num w:numId="36" w16cid:durableId="715468548">
+    <w:abstractNumId w:val="28"/>
   </w:num>
 </w:numbering>
 </file>
@@ -10711,6 +15728,28 @@
       <w:szCs w:val="24"/>
     </w:rPr>
   </w:style>
+  <w:style w:type="paragraph" w:styleId="Heading4">
+    <w:name w:val="heading 4"/>
+    <w:basedOn w:val="Normal"/>
+    <w:next w:val="Normal"/>
+    <w:link w:val="Heading4Char"/>
+    <w:uiPriority w:val="9"/>
+    <w:unhideWhenUsed/>
+    <w:qFormat/>
+    <w:rsid w:val="0078434B"/>
+    <w:pPr>
+      <w:keepNext/>
+      <w:keepLines/>
+      <w:spacing w:before="40" w:after="0"/>
+      <w:outlineLvl w:val="3"/>
+    </w:pPr>
+    <w:rPr>
+      <w:rFonts w:asciiTheme="majorHAnsi" w:eastAsiaTheme="majorEastAsia" w:hAnsiTheme="majorHAnsi" w:cstheme="majorBidi"/>
+      <w:i/>
+      <w:iCs/>
+      <w:color w:val="2F5496" w:themeColor="accent1" w:themeShade="BF"/>
+    </w:rPr>
+  </w:style>
   <w:style w:type="character" w:default="1" w:styleId="DefaultParagraphFont">
     <w:name w:val="Default Paragraph Font"/>
     <w:uiPriority w:val="1"/>
@@ -10917,6 +15956,19 @@
     <w:pPr>
       <w:spacing w:after="0" w:line="240" w:lineRule="auto"/>
     </w:pPr>
+  </w:style>
+  <w:style w:type="character" w:customStyle="1" w:styleId="Heading4Char">
+    <w:name w:val="Heading 4 Char"/>
+    <w:basedOn w:val="DefaultParagraphFont"/>
+    <w:link w:val="Heading4"/>
+    <w:uiPriority w:val="9"/>
+    <w:rsid w:val="0078434B"/>
+    <w:rPr>
+      <w:rFonts w:asciiTheme="majorHAnsi" w:eastAsiaTheme="majorEastAsia" w:hAnsiTheme="majorHAnsi" w:cstheme="majorBidi"/>
+      <w:i/>
+      <w:iCs/>
+      <w:color w:val="2F5496" w:themeColor="accent1" w:themeShade="BF"/>
+    </w:rPr>
   </w:style>
 </w:styles>
 </file>
